--- a/examples/劝学/劝学_教案.docx
+++ b/examples/劝学/劝学_教案.docx
@@ -765,103 +765,185 @@
           <w:sz w:val="36"/>
           <w:lang w:eastAsia="zh-CN"/>
         </w:rPr>
-        <w:t>二、教具与资源</w:t>
+        <w:t>二、教学目标</w:t>
       </w:r>
     </w:p>
     <w:p>
       <w:pPr>
-        <w:pStyle w:val="ListBullet"/>
+        <w:pStyle w:val="ListNumber"/>
+        <w:numPr>
+          <w:ilvl w:val="0"/>
+          <w:numId w:val="10"/>
+        </w:numPr>
         <w:spacing w:after="96"/>
         <w:jc w:val="left"/>
       </w:pPr>
       <w:r>
         <w:rPr>
           <w:rFonts w:ascii="微软雅黑" w:eastAsia="微软雅黑" w:hAnsi="微软雅黑" w:cs="微软雅黑" w:hint="eastAsia"/>
+          <w:b/>
           <w:lang w:eastAsia="zh-CN"/>
         </w:rPr>
-        <w:t>教材、注释本；不另发全文译文（重点校版本）</w:t>
+        <w:t>语言建构与运用</w:t>
+      </w:r>
+      <w:r>
+        <w:rPr>
+          <w:rFonts w:ascii="微软雅黑" w:eastAsia="微软雅黑" w:hAnsi="微软雅黑" w:cs="微软雅黑" w:hint="eastAsia"/>
+          <w:lang w:eastAsia="zh-CN"/>
+        </w:rPr>
+        <w:t>｜学生能指出「于」「而」两字在文中的不同用法</w:t>
+      </w:r>
+      <w:r>
+        <w:t>——</w:t>
+      </w:r>
+      <w:r>
+        <w:rPr>
+          <w:rFonts w:ascii="微软雅黑" w:eastAsia="微软雅黑" w:hAnsi="微软雅黑" w:cs="微软雅黑" w:hint="eastAsia"/>
+          <w:lang w:eastAsia="zh-CN"/>
+        </w:rPr>
+        <w:t>「取之</w:t>
+      </w:r>
+      <w:r>
+        <w:rPr>
+          <w:rFonts w:ascii="微软雅黑" w:eastAsia="微软雅黑" w:hAnsi="微软雅黑" w:cs="微软雅黑" w:hint="eastAsia"/>
+          <w:b/>
+          <w:lang w:eastAsia="zh-CN"/>
+        </w:rPr>
+        <w:t>于</w:t>
+      </w:r>
+      <w:r>
+        <w:rPr>
+          <w:rFonts w:ascii="微软雅黑" w:eastAsia="微软雅黑" w:hAnsi="微软雅黑" w:cs="微软雅黑" w:hint="eastAsia"/>
+          <w:lang w:eastAsia="zh-CN"/>
+        </w:rPr>
+        <w:t>蓝」（表来源）与「青</w:t>
+      </w:r>
+      <w:r>
+        <w:rPr>
+          <w:rFonts w:ascii="微软雅黑" w:eastAsia="微软雅黑" w:hAnsi="微软雅黑" w:cs="微软雅黑" w:hint="eastAsia"/>
+          <w:b/>
+          <w:lang w:eastAsia="zh-CN"/>
+        </w:rPr>
+        <w:t>于</w:t>
+      </w:r>
+      <w:r>
+        <w:rPr>
+          <w:rFonts w:ascii="微软雅黑" w:eastAsia="微软雅黑" w:hAnsi="微软雅黑" w:cs="微软雅黑" w:hint="eastAsia"/>
+          <w:lang w:eastAsia="zh-CN"/>
+        </w:rPr>
+        <w:t>蓝」（表比较）、「而青于蓝」（表转折），并</w:t>
+      </w:r>
+      <w:r>
+        <w:rPr>
+          <w:rFonts w:ascii="微软雅黑" w:eastAsia="微软雅黑" w:hAnsi="微软雅黑" w:cs="微软雅黑" w:hint="eastAsia"/>
+          <w:b/>
+          <w:lang w:eastAsia="zh-CN"/>
+        </w:rPr>
+        <w:t>由这一层读出</w:t>
+      </w:r>
+      <w:r>
+        <w:rPr>
+          <w:rFonts w:ascii="微软雅黑" w:eastAsia="微软雅黑" w:hAnsi="微软雅黑" w:cs="微软雅黑" w:hint="eastAsia"/>
+          <w:lang w:eastAsia="zh-CN"/>
+        </w:rPr>
+        <w:t>「青于蓝」说的不是「变青了」，而是「比来源更青」；能说出「輮使之</w:t>
+      </w:r>
+      <w:r>
+        <w:rPr>
+          <w:rFonts w:ascii="微软雅黑" w:eastAsia="微软雅黑" w:hAnsi="微软雅黑" w:cs="微软雅黑" w:hint="eastAsia"/>
+          <w:b/>
+          <w:lang w:eastAsia="zh-CN"/>
+        </w:rPr>
+        <w:t>然</w:t>
+      </w:r>
+      <w:r>
+        <w:rPr>
+          <w:rFonts w:ascii="微软雅黑" w:eastAsia="微软雅黑" w:hAnsi="微软雅黑" w:cs="微软雅黑" w:hint="eastAsia"/>
+          <w:lang w:eastAsia="zh-CN"/>
+        </w:rPr>
+        <w:t>也」中「然」所指代的内容。</w:t>
       </w:r>
     </w:p>
     <w:p>
       <w:pPr>
-        <w:pStyle w:val="ListBullet"/>
+        <w:pStyle w:val="ListNumber"/>
+        <w:numPr>
+          <w:ilvl w:val="0"/>
+          <w:numId w:val="10"/>
+        </w:numPr>
         <w:spacing w:after="96"/>
         <w:jc w:val="left"/>
       </w:pPr>
       <w:r>
         <w:rPr>
           <w:rFonts w:ascii="微软雅黑" w:eastAsia="微软雅黑" w:hAnsi="微软雅黑" w:cs="微软雅黑" w:hint="eastAsia"/>
+          <w:b/>
           <w:lang w:eastAsia="zh-CN"/>
         </w:rPr>
-        <w:t>三张学习单（「物象</w:t>
-      </w:r>
-      <w:r>
-        <w:t>—</w:t>
+        <w:t>审美鉴赏与创造</w:t>
       </w:r>
       <w:r>
         <w:rPr>
           <w:rFonts w:ascii="微软雅黑" w:eastAsia="微软雅黑" w:hAnsi="微软雅黑" w:cs="微软雅黑" w:hint="eastAsia"/>
           <w:lang w:eastAsia="zh-CN"/>
         </w:rPr>
-        <w:t>变化」表／「借</w:t>
+        <w:t>｜学生能归纳第一段五处比喻的</w:t>
       </w:r>
       <w:r>
-        <w:t>—</w:t>
+        <w:rPr>
+          <w:rFonts w:ascii="微软雅黑" w:eastAsia="微软雅黑" w:hAnsi="微软雅黑" w:cs="微软雅黑" w:hint="eastAsia"/>
+          <w:b/>
+          <w:lang w:eastAsia="zh-CN"/>
+        </w:rPr>
+        <w:t>取象共同点</w:t>
       </w:r>
       <w:r>
         <w:rPr>
           <w:rFonts w:ascii="微软雅黑" w:eastAsia="微软雅黑" w:hAnsi="微软雅黑" w:cs="微软雅黑" w:hint="eastAsia"/>
           <w:lang w:eastAsia="zh-CN"/>
         </w:rPr>
-        <w:t>得」表／「正</w:t>
+        <w:t>（都指向「改变」），并说明把「青，取之于蓝，而青于蓝」改成「学习能使人进步」会失去什么。</w:t>
       </w:r>
+    </w:p>
+    <w:p>
+      <w:pPr>
+        <w:pStyle w:val="ListNumber"/>
+        <w:numPr>
+          <w:ilvl w:val="0"/>
+          <w:numId w:val="10"/>
+        </w:numPr>
+        <w:spacing w:after="96"/>
+        <w:jc w:val="left"/>
+      </w:pPr>
       <w:r>
-        <w:t>—</w:t>
+        <w:rPr>
+          <w:rFonts w:ascii="微软雅黑" w:eastAsia="微软雅黑" w:hAnsi="微软雅黑" w:cs="微软雅黑" w:hint="eastAsia"/>
+          <w:b/>
+          <w:lang w:eastAsia="zh-CN"/>
+        </w:rPr>
+        <w:t>思维发展与提升</w:t>
       </w:r>
       <w:r>
         <w:rPr>
           <w:rFonts w:ascii="微软雅黑" w:eastAsia="微软雅黑" w:hAnsi="微软雅黑" w:cs="微软雅黑" w:hint="eastAsia"/>
           <w:lang w:eastAsia="zh-CN"/>
         </w:rPr>
-        <w:t>反」对照表），每课时一张</w:t>
+        <w:t>｜学生能找出第二段四处「假于物」的例子与第三段三组</w:t>
       </w:r>
-    </w:p>
-    <w:p>
-      <w:pPr>
-        <w:pStyle w:val="ListBullet"/>
-        <w:spacing w:after="96"/>
-        <w:jc w:val="left"/>
-      </w:pPr>
       <w:r>
         <w:rPr>
           <w:rFonts w:ascii="微软雅黑" w:eastAsia="微软雅黑" w:hAnsi="微软雅黑" w:cs="微软雅黑" w:hint="eastAsia"/>
+          <w:b/>
           <w:lang w:eastAsia="zh-CN"/>
         </w:rPr>
-        <w:t>板书用原生框架逐层呈现；不使用现成的《劝学》赏析课件</w:t>
-      </w:r>
-    </w:p>
-    <w:p>
-      <w:pPr>
-        <w:pStyle w:val="ListBullet"/>
-        <w:spacing w:after="96"/>
-        <w:jc w:val="left"/>
-      </w:pPr>
-      <w:r>
-        <w:rPr>
-          <w:rFonts w:ascii="微软雅黑" w:eastAsia="微软雅黑" w:hAnsi="微软雅黑" w:cs="微软雅黑" w:hint="eastAsia"/>
-          <w:lang w:eastAsia="zh-CN"/>
-        </w:rPr>
-        <w:t>教师备查：《荀子</w:t>
-      </w:r>
-      <w:r>
-        <w:t>·</w:t>
+        <w:t>正反对照</w:t>
       </w:r>
       <w:r>
         <w:rPr>
           <w:rFonts w:ascii="微软雅黑" w:eastAsia="微软雅黑" w:hAnsi="微软雅黑" w:cs="微软雅黑" w:hint="eastAsia"/>
           <w:lang w:eastAsia="zh-CN"/>
         </w:rPr>
-        <w:t>性恶》节录一段（台阶二「价值还原」用，给重点校班）</w:t>
+        <w:t>，说出作者是如何从「借力」与「积累」两个角度把「学不可以已」讲成立的。</w:t>
       </w:r>
     </w:p>
     <w:p>
@@ -878,7 +960,169 @@
           <w:sz w:val="36"/>
           <w:lang w:eastAsia="zh-CN"/>
         </w:rPr>
-        <w:t>三、第 1 课时（45 分钟）· 读通与取象</w:t>
+        <w:t>三、教学重点与难点</w:t>
+      </w:r>
+    </w:p>
+    <w:p>
+      <w:pPr>
+        <w:pStyle w:val="ListBullet"/>
+        <w:spacing w:after="96"/>
+        <w:jc w:val="left"/>
+      </w:pPr>
+      <w:r>
+        <w:rPr>
+          <w:rFonts w:ascii="微软雅黑" w:eastAsia="微软雅黑" w:hAnsi="微软雅黑" w:cs="微软雅黑" w:hint="eastAsia"/>
+          <w:b/>
+          <w:lang w:eastAsia="zh-CN"/>
+        </w:rPr>
+        <w:t>重点</w:t>
+      </w:r>
+      <w:r>
+        <w:rPr>
+          <w:rFonts w:ascii="微软雅黑" w:eastAsia="微软雅黑" w:hAnsi="微软雅黑" w:cs="微软雅黑" w:hint="eastAsia"/>
+          <w:lang w:eastAsia="zh-CN"/>
+        </w:rPr>
+        <w:t>：读出比喻的</w:t>
+      </w:r>
+      <w:r>
+        <w:rPr>
+          <w:rFonts w:ascii="微软雅黑" w:eastAsia="微软雅黑" w:hAnsi="微软雅黑" w:cs="微软雅黑" w:hint="eastAsia"/>
+          <w:b/>
+          <w:lang w:eastAsia="zh-CN"/>
+        </w:rPr>
+        <w:t>取象规律</w:t>
+      </w:r>
+      <w:r>
+        <w:rPr>
+          <w:rFonts w:ascii="微软雅黑" w:eastAsia="微软雅黑" w:hAnsi="微软雅黑" w:cs="微软雅黑" w:hint="eastAsia"/>
+          <w:lang w:eastAsia="zh-CN"/>
+        </w:rPr>
+        <w:t>（五喻同指「变」）与</w:t>
+      </w:r>
+      <w:r>
+        <w:rPr>
+          <w:rFonts w:ascii="微软雅黑" w:eastAsia="微软雅黑" w:hAnsi="微软雅黑" w:cs="微软雅黑" w:hint="eastAsia"/>
+          <w:b/>
+          <w:lang w:eastAsia="zh-CN"/>
+        </w:rPr>
+        <w:t>论证结构</w:t>
+      </w:r>
+      <w:r>
+        <w:rPr>
+          <w:rFonts w:ascii="微软雅黑" w:eastAsia="微软雅黑" w:hAnsi="微软雅黑" w:cs="微软雅黑" w:hint="eastAsia"/>
+          <w:lang w:eastAsia="zh-CN"/>
+        </w:rPr>
+        <w:t>（「假于物」与「积／舍」的正反对照）。</w:t>
+      </w:r>
+    </w:p>
+    <w:p>
+      <w:pPr>
+        <w:pStyle w:val="ListBullet"/>
+        <w:spacing w:after="96"/>
+        <w:jc w:val="left"/>
+      </w:pPr>
+      <w:r>
+        <w:rPr>
+          <w:rFonts w:ascii="微软雅黑" w:eastAsia="微软雅黑" w:hAnsi="微软雅黑" w:cs="微软雅黑" w:hint="eastAsia"/>
+          <w:b/>
+          <w:lang w:eastAsia="zh-CN"/>
+        </w:rPr>
+        <w:t>难点</w:t>
+      </w:r>
+      <w:r>
+        <w:rPr>
+          <w:rFonts w:ascii="微软雅黑" w:eastAsia="微软雅黑" w:hAnsi="微软雅黑" w:cs="微软雅黑" w:hint="eastAsia"/>
+          <w:lang w:eastAsia="zh-CN"/>
+        </w:rPr>
+        <w:t>：理解「比喻」在这篇文章里不只是</w:t>
+      </w:r>
+      <w:r>
+        <w:rPr>
+          <w:rFonts w:ascii="微软雅黑" w:eastAsia="微软雅黑" w:hAnsi="微软雅黑" w:cs="微软雅黑" w:hint="eastAsia"/>
+          <w:b/>
+          <w:lang w:eastAsia="zh-CN"/>
+        </w:rPr>
+        <w:t>修辞</w:t>
+      </w:r>
+      <w:r>
+        <w:rPr>
+          <w:rFonts w:ascii="微软雅黑" w:eastAsia="微软雅黑" w:hAnsi="微软雅黑" w:cs="微软雅黑" w:hint="eastAsia"/>
+          <w:lang w:eastAsia="zh-CN"/>
+        </w:rPr>
+        <w:t>，而是</w:t>
+      </w:r>
+      <w:r>
+        <w:rPr>
+          <w:rFonts w:ascii="微软雅黑" w:eastAsia="微软雅黑" w:hAnsi="微软雅黑" w:cs="微软雅黑" w:hint="eastAsia"/>
+          <w:b/>
+          <w:lang w:eastAsia="zh-CN"/>
+        </w:rPr>
+        <w:t>论证方式</w:t>
+      </w:r>
+      <w:r>
+        <w:t>——</w:t>
+      </w:r>
+      <w:r>
+        <w:rPr>
+          <w:rFonts w:ascii="微软雅黑" w:eastAsia="微软雅黑" w:hAnsi="微软雅黑" w:cs="微软雅黑" w:hint="eastAsia"/>
+          <w:b/>
+          <w:lang w:eastAsia="zh-CN"/>
+        </w:rPr>
+        <w:t>喻体怎么选、怎么排，本身承担了说理功能</w:t>
+      </w:r>
+      <w:r>
+        <w:rPr>
+          <w:rFonts w:ascii="微软雅黑" w:eastAsia="微软雅黑" w:hAnsi="微软雅黑" w:cs="微软雅黑" w:hint="eastAsia"/>
+          <w:lang w:eastAsia="zh-CN"/>
+        </w:rPr>
+        <w:t>。学生的通常认知停在「用了比喻，很生动」，这一步跨不过去，本课就等于没上。</w:t>
+      </w:r>
+    </w:p>
+    <w:p>
+      <w:pPr>
+        <w:pStyle w:val="Heading2"/>
+        <w:spacing w:line="312" w:lineRule="auto"/>
+        <w:jc w:val="left"/>
+      </w:pPr>
+      <w:r>
+        <w:rPr>
+          <w:rFonts w:ascii="微软雅黑" w:hAnsi="微软雅黑" w:eastAsia="微软雅黑" w:cs="微软雅黑" w:hint="eastAsia"/>
+          <w:b w:val="0"/>
+          <w:color w:val="111827"/>
+          <w:sz w:val="36"/>
+          <w:lang w:eastAsia="zh-CN"/>
+        </w:rPr>
+        <w:t>四、课时安排表</w:t>
+      </w:r>
+    </w:p>
+    <w:p>
+      <w:pPr>
+        <w:jc w:val="left"/>
+      </w:pPr>
+      <w:r>
+        <w:rPr>
+          <w:rFonts w:ascii="微软雅黑" w:eastAsia="微软雅黑" w:hAnsi="微软雅黑" w:cs="微软雅黑" w:hint="eastAsia"/>
+          <w:b/>
+          <w:lang w:eastAsia="zh-CN"/>
+        </w:rPr>
+        <w:t>总时长 135 分钟，误差 0。</w:t>
+      </w:r>
+    </w:p>
+    <w:p>
+      <w:pPr>
+        <w:pStyle w:val="Heading3"/>
+        <w:spacing w:line="312" w:lineRule="auto"/>
+        <w:jc w:val="left"/>
+      </w:pPr>
+      <w:r>
+        <w:rPr>
+          <w:rFonts w:ascii="微软雅黑" w:hAnsi="微软雅黑" w:eastAsia="微软雅黑" w:cs="微软雅黑" w:hint="eastAsia"/>
+          <w:b w:val="0"/>
+          <w:color w:val="111827"/>
+          <w:sz w:val="30"/>
+          <w:lang w:eastAsia="zh-CN"/>
+        </w:rPr>
+        <w:t>第 1 课时（45 分钟）· 读通与取象</w:t>
       </w:r>
     </w:p>
     <w:tbl>
@@ -1563,7 +1807,7 @@
     </w:tbl>
     <w:p>
       <w:pPr>
-        <w:pStyle w:val="Heading2"/>
+        <w:pStyle w:val="Heading3"/>
         <w:spacing w:line="312" w:lineRule="auto"/>
         <w:jc w:val="left"/>
       </w:pPr>
@@ -1572,10 +1816,10 @@
           <w:rFonts w:ascii="微软雅黑" w:hAnsi="微软雅黑" w:eastAsia="微软雅黑" w:cs="微软雅黑" w:hint="eastAsia"/>
           <w:b w:val="0"/>
           <w:color w:val="111827"/>
-          <w:sz w:val="36"/>
+          <w:sz w:val="30"/>
           <w:lang w:eastAsia="zh-CN"/>
         </w:rPr>
-        <w:t>四、第 2 课时（45 分钟）· 借力</w:t>
+        <w:t>第 2 课时（45 分钟）· 借力</w:t>
       </w:r>
     </w:p>
     <w:tbl>
@@ -2236,7 +2480,7 @@
     </w:tbl>
     <w:p>
       <w:pPr>
-        <w:pStyle w:val="Heading2"/>
+        <w:pStyle w:val="Heading3"/>
         <w:spacing w:line="312" w:lineRule="auto"/>
         <w:jc w:val="left"/>
       </w:pPr>
@@ -2245,10 +2489,10 @@
           <w:rFonts w:ascii="微软雅黑" w:hAnsi="微软雅黑" w:eastAsia="微软雅黑" w:cs="微软雅黑" w:hint="eastAsia"/>
           <w:b w:val="0"/>
           <w:color w:val="111827"/>
-          <w:sz w:val="36"/>
+          <w:sz w:val="30"/>
           <w:lang w:eastAsia="zh-CN"/>
         </w:rPr>
-        <w:t>五、第 3 课时（45 分钟）· 对照与积累</w:t>
+        <w:t>第 3 课时（45 分钟）· 对照与积累</w:t>
       </w:r>
     </w:p>
     <w:tbl>
@@ -2993,7 +3237,7 @@
           <w:sz w:val="36"/>
           <w:lang w:eastAsia="zh-CN"/>
         </w:rPr>
-        <w:t>六、主问题与追问链</w:t>
+        <w:t>五、主问题与追问链</w:t>
       </w:r>
     </w:p>
     <w:p>
@@ -3049,7 +3293,7 @@
         <w:pStyle w:val="ListNumber"/>
         <w:numPr>
           <w:ilvl w:val="0"/>
-          <w:numId w:val="10"/>
+          <w:numId w:val="11"/>
         </w:numPr>
         <w:spacing w:after="96"/>
         <w:jc w:val="left"/>
@@ -3077,7 +3321,7 @@
         <w:pStyle w:val="ListNumber"/>
         <w:numPr>
           <w:ilvl w:val="0"/>
-          <w:numId w:val="10"/>
+          <w:numId w:val="11"/>
         </w:numPr>
         <w:spacing w:after="96"/>
         <w:jc w:val="left"/>
@@ -3105,7 +3349,7 @@
         <w:pStyle w:val="ListNumber"/>
         <w:numPr>
           <w:ilvl w:val="0"/>
-          <w:numId w:val="10"/>
+          <w:numId w:val="11"/>
         </w:numPr>
         <w:spacing w:after="96"/>
         <w:jc w:val="left"/>
@@ -3142,7 +3386,7 @@
           <w:sz w:val="36"/>
           <w:lang w:eastAsia="zh-CN"/>
         </w:rPr>
-        <w:t>七、板书设计（层级结构）</w:t>
+        <w:t>六、板书设计（层级结构）</w:t>
       </w:r>
     </w:p>
     <w:tbl>
@@ -4078,7 +4322,7 @@
           <w:sz w:val="36"/>
           <w:lang w:eastAsia="zh-CN"/>
         </w:rPr>
-        <w:t>八、教学预设与应对</w:t>
+        <w:t>七、教学预设与应对</w:t>
       </w:r>
     </w:p>
     <w:tbl>
@@ -4529,7 +4773,7 @@
           <w:sz w:val="36"/>
           <w:lang w:eastAsia="zh-CN"/>
         </w:rPr>
-        <w:t>九、作业布置</w:t>
+        <w:t>八、作业布置</w:t>
       </w:r>
     </w:p>
     <w:p>
@@ -4616,6 +4860,119 @@
           <w:lang w:eastAsia="zh-CN"/>
         </w:rPr>
         <w:t>字。</w:t>
+      </w:r>
+    </w:p>
+    <w:p>
+      <w:pPr>
+        <w:pStyle w:val="Heading2"/>
+        <w:spacing w:line="312" w:lineRule="auto"/>
+        <w:jc w:val="left"/>
+      </w:pPr>
+      <w:r>
+        <w:rPr>
+          <w:rFonts w:ascii="微软雅黑" w:hAnsi="微软雅黑" w:eastAsia="微软雅黑" w:cs="微软雅黑" w:hint="eastAsia"/>
+          <w:b w:val="0"/>
+          <w:color w:val="111827"/>
+          <w:sz w:val="36"/>
+          <w:lang w:eastAsia="zh-CN"/>
+        </w:rPr>
+        <w:t>九、教具与资源</w:t>
+      </w:r>
+    </w:p>
+    <w:p>
+      <w:pPr>
+        <w:pStyle w:val="ListBullet"/>
+        <w:spacing w:after="96"/>
+        <w:jc w:val="left"/>
+      </w:pPr>
+      <w:r>
+        <w:rPr>
+          <w:rFonts w:ascii="微软雅黑" w:eastAsia="微软雅黑" w:hAnsi="微软雅黑" w:cs="微软雅黑" w:hint="eastAsia"/>
+          <w:lang w:eastAsia="zh-CN"/>
+        </w:rPr>
+        <w:t>教材、注释本；不另发全文译文（重点校版本）</w:t>
+      </w:r>
+    </w:p>
+    <w:p>
+      <w:pPr>
+        <w:pStyle w:val="ListBullet"/>
+        <w:spacing w:after="96"/>
+        <w:jc w:val="left"/>
+      </w:pPr>
+      <w:r>
+        <w:rPr>
+          <w:rFonts w:ascii="微软雅黑" w:eastAsia="微软雅黑" w:hAnsi="微软雅黑" w:cs="微软雅黑" w:hint="eastAsia"/>
+          <w:lang w:eastAsia="zh-CN"/>
+        </w:rPr>
+        <w:t>三张学习单（「物象</w:t>
+      </w:r>
+      <w:r>
+        <w:t>—</w:t>
+      </w:r>
+      <w:r>
+        <w:rPr>
+          <w:rFonts w:ascii="微软雅黑" w:eastAsia="微软雅黑" w:hAnsi="微软雅黑" w:cs="微软雅黑" w:hint="eastAsia"/>
+          <w:lang w:eastAsia="zh-CN"/>
+        </w:rPr>
+        <w:t>变化」表／「借</w:t>
+      </w:r>
+      <w:r>
+        <w:t>—</w:t>
+      </w:r>
+      <w:r>
+        <w:rPr>
+          <w:rFonts w:ascii="微软雅黑" w:eastAsia="微软雅黑" w:hAnsi="微软雅黑" w:cs="微软雅黑" w:hint="eastAsia"/>
+          <w:lang w:eastAsia="zh-CN"/>
+        </w:rPr>
+        <w:t>得」表／「正</w:t>
+      </w:r>
+      <w:r>
+        <w:t>—</w:t>
+      </w:r>
+      <w:r>
+        <w:rPr>
+          <w:rFonts w:ascii="微软雅黑" w:eastAsia="微软雅黑" w:hAnsi="微软雅黑" w:cs="微软雅黑" w:hint="eastAsia"/>
+          <w:lang w:eastAsia="zh-CN"/>
+        </w:rPr>
+        <w:t>反」对照表），每课时一张</w:t>
+      </w:r>
+    </w:p>
+    <w:p>
+      <w:pPr>
+        <w:pStyle w:val="ListBullet"/>
+        <w:spacing w:after="96"/>
+        <w:jc w:val="left"/>
+      </w:pPr>
+      <w:r>
+        <w:rPr>
+          <w:rFonts w:ascii="微软雅黑" w:eastAsia="微软雅黑" w:hAnsi="微软雅黑" w:cs="微软雅黑" w:hint="eastAsia"/>
+          <w:lang w:eastAsia="zh-CN"/>
+        </w:rPr>
+        <w:t>板书用原生框架逐层呈现；不使用现成的《劝学》赏析课件</w:t>
+      </w:r>
+    </w:p>
+    <w:p>
+      <w:pPr>
+        <w:pStyle w:val="ListBullet"/>
+        <w:spacing w:after="96"/>
+        <w:jc w:val="left"/>
+      </w:pPr>
+      <w:r>
+        <w:rPr>
+          <w:rFonts w:ascii="微软雅黑" w:eastAsia="微软雅黑" w:hAnsi="微软雅黑" w:cs="微软雅黑" w:hint="eastAsia"/>
+          <w:lang w:eastAsia="zh-CN"/>
+        </w:rPr>
+        <w:t>教师备查：《荀子</w:t>
+      </w:r>
+      <w:r>
+        <w:t>·</w:t>
+      </w:r>
+      <w:r>
+        <w:rPr>
+          <w:rFonts w:ascii="微软雅黑" w:eastAsia="微软雅黑" w:hAnsi="微软雅黑" w:cs="微软雅黑" w:hint="eastAsia"/>
+          <w:lang w:eastAsia="zh-CN"/>
+        </w:rPr>
+        <w:t>性恶》节录一段（台阶二「价值还原」用，给重点校班）</w:t>
       </w:r>
       <w:r/>
       <w:r/>
@@ -4833,6 +5190,12 @@
     <w:abstractNumId w:val="0"/>
   </w:num>
   <w:num w:numId="10">
+    <w:abstractNumId w:val="7"/>
+    <w:lvlOverride w:ilvl="0">
+      <w:startOverride w:val="1"/>
+    </w:lvlOverride>
+  </w:num>
+  <w:num w:numId="11">
     <w:abstractNumId w:val="7"/>
     <w:lvlOverride w:ilvl="0">
       <w:startOverride w:val="1"/>

--- a/examples/劝学/劝学_教案.docx
+++ b/examples/劝学/劝学_教案.docx
@@ -5,36 +5,46 @@
     <w:p>
       <w:pPr>
         <w:pStyle w:val="Heading1"/>
-        <w:spacing w:line="336" w:lineRule="auto"/>
         <w:jc w:val="center"/>
       </w:pPr>
       <w:r>
         <w:rPr>
-          <w:rFonts w:ascii="微软雅黑" w:hAnsi="微软雅黑" w:eastAsia="微软雅黑" w:cs="微软雅黑" w:hint="eastAsia"/>
-          <w:b w:val="0"/>
-          <w:color w:val="111827"/>
-          <w:sz w:val="48"/>
+          <w:rFonts w:ascii="宋体" w:hAnsi="宋体" w:eastAsia="宋体" w:cs="宋体" w:hint="eastAsia"/>
+          <w:sz w:val="44"/>
           <w:lang w:eastAsia="zh-CN"/>
         </w:rPr>
         <w:t>《劝学》教案</w:t>
       </w:r>
+      <w:r/>
+    </w:p>
+    <w:p>
+      <w:pPr>
+        <w:jc w:val="center"/>
+      </w:pPr>
+      <w:r>
+        <w:rPr>
+          <w:rFonts w:ascii="宋体" w:eastAsia="宋体" w:hAnsi="宋体" w:cs="宋体" w:hint="eastAsia"/>
+          <w:color w:val="4B463F"/>
+          <w:sz w:val="21"/>
+          <w:lang w:eastAsia="zh-CN"/>
+        </w:rPr>
+        <w:t>课时推进型 ｜ 供教师课堂执行 ｜ 与《劝学》教学设计（母本）同源</w:t>
+      </w:r>
+      <w:r/>
     </w:p>
     <w:p>
       <w:pPr>
         <w:pStyle w:val="Heading2"/>
-        <w:spacing w:line="312" w:lineRule="auto"/>
-        <w:jc w:val="left"/>
       </w:pPr>
       <w:r>
         <w:rPr>
-          <w:rFonts w:ascii="微软雅黑" w:hAnsi="微软雅黑" w:eastAsia="微软雅黑" w:cs="微软雅黑" w:hint="eastAsia"/>
-          <w:b w:val="0"/>
-          <w:color w:val="111827"/>
-          <w:sz w:val="36"/>
+          <w:rFonts w:ascii="宋体" w:hAnsi="宋体" w:eastAsia="宋体" w:cs="宋体" w:hint="eastAsia"/>
+          <w:sz w:val="28"/>
           <w:lang w:eastAsia="zh-CN"/>
         </w:rPr>
         <w:t>一、基本信息</w:t>
       </w:r>
+      <w:r/>
     </w:p>
     <w:tbl>
       <w:tblPr>
@@ -52,28 +62,27 @@
             <w:tcW w:type="dxa" w:w="4320"/>
             <w:vAlign w:val="center"/>
             <w:tcBorders>
-              <w:top w:val="single" w:sz="6" w:space="0" w:color="E5E7EB"/>
-              <w:bottom w:val="single" w:sz="6" w:space="0" w:color="E5E7EB"/>
-              <w:left w:val="single" w:sz="6" w:space="0" w:color="E5E7EB"/>
-              <w:right w:val="single" w:sz="6" w:space="0" w:color="E5E7EB"/>
+              <w:top w:val="single" w:sz="6" w:space="0" w:color="B9B2A5"/>
+              <w:bottom w:val="single" w:sz="6" w:space="0" w:color="B9B2A5"/>
+              <w:left w:val="single" w:sz="6" w:space="0" w:color="B9B2A5"/>
+              <w:right w:val="single" w:sz="6" w:space="0" w:color="B9B2A5"/>
             </w:tcBorders>
-            <w:shd w:val="clear" w:color="auto" w:fill="F9FAFB"/>
+            <w:shd w:val="clear" w:color="auto" w:fill="F2EFE6"/>
             <w:tcMar>
-              <w:top w:w="96" w:type="dxa"/>
-              <w:bottom w:w="96" w:type="dxa"/>
-              <w:left w:w="144" w:type="dxa"/>
-              <w:right w:w="144" w:type="dxa"/>
+              <w:top w:w="60" w:type="dxa"/>
+              <w:bottom w:w="60" w:type="dxa"/>
+              <w:left w:w="100" w:type="dxa"/>
+              <w:right w:w="100" w:type="dxa"/>
             </w:tcMar>
           </w:tcPr>
           <w:p>
             <w:pPr>
-              <w:jc w:val="left"/>
-              <w:spacing w:line="240" w:lineRule="auto" w:before="55" w:after="55"/>
+              <w:spacing w:line="240" w:lineRule="auto" w:before="60" w:after="60"/>
             </w:pPr>
             <w:r>
               <w:rPr>
+                <w:rFonts w:ascii="黑体" w:hAnsi="黑体" w:eastAsia="黑体" w:hint="eastAsia"/>
                 <w:b/>
-                <w:sz w:val="22"/>
               </w:rPr>
               <w:t>项</w:t>
             </w:r>
@@ -84,28 +93,27 @@
             <w:tcW w:type="dxa" w:w="4320"/>
             <w:vAlign w:val="center"/>
             <w:tcBorders>
-              <w:top w:val="single" w:sz="6" w:space="0" w:color="E5E7EB"/>
-              <w:bottom w:val="single" w:sz="6" w:space="0" w:color="E5E7EB"/>
-              <w:left w:val="single" w:sz="6" w:space="0" w:color="E5E7EB"/>
-              <w:right w:val="single" w:sz="6" w:space="0" w:color="E5E7EB"/>
+              <w:top w:val="single" w:sz="6" w:space="0" w:color="B9B2A5"/>
+              <w:bottom w:val="single" w:sz="6" w:space="0" w:color="B9B2A5"/>
+              <w:left w:val="single" w:sz="6" w:space="0" w:color="B9B2A5"/>
+              <w:right w:val="single" w:sz="6" w:space="0" w:color="B9B2A5"/>
             </w:tcBorders>
-            <w:shd w:val="clear" w:color="auto" w:fill="F9FAFB"/>
+            <w:shd w:val="clear" w:color="auto" w:fill="F2EFE6"/>
             <w:tcMar>
-              <w:top w:w="96" w:type="dxa"/>
-              <w:bottom w:w="96" w:type="dxa"/>
-              <w:left w:w="144" w:type="dxa"/>
-              <w:right w:w="144" w:type="dxa"/>
+              <w:top w:w="60" w:type="dxa"/>
+              <w:bottom w:w="60" w:type="dxa"/>
+              <w:left w:w="100" w:type="dxa"/>
+              <w:right w:w="100" w:type="dxa"/>
             </w:tcMar>
           </w:tcPr>
           <w:p>
             <w:pPr>
-              <w:jc w:val="left"/>
-              <w:spacing w:line="240" w:lineRule="auto" w:before="55" w:after="55"/>
+              <w:spacing w:line="240" w:lineRule="auto" w:before="60" w:after="60"/>
             </w:pPr>
             <w:r>
               <w:rPr>
+                <w:rFonts w:ascii="黑体" w:hAnsi="黑体" w:eastAsia="黑体" w:hint="eastAsia"/>
                 <w:b/>
-                <w:sz w:val="22"/>
               </w:rPr>
               <w:t>内容</w:t>
             </w:r>
@@ -118,27 +126,23 @@
             <w:tcW w:type="dxa" w:w="4320"/>
             <w:vAlign w:val="center"/>
             <w:tcBorders>
-              <w:top w:val="single" w:sz="6" w:space="0" w:color="E5E7EB"/>
-              <w:bottom w:val="single" w:sz="6" w:space="0" w:color="E5E7EB"/>
-              <w:left w:val="single" w:sz="6" w:space="0" w:color="E5E7EB"/>
-              <w:right w:val="single" w:sz="6" w:space="0" w:color="E5E7EB"/>
+              <w:top w:val="single" w:sz="6" w:space="0" w:color="B9B2A5"/>
+              <w:bottom w:val="single" w:sz="6" w:space="0" w:color="B9B2A5"/>
+              <w:left w:val="single" w:sz="6" w:space="0" w:color="B9B2A5"/>
+              <w:right w:val="single" w:sz="6" w:space="0" w:color="B9B2A5"/>
             </w:tcBorders>
             <w:tcMar>
-              <w:top w:w="96" w:type="dxa"/>
-              <w:bottom w:w="96" w:type="dxa"/>
-              <w:left w:w="144" w:type="dxa"/>
-              <w:right w:w="144" w:type="dxa"/>
+              <w:top w:w="60" w:type="dxa"/>
+              <w:bottom w:w="60" w:type="dxa"/>
+              <w:left w:w="100" w:type="dxa"/>
+              <w:right w:w="100" w:type="dxa"/>
             </w:tcMar>
           </w:tcPr>
           <w:p>
             <w:pPr>
-              <w:jc w:val="left"/>
-              <w:spacing w:line="240" w:lineRule="auto" w:before="55" w:after="55"/>
+              <w:spacing w:line="240" w:lineRule="auto" w:before="60" w:after="60"/>
             </w:pPr>
             <w:r>
-              <w:rPr>
-                <w:sz w:val="22"/>
-              </w:rPr>
               <w:t>篇目</w:t>
             </w:r>
           </w:p>
@@ -148,100 +152,36 @@
             <w:tcW w:type="dxa" w:w="4320"/>
             <w:vAlign w:val="center"/>
             <w:tcBorders>
-              <w:top w:val="single" w:sz="6" w:space="0" w:color="E5E7EB"/>
-              <w:bottom w:val="single" w:sz="6" w:space="0" w:color="E5E7EB"/>
-              <w:left w:val="single" w:sz="6" w:space="0" w:color="E5E7EB"/>
-              <w:right w:val="single" w:sz="6" w:space="0" w:color="E5E7EB"/>
+              <w:top w:val="single" w:sz="6" w:space="0" w:color="B9B2A5"/>
+              <w:bottom w:val="single" w:sz="6" w:space="0" w:color="B9B2A5"/>
+              <w:left w:val="single" w:sz="6" w:space="0" w:color="B9B2A5"/>
+              <w:right w:val="single" w:sz="6" w:space="0" w:color="B9B2A5"/>
             </w:tcBorders>
             <w:tcMar>
-              <w:top w:w="96" w:type="dxa"/>
-              <w:bottom w:w="96" w:type="dxa"/>
-              <w:left w:w="144" w:type="dxa"/>
-              <w:right w:w="144" w:type="dxa"/>
+              <w:top w:w="60" w:type="dxa"/>
+              <w:bottom w:w="60" w:type="dxa"/>
+              <w:left w:w="100" w:type="dxa"/>
+              <w:right w:w="100" w:type="dxa"/>
             </w:tcMar>
           </w:tcPr>
           <w:p>
             <w:pPr>
-              <w:jc w:val="left"/>
-              <w:spacing w:line="240" w:lineRule="auto" w:before="55" w:after="55"/>
+              <w:spacing w:line="240" w:lineRule="auto" w:before="60" w:after="60"/>
             </w:pPr>
             <w:r>
-              <w:rPr>
-                <w:sz w:val="22"/>
-              </w:rPr>
               <w:t>《劝学》（节选）</w:t>
             </w:r>
             <w:r>
-              <w:rPr>
-                <w:sz w:val="22"/>
-              </w:rPr>
               <w:t xml:space="preserve"> </w:t>
             </w:r>
             <w:r>
-              <w:rPr>
-                <w:sz w:val="22"/>
-              </w:rPr>
               <w:t xml:space="preserve">· </w:t>
             </w:r>
             <w:r>
-              <w:rPr>
-                <w:sz w:val="22"/>
-              </w:rPr>
               <w:t xml:space="preserve"> </w:t>
             </w:r>
             <w:r>
-              <w:rPr>
-                <w:sz w:val="22"/>
-              </w:rPr>
               <w:t>荀子</w:t>
-            </w:r>
-            <w:r>
-              <w:rPr>
-                <w:sz w:val="22"/>
-              </w:rPr>
-              <w:t xml:space="preserve"> </w:t>
-            </w:r>
-            <w:r>
-              <w:rPr>
-                <w:sz w:val="22"/>
-              </w:rPr>
-              <w:t xml:space="preserve"> </w:t>
-            </w:r>
-            <w:r>
-              <w:rPr>
-                <w:sz w:val="22"/>
-              </w:rPr>
-              <w:t xml:space="preserve"> </w:t>
-            </w:r>
-            <w:r>
-              <w:rPr>
-                <w:sz w:val="22"/>
-              </w:rPr>
-              <w:t>｜</w:t>
-            </w:r>
-            <w:r>
-              <w:rPr>
-                <w:sz w:val="22"/>
-              </w:rPr>
-              <w:t xml:space="preserve"> </w:t>
-            </w:r>
-            <w:r>
-              <w:rPr>
-                <w:sz w:val="22"/>
-              </w:rPr>
-              <w:t xml:space="preserve"> </w:t>
-            </w:r>
-            <w:r>
-              <w:rPr>
-                <w:sz w:val="22"/>
-              </w:rPr>
-              <w:t xml:space="preserve"> </w:t>
-            </w:r>
-            <w:r>
-              <w:rPr>
-                <w:sz w:val="22"/>
-              </w:rPr>
-              <w:t>统编版必修上册第六单元「学习之道」</w:t>
             </w:r>
           </w:p>
         </w:tc>
@@ -252,28 +192,24 @@
             <w:tcW w:type="dxa" w:w="4320"/>
             <w:vAlign w:val="center"/>
             <w:tcBorders>
-              <w:top w:val="single" w:sz="6" w:space="0" w:color="E5E7EB"/>
-              <w:bottom w:val="single" w:sz="6" w:space="0" w:color="E5E7EB"/>
-              <w:left w:val="single" w:sz="6" w:space="0" w:color="E5E7EB"/>
-              <w:right w:val="single" w:sz="6" w:space="0" w:color="E5E7EB"/>
+              <w:top w:val="single" w:sz="6" w:space="0" w:color="B9B2A5"/>
+              <w:bottom w:val="single" w:sz="6" w:space="0" w:color="B9B2A5"/>
+              <w:left w:val="single" w:sz="6" w:space="0" w:color="B9B2A5"/>
+              <w:right w:val="single" w:sz="6" w:space="0" w:color="B9B2A5"/>
             </w:tcBorders>
             <w:tcMar>
-              <w:top w:w="96" w:type="dxa"/>
-              <w:bottom w:w="96" w:type="dxa"/>
-              <w:left w:w="144" w:type="dxa"/>
-              <w:right w:w="144" w:type="dxa"/>
+              <w:top w:w="60" w:type="dxa"/>
+              <w:bottom w:w="60" w:type="dxa"/>
+              <w:left w:w="100" w:type="dxa"/>
+              <w:right w:w="100" w:type="dxa"/>
             </w:tcMar>
           </w:tcPr>
           <w:p>
             <w:pPr>
-              <w:jc w:val="left"/>
-              <w:spacing w:line="240" w:lineRule="auto" w:before="55" w:after="55"/>
+              <w:spacing w:line="240" w:lineRule="auto" w:before="60" w:after="60"/>
             </w:pPr>
             <w:r>
-              <w:rPr>
-                <w:sz w:val="22"/>
-              </w:rPr>
-              <w:t>课型</w:t>
+              <w:t>教材</w:t>
             </w:r>
           </w:p>
         </w:tc>
@@ -282,28 +218,24 @@
             <w:tcW w:type="dxa" w:w="4320"/>
             <w:vAlign w:val="center"/>
             <w:tcBorders>
-              <w:top w:val="single" w:sz="6" w:space="0" w:color="E5E7EB"/>
-              <w:bottom w:val="single" w:sz="6" w:space="0" w:color="E5E7EB"/>
-              <w:left w:val="single" w:sz="6" w:space="0" w:color="E5E7EB"/>
-              <w:right w:val="single" w:sz="6" w:space="0" w:color="E5E7EB"/>
+              <w:top w:val="single" w:sz="6" w:space="0" w:color="B9B2A5"/>
+              <w:bottom w:val="single" w:sz="6" w:space="0" w:color="B9B2A5"/>
+              <w:left w:val="single" w:sz="6" w:space="0" w:color="B9B2A5"/>
+              <w:right w:val="single" w:sz="6" w:space="0" w:color="B9B2A5"/>
             </w:tcBorders>
             <w:tcMar>
-              <w:top w:w="96" w:type="dxa"/>
-              <w:bottom w:w="96" w:type="dxa"/>
-              <w:left w:w="144" w:type="dxa"/>
-              <w:right w:w="144" w:type="dxa"/>
+              <w:top w:w="60" w:type="dxa"/>
+              <w:bottom w:w="60" w:type="dxa"/>
+              <w:left w:w="100" w:type="dxa"/>
+              <w:right w:w="100" w:type="dxa"/>
             </w:tcMar>
           </w:tcPr>
           <w:p>
             <w:pPr>
-              <w:jc w:val="left"/>
-              <w:spacing w:line="240" w:lineRule="auto" w:before="55" w:after="55"/>
+              <w:spacing w:line="240" w:lineRule="auto" w:before="60" w:after="60"/>
             </w:pPr>
             <w:r>
-              <w:rPr>
-                <w:sz w:val="22"/>
-              </w:rPr>
-              <w:t>单篇精读（文言说理散文）</w:t>
+              <w:t>统编版高中语文 必修上册 第六单元「学习之道」</w:t>
             </w:r>
           </w:p>
         </w:tc>
@@ -314,28 +246,24 @@
             <w:tcW w:type="dxa" w:w="4320"/>
             <w:vAlign w:val="center"/>
             <w:tcBorders>
-              <w:top w:val="single" w:sz="6" w:space="0" w:color="E5E7EB"/>
-              <w:bottom w:val="single" w:sz="6" w:space="0" w:color="E5E7EB"/>
-              <w:left w:val="single" w:sz="6" w:space="0" w:color="E5E7EB"/>
-              <w:right w:val="single" w:sz="6" w:space="0" w:color="E5E7EB"/>
+              <w:top w:val="single" w:sz="6" w:space="0" w:color="B9B2A5"/>
+              <w:bottom w:val="single" w:sz="6" w:space="0" w:color="B9B2A5"/>
+              <w:left w:val="single" w:sz="6" w:space="0" w:color="B9B2A5"/>
+              <w:right w:val="single" w:sz="6" w:space="0" w:color="B9B2A5"/>
             </w:tcBorders>
             <w:tcMar>
-              <w:top w:w="96" w:type="dxa"/>
-              <w:bottom w:w="96" w:type="dxa"/>
-              <w:left w:w="144" w:type="dxa"/>
-              <w:right w:w="144" w:type="dxa"/>
+              <w:top w:w="60" w:type="dxa"/>
+              <w:bottom w:w="60" w:type="dxa"/>
+              <w:left w:w="100" w:type="dxa"/>
+              <w:right w:w="100" w:type="dxa"/>
             </w:tcMar>
           </w:tcPr>
           <w:p>
             <w:pPr>
-              <w:jc w:val="left"/>
-              <w:spacing w:line="240" w:lineRule="auto" w:before="55" w:after="55"/>
+              <w:spacing w:line="240" w:lineRule="auto" w:before="60" w:after="60"/>
             </w:pPr>
             <w:r>
-              <w:rPr>
-                <w:sz w:val="22"/>
-              </w:rPr>
-              <w:t>课时</w:t>
+              <w:t>课型</w:t>
             </w:r>
           </w:p>
         </w:tc>
@@ -344,64 +272,24 @@
             <w:tcW w:type="dxa" w:w="4320"/>
             <w:vAlign w:val="center"/>
             <w:tcBorders>
-              <w:top w:val="single" w:sz="6" w:space="0" w:color="E5E7EB"/>
-              <w:bottom w:val="single" w:sz="6" w:space="0" w:color="E5E7EB"/>
-              <w:left w:val="single" w:sz="6" w:space="0" w:color="E5E7EB"/>
-              <w:right w:val="single" w:sz="6" w:space="0" w:color="E5E7EB"/>
+              <w:top w:val="single" w:sz="6" w:space="0" w:color="B9B2A5"/>
+              <w:bottom w:val="single" w:sz="6" w:space="0" w:color="B9B2A5"/>
+              <w:left w:val="single" w:sz="6" w:space="0" w:color="B9B2A5"/>
+              <w:right w:val="single" w:sz="6" w:space="0" w:color="B9B2A5"/>
             </w:tcBorders>
             <w:tcMar>
-              <w:top w:w="96" w:type="dxa"/>
-              <w:bottom w:w="96" w:type="dxa"/>
-              <w:left w:w="144" w:type="dxa"/>
-              <w:right w:w="144" w:type="dxa"/>
+              <w:top w:w="60" w:type="dxa"/>
+              <w:bottom w:w="60" w:type="dxa"/>
+              <w:left w:w="100" w:type="dxa"/>
+              <w:right w:w="100" w:type="dxa"/>
             </w:tcMar>
           </w:tcPr>
           <w:p>
             <w:pPr>
-              <w:jc w:val="left"/>
-              <w:spacing w:line="240" w:lineRule="auto" w:before="55" w:after="55"/>
+              <w:spacing w:line="240" w:lineRule="auto" w:before="60" w:after="60"/>
             </w:pPr>
             <w:r>
-              <w:rPr>
-                <w:sz w:val="22"/>
-              </w:rPr>
-              <w:t xml:space="preserve">3 </w:t>
-            </w:r>
-            <w:r>
-              <w:rPr>
-                <w:sz w:val="22"/>
-              </w:rPr>
-              <w:t xml:space="preserve"> </w:t>
-            </w:r>
-            <w:r>
-              <w:rPr>
-                <w:sz w:val="22"/>
-              </w:rPr>
-              <w:t>课时（</w:t>
-            </w:r>
-            <w:r>
-              <w:rPr>
-                <w:sz w:val="22"/>
-              </w:rPr>
-              <w:t xml:space="preserve"> </w:t>
-            </w:r>
-            <w:r>
-              <w:rPr>
-                <w:sz w:val="22"/>
-              </w:rPr>
-              <w:t xml:space="preserve">135 </w:t>
-            </w:r>
-            <w:r>
-              <w:rPr>
-                <w:sz w:val="22"/>
-              </w:rPr>
-              <w:t xml:space="preserve"> </w:t>
-            </w:r>
-            <w:r>
-              <w:rPr>
-                <w:sz w:val="22"/>
-              </w:rPr>
-              <w:t>分钟）</w:t>
+              <w:t>单篇精读（文言说理散文）</w:t>
             </w:r>
           </w:p>
         </w:tc>
@@ -412,28 +300,24 @@
             <w:tcW w:type="dxa" w:w="4320"/>
             <w:vAlign w:val="center"/>
             <w:tcBorders>
-              <w:top w:val="single" w:sz="6" w:space="0" w:color="E5E7EB"/>
-              <w:bottom w:val="single" w:sz="6" w:space="0" w:color="E5E7EB"/>
-              <w:left w:val="single" w:sz="6" w:space="0" w:color="E5E7EB"/>
-              <w:right w:val="single" w:sz="6" w:space="0" w:color="E5E7EB"/>
+              <w:top w:val="single" w:sz="6" w:space="0" w:color="B9B2A5"/>
+              <w:bottom w:val="single" w:sz="6" w:space="0" w:color="B9B2A5"/>
+              <w:left w:val="single" w:sz="6" w:space="0" w:color="B9B2A5"/>
+              <w:right w:val="single" w:sz="6" w:space="0" w:color="B9B2A5"/>
             </w:tcBorders>
             <w:tcMar>
-              <w:top w:w="96" w:type="dxa"/>
-              <w:bottom w:w="96" w:type="dxa"/>
-              <w:left w:w="144" w:type="dxa"/>
-              <w:right w:w="144" w:type="dxa"/>
+              <w:top w:w="60" w:type="dxa"/>
+              <w:bottom w:w="60" w:type="dxa"/>
+              <w:left w:w="100" w:type="dxa"/>
+              <w:right w:w="100" w:type="dxa"/>
             </w:tcMar>
           </w:tcPr>
           <w:p>
             <w:pPr>
-              <w:jc w:val="left"/>
-              <w:spacing w:line="240" w:lineRule="auto" w:before="55" w:after="55"/>
+              <w:spacing w:line="240" w:lineRule="auto" w:before="60" w:after="60"/>
             </w:pPr>
             <w:r>
-              <w:rPr>
-                <w:sz w:val="22"/>
-              </w:rPr>
-              <w:t>学情版本</w:t>
+              <w:t>课时</w:t>
             </w:r>
           </w:p>
         </w:tc>
@@ -442,28 +326,42 @@
             <w:tcW w:type="dxa" w:w="4320"/>
             <w:vAlign w:val="center"/>
             <w:tcBorders>
-              <w:top w:val="single" w:sz="6" w:space="0" w:color="E5E7EB"/>
-              <w:bottom w:val="single" w:sz="6" w:space="0" w:color="E5E7EB"/>
-              <w:left w:val="single" w:sz="6" w:space="0" w:color="E5E7EB"/>
-              <w:right w:val="single" w:sz="6" w:space="0" w:color="E5E7EB"/>
+              <w:top w:val="single" w:sz="6" w:space="0" w:color="B9B2A5"/>
+              <w:bottom w:val="single" w:sz="6" w:space="0" w:color="B9B2A5"/>
+              <w:left w:val="single" w:sz="6" w:space="0" w:color="B9B2A5"/>
+              <w:right w:val="single" w:sz="6" w:space="0" w:color="B9B2A5"/>
             </w:tcBorders>
             <w:tcMar>
-              <w:top w:w="96" w:type="dxa"/>
-              <w:bottom w:w="96" w:type="dxa"/>
-              <w:left w:w="144" w:type="dxa"/>
-              <w:right w:w="144" w:type="dxa"/>
+              <w:top w:w="60" w:type="dxa"/>
+              <w:bottom w:w="60" w:type="dxa"/>
+              <w:left w:w="100" w:type="dxa"/>
+              <w:right w:w="100" w:type="dxa"/>
             </w:tcMar>
           </w:tcPr>
           <w:p>
             <w:pPr>
-              <w:jc w:val="left"/>
-              <w:spacing w:line="240" w:lineRule="auto" w:before="55" w:after="55"/>
+              <w:spacing w:line="240" w:lineRule="auto" w:before="60" w:after="60"/>
             </w:pPr>
             <w:r>
-              <w:rPr>
-                <w:sz w:val="22"/>
-              </w:rPr>
-              <w:t>重点校（普通校／薄弱校差异见《教学设计》第十二节）</w:t>
+              <w:t xml:space="preserve">3 </w:t>
+            </w:r>
+            <w:r>
+              <w:t xml:space="preserve"> </w:t>
+            </w:r>
+            <w:r>
+              <w:t>课时（</w:t>
+            </w:r>
+            <w:r>
+              <w:t xml:space="preserve"> </w:t>
+            </w:r>
+            <w:r>
+              <w:t xml:space="preserve">135 </w:t>
+            </w:r>
+            <w:r>
+              <w:t xml:space="preserve"> </w:t>
+            </w:r>
+            <w:r>
+              <w:t>分钟）</w:t>
             </w:r>
           </w:p>
         </w:tc>
@@ -474,28 +372,24 @@
             <w:tcW w:type="dxa" w:w="4320"/>
             <w:vAlign w:val="center"/>
             <w:tcBorders>
-              <w:top w:val="single" w:sz="6" w:space="0" w:color="E5E7EB"/>
-              <w:bottom w:val="single" w:sz="6" w:space="0" w:color="E5E7EB"/>
-              <w:left w:val="single" w:sz="6" w:space="0" w:color="E5E7EB"/>
-              <w:right w:val="single" w:sz="6" w:space="0" w:color="E5E7EB"/>
+              <w:top w:val="single" w:sz="6" w:space="0" w:color="B9B2A5"/>
+              <w:bottom w:val="single" w:sz="6" w:space="0" w:color="B9B2A5"/>
+              <w:left w:val="single" w:sz="6" w:space="0" w:color="B9B2A5"/>
+              <w:right w:val="single" w:sz="6" w:space="0" w:color="B9B2A5"/>
             </w:tcBorders>
             <w:tcMar>
-              <w:top w:w="96" w:type="dxa"/>
-              <w:bottom w:w="96" w:type="dxa"/>
-              <w:left w:w="144" w:type="dxa"/>
-              <w:right w:w="144" w:type="dxa"/>
+              <w:top w:w="60" w:type="dxa"/>
+              <w:bottom w:w="60" w:type="dxa"/>
+              <w:left w:w="100" w:type="dxa"/>
+              <w:right w:w="100" w:type="dxa"/>
             </w:tcMar>
           </w:tcPr>
           <w:p>
             <w:pPr>
-              <w:jc w:val="left"/>
-              <w:spacing w:line="240" w:lineRule="auto" w:before="55" w:after="55"/>
+              <w:spacing w:line="240" w:lineRule="auto" w:before="60" w:after="60"/>
             </w:pPr>
             <w:r>
-              <w:rPr>
-                <w:sz w:val="22"/>
-              </w:rPr>
-              <w:t>课标依据</w:t>
+              <w:t>学情</w:t>
             </w:r>
           </w:p>
         </w:tc>
@@ -504,100 +398,24 @@
             <w:tcW w:type="dxa" w:w="4320"/>
             <w:vAlign w:val="center"/>
             <w:tcBorders>
-              <w:top w:val="single" w:sz="6" w:space="0" w:color="E5E7EB"/>
-              <w:bottom w:val="single" w:sz="6" w:space="0" w:color="E5E7EB"/>
-              <w:left w:val="single" w:sz="6" w:space="0" w:color="E5E7EB"/>
-              <w:right w:val="single" w:sz="6" w:space="0" w:color="E5E7EB"/>
+              <w:top w:val="single" w:sz="6" w:space="0" w:color="B9B2A5"/>
+              <w:bottom w:val="single" w:sz="6" w:space="0" w:color="B9B2A5"/>
+              <w:left w:val="single" w:sz="6" w:space="0" w:color="B9B2A5"/>
+              <w:right w:val="single" w:sz="6" w:space="0" w:color="B9B2A5"/>
             </w:tcBorders>
             <w:tcMar>
-              <w:top w:w="96" w:type="dxa"/>
-              <w:bottom w:w="96" w:type="dxa"/>
-              <w:left w:w="144" w:type="dxa"/>
-              <w:right w:w="144" w:type="dxa"/>
+              <w:top w:w="60" w:type="dxa"/>
+              <w:bottom w:w="60" w:type="dxa"/>
+              <w:left w:w="100" w:type="dxa"/>
+              <w:right w:w="100" w:type="dxa"/>
             </w:tcMar>
           </w:tcPr>
           <w:p>
             <w:pPr>
-              <w:jc w:val="left"/>
-              <w:spacing w:line="240" w:lineRule="auto" w:before="55" w:after="55"/>
+              <w:spacing w:line="240" w:lineRule="auto" w:before="60" w:after="60"/>
             </w:pPr>
             <w:r>
-              <w:rPr>
-                <w:sz w:val="22"/>
-              </w:rPr>
-              <w:t>《普通高中语文课程标准（</w:t>
-            </w:r>
-            <w:r>
-              <w:rPr>
-                <w:sz w:val="22"/>
-              </w:rPr>
-              <w:t xml:space="preserve"> </w:t>
-            </w:r>
-            <w:r>
-              <w:rPr>
-                <w:sz w:val="22"/>
-              </w:rPr>
-              <w:t xml:space="preserve">2017 </w:t>
-            </w:r>
-            <w:r>
-              <w:rPr>
-                <w:sz w:val="22"/>
-              </w:rPr>
-              <w:t xml:space="preserve"> </w:t>
-            </w:r>
-            <w:r>
-              <w:rPr>
-                <w:sz w:val="22"/>
-              </w:rPr>
-              <w:t>年版</w:t>
-            </w:r>
-            <w:r>
-              <w:rPr>
-                <w:sz w:val="22"/>
-              </w:rPr>
-              <w:t xml:space="preserve"> </w:t>
-            </w:r>
-            <w:r>
-              <w:rPr>
-                <w:sz w:val="22"/>
-              </w:rPr>
-              <w:t xml:space="preserve"> 2025 </w:t>
-            </w:r>
-            <w:r>
-              <w:rPr>
-                <w:sz w:val="22"/>
-              </w:rPr>
-              <w:t xml:space="preserve"> </w:t>
-            </w:r>
-            <w:r>
-              <w:rPr>
-                <w:sz w:val="22"/>
-              </w:rPr>
-              <w:t>年修订）》</w:t>
-            </w:r>
-            <w:r>
-              <w:rPr>
-                <w:sz w:val="22"/>
-              </w:rPr>
-              <w:t xml:space="preserve"> </w:t>
-            </w:r>
-            <w:r>
-              <w:rPr>
-                <w:sz w:val="22"/>
-              </w:rPr>
-              <w:t>——</w:t>
-            </w:r>
-            <w:r>
-              <w:rPr>
-                <w:sz w:val="22"/>
-              </w:rPr>
-              <w:t xml:space="preserve"> </w:t>
-            </w:r>
-            <w:r>
-              <w:rPr>
-                <w:sz w:val="22"/>
-              </w:rPr>
-              <w:t>学业质量水平二</w:t>
+              <w:t>重点校（主版本）</w:t>
             </w:r>
           </w:p>
         </w:tc>
@@ -608,28 +426,24 @@
             <w:tcW w:type="dxa" w:w="4320"/>
             <w:vAlign w:val="center"/>
             <w:tcBorders>
-              <w:top w:val="single" w:sz="6" w:space="0" w:color="E5E7EB"/>
-              <w:bottom w:val="single" w:sz="6" w:space="0" w:color="E5E7EB"/>
-              <w:left w:val="single" w:sz="6" w:space="0" w:color="E5E7EB"/>
-              <w:right w:val="single" w:sz="6" w:space="0" w:color="E5E7EB"/>
+              <w:top w:val="single" w:sz="6" w:space="0" w:color="B9B2A5"/>
+              <w:bottom w:val="single" w:sz="6" w:space="0" w:color="B9B2A5"/>
+              <w:left w:val="single" w:sz="6" w:space="0" w:color="B9B2A5"/>
+              <w:right w:val="single" w:sz="6" w:space="0" w:color="B9B2A5"/>
             </w:tcBorders>
             <w:tcMar>
-              <w:top w:w="96" w:type="dxa"/>
-              <w:bottom w:w="96" w:type="dxa"/>
-              <w:left w:w="144" w:type="dxa"/>
-              <w:right w:w="144" w:type="dxa"/>
+              <w:top w:w="60" w:type="dxa"/>
+              <w:bottom w:w="60" w:type="dxa"/>
+              <w:left w:w="100" w:type="dxa"/>
+              <w:right w:w="100" w:type="dxa"/>
             </w:tcMar>
           </w:tcPr>
           <w:p>
             <w:pPr>
-              <w:jc w:val="left"/>
-              <w:spacing w:line="240" w:lineRule="auto" w:before="55" w:after="55"/>
+              <w:spacing w:line="240" w:lineRule="auto" w:before="60" w:after="60"/>
             </w:pPr>
             <w:r>
-              <w:rPr>
-                <w:sz w:val="22"/>
-              </w:rPr>
-              <w:t>教学出口</w:t>
+              <w:t>教学方向</w:t>
             </w:r>
           </w:p>
         </w:tc>
@@ -638,28 +452,36 @@
             <w:tcW w:type="dxa" w:w="4320"/>
             <w:vAlign w:val="center"/>
             <w:tcBorders>
-              <w:top w:val="single" w:sz="6" w:space="0" w:color="E5E7EB"/>
-              <w:bottom w:val="single" w:sz="6" w:space="0" w:color="E5E7EB"/>
-              <w:left w:val="single" w:sz="6" w:space="0" w:color="E5E7EB"/>
-              <w:right w:val="single" w:sz="6" w:space="0" w:color="E5E7EB"/>
+              <w:top w:val="single" w:sz="6" w:space="0" w:color="B9B2A5"/>
+              <w:bottom w:val="single" w:sz="6" w:space="0" w:color="B9B2A5"/>
+              <w:left w:val="single" w:sz="6" w:space="0" w:color="B9B2A5"/>
+              <w:right w:val="single" w:sz="6" w:space="0" w:color="B9B2A5"/>
             </w:tcBorders>
             <w:tcMar>
-              <w:top w:w="96" w:type="dxa"/>
-              <w:bottom w:w="96" w:type="dxa"/>
-              <w:left w:w="144" w:type="dxa"/>
-              <w:right w:w="144" w:type="dxa"/>
+              <w:top w:w="60" w:type="dxa"/>
+              <w:bottom w:w="60" w:type="dxa"/>
+              <w:left w:w="100" w:type="dxa"/>
+              <w:right w:w="100" w:type="dxa"/>
             </w:tcMar>
           </w:tcPr>
           <w:p>
             <w:pPr>
-              <w:jc w:val="left"/>
-              <w:spacing w:line="240" w:lineRule="auto" w:before="55" w:after="55"/>
+              <w:spacing w:line="240" w:lineRule="auto" w:before="60" w:after="60"/>
             </w:pPr>
             <w:r>
-              <w:rPr>
-                <w:sz w:val="22"/>
-              </w:rPr>
-              <w:t>「君子生非异也，善假于物也」的「假」字</w:t>
+              <w:t>思辨型（核心问题</w:t>
+            </w:r>
+            <w:r>
+              <w:t xml:space="preserve"> </w:t>
+            </w:r>
+            <w:r>
+              <w:t xml:space="preserve"> + </w:t>
+            </w:r>
+            <w:r>
+              <w:t xml:space="preserve"> </w:t>
+            </w:r>
+            <w:r>
+              <w:t>观点论证）</w:t>
             </w:r>
           </w:p>
         </w:tc>
@@ -670,28 +492,24 @@
             <w:tcW w:type="dxa" w:w="4320"/>
             <w:vAlign w:val="center"/>
             <w:tcBorders>
-              <w:top w:val="single" w:sz="6" w:space="0" w:color="E5E7EB"/>
-              <w:bottom w:val="single" w:sz="6" w:space="0" w:color="E5E7EB"/>
-              <w:left w:val="single" w:sz="6" w:space="0" w:color="E5E7EB"/>
-              <w:right w:val="single" w:sz="6" w:space="0" w:color="E5E7EB"/>
+              <w:top w:val="single" w:sz="6" w:space="0" w:color="B9B2A5"/>
+              <w:bottom w:val="single" w:sz="6" w:space="0" w:color="B9B2A5"/>
+              <w:left w:val="single" w:sz="6" w:space="0" w:color="B9B2A5"/>
+              <w:right w:val="single" w:sz="6" w:space="0" w:color="B9B2A5"/>
             </w:tcBorders>
             <w:tcMar>
-              <w:top w:w="96" w:type="dxa"/>
-              <w:bottom w:w="96" w:type="dxa"/>
-              <w:left w:w="144" w:type="dxa"/>
-              <w:right w:w="144" w:type="dxa"/>
+              <w:top w:w="60" w:type="dxa"/>
+              <w:bottom w:w="60" w:type="dxa"/>
+              <w:left w:w="100" w:type="dxa"/>
+              <w:right w:w="100" w:type="dxa"/>
             </w:tcMar>
           </w:tcPr>
           <w:p>
             <w:pPr>
-              <w:jc w:val="left"/>
-              <w:spacing w:line="240" w:lineRule="auto" w:before="55" w:after="55"/>
+              <w:spacing w:line="240" w:lineRule="auto" w:before="60" w:after="60"/>
             </w:pPr>
             <w:r>
-              <w:rPr>
-                <w:sz w:val="22"/>
-              </w:rPr>
-              <w:t>主问题</w:t>
+              <w:t>对标水平</w:t>
             </w:r>
           </w:p>
         </w:tc>
@@ -700,72 +518,168 @@
             <w:tcW w:type="dxa" w:w="4320"/>
             <w:vAlign w:val="center"/>
             <w:tcBorders>
-              <w:top w:val="single" w:sz="6" w:space="0" w:color="E5E7EB"/>
-              <w:bottom w:val="single" w:sz="6" w:space="0" w:color="E5E7EB"/>
-              <w:left w:val="single" w:sz="6" w:space="0" w:color="E5E7EB"/>
-              <w:right w:val="single" w:sz="6" w:space="0" w:color="E5E7EB"/>
+              <w:top w:val="single" w:sz="6" w:space="0" w:color="B9B2A5"/>
+              <w:bottom w:val="single" w:sz="6" w:space="0" w:color="B9B2A5"/>
+              <w:left w:val="single" w:sz="6" w:space="0" w:color="B9B2A5"/>
+              <w:right w:val="single" w:sz="6" w:space="0" w:color="B9B2A5"/>
             </w:tcBorders>
             <w:tcMar>
-              <w:top w:w="96" w:type="dxa"/>
-              <w:bottom w:w="96" w:type="dxa"/>
-              <w:left w:w="144" w:type="dxa"/>
-              <w:right w:w="144" w:type="dxa"/>
+              <w:top w:w="60" w:type="dxa"/>
+              <w:bottom w:w="60" w:type="dxa"/>
+              <w:left w:w="100" w:type="dxa"/>
+              <w:right w:w="100" w:type="dxa"/>
             </w:tcMar>
           </w:tcPr>
           <w:p>
             <w:pPr>
-              <w:jc w:val="left"/>
-              <w:spacing w:line="240" w:lineRule="auto" w:before="55" w:after="55"/>
+              <w:spacing w:line="240" w:lineRule="auto" w:before="60" w:after="60"/>
             </w:pPr>
             <w:r>
-              <w:rPr>
-                <w:sz w:val="22"/>
-              </w:rPr>
-              <w:t>谈「学」却只写自然物象</w:t>
-            </w:r>
-            <w:r>
-              <w:rPr>
-                <w:sz w:val="22"/>
-              </w:rPr>
+              <w:t>学业质量水平二（高考命题依据）；保底水平一；拓展档冲水平三</w:t>
+            </w:r>
+          </w:p>
+        </w:tc>
+      </w:tr>
+      <w:tr>
+        <w:tc>
+          <w:tcPr>
+            <w:tcW w:type="dxa" w:w="4320"/>
+            <w:vAlign w:val="center"/>
+            <w:tcBorders>
+              <w:top w:val="single" w:sz="6" w:space="0" w:color="B9B2A5"/>
+              <w:bottom w:val="single" w:sz="6" w:space="0" w:color="B9B2A5"/>
+              <w:left w:val="single" w:sz="6" w:space="0" w:color="B9B2A5"/>
+              <w:right w:val="single" w:sz="6" w:space="0" w:color="B9B2A5"/>
+            </w:tcBorders>
+            <w:tcMar>
+              <w:top w:w="60" w:type="dxa"/>
+              <w:bottom w:w="60" w:type="dxa"/>
+              <w:left w:w="100" w:type="dxa"/>
+              <w:right w:w="100" w:type="dxa"/>
+            </w:tcMar>
+          </w:tcPr>
+          <w:p>
+            <w:pPr>
+              <w:spacing w:line="240" w:lineRule="auto" w:before="60" w:after="60"/>
+            </w:pPr>
+            <w:r>
+              <w:t>待核对</w:t>
+            </w:r>
+          </w:p>
+        </w:tc>
+        <w:tc>
+          <w:tcPr>
+            <w:tcW w:type="dxa" w:w="4320"/>
+            <w:vAlign w:val="center"/>
+            <w:tcBorders>
+              <w:top w:val="single" w:sz="6" w:space="0" w:color="B9B2A5"/>
+              <w:bottom w:val="single" w:sz="6" w:space="0" w:color="B9B2A5"/>
+              <w:left w:val="single" w:sz="6" w:space="0" w:color="B9B2A5"/>
+              <w:right w:val="single" w:sz="6" w:space="0" w:color="B9B2A5"/>
+            </w:tcBorders>
+            <w:tcMar>
+              <w:top w:w="60" w:type="dxa"/>
+              <w:bottom w:w="60" w:type="dxa"/>
+              <w:left w:w="100" w:type="dxa"/>
+              <w:right w:w="100" w:type="dxa"/>
+            </w:tcMar>
+          </w:tcPr>
+          <w:p>
+            <w:pPr>
+              <w:spacing w:line="240" w:lineRule="auto" w:before="60" w:after="60"/>
+            </w:pPr>
+            <w:r>
+              <w:t>课文原文两处：</w:t>
+            </w:r>
+            <w:r>
               <w:t xml:space="preserve"> </w:t>
             </w:r>
             <w:r>
-              <w:rPr>
-                <w:sz w:val="22"/>
-              </w:rPr>
-              <w:t>——</w:t>
-            </w:r>
-            <w:r>
-              <w:rPr>
-                <w:sz w:val="22"/>
-              </w:rPr>
+              <w:t xml:space="preserve">① 2025 </w:t>
+            </w:r>
+            <w:r>
               <w:t xml:space="preserve"> </w:t>
             </w:r>
             <w:r>
-              <w:rPr>
-                <w:sz w:val="22"/>
-              </w:rPr>
-              <w:t>这样的「劝」，为什么更有说服力？</w:t>
+              <w:t>年秋季起必修上册篇目修订清单未涉第六单元，仍请以学校实际用书核对；</w:t>
+            </w:r>
+            <w:r>
+              <w:t xml:space="preserve"> </w:t>
+            </w:r>
+            <w:r>
+              <w:t>②</w:t>
+            </w:r>
+            <w:r>
+              <w:t xml:space="preserve"> </w:t>
+            </w:r>
+            <w:r>
+              <w:t>「輮以为轮」字形各印次有差异（部分印次作「𫐓」），以学生用书为准</w:t>
             </w:r>
           </w:p>
         </w:tc>
       </w:tr>
     </w:tbl>
     <w:p>
+      <w:r/>
+    </w:p>
+    <w:p>
       <w:pPr>
         <w:pStyle w:val="Heading2"/>
-        <w:spacing w:line="312" w:lineRule="auto"/>
-        <w:jc w:val="left"/>
       </w:pPr>
       <w:r>
         <w:rPr>
-          <w:rFonts w:ascii="微软雅黑" w:hAnsi="微软雅黑" w:eastAsia="微软雅黑" w:cs="微软雅黑" w:hint="eastAsia"/>
-          <w:b w:val="0"/>
-          <w:color w:val="111827"/>
-          <w:sz w:val="36"/>
+          <w:rFonts w:ascii="宋体" w:hAnsi="宋体" w:eastAsia="宋体" w:cs="宋体" w:hint="eastAsia"/>
+          <w:sz w:val="28"/>
           <w:lang w:eastAsia="zh-CN"/>
         </w:rPr>
         <w:t>二、教学目标</w:t>
+      </w:r>
+      <w:r/>
+    </w:p>
+    <w:p>
+      <w:pPr/>
+      <w:r>
+        <w:rPr>
+          <w:rFonts w:ascii="宋体" w:eastAsia="宋体" w:hAnsi="宋体" w:cs="宋体" w:hint="eastAsia"/>
+          <w:color w:val="4B463F"/>
+          <w:sz w:val="21"/>
+          <w:lang w:eastAsia="zh-CN"/>
+        </w:rPr>
+        <w:t>与母本逐字一致。</w:t>
+      </w:r>
+      <w:r/>
+    </w:p>
+    <w:p>
+      <w:pPr>
+        <w:pStyle w:val="ListNumber"/>
+        <w:numPr>
+          <w:ilvl w:val="0"/>
+          <w:numId w:val="10"/>
+        </w:numPr>
+      </w:pPr>
+      <w:r>
+        <w:rPr>
+          <w:rFonts w:ascii="宋体" w:hAnsi="宋体" w:eastAsia="宋体" w:cs="宋体" w:hint="eastAsia"/>
+          <w:lang w:eastAsia="zh-CN"/>
+        </w:rPr>
+        <w:t>语言建构与运用</w:t>
+      </w:r>
+      <w:r>
+        <w:rPr>
+          <w:rFonts w:ascii="宋体" w:eastAsia="宋体" w:hAnsi="宋体" w:cs="宋体" w:hint="eastAsia"/>
+          <w:lang w:eastAsia="zh-CN"/>
+        </w:rPr>
+        <w:t>｜学生能指出「于」「而」两字在文中的不同用法</w:t>
+      </w:r>
+      <w:r>
+        <w:t>——</w:t>
+      </w:r>
+      <w:r>
+        <w:rPr>
+          <w:rFonts w:ascii="宋体" w:eastAsia="宋体" w:hAnsi="宋体" w:cs="宋体" w:hint="eastAsia"/>
+          <w:lang w:eastAsia="zh-CN"/>
+        </w:rPr>
+        <w:t>「取之于蓝」（表来源）与「青于蓝」（表比较）、「而青于蓝」（表转折），并由这一层读出「青于蓝」说的不是「变青了」，而是「比来源更青」；能说出「輮使之然也」中「然」所指代的内容。</w:t>
       </w:r>
     </w:p>
     <w:p>
@@ -775,93 +689,20 @@
           <w:ilvl w:val="0"/>
           <w:numId w:val="10"/>
         </w:numPr>
-        <w:spacing w:after="96"/>
-        <w:jc w:val="left"/>
       </w:pPr>
       <w:r>
         <w:rPr>
-          <w:rFonts w:ascii="微软雅黑" w:eastAsia="微软雅黑" w:hAnsi="微软雅黑" w:cs="微软雅黑" w:hint="eastAsia"/>
-          <w:b/>
+          <w:rFonts w:ascii="宋体" w:hAnsi="宋体" w:eastAsia="宋体" w:cs="宋体" w:hint="eastAsia"/>
           <w:lang w:eastAsia="zh-CN"/>
         </w:rPr>
-        <w:t>语言建构与运用</w:t>
+        <w:t>审美鉴赏与创造</w:t>
       </w:r>
       <w:r>
         <w:rPr>
-          <w:rFonts w:ascii="微软雅黑" w:eastAsia="微软雅黑" w:hAnsi="微软雅黑" w:cs="微软雅黑" w:hint="eastAsia"/>
+          <w:rFonts w:ascii="宋体" w:eastAsia="宋体" w:hAnsi="宋体" w:cs="宋体" w:hint="eastAsia"/>
           <w:lang w:eastAsia="zh-CN"/>
         </w:rPr>
-        <w:t>｜学生能指出「于」「而」两字在文中的不同用法</w:t>
-      </w:r>
-      <w:r>
-        <w:t>——</w:t>
-      </w:r>
-      <w:r>
-        <w:rPr>
-          <w:rFonts w:ascii="微软雅黑" w:eastAsia="微软雅黑" w:hAnsi="微软雅黑" w:cs="微软雅黑" w:hint="eastAsia"/>
-          <w:lang w:eastAsia="zh-CN"/>
-        </w:rPr>
-        <w:t>「取之</w:t>
-      </w:r>
-      <w:r>
-        <w:rPr>
-          <w:rFonts w:ascii="微软雅黑" w:eastAsia="微软雅黑" w:hAnsi="微软雅黑" w:cs="微软雅黑" w:hint="eastAsia"/>
-          <w:b/>
-          <w:lang w:eastAsia="zh-CN"/>
-        </w:rPr>
-        <w:t>于</w:t>
-      </w:r>
-      <w:r>
-        <w:rPr>
-          <w:rFonts w:ascii="微软雅黑" w:eastAsia="微软雅黑" w:hAnsi="微软雅黑" w:cs="微软雅黑" w:hint="eastAsia"/>
-          <w:lang w:eastAsia="zh-CN"/>
-        </w:rPr>
-        <w:t>蓝」（表来源）与「青</w:t>
-      </w:r>
-      <w:r>
-        <w:rPr>
-          <w:rFonts w:ascii="微软雅黑" w:eastAsia="微软雅黑" w:hAnsi="微软雅黑" w:cs="微软雅黑" w:hint="eastAsia"/>
-          <w:b/>
-          <w:lang w:eastAsia="zh-CN"/>
-        </w:rPr>
-        <w:t>于</w:t>
-      </w:r>
-      <w:r>
-        <w:rPr>
-          <w:rFonts w:ascii="微软雅黑" w:eastAsia="微软雅黑" w:hAnsi="微软雅黑" w:cs="微软雅黑" w:hint="eastAsia"/>
-          <w:lang w:eastAsia="zh-CN"/>
-        </w:rPr>
-        <w:t>蓝」（表比较）、「而青于蓝」（表转折），并</w:t>
-      </w:r>
-      <w:r>
-        <w:rPr>
-          <w:rFonts w:ascii="微软雅黑" w:eastAsia="微软雅黑" w:hAnsi="微软雅黑" w:cs="微软雅黑" w:hint="eastAsia"/>
-          <w:b/>
-          <w:lang w:eastAsia="zh-CN"/>
-        </w:rPr>
-        <w:t>由这一层读出</w:t>
-      </w:r>
-      <w:r>
-        <w:rPr>
-          <w:rFonts w:ascii="微软雅黑" w:eastAsia="微软雅黑" w:hAnsi="微软雅黑" w:cs="微软雅黑" w:hint="eastAsia"/>
-          <w:lang w:eastAsia="zh-CN"/>
-        </w:rPr>
-        <w:t>「青于蓝」说的不是「变青了」，而是「比来源更青」；能说出「輮使之</w:t>
-      </w:r>
-      <w:r>
-        <w:rPr>
-          <w:rFonts w:ascii="微软雅黑" w:eastAsia="微软雅黑" w:hAnsi="微软雅黑" w:cs="微软雅黑" w:hint="eastAsia"/>
-          <w:b/>
-          <w:lang w:eastAsia="zh-CN"/>
-        </w:rPr>
-        <w:t>然</w:t>
-      </w:r>
-      <w:r>
-        <w:rPr>
-          <w:rFonts w:ascii="微软雅黑" w:eastAsia="微软雅黑" w:hAnsi="微软雅黑" w:cs="微软雅黑" w:hint="eastAsia"/>
-          <w:lang w:eastAsia="zh-CN"/>
-        </w:rPr>
-        <w:t>也」中「然」所指代的内容。</w:t>
+        <w:t>｜学生能归纳第一段五处比喻的取象共同点（都指向「改变」），并说明把「青，取之于蓝，而青于蓝」改成「学习能使人进步」会失去什么。</w:t>
       </w:r>
     </w:p>
     <w:p>
@@ -871,259 +712,171 @@
           <w:ilvl w:val="0"/>
           <w:numId w:val="10"/>
         </w:numPr>
-        <w:spacing w:after="96"/>
-        <w:jc w:val="left"/>
       </w:pPr>
       <w:r>
         <w:rPr>
-          <w:rFonts w:ascii="微软雅黑" w:eastAsia="微软雅黑" w:hAnsi="微软雅黑" w:cs="微软雅黑" w:hint="eastAsia"/>
-          <w:b/>
-          <w:lang w:eastAsia="zh-CN"/>
-        </w:rPr>
-        <w:t>审美鉴赏与创造</w:t>
-      </w:r>
-      <w:r>
-        <w:rPr>
-          <w:rFonts w:ascii="微软雅黑" w:eastAsia="微软雅黑" w:hAnsi="微软雅黑" w:cs="微软雅黑" w:hint="eastAsia"/>
-          <w:lang w:eastAsia="zh-CN"/>
-        </w:rPr>
-        <w:t>｜学生能归纳第一段五处比喻的</w:t>
-      </w:r>
-      <w:r>
-        <w:rPr>
-          <w:rFonts w:ascii="微软雅黑" w:eastAsia="微软雅黑" w:hAnsi="微软雅黑" w:cs="微软雅黑" w:hint="eastAsia"/>
-          <w:b/>
-          <w:lang w:eastAsia="zh-CN"/>
-        </w:rPr>
-        <w:t>取象共同点</w:t>
-      </w:r>
-      <w:r>
-        <w:rPr>
-          <w:rFonts w:ascii="微软雅黑" w:eastAsia="微软雅黑" w:hAnsi="微软雅黑" w:cs="微软雅黑" w:hint="eastAsia"/>
-          <w:lang w:eastAsia="zh-CN"/>
-        </w:rPr>
-        <w:t>（都指向「改变」），并说明把「青，取之于蓝，而青于蓝」改成「学习能使人进步」会失去什么。</w:t>
-      </w:r>
-    </w:p>
-    <w:p>
-      <w:pPr>
-        <w:pStyle w:val="ListNumber"/>
-        <w:numPr>
-          <w:ilvl w:val="0"/>
-          <w:numId w:val="10"/>
-        </w:numPr>
-        <w:spacing w:after="96"/>
-        <w:jc w:val="left"/>
-      </w:pPr>
-      <w:r>
-        <w:rPr>
-          <w:rFonts w:ascii="微软雅黑" w:eastAsia="微软雅黑" w:hAnsi="微软雅黑" w:cs="微软雅黑" w:hint="eastAsia"/>
-          <w:b/>
+          <w:rFonts w:ascii="宋体" w:hAnsi="宋体" w:eastAsia="宋体" w:cs="宋体" w:hint="eastAsia"/>
           <w:lang w:eastAsia="zh-CN"/>
         </w:rPr>
         <w:t>思维发展与提升</w:t>
       </w:r>
       <w:r>
         <w:rPr>
-          <w:rFonts w:ascii="微软雅黑" w:eastAsia="微软雅黑" w:hAnsi="微软雅黑" w:cs="微软雅黑" w:hint="eastAsia"/>
+          <w:rFonts w:ascii="宋体" w:eastAsia="宋体" w:hAnsi="宋体" w:cs="宋体" w:hint="eastAsia"/>
           <w:lang w:eastAsia="zh-CN"/>
         </w:rPr>
-        <w:t>｜学生能找出第二段四处「假于物」的例子与第三段三组</w:t>
+        <w:t>｜学生能找出第二段四处「假于物」的例子与第三段三组正反对照，说出作者是如何从「借力」与「积累」两个角度把「学不可以已」讲成立的。</w:t>
       </w:r>
-      <w:r>
-        <w:rPr>
-          <w:rFonts w:ascii="微软雅黑" w:eastAsia="微软雅黑" w:hAnsi="微软雅黑" w:cs="微软雅黑" w:hint="eastAsia"/>
-          <w:b/>
-          <w:lang w:eastAsia="zh-CN"/>
-        </w:rPr>
-        <w:t>正反对照</w:t>
-      </w:r>
-      <w:r>
-        <w:rPr>
-          <w:rFonts w:ascii="微软雅黑" w:eastAsia="微软雅黑" w:hAnsi="微软雅黑" w:cs="微软雅黑" w:hint="eastAsia"/>
-          <w:lang w:eastAsia="zh-CN"/>
-        </w:rPr>
-        <w:t>，说出作者是如何从「借力」与「积累」两个角度把「学不可以已」讲成立的。</w:t>
-      </w:r>
+      <w:r/>
     </w:p>
     <w:p>
       <w:pPr>
         <w:pStyle w:val="Heading2"/>
-        <w:spacing w:line="312" w:lineRule="auto"/>
-        <w:jc w:val="left"/>
       </w:pPr>
       <w:r>
         <w:rPr>
-          <w:rFonts w:ascii="微软雅黑" w:hAnsi="微软雅黑" w:eastAsia="微软雅黑" w:cs="微软雅黑" w:hint="eastAsia"/>
-          <w:b w:val="0"/>
-          <w:color w:val="111827"/>
-          <w:sz w:val="36"/>
+          <w:rFonts w:ascii="宋体" w:hAnsi="宋体" w:eastAsia="宋体" w:cs="宋体" w:hint="eastAsia"/>
+          <w:sz w:val="28"/>
           <w:lang w:eastAsia="zh-CN"/>
         </w:rPr>
         <w:t>三、教学重点与难点</w:t>
       </w:r>
+      <w:r/>
     </w:p>
     <w:p>
-      <w:pPr>
-        <w:pStyle w:val="ListBullet"/>
-        <w:spacing w:after="96"/>
-        <w:jc w:val="left"/>
-      </w:pPr>
+      <w:pPr/>
       <w:r>
         <w:rPr>
-          <w:rFonts w:ascii="微软雅黑" w:eastAsia="微软雅黑" w:hAnsi="微软雅黑" w:cs="微软雅黑" w:hint="eastAsia"/>
-          <w:b/>
+          <w:rFonts w:ascii="宋体" w:hAnsi="宋体" w:eastAsia="宋体" w:cs="宋体" w:hint="eastAsia"/>
           <w:lang w:eastAsia="zh-CN"/>
         </w:rPr>
         <w:t>重点</w:t>
       </w:r>
       <w:r>
         <w:rPr>
-          <w:rFonts w:ascii="微软雅黑" w:eastAsia="微软雅黑" w:hAnsi="微软雅黑" w:cs="微软雅黑" w:hint="eastAsia"/>
+          <w:rFonts w:ascii="宋体" w:eastAsia="宋体" w:hAnsi="宋体" w:cs="宋体" w:hint="eastAsia"/>
           <w:lang w:eastAsia="zh-CN"/>
         </w:rPr>
-        <w:t>：读出比喻的</w:t>
+        <w:t>：读出比喻的取象规律（五喻同指「变」）与论证结构（「假于物」与「积／舍」的正反对照）。</w:t>
       </w:r>
+      <w:r/>
+    </w:p>
+    <w:p>
+      <w:pPr/>
       <w:r>
         <w:rPr>
-          <w:rFonts w:ascii="微软雅黑" w:eastAsia="微软雅黑" w:hAnsi="微软雅黑" w:cs="微软雅黑" w:hint="eastAsia"/>
-          <w:b/>
-          <w:lang w:eastAsia="zh-CN"/>
-        </w:rPr>
-        <w:t>取象规律</w:t>
-      </w:r>
-      <w:r>
-        <w:rPr>
-          <w:rFonts w:ascii="微软雅黑" w:eastAsia="微软雅黑" w:hAnsi="微软雅黑" w:cs="微软雅黑" w:hint="eastAsia"/>
-          <w:lang w:eastAsia="zh-CN"/>
-        </w:rPr>
-        <w:t>（五喻同指「变」）与</w:t>
-      </w:r>
-      <w:r>
-        <w:rPr>
-          <w:rFonts w:ascii="微软雅黑" w:eastAsia="微软雅黑" w:hAnsi="微软雅黑" w:cs="微软雅黑" w:hint="eastAsia"/>
-          <w:b/>
-          <w:lang w:eastAsia="zh-CN"/>
-        </w:rPr>
-        <w:t>论证结构</w:t>
-      </w:r>
-      <w:r>
-        <w:rPr>
-          <w:rFonts w:ascii="微软雅黑" w:eastAsia="微软雅黑" w:hAnsi="微软雅黑" w:cs="微软雅黑" w:hint="eastAsia"/>
-          <w:lang w:eastAsia="zh-CN"/>
-        </w:rPr>
-        <w:t>（「假于物」与「积／舍」的正反对照）。</w:t>
-      </w:r>
-    </w:p>
-    <w:p>
-      <w:pPr>
-        <w:pStyle w:val="ListBullet"/>
-        <w:spacing w:after="96"/>
-        <w:jc w:val="left"/>
-      </w:pPr>
-      <w:r>
-        <w:rPr>
-          <w:rFonts w:ascii="微软雅黑" w:eastAsia="微软雅黑" w:hAnsi="微软雅黑" w:cs="微软雅黑" w:hint="eastAsia"/>
-          <w:b/>
+          <w:rFonts w:ascii="宋体" w:hAnsi="宋体" w:eastAsia="宋体" w:cs="宋体" w:hint="eastAsia"/>
           <w:lang w:eastAsia="zh-CN"/>
         </w:rPr>
         <w:t>难点</w:t>
       </w:r>
       <w:r>
         <w:rPr>
-          <w:rFonts w:ascii="微软雅黑" w:eastAsia="微软雅黑" w:hAnsi="微软雅黑" w:cs="微软雅黑" w:hint="eastAsia"/>
+          <w:rFonts w:ascii="宋体" w:eastAsia="宋体" w:hAnsi="宋体" w:cs="宋体" w:hint="eastAsia"/>
           <w:lang w:eastAsia="zh-CN"/>
         </w:rPr>
-        <w:t>：理解「比喻」在这篇文章里不只是</w:t>
-      </w:r>
-      <w:r>
-        <w:rPr>
-          <w:rFonts w:ascii="微软雅黑" w:eastAsia="微软雅黑" w:hAnsi="微软雅黑" w:cs="微软雅黑" w:hint="eastAsia"/>
-          <w:b/>
-          <w:lang w:eastAsia="zh-CN"/>
-        </w:rPr>
-        <w:t>修辞</w:t>
-      </w:r>
-      <w:r>
-        <w:rPr>
-          <w:rFonts w:ascii="微软雅黑" w:eastAsia="微软雅黑" w:hAnsi="微软雅黑" w:cs="微软雅黑" w:hint="eastAsia"/>
-          <w:lang w:eastAsia="zh-CN"/>
-        </w:rPr>
-        <w:t>，而是</w:t>
-      </w:r>
-      <w:r>
-        <w:rPr>
-          <w:rFonts w:ascii="微软雅黑" w:eastAsia="微软雅黑" w:hAnsi="微软雅黑" w:cs="微软雅黑" w:hint="eastAsia"/>
-          <w:b/>
-          <w:lang w:eastAsia="zh-CN"/>
-        </w:rPr>
-        <w:t>论证方式</w:t>
+        <w:t>：理解「比喻」在这篇文章里不只是修辞，而是论证方式</w:t>
       </w:r>
       <w:r>
         <w:t>——</w:t>
       </w:r>
       <w:r>
         <w:rPr>
-          <w:rFonts w:ascii="微软雅黑" w:eastAsia="微软雅黑" w:hAnsi="微软雅黑" w:cs="微软雅黑" w:hint="eastAsia"/>
-          <w:b/>
+          <w:rFonts w:ascii="宋体" w:eastAsia="宋体" w:hAnsi="宋体" w:cs="宋体" w:hint="eastAsia"/>
           <w:lang w:eastAsia="zh-CN"/>
         </w:rPr>
-        <w:t>喻体怎么选、怎么排，本身承担了说理功能</w:t>
+        <w:t>喻体怎么选、怎么排，本身承担了说理功能。学生的通常认知停在「用了比喻，很生动」，这一步跨不过去，本课就等于没上。</w:t>
       </w:r>
-      <w:r>
-        <w:rPr>
-          <w:rFonts w:ascii="微软雅黑" w:eastAsia="微软雅黑" w:hAnsi="微软雅黑" w:cs="微软雅黑" w:hint="eastAsia"/>
-          <w:lang w:eastAsia="zh-CN"/>
-        </w:rPr>
-        <w:t>。学生的通常认知停在「用了比喻，很生动」，这一步跨不过去，本课就等于没上。</w:t>
-      </w:r>
+      <w:r/>
     </w:p>
     <w:p>
       <w:pPr>
         <w:pStyle w:val="Heading2"/>
-        <w:spacing w:line="312" w:lineRule="auto"/>
-        <w:jc w:val="left"/>
       </w:pPr>
       <w:r>
         <w:rPr>
-          <w:rFonts w:ascii="微软雅黑" w:hAnsi="微软雅黑" w:eastAsia="微软雅黑" w:cs="微软雅黑" w:hint="eastAsia"/>
-          <w:b w:val="0"/>
-          <w:color w:val="111827"/>
-          <w:sz w:val="36"/>
+          <w:rFonts w:ascii="宋体" w:hAnsi="宋体" w:eastAsia="宋体" w:cs="宋体" w:hint="eastAsia"/>
+          <w:sz w:val="28"/>
           <w:lang w:eastAsia="zh-CN"/>
         </w:rPr>
         <w:t>四、课时安排表</w:t>
       </w:r>
+      <w:r/>
     </w:p>
     <w:p>
-      <w:pPr>
-        <w:jc w:val="left"/>
-      </w:pPr>
+      <w:pPr/>
       <w:r>
         <w:rPr>
-          <w:rFonts w:ascii="微软雅黑" w:eastAsia="微软雅黑" w:hAnsi="微软雅黑" w:cs="微软雅黑" w:hint="eastAsia"/>
-          <w:b/>
+          <w:rFonts w:ascii="宋体" w:eastAsia="宋体" w:hAnsi="宋体" w:cs="宋体" w:hint="eastAsia"/>
+          <w:color w:val="4B463F"/>
+          <w:sz w:val="21"/>
           <w:lang w:eastAsia="zh-CN"/>
         </w:rPr>
-        <w:t>总时长 135 分钟，误差 0。</w:t>
+        <w:t>时间项含六类必计项</w:t>
       </w:r>
+      <w:r>
+        <w:rPr>
+          <w:color w:val="4B463F"/>
+          <w:sz w:val="21"/>
+        </w:rPr>
+        <w:t xml:space="preserve"> + </w:t>
+      </w:r>
+      <w:r>
+        <w:rPr>
+          <w:rFonts w:ascii="宋体" w:eastAsia="宋体" w:hAnsi="宋体" w:cs="宋体" w:hint="eastAsia"/>
+          <w:color w:val="4B463F"/>
+          <w:sz w:val="21"/>
+          <w:lang w:eastAsia="zh-CN"/>
+        </w:rPr>
+        <w:t>教师讲授。汇报按串行计（单组时长</w:t>
+      </w:r>
+      <w:r>
+        <w:rPr>
+          <w:color w:val="4B463F"/>
+          <w:sz w:val="21"/>
+        </w:rPr>
+        <w:t xml:space="preserve"> × </w:t>
+      </w:r>
+      <w:r>
+        <w:rPr>
+          <w:rFonts w:ascii="宋体" w:eastAsia="宋体" w:hAnsi="宋体" w:cs="宋体" w:hint="eastAsia"/>
+          <w:color w:val="4B463F"/>
+          <w:sz w:val="21"/>
+          <w:lang w:eastAsia="zh-CN"/>
+        </w:rPr>
+        <w:t>组数）；本稿因班级人数未提供，一律按抽样</w:t>
+      </w:r>
+      <w:r>
+        <w:rPr>
+          <w:color w:val="4B463F"/>
+          <w:sz w:val="21"/>
+        </w:rPr>
+        <w:t xml:space="preserve"> 3 </w:t>
+      </w:r>
+      <w:r>
+        <w:rPr>
+          <w:rFonts w:ascii="宋体" w:eastAsia="宋体" w:hAnsi="宋体" w:cs="宋体" w:hint="eastAsia"/>
+          <w:color w:val="4B463F"/>
+          <w:sz w:val="21"/>
+          <w:lang w:eastAsia="zh-CN"/>
+        </w:rPr>
+        <w:t>组设计。</w:t>
+      </w:r>
+      <w:r/>
     </w:p>
     <w:p>
       <w:pPr>
         <w:pStyle w:val="Heading3"/>
-        <w:spacing w:line="312" w:lineRule="auto"/>
-        <w:jc w:val="left"/>
       </w:pPr>
       <w:r>
         <w:rPr>
-          <w:rFonts w:ascii="微软雅黑" w:hAnsi="微软雅黑" w:eastAsia="微软雅黑" w:cs="微软雅黑" w:hint="eastAsia"/>
-          <w:b w:val="0"/>
-          <w:color w:val="111827"/>
-          <w:sz w:val="30"/>
+          <w:rFonts w:ascii="宋体" w:hAnsi="宋体" w:eastAsia="宋体" w:cs="宋体" w:hint="eastAsia"/>
+          <w:sz w:val="24"/>
           <w:lang w:eastAsia="zh-CN"/>
         </w:rPr>
         <w:t>第 1 课时（45 分钟）· 读通与取象</w:t>
       </w:r>
+      <w:r/>
     </w:p>
     <w:tbl>
       <w:tblPr>
@@ -1144,28 +897,27 @@
             <w:tcW w:type="dxa" w:w="1728"/>
             <w:vAlign w:val="center"/>
             <w:tcBorders>
-              <w:top w:val="single" w:sz="6" w:space="0" w:color="E5E7EB"/>
-              <w:bottom w:val="single" w:sz="6" w:space="0" w:color="E5E7EB"/>
-              <w:left w:val="single" w:sz="6" w:space="0" w:color="E5E7EB"/>
-              <w:right w:val="single" w:sz="6" w:space="0" w:color="E5E7EB"/>
+              <w:top w:val="single" w:sz="6" w:space="0" w:color="B9B2A5"/>
+              <w:bottom w:val="single" w:sz="6" w:space="0" w:color="B9B2A5"/>
+              <w:left w:val="single" w:sz="6" w:space="0" w:color="B9B2A5"/>
+              <w:right w:val="single" w:sz="6" w:space="0" w:color="B9B2A5"/>
             </w:tcBorders>
-            <w:shd w:val="clear" w:color="auto" w:fill="F9FAFB"/>
+            <w:shd w:val="clear" w:color="auto" w:fill="F2EFE6"/>
             <w:tcMar>
-              <w:top w:w="96" w:type="dxa"/>
-              <w:bottom w:w="96" w:type="dxa"/>
-              <w:left w:w="144" w:type="dxa"/>
-              <w:right w:w="144" w:type="dxa"/>
+              <w:top w:w="60" w:type="dxa"/>
+              <w:bottom w:w="60" w:type="dxa"/>
+              <w:left w:w="100" w:type="dxa"/>
+              <w:right w:w="100" w:type="dxa"/>
             </w:tcMar>
           </w:tcPr>
           <w:p>
             <w:pPr>
-              <w:jc w:val="left"/>
-              <w:spacing w:line="240" w:lineRule="auto" w:before="55" w:after="55"/>
+              <w:spacing w:line="240" w:lineRule="auto" w:before="60" w:after="60"/>
             </w:pPr>
             <w:r>
               <w:rPr>
+                <w:rFonts w:ascii="黑体" w:hAnsi="黑体" w:eastAsia="黑体" w:hint="eastAsia"/>
                 <w:b/>
-                <w:sz w:val="22"/>
               </w:rPr>
               <w:t>环节</w:t>
             </w:r>
@@ -1176,30 +928,29 @@
             <w:tcW w:type="dxa" w:w="1728"/>
             <w:vAlign w:val="center"/>
             <w:tcBorders>
-              <w:top w:val="single" w:sz="6" w:space="0" w:color="E5E7EB"/>
-              <w:bottom w:val="single" w:sz="6" w:space="0" w:color="E5E7EB"/>
-              <w:left w:val="single" w:sz="6" w:space="0" w:color="E5E7EB"/>
-              <w:right w:val="single" w:sz="6" w:space="0" w:color="E5E7EB"/>
+              <w:top w:val="single" w:sz="6" w:space="0" w:color="B9B2A5"/>
+              <w:bottom w:val="single" w:sz="6" w:space="0" w:color="B9B2A5"/>
+              <w:left w:val="single" w:sz="6" w:space="0" w:color="B9B2A5"/>
+              <w:right w:val="single" w:sz="6" w:space="0" w:color="B9B2A5"/>
             </w:tcBorders>
-            <w:shd w:val="clear" w:color="auto" w:fill="F9FAFB"/>
+            <w:shd w:val="clear" w:color="auto" w:fill="F2EFE6"/>
             <w:tcMar>
-              <w:top w:w="96" w:type="dxa"/>
-              <w:bottom w:w="96" w:type="dxa"/>
-              <w:left w:w="144" w:type="dxa"/>
-              <w:right w:w="144" w:type="dxa"/>
+              <w:top w:w="60" w:type="dxa"/>
+              <w:bottom w:w="60" w:type="dxa"/>
+              <w:left w:w="100" w:type="dxa"/>
+              <w:right w:w="100" w:type="dxa"/>
             </w:tcMar>
           </w:tcPr>
           <w:p>
             <w:pPr>
-              <w:jc w:val="left"/>
-              <w:spacing w:line="240" w:lineRule="auto" w:before="55" w:after="55"/>
+              <w:spacing w:line="240" w:lineRule="auto" w:before="60" w:after="60"/>
             </w:pPr>
             <w:r>
               <w:rPr>
+                <w:rFonts w:ascii="黑体" w:hAnsi="黑体" w:eastAsia="黑体" w:hint="eastAsia"/>
                 <w:b/>
-                <w:sz w:val="22"/>
               </w:rPr>
-              <w:t>时长</w:t>
+              <w:t>时间项与时长</w:t>
             </w:r>
           </w:p>
         </w:tc>
@@ -1208,28 +959,27 @@
             <w:tcW w:type="dxa" w:w="1728"/>
             <w:vAlign w:val="center"/>
             <w:tcBorders>
-              <w:top w:val="single" w:sz="6" w:space="0" w:color="E5E7EB"/>
-              <w:bottom w:val="single" w:sz="6" w:space="0" w:color="E5E7EB"/>
-              <w:left w:val="single" w:sz="6" w:space="0" w:color="E5E7EB"/>
-              <w:right w:val="single" w:sz="6" w:space="0" w:color="E5E7EB"/>
+              <w:top w:val="single" w:sz="6" w:space="0" w:color="B9B2A5"/>
+              <w:bottom w:val="single" w:sz="6" w:space="0" w:color="B9B2A5"/>
+              <w:left w:val="single" w:sz="6" w:space="0" w:color="B9B2A5"/>
+              <w:right w:val="single" w:sz="6" w:space="0" w:color="B9B2A5"/>
             </w:tcBorders>
-            <w:shd w:val="clear" w:color="auto" w:fill="F9FAFB"/>
+            <w:shd w:val="clear" w:color="auto" w:fill="F2EFE6"/>
             <w:tcMar>
-              <w:top w:w="96" w:type="dxa"/>
-              <w:bottom w:w="96" w:type="dxa"/>
-              <w:left w:w="144" w:type="dxa"/>
-              <w:right w:w="144" w:type="dxa"/>
+              <w:top w:w="60" w:type="dxa"/>
+              <w:bottom w:w="60" w:type="dxa"/>
+              <w:left w:w="100" w:type="dxa"/>
+              <w:right w:w="100" w:type="dxa"/>
             </w:tcMar>
           </w:tcPr>
           <w:p>
             <w:pPr>
-              <w:jc w:val="left"/>
-              <w:spacing w:line="240" w:lineRule="auto" w:before="55" w:after="55"/>
+              <w:spacing w:line="240" w:lineRule="auto" w:before="60" w:after="60"/>
             </w:pPr>
             <w:r>
               <w:rPr>
+                <w:rFonts w:ascii="黑体" w:hAnsi="黑体" w:eastAsia="黑体" w:hint="eastAsia"/>
                 <w:b/>
-                <w:sz w:val="22"/>
               </w:rPr>
               <w:t>教师活动</w:t>
             </w:r>
@@ -1240,28 +990,27 @@
             <w:tcW w:type="dxa" w:w="1728"/>
             <w:vAlign w:val="center"/>
             <w:tcBorders>
-              <w:top w:val="single" w:sz="6" w:space="0" w:color="E5E7EB"/>
-              <w:bottom w:val="single" w:sz="6" w:space="0" w:color="E5E7EB"/>
-              <w:left w:val="single" w:sz="6" w:space="0" w:color="E5E7EB"/>
-              <w:right w:val="single" w:sz="6" w:space="0" w:color="E5E7EB"/>
+              <w:top w:val="single" w:sz="6" w:space="0" w:color="B9B2A5"/>
+              <w:bottom w:val="single" w:sz="6" w:space="0" w:color="B9B2A5"/>
+              <w:left w:val="single" w:sz="6" w:space="0" w:color="B9B2A5"/>
+              <w:right w:val="single" w:sz="6" w:space="0" w:color="B9B2A5"/>
             </w:tcBorders>
-            <w:shd w:val="clear" w:color="auto" w:fill="F9FAFB"/>
+            <w:shd w:val="clear" w:color="auto" w:fill="F2EFE6"/>
             <w:tcMar>
-              <w:top w:w="96" w:type="dxa"/>
-              <w:bottom w:w="96" w:type="dxa"/>
-              <w:left w:w="144" w:type="dxa"/>
-              <w:right w:w="144" w:type="dxa"/>
+              <w:top w:w="60" w:type="dxa"/>
+              <w:bottom w:w="60" w:type="dxa"/>
+              <w:left w:w="100" w:type="dxa"/>
+              <w:right w:w="100" w:type="dxa"/>
             </w:tcMar>
           </w:tcPr>
           <w:p>
             <w:pPr>
-              <w:jc w:val="left"/>
-              <w:spacing w:line="240" w:lineRule="auto" w:before="55" w:after="55"/>
+              <w:spacing w:line="240" w:lineRule="auto" w:before="60" w:after="60"/>
             </w:pPr>
             <w:r>
               <w:rPr>
+                <w:rFonts w:ascii="黑体" w:hAnsi="黑体" w:eastAsia="黑体" w:hint="eastAsia"/>
                 <w:b/>
-                <w:sz w:val="22"/>
               </w:rPr>
               <w:t>学生的活动</w:t>
             </w:r>
@@ -1272,28 +1021,27 @@
             <w:tcW w:type="dxa" w:w="1728"/>
             <w:vAlign w:val="center"/>
             <w:tcBorders>
-              <w:top w:val="single" w:sz="6" w:space="0" w:color="E5E7EB"/>
-              <w:bottom w:val="single" w:sz="6" w:space="0" w:color="E5E7EB"/>
-              <w:left w:val="single" w:sz="6" w:space="0" w:color="E5E7EB"/>
-              <w:right w:val="single" w:sz="6" w:space="0" w:color="E5E7EB"/>
+              <w:top w:val="single" w:sz="6" w:space="0" w:color="B9B2A5"/>
+              <w:bottom w:val="single" w:sz="6" w:space="0" w:color="B9B2A5"/>
+              <w:left w:val="single" w:sz="6" w:space="0" w:color="B9B2A5"/>
+              <w:right w:val="single" w:sz="6" w:space="0" w:color="B9B2A5"/>
             </w:tcBorders>
-            <w:shd w:val="clear" w:color="auto" w:fill="F9FAFB"/>
+            <w:shd w:val="clear" w:color="auto" w:fill="F2EFE6"/>
             <w:tcMar>
-              <w:top w:w="96" w:type="dxa"/>
-              <w:bottom w:w="96" w:type="dxa"/>
-              <w:left w:w="144" w:type="dxa"/>
-              <w:right w:w="144" w:type="dxa"/>
+              <w:top w:w="60" w:type="dxa"/>
+              <w:bottom w:w="60" w:type="dxa"/>
+              <w:left w:w="100" w:type="dxa"/>
+              <w:right w:w="100" w:type="dxa"/>
             </w:tcMar>
           </w:tcPr>
           <w:p>
             <w:pPr>
-              <w:jc w:val="left"/>
-              <w:spacing w:line="240" w:lineRule="auto" w:before="55" w:after="55"/>
+              <w:spacing w:line="240" w:lineRule="auto" w:before="60" w:after="60"/>
             </w:pPr>
             <w:r>
               <w:rPr>
+                <w:rFonts w:ascii="黑体" w:hAnsi="黑体" w:eastAsia="黑体" w:hint="eastAsia"/>
                 <w:b/>
-                <w:sz w:val="22"/>
               </w:rPr>
               <w:t>设计意图</w:t>
             </w:r>
@@ -1306,52 +1054,50 @@
             <w:tcW w:type="dxa" w:w="1728"/>
             <w:vAlign w:val="center"/>
             <w:tcBorders>
-              <w:top w:val="single" w:sz="6" w:space="0" w:color="E5E7EB"/>
-              <w:bottom w:val="single" w:sz="6" w:space="0" w:color="E5E7EB"/>
-              <w:left w:val="single" w:sz="6" w:space="0" w:color="E5E7EB"/>
-              <w:right w:val="single" w:sz="6" w:space="0" w:color="E5E7EB"/>
+              <w:top w:val="single" w:sz="6" w:space="0" w:color="B9B2A5"/>
+              <w:bottom w:val="single" w:sz="6" w:space="0" w:color="B9B2A5"/>
+              <w:left w:val="single" w:sz="6" w:space="0" w:color="B9B2A5"/>
+              <w:right w:val="single" w:sz="6" w:space="0" w:color="B9B2A5"/>
             </w:tcBorders>
             <w:tcMar>
-              <w:top w:w="96" w:type="dxa"/>
-              <w:bottom w:w="96" w:type="dxa"/>
-              <w:left w:w="144" w:type="dxa"/>
-              <w:right w:w="144" w:type="dxa"/>
+              <w:top w:w="60" w:type="dxa"/>
+              <w:bottom w:w="60" w:type="dxa"/>
+              <w:left w:w="100" w:type="dxa"/>
+              <w:right w:w="100" w:type="dxa"/>
             </w:tcMar>
           </w:tcPr>
           <w:p>
             <w:pPr>
-              <w:jc w:val="left"/>
-              <w:spacing w:line="240" w:lineRule="auto" w:before="55" w:after="55"/>
+              <w:spacing w:line="240" w:lineRule="auto" w:before="60" w:after="60"/>
             </w:pPr>
             <w:r>
+              <w:t>导入</w:t>
+            </w:r>
+            <w:r>
+              <w:t xml:space="preserve"> </w:t>
+            </w:r>
+            <w:r>
+              <w:t>·</w:t>
+            </w:r>
+            <w:r>
+              <w:t xml:space="preserve"> </w:t>
+            </w:r>
+            <w:r>
+              <w:t>出口「假」</w:t>
+            </w:r>
+            <w:r>
+              <w:t xml:space="preserve"> </w:t>
+              <w:br/>
+            </w:r>
+            <w:r>
+              <w:t xml:space="preserve"> </w:t>
+            </w:r>
+            <w:r>
               <w:rPr>
-                <w:sz w:val="22"/>
+                <w:color w:val="4B463F"/>
+                <w:sz w:val="21"/>
               </w:rPr>
-              <w:t>导入</w:t>
-            </w:r>
-            <w:r>
-              <w:rPr>
-                <w:sz w:val="22"/>
-              </w:rPr>
-              <w:t xml:space="preserve"> </w:t>
-            </w:r>
-            <w:r>
-              <w:rPr>
-                <w:sz w:val="22"/>
-              </w:rPr>
-              <w:t>·</w:t>
-            </w:r>
-            <w:r>
-              <w:rPr>
-                <w:sz w:val="22"/>
-              </w:rPr>
-              <w:t xml:space="preserve"> </w:t>
-            </w:r>
-            <w:r>
-              <w:rPr>
-                <w:sz w:val="22"/>
-              </w:rPr>
-              <w:t>出口「假」</w:t>
+              <w:t>5 min</w:t>
             </w:r>
           </w:p>
         </w:tc>
@@ -1360,28 +1106,28 @@
             <w:tcW w:type="dxa" w:w="1728"/>
             <w:vAlign w:val="center"/>
             <w:tcBorders>
-              <w:top w:val="single" w:sz="6" w:space="0" w:color="E5E7EB"/>
-              <w:bottom w:val="single" w:sz="6" w:space="0" w:color="E5E7EB"/>
-              <w:left w:val="single" w:sz="6" w:space="0" w:color="E5E7EB"/>
-              <w:right w:val="single" w:sz="6" w:space="0" w:color="E5E7EB"/>
+              <w:top w:val="single" w:sz="6" w:space="0" w:color="B9B2A5"/>
+              <w:bottom w:val="single" w:sz="6" w:space="0" w:color="B9B2A5"/>
+              <w:left w:val="single" w:sz="6" w:space="0" w:color="B9B2A5"/>
+              <w:right w:val="single" w:sz="6" w:space="0" w:color="B9B2A5"/>
             </w:tcBorders>
             <w:tcMar>
-              <w:top w:w="96" w:type="dxa"/>
-              <w:bottom w:w="96" w:type="dxa"/>
-              <w:left w:w="144" w:type="dxa"/>
-              <w:right w:w="144" w:type="dxa"/>
+              <w:top w:w="60" w:type="dxa"/>
+              <w:bottom w:w="60" w:type="dxa"/>
+              <w:left w:w="100" w:type="dxa"/>
+              <w:right w:w="100" w:type="dxa"/>
             </w:tcMar>
           </w:tcPr>
           <w:p>
             <w:pPr>
-              <w:jc w:val="left"/>
-              <w:spacing w:line="240" w:lineRule="auto" w:before="55" w:after="55"/>
+              <w:spacing w:line="240" w:lineRule="auto" w:before="60" w:after="60"/>
             </w:pPr>
             <w:r>
               <w:rPr>
-                <w:sz w:val="22"/>
+                <w:color w:val="4B463F"/>
+                <w:sz w:val="21"/>
               </w:rPr>
-              <w:t>5 min</w:t>
+              <w:t>独立阅读 1 ／ 讲授·机动 4 ＝ 5</w:t>
             </w:r>
           </w:p>
         </w:tc>
@@ -1390,28 +1136,24 @@
             <w:tcW w:type="dxa" w:w="1728"/>
             <w:vAlign w:val="center"/>
             <w:tcBorders>
-              <w:top w:val="single" w:sz="6" w:space="0" w:color="E5E7EB"/>
-              <w:bottom w:val="single" w:sz="6" w:space="0" w:color="E5E7EB"/>
-              <w:left w:val="single" w:sz="6" w:space="0" w:color="E5E7EB"/>
-              <w:right w:val="single" w:sz="6" w:space="0" w:color="E5E7EB"/>
+              <w:top w:val="single" w:sz="6" w:space="0" w:color="B9B2A5"/>
+              <w:bottom w:val="single" w:sz="6" w:space="0" w:color="B9B2A5"/>
+              <w:left w:val="single" w:sz="6" w:space="0" w:color="B9B2A5"/>
+              <w:right w:val="single" w:sz="6" w:space="0" w:color="B9B2A5"/>
             </w:tcBorders>
             <w:tcMar>
-              <w:top w:w="96" w:type="dxa"/>
-              <w:bottom w:w="96" w:type="dxa"/>
-              <w:left w:w="144" w:type="dxa"/>
-              <w:right w:w="144" w:type="dxa"/>
+              <w:top w:w="60" w:type="dxa"/>
+              <w:bottom w:w="60" w:type="dxa"/>
+              <w:left w:w="100" w:type="dxa"/>
+              <w:right w:w="100" w:type="dxa"/>
             </w:tcMar>
           </w:tcPr>
           <w:p>
             <w:pPr>
-              <w:jc w:val="left"/>
-              <w:spacing w:line="240" w:lineRule="auto" w:before="55" w:after="55"/>
+              <w:spacing w:line="240" w:lineRule="auto" w:before="60" w:after="60"/>
             </w:pPr>
             <w:r>
-              <w:rPr>
-                <w:sz w:val="22"/>
-              </w:rPr>
-              <w:t>只出示「君子生非异也，善假于物也」一句，只问「假」字今天什么意思、这里什么意思</w:t>
+              <w:t>只出示「君子生非异也，善假于物也」一句，只问「假」字今天什么意思、这里什么意思，不作任何背景介绍</w:t>
             </w:r>
           </w:p>
         </w:tc>
@@ -1420,28 +1162,24 @@
             <w:tcW w:type="dxa" w:w="1728"/>
             <w:vAlign w:val="center"/>
             <w:tcBorders>
-              <w:top w:val="single" w:sz="6" w:space="0" w:color="E5E7EB"/>
-              <w:bottom w:val="single" w:sz="6" w:space="0" w:color="E5E7EB"/>
-              <w:left w:val="single" w:sz="6" w:space="0" w:color="E5E7EB"/>
-              <w:right w:val="single" w:sz="6" w:space="0" w:color="E5E7EB"/>
+              <w:top w:val="single" w:sz="6" w:space="0" w:color="B9B2A5"/>
+              <w:bottom w:val="single" w:sz="6" w:space="0" w:color="B9B2A5"/>
+              <w:left w:val="single" w:sz="6" w:space="0" w:color="B9B2A5"/>
+              <w:right w:val="single" w:sz="6" w:space="0" w:color="B9B2A5"/>
             </w:tcBorders>
             <w:tcMar>
-              <w:top w:w="96" w:type="dxa"/>
-              <w:bottom w:w="96" w:type="dxa"/>
-              <w:left w:w="144" w:type="dxa"/>
-              <w:right w:w="144" w:type="dxa"/>
+              <w:top w:w="60" w:type="dxa"/>
+              <w:bottom w:w="60" w:type="dxa"/>
+              <w:left w:w="100" w:type="dxa"/>
+              <w:right w:w="100" w:type="dxa"/>
             </w:tcMar>
           </w:tcPr>
           <w:p>
             <w:pPr>
-              <w:jc w:val="left"/>
-              <w:spacing w:line="240" w:lineRule="auto" w:before="55" w:after="55"/>
+              <w:spacing w:line="240" w:lineRule="auto" w:before="60" w:after="60"/>
             </w:pPr>
             <w:r>
-              <w:rPr>
-                <w:sz w:val="22"/>
-              </w:rPr>
-              <w:t>先按今义答（虚假），再从注释找出文中义（借助），齐读全句</w:t>
+              <w:t>先按今义答（虚假），再查注释找出文中义（借助），齐读全句</w:t>
             </w:r>
           </w:p>
         </w:tc>
@@ -1450,28 +1188,24 @@
             <w:tcW w:type="dxa" w:w="1728"/>
             <w:vAlign w:val="center"/>
             <w:tcBorders>
-              <w:top w:val="single" w:sz="6" w:space="0" w:color="E5E7EB"/>
-              <w:bottom w:val="single" w:sz="6" w:space="0" w:color="E5E7EB"/>
-              <w:left w:val="single" w:sz="6" w:space="0" w:color="E5E7EB"/>
-              <w:right w:val="single" w:sz="6" w:space="0" w:color="E5E7EB"/>
+              <w:top w:val="single" w:sz="6" w:space="0" w:color="B9B2A5"/>
+              <w:bottom w:val="single" w:sz="6" w:space="0" w:color="B9B2A5"/>
+              <w:left w:val="single" w:sz="6" w:space="0" w:color="B9B2A5"/>
+              <w:right w:val="single" w:sz="6" w:space="0" w:color="B9B2A5"/>
             </w:tcBorders>
             <w:tcMar>
-              <w:top w:w="96" w:type="dxa"/>
-              <w:bottom w:w="96" w:type="dxa"/>
-              <w:left w:w="144" w:type="dxa"/>
-              <w:right w:w="144" w:type="dxa"/>
+              <w:top w:w="60" w:type="dxa"/>
+              <w:bottom w:w="60" w:type="dxa"/>
+              <w:left w:w="100" w:type="dxa"/>
+              <w:right w:w="100" w:type="dxa"/>
             </w:tcMar>
           </w:tcPr>
           <w:p>
             <w:pPr>
-              <w:jc w:val="left"/>
-              <w:spacing w:line="240" w:lineRule="auto" w:before="55" w:after="55"/>
+              <w:spacing w:line="240" w:lineRule="auto" w:before="60" w:after="60"/>
             </w:pPr>
             <w:r>
-              <w:rPr>
-                <w:sz w:val="22"/>
-              </w:rPr>
-              <w:t>用一个同词异境的字切入，把注意力压到语言上，而不先讲作者</w:t>
+              <w:t>用一个同词异境的字切入，把注意力压到语言上，而不是先讲作者</w:t>
             </w:r>
           </w:p>
         </w:tc>
@@ -1482,28 +1216,35 @@
             <w:tcW w:type="dxa" w:w="1728"/>
             <w:vAlign w:val="center"/>
             <w:tcBorders>
-              <w:top w:val="single" w:sz="6" w:space="0" w:color="E5E7EB"/>
-              <w:bottom w:val="single" w:sz="6" w:space="0" w:color="E5E7EB"/>
-              <w:left w:val="single" w:sz="6" w:space="0" w:color="E5E7EB"/>
-              <w:right w:val="single" w:sz="6" w:space="0" w:color="E5E7EB"/>
+              <w:top w:val="single" w:sz="6" w:space="0" w:color="B9B2A5"/>
+              <w:bottom w:val="single" w:sz="6" w:space="0" w:color="B9B2A5"/>
+              <w:left w:val="single" w:sz="6" w:space="0" w:color="B9B2A5"/>
+              <w:right w:val="single" w:sz="6" w:space="0" w:color="B9B2A5"/>
             </w:tcBorders>
             <w:tcMar>
-              <w:top w:w="96" w:type="dxa"/>
-              <w:bottom w:w="96" w:type="dxa"/>
-              <w:left w:w="144" w:type="dxa"/>
-              <w:right w:w="144" w:type="dxa"/>
+              <w:top w:w="60" w:type="dxa"/>
+              <w:bottom w:w="60" w:type="dxa"/>
+              <w:left w:w="100" w:type="dxa"/>
+              <w:right w:w="100" w:type="dxa"/>
             </w:tcMar>
           </w:tcPr>
           <w:p>
             <w:pPr>
-              <w:jc w:val="left"/>
-              <w:spacing w:line="240" w:lineRule="auto" w:before="55" w:after="55"/>
+              <w:spacing w:line="240" w:lineRule="auto" w:before="60" w:after="60"/>
             </w:pPr>
             <w:r>
+              <w:t xml:space="preserve">通读与文言疏通 </w:t>
+              <w:br/>
+            </w:r>
+            <w:r>
+              <w:t xml:space="preserve"> </w:t>
+            </w:r>
+            <w:r>
               <w:rPr>
-                <w:sz w:val="22"/>
+                <w:color w:val="4B463F"/>
+                <w:sz w:val="21"/>
               </w:rPr>
-              <w:t>通读与文言疏通</w:t>
+              <w:t>15 min</w:t>
             </w:r>
           </w:p>
         </w:tc>
@@ -1512,28 +1253,28 @@
             <w:tcW w:type="dxa" w:w="1728"/>
             <w:vAlign w:val="center"/>
             <w:tcBorders>
-              <w:top w:val="single" w:sz="6" w:space="0" w:color="E5E7EB"/>
-              <w:bottom w:val="single" w:sz="6" w:space="0" w:color="E5E7EB"/>
-              <w:left w:val="single" w:sz="6" w:space="0" w:color="E5E7EB"/>
-              <w:right w:val="single" w:sz="6" w:space="0" w:color="E5E7EB"/>
+              <w:top w:val="single" w:sz="6" w:space="0" w:color="B9B2A5"/>
+              <w:bottom w:val="single" w:sz="6" w:space="0" w:color="B9B2A5"/>
+              <w:left w:val="single" w:sz="6" w:space="0" w:color="B9B2A5"/>
+              <w:right w:val="single" w:sz="6" w:space="0" w:color="B9B2A5"/>
             </w:tcBorders>
             <w:tcMar>
-              <w:top w:w="96" w:type="dxa"/>
-              <w:bottom w:w="96" w:type="dxa"/>
-              <w:left w:w="144" w:type="dxa"/>
-              <w:right w:w="144" w:type="dxa"/>
+              <w:top w:w="60" w:type="dxa"/>
+              <w:bottom w:w="60" w:type="dxa"/>
+              <w:left w:w="100" w:type="dxa"/>
+              <w:right w:w="100" w:type="dxa"/>
             </w:tcMar>
           </w:tcPr>
           <w:p>
             <w:pPr>
-              <w:jc w:val="left"/>
-              <w:spacing w:line="240" w:lineRule="auto" w:before="55" w:after="55"/>
+              <w:spacing w:line="240" w:lineRule="auto" w:before="60" w:after="60"/>
             </w:pPr>
             <w:r>
               <w:rPr>
-                <w:sz w:val="22"/>
+                <w:color w:val="4B463F"/>
+                <w:sz w:val="21"/>
               </w:rPr>
-              <w:t>15 min</w:t>
+              <w:t>独立阅读 8 ／ 教师回应 1 ／ 书写 2 ／ 切换 1 ／ 讲授·机动 3 ＝ 15</w:t>
             </w:r>
           </w:p>
         </w:tc>
@@ -1542,28 +1283,24 @@
             <w:tcW w:type="dxa" w:w="1728"/>
             <w:vAlign w:val="center"/>
             <w:tcBorders>
-              <w:top w:val="single" w:sz="6" w:space="0" w:color="E5E7EB"/>
-              <w:bottom w:val="single" w:sz="6" w:space="0" w:color="E5E7EB"/>
-              <w:left w:val="single" w:sz="6" w:space="0" w:color="E5E7EB"/>
-              <w:right w:val="single" w:sz="6" w:space="0" w:color="E5E7EB"/>
+              <w:top w:val="single" w:sz="6" w:space="0" w:color="B9B2A5"/>
+              <w:bottom w:val="single" w:sz="6" w:space="0" w:color="B9B2A5"/>
+              <w:left w:val="single" w:sz="6" w:space="0" w:color="B9B2A5"/>
+              <w:right w:val="single" w:sz="6" w:space="0" w:color="B9B2A5"/>
             </w:tcBorders>
             <w:tcMar>
-              <w:top w:w="96" w:type="dxa"/>
-              <w:bottom w:w="96" w:type="dxa"/>
-              <w:left w:w="144" w:type="dxa"/>
-              <w:right w:w="144" w:type="dxa"/>
+              <w:top w:w="60" w:type="dxa"/>
+              <w:bottom w:w="60" w:type="dxa"/>
+              <w:left w:w="100" w:type="dxa"/>
+              <w:right w:w="100" w:type="dxa"/>
             </w:tcMar>
           </w:tcPr>
           <w:p>
             <w:pPr>
-              <w:jc w:val="left"/>
-              <w:spacing w:line="240" w:lineRule="auto" w:before="55" w:after="55"/>
+              <w:spacing w:line="240" w:lineRule="auto" w:before="60" w:after="60"/>
             </w:pPr>
             <w:r>
-              <w:rPr>
-                <w:sz w:val="22"/>
-              </w:rPr>
-              <w:t>不下发译文；巡行，只对读不通的句子作提示；点出三处通假「有＝又」「知＝智」「生＝性」</w:t>
+              <w:t>不下发译文。巡行，只对读不通的句子作提示；点出三处通假「有＝又」「知＝智」「生＝性」</w:t>
             </w:r>
           </w:p>
         </w:tc>
@@ -1572,28 +1309,24 @@
             <w:tcW w:type="dxa" w:w="1728"/>
             <w:vAlign w:val="center"/>
             <w:tcBorders>
-              <w:top w:val="single" w:sz="6" w:space="0" w:color="E5E7EB"/>
-              <w:bottom w:val="single" w:sz="6" w:space="0" w:color="E5E7EB"/>
-              <w:left w:val="single" w:sz="6" w:space="0" w:color="E5E7EB"/>
-              <w:right w:val="single" w:sz="6" w:space="0" w:color="E5E7EB"/>
+              <w:top w:val="single" w:sz="6" w:space="0" w:color="B9B2A5"/>
+              <w:bottom w:val="single" w:sz="6" w:space="0" w:color="B9B2A5"/>
+              <w:left w:val="single" w:sz="6" w:space="0" w:color="B9B2A5"/>
+              <w:right w:val="single" w:sz="6" w:space="0" w:color="B9B2A5"/>
             </w:tcBorders>
             <w:tcMar>
-              <w:top w:w="96" w:type="dxa"/>
-              <w:bottom w:w="96" w:type="dxa"/>
-              <w:left w:w="144" w:type="dxa"/>
-              <w:right w:w="144" w:type="dxa"/>
+              <w:top w:w="60" w:type="dxa"/>
+              <w:bottom w:w="60" w:type="dxa"/>
+              <w:left w:w="100" w:type="dxa"/>
+              <w:right w:w="100" w:type="dxa"/>
             </w:tcMar>
           </w:tcPr>
           <w:p>
             <w:pPr>
-              <w:jc w:val="left"/>
-              <w:spacing w:line="240" w:lineRule="auto" w:before="55" w:after="55"/>
+              <w:spacing w:line="240" w:lineRule="auto" w:before="60" w:after="60"/>
             </w:pPr>
             <w:r>
-              <w:rPr>
-                <w:sz w:val="22"/>
-              </w:rPr>
-              <w:t>自读全文，标出不通的字词；同桌互译第一段，把译不通的句子留下来</w:t>
+              <w:t>自读全文，标出读不通的字词；同桌互译第一段，把译不通的句子留下来</w:t>
             </w:r>
           </w:p>
         </w:tc>
@@ -1602,51 +1335,35 @@
             <w:tcW w:type="dxa" w:w="1728"/>
             <w:vAlign w:val="center"/>
             <w:tcBorders>
-              <w:top w:val="single" w:sz="6" w:space="0" w:color="E5E7EB"/>
-              <w:bottom w:val="single" w:sz="6" w:space="0" w:color="E5E7EB"/>
-              <w:left w:val="single" w:sz="6" w:space="0" w:color="E5E7EB"/>
-              <w:right w:val="single" w:sz="6" w:space="0" w:color="E5E7EB"/>
+              <w:top w:val="single" w:sz="6" w:space="0" w:color="B9B2A5"/>
+              <w:bottom w:val="single" w:sz="6" w:space="0" w:color="B9B2A5"/>
+              <w:left w:val="single" w:sz="6" w:space="0" w:color="B9B2A5"/>
+              <w:right w:val="single" w:sz="6" w:space="0" w:color="B9B2A5"/>
             </w:tcBorders>
             <w:tcMar>
-              <w:top w:w="96" w:type="dxa"/>
-              <w:bottom w:w="96" w:type="dxa"/>
-              <w:left w:w="144" w:type="dxa"/>
-              <w:right w:w="144" w:type="dxa"/>
+              <w:top w:w="60" w:type="dxa"/>
+              <w:bottom w:w="60" w:type="dxa"/>
+              <w:left w:w="100" w:type="dxa"/>
+              <w:right w:w="100" w:type="dxa"/>
             </w:tcMar>
           </w:tcPr>
           <w:p>
             <w:pPr>
-              <w:jc w:val="left"/>
-              <w:spacing w:line="240" w:lineRule="auto" w:before="55" w:after="55"/>
+              <w:spacing w:line="240" w:lineRule="auto" w:before="60" w:after="60"/>
             </w:pPr>
             <w:r>
-              <w:rPr>
-                <w:sz w:val="22"/>
-              </w:rPr>
               <w:t>文言地基必须先过，但不占满课时</w:t>
             </w:r>
             <w:r>
-              <w:rPr>
-                <w:sz w:val="22"/>
-              </w:rPr>
               <w:t xml:space="preserve"> </w:t>
             </w:r>
             <w:r>
-              <w:rPr>
-                <w:sz w:val="22"/>
-              </w:rPr>
               <w:t>——</w:t>
             </w:r>
             <w:r>
-              <w:rPr>
-                <w:sz w:val="22"/>
-              </w:rPr>
               <w:t xml:space="preserve"> </w:t>
             </w:r>
             <w:r>
-              <w:rPr>
-                <w:sz w:val="22"/>
-              </w:rPr>
               <w:t>读通是手段，不是终点</w:t>
             </w:r>
           </w:p>
@@ -1658,28 +1375,35 @@
             <w:tcW w:type="dxa" w:w="1728"/>
             <w:vAlign w:val="center"/>
             <w:tcBorders>
-              <w:top w:val="single" w:sz="6" w:space="0" w:color="E5E7EB"/>
-              <w:bottom w:val="single" w:sz="6" w:space="0" w:color="E5E7EB"/>
-              <w:left w:val="single" w:sz="6" w:space="0" w:color="E5E7EB"/>
-              <w:right w:val="single" w:sz="6" w:space="0" w:color="E5E7EB"/>
+              <w:top w:val="single" w:sz="6" w:space="0" w:color="B9B2A5"/>
+              <w:bottom w:val="single" w:sz="6" w:space="0" w:color="B9B2A5"/>
+              <w:left w:val="single" w:sz="6" w:space="0" w:color="B9B2A5"/>
+              <w:right w:val="single" w:sz="6" w:space="0" w:color="B9B2A5"/>
             </w:tcBorders>
             <w:tcMar>
-              <w:top w:w="96" w:type="dxa"/>
-              <w:bottom w:w="96" w:type="dxa"/>
-              <w:left w:w="144" w:type="dxa"/>
-              <w:right w:w="144" w:type="dxa"/>
+              <w:top w:w="60" w:type="dxa"/>
+              <w:bottom w:w="60" w:type="dxa"/>
+              <w:left w:w="100" w:type="dxa"/>
+              <w:right w:w="100" w:type="dxa"/>
             </w:tcMar>
           </w:tcPr>
           <w:p>
             <w:pPr>
-              <w:jc w:val="left"/>
-              <w:spacing w:line="240" w:lineRule="auto" w:before="55" w:after="55"/>
+              <w:spacing w:line="240" w:lineRule="auto" w:before="60" w:after="60"/>
             </w:pPr>
             <w:r>
+              <w:t xml:space="preserve">台阶一 取象 </w:t>
+              <w:br/>
+            </w:r>
+            <w:r>
+              <w:t xml:space="preserve"> </w:t>
+            </w:r>
+            <w:r>
               <w:rPr>
-                <w:sz w:val="22"/>
+                <w:color w:val="4B463F"/>
+                <w:sz w:val="21"/>
               </w:rPr>
-              <w:t>台阶一 取象：五喻为什么都指向「变」</w:t>
+              <w:t>25 min</w:t>
             </w:r>
           </w:p>
         </w:tc>
@@ -1688,28 +1412,28 @@
             <w:tcW w:type="dxa" w:w="1728"/>
             <w:vAlign w:val="center"/>
             <w:tcBorders>
-              <w:top w:val="single" w:sz="6" w:space="0" w:color="E5E7EB"/>
-              <w:bottom w:val="single" w:sz="6" w:space="0" w:color="E5E7EB"/>
-              <w:left w:val="single" w:sz="6" w:space="0" w:color="E5E7EB"/>
-              <w:right w:val="single" w:sz="6" w:space="0" w:color="E5E7EB"/>
+              <w:top w:val="single" w:sz="6" w:space="0" w:color="B9B2A5"/>
+              <w:bottom w:val="single" w:sz="6" w:space="0" w:color="B9B2A5"/>
+              <w:left w:val="single" w:sz="6" w:space="0" w:color="B9B2A5"/>
+              <w:right w:val="single" w:sz="6" w:space="0" w:color="B9B2A5"/>
             </w:tcBorders>
             <w:tcMar>
-              <w:top w:w="96" w:type="dxa"/>
-              <w:bottom w:w="96" w:type="dxa"/>
-              <w:left w:w="144" w:type="dxa"/>
-              <w:right w:w="144" w:type="dxa"/>
+              <w:top w:w="60" w:type="dxa"/>
+              <w:bottom w:w="60" w:type="dxa"/>
+              <w:left w:w="100" w:type="dxa"/>
+              <w:right w:w="100" w:type="dxa"/>
             </w:tcMar>
           </w:tcPr>
           <w:p>
             <w:pPr>
-              <w:jc w:val="left"/>
-              <w:spacing w:line="240" w:lineRule="auto" w:before="55" w:after="55"/>
+              <w:spacing w:line="240" w:lineRule="auto" w:before="60" w:after="60"/>
             </w:pPr>
             <w:r>
               <w:rPr>
-                <w:sz w:val="22"/>
+                <w:color w:val="4B463F"/>
+                <w:sz w:val="21"/>
               </w:rPr>
-              <w:t>25 min</w:t>
+              <w:t>独立阅读 3 ／ 讨论 3 ／ 汇报 6（3 组×2）／ 教师回应 3 ／ 书写 3 ／ 切换 1 ／ 讲授·机动 6 ＝ 25</w:t>
             </w:r>
           </w:p>
         </w:tc>
@@ -1718,28 +1442,24 @@
             <w:tcW w:type="dxa" w:w="1728"/>
             <w:vAlign w:val="center"/>
             <w:tcBorders>
-              <w:top w:val="single" w:sz="6" w:space="0" w:color="E5E7EB"/>
-              <w:bottom w:val="single" w:sz="6" w:space="0" w:color="E5E7EB"/>
-              <w:left w:val="single" w:sz="6" w:space="0" w:color="E5E7EB"/>
-              <w:right w:val="single" w:sz="6" w:space="0" w:color="E5E7EB"/>
+              <w:top w:val="single" w:sz="6" w:space="0" w:color="B9B2A5"/>
+              <w:bottom w:val="single" w:sz="6" w:space="0" w:color="B9B2A5"/>
+              <w:left w:val="single" w:sz="6" w:space="0" w:color="B9B2A5"/>
+              <w:right w:val="single" w:sz="6" w:space="0" w:color="B9B2A5"/>
             </w:tcBorders>
             <w:tcMar>
-              <w:top w:w="96" w:type="dxa"/>
-              <w:bottom w:w="96" w:type="dxa"/>
-              <w:left w:w="144" w:type="dxa"/>
-              <w:right w:w="144" w:type="dxa"/>
+              <w:top w:w="60" w:type="dxa"/>
+              <w:bottom w:w="60" w:type="dxa"/>
+              <w:left w:w="100" w:type="dxa"/>
+              <w:right w:w="100" w:type="dxa"/>
             </w:tcMar>
           </w:tcPr>
           <w:p>
             <w:pPr>
-              <w:jc w:val="left"/>
-              <w:spacing w:line="240" w:lineRule="auto" w:before="55" w:after="55"/>
+              <w:spacing w:line="240" w:lineRule="auto" w:before="60" w:after="60"/>
             </w:pPr>
             <w:r>
-              <w:rPr>
-                <w:sz w:val="22"/>
-              </w:rPr>
-              <w:t>只出示第一段青、冰、木、金四喻，不解释；抛出：这五样东西有什么共同点？</w:t>
+              <w:t>只出示第一段的青、冰、木、金四喻，不解释；抛出问题：这五样东西有什么共同点？</w:t>
             </w:r>
           </w:p>
         </w:tc>
@@ -1748,28 +1468,36 @@
             <w:tcW w:type="dxa" w:w="1728"/>
             <w:vAlign w:val="center"/>
             <w:tcBorders>
-              <w:top w:val="single" w:sz="6" w:space="0" w:color="E5E7EB"/>
-              <w:bottom w:val="single" w:sz="6" w:space="0" w:color="E5E7EB"/>
-              <w:left w:val="single" w:sz="6" w:space="0" w:color="E5E7EB"/>
-              <w:right w:val="single" w:sz="6" w:space="0" w:color="E5E7EB"/>
+              <w:top w:val="single" w:sz="6" w:space="0" w:color="B9B2A5"/>
+              <w:bottom w:val="single" w:sz="6" w:space="0" w:color="B9B2A5"/>
+              <w:left w:val="single" w:sz="6" w:space="0" w:color="B9B2A5"/>
+              <w:right w:val="single" w:sz="6" w:space="0" w:color="B9B2A5"/>
             </w:tcBorders>
             <w:tcMar>
-              <w:top w:w="96" w:type="dxa"/>
-              <w:bottom w:w="96" w:type="dxa"/>
-              <w:left w:w="144" w:type="dxa"/>
-              <w:right w:w="144" w:type="dxa"/>
+              <w:top w:w="60" w:type="dxa"/>
+              <w:bottom w:w="60" w:type="dxa"/>
+              <w:left w:w="100" w:type="dxa"/>
+              <w:right w:w="100" w:type="dxa"/>
             </w:tcMar>
           </w:tcPr>
           <w:p>
             <w:pPr>
-              <w:jc w:val="left"/>
-              <w:spacing w:line="240" w:lineRule="auto" w:before="55" w:after="55"/>
+              <w:spacing w:line="240" w:lineRule="auto" w:before="60" w:after="60"/>
             </w:pPr>
             <w:r>
-              <w:rPr>
-                <w:sz w:val="22"/>
-              </w:rPr>
-              <w:t>逐句译出；圈出表示变化结果的词（青于、寒于、中规、直、利）；归纳共同点「变」；再答「靠什么变」（輮、绳、砺＝外力）；书面写一句话</w:t>
+              <w:t>逐句译出，圈出表示变化结果的词（青于、寒于、中规、直、利），同桌互说归纳共同点</w:t>
+            </w:r>
+            <w:r>
+              <w:t xml:space="preserve"> </w:t>
+            </w:r>
+            <w:r>
+              <w:t>——</w:t>
+            </w:r>
+            <w:r>
+              <w:t xml:space="preserve"> </w:t>
+            </w:r>
+            <w:r>
+              <w:t>都指向「改变」；再回答「靠什么改变」（輮、绳、砺＝外力），书面写一句话</w:t>
             </w:r>
           </w:p>
         </w:tc>
@@ -1778,49 +1506,57 @@
             <w:tcW w:type="dxa" w:w="1728"/>
             <w:vAlign w:val="center"/>
             <w:tcBorders>
-              <w:top w:val="single" w:sz="6" w:space="0" w:color="E5E7EB"/>
-              <w:bottom w:val="single" w:sz="6" w:space="0" w:color="E5E7EB"/>
-              <w:left w:val="single" w:sz="6" w:space="0" w:color="E5E7EB"/>
-              <w:right w:val="single" w:sz="6" w:space="0" w:color="E5E7EB"/>
+              <w:top w:val="single" w:sz="6" w:space="0" w:color="B9B2A5"/>
+              <w:bottom w:val="single" w:sz="6" w:space="0" w:color="B9B2A5"/>
+              <w:left w:val="single" w:sz="6" w:space="0" w:color="B9B2A5"/>
+              <w:right w:val="single" w:sz="6" w:space="0" w:color="B9B2A5"/>
             </w:tcBorders>
             <w:tcMar>
-              <w:top w:w="96" w:type="dxa"/>
-              <w:bottom w:w="96" w:type="dxa"/>
-              <w:left w:w="144" w:type="dxa"/>
-              <w:right w:w="144" w:type="dxa"/>
+              <w:top w:w="60" w:type="dxa"/>
+              <w:bottom w:w="60" w:type="dxa"/>
+              <w:left w:w="100" w:type="dxa"/>
+              <w:right w:w="100" w:type="dxa"/>
             </w:tcMar>
           </w:tcPr>
           <w:p>
             <w:pPr>
-              <w:jc w:val="left"/>
-              <w:spacing w:line="240" w:lineRule="auto" w:before="55" w:after="55"/>
+              <w:spacing w:line="240" w:lineRule="auto" w:before="60" w:after="60"/>
             </w:pPr>
             <w:r>
-              <w:rPr>
-                <w:sz w:val="22"/>
-              </w:rPr>
               <w:t>从一望而知的「用了比喻」，挖到喻体选择的规律</w:t>
+            </w:r>
+            <w:r>
+              <w:t xml:space="preserve"> </w:t>
+            </w:r>
+            <w:r>
+              <w:t>——</w:t>
+            </w:r>
+            <w:r>
+              <w:t xml:space="preserve"> </w:t>
+            </w:r>
+            <w:r>
+              <w:t>这一步是教学点，也是难点入口</w:t>
             </w:r>
           </w:p>
         </w:tc>
       </w:tr>
     </w:tbl>
     <w:p>
+      <w:r/>
+    </w:p>
+    <w:p>
       <w:pPr>
         <w:pStyle w:val="Heading3"/>
-        <w:spacing w:line="312" w:lineRule="auto"/>
-        <w:jc w:val="left"/>
       </w:pPr>
       <w:r>
         <w:rPr>
-          <w:rFonts w:ascii="微软雅黑" w:hAnsi="微软雅黑" w:eastAsia="微软雅黑" w:cs="微软雅黑" w:hint="eastAsia"/>
-          <w:b w:val="0"/>
-          <w:color w:val="111827"/>
-          <w:sz w:val="30"/>
+          <w:rFonts w:ascii="宋体" w:hAnsi="宋体" w:eastAsia="宋体" w:cs="宋体" w:hint="eastAsia"/>
+          <w:sz w:val="24"/>
           <w:lang w:eastAsia="zh-CN"/>
         </w:rPr>
         <w:t>第 2 课时（45 分钟）· 借力</w:t>
       </w:r>
+      <w:r/>
     </w:p>
     <w:tbl>
       <w:tblPr>
@@ -1841,28 +1577,27 @@
             <w:tcW w:type="dxa" w:w="1728"/>
             <w:vAlign w:val="center"/>
             <w:tcBorders>
-              <w:top w:val="single" w:sz="6" w:space="0" w:color="E5E7EB"/>
-              <w:bottom w:val="single" w:sz="6" w:space="0" w:color="E5E7EB"/>
-              <w:left w:val="single" w:sz="6" w:space="0" w:color="E5E7EB"/>
-              <w:right w:val="single" w:sz="6" w:space="0" w:color="E5E7EB"/>
+              <w:top w:val="single" w:sz="6" w:space="0" w:color="B9B2A5"/>
+              <w:bottom w:val="single" w:sz="6" w:space="0" w:color="B9B2A5"/>
+              <w:left w:val="single" w:sz="6" w:space="0" w:color="B9B2A5"/>
+              <w:right w:val="single" w:sz="6" w:space="0" w:color="B9B2A5"/>
             </w:tcBorders>
-            <w:shd w:val="clear" w:color="auto" w:fill="F9FAFB"/>
+            <w:shd w:val="clear" w:color="auto" w:fill="F2EFE6"/>
             <w:tcMar>
-              <w:top w:w="96" w:type="dxa"/>
-              <w:bottom w:w="96" w:type="dxa"/>
-              <w:left w:w="144" w:type="dxa"/>
-              <w:right w:w="144" w:type="dxa"/>
+              <w:top w:w="60" w:type="dxa"/>
+              <w:bottom w:w="60" w:type="dxa"/>
+              <w:left w:w="100" w:type="dxa"/>
+              <w:right w:w="100" w:type="dxa"/>
             </w:tcMar>
           </w:tcPr>
           <w:p>
             <w:pPr>
-              <w:jc w:val="left"/>
-              <w:spacing w:line="240" w:lineRule="auto" w:before="55" w:after="55"/>
+              <w:spacing w:line="240" w:lineRule="auto" w:before="60" w:after="60"/>
             </w:pPr>
             <w:r>
               <w:rPr>
+                <w:rFonts w:ascii="黑体" w:hAnsi="黑体" w:eastAsia="黑体" w:hint="eastAsia"/>
                 <w:b/>
-                <w:sz w:val="22"/>
               </w:rPr>
               <w:t>环节</w:t>
             </w:r>
@@ -1873,30 +1608,29 @@
             <w:tcW w:type="dxa" w:w="1728"/>
             <w:vAlign w:val="center"/>
             <w:tcBorders>
-              <w:top w:val="single" w:sz="6" w:space="0" w:color="E5E7EB"/>
-              <w:bottom w:val="single" w:sz="6" w:space="0" w:color="E5E7EB"/>
-              <w:left w:val="single" w:sz="6" w:space="0" w:color="E5E7EB"/>
-              <w:right w:val="single" w:sz="6" w:space="0" w:color="E5E7EB"/>
+              <w:top w:val="single" w:sz="6" w:space="0" w:color="B9B2A5"/>
+              <w:bottom w:val="single" w:sz="6" w:space="0" w:color="B9B2A5"/>
+              <w:left w:val="single" w:sz="6" w:space="0" w:color="B9B2A5"/>
+              <w:right w:val="single" w:sz="6" w:space="0" w:color="B9B2A5"/>
             </w:tcBorders>
-            <w:shd w:val="clear" w:color="auto" w:fill="F9FAFB"/>
+            <w:shd w:val="clear" w:color="auto" w:fill="F2EFE6"/>
             <w:tcMar>
-              <w:top w:w="96" w:type="dxa"/>
-              <w:bottom w:w="96" w:type="dxa"/>
-              <w:left w:w="144" w:type="dxa"/>
-              <w:right w:w="144" w:type="dxa"/>
+              <w:top w:w="60" w:type="dxa"/>
+              <w:bottom w:w="60" w:type="dxa"/>
+              <w:left w:w="100" w:type="dxa"/>
+              <w:right w:w="100" w:type="dxa"/>
             </w:tcMar>
           </w:tcPr>
           <w:p>
             <w:pPr>
-              <w:jc w:val="left"/>
-              <w:spacing w:line="240" w:lineRule="auto" w:before="55" w:after="55"/>
+              <w:spacing w:line="240" w:lineRule="auto" w:before="60" w:after="60"/>
             </w:pPr>
             <w:r>
               <w:rPr>
+                <w:rFonts w:ascii="黑体" w:hAnsi="黑体" w:eastAsia="黑体" w:hint="eastAsia"/>
                 <w:b/>
-                <w:sz w:val="22"/>
               </w:rPr>
-              <w:t>时长</w:t>
+              <w:t>时间项与时长</w:t>
             </w:r>
           </w:p>
         </w:tc>
@@ -1905,28 +1639,27 @@
             <w:tcW w:type="dxa" w:w="1728"/>
             <w:vAlign w:val="center"/>
             <w:tcBorders>
-              <w:top w:val="single" w:sz="6" w:space="0" w:color="E5E7EB"/>
-              <w:bottom w:val="single" w:sz="6" w:space="0" w:color="E5E7EB"/>
-              <w:left w:val="single" w:sz="6" w:space="0" w:color="E5E7EB"/>
-              <w:right w:val="single" w:sz="6" w:space="0" w:color="E5E7EB"/>
+              <w:top w:val="single" w:sz="6" w:space="0" w:color="B9B2A5"/>
+              <w:bottom w:val="single" w:sz="6" w:space="0" w:color="B9B2A5"/>
+              <w:left w:val="single" w:sz="6" w:space="0" w:color="B9B2A5"/>
+              <w:right w:val="single" w:sz="6" w:space="0" w:color="B9B2A5"/>
             </w:tcBorders>
-            <w:shd w:val="clear" w:color="auto" w:fill="F9FAFB"/>
+            <w:shd w:val="clear" w:color="auto" w:fill="F2EFE6"/>
             <w:tcMar>
-              <w:top w:w="96" w:type="dxa"/>
-              <w:bottom w:w="96" w:type="dxa"/>
-              <w:left w:w="144" w:type="dxa"/>
-              <w:right w:w="144" w:type="dxa"/>
+              <w:top w:w="60" w:type="dxa"/>
+              <w:bottom w:w="60" w:type="dxa"/>
+              <w:left w:w="100" w:type="dxa"/>
+              <w:right w:w="100" w:type="dxa"/>
             </w:tcMar>
           </w:tcPr>
           <w:p>
             <w:pPr>
-              <w:jc w:val="left"/>
-              <w:spacing w:line="240" w:lineRule="auto" w:before="55" w:after="55"/>
+              <w:spacing w:line="240" w:lineRule="auto" w:before="60" w:after="60"/>
             </w:pPr>
             <w:r>
               <w:rPr>
+                <w:rFonts w:ascii="黑体" w:hAnsi="黑体" w:eastAsia="黑体" w:hint="eastAsia"/>
                 <w:b/>
-                <w:sz w:val="22"/>
               </w:rPr>
               <w:t>教师活动</w:t>
             </w:r>
@@ -1937,28 +1670,27 @@
             <w:tcW w:type="dxa" w:w="1728"/>
             <w:vAlign w:val="center"/>
             <w:tcBorders>
-              <w:top w:val="single" w:sz="6" w:space="0" w:color="E5E7EB"/>
-              <w:bottom w:val="single" w:sz="6" w:space="0" w:color="E5E7EB"/>
-              <w:left w:val="single" w:sz="6" w:space="0" w:color="E5E7EB"/>
-              <w:right w:val="single" w:sz="6" w:space="0" w:color="E5E7EB"/>
+              <w:top w:val="single" w:sz="6" w:space="0" w:color="B9B2A5"/>
+              <w:bottom w:val="single" w:sz="6" w:space="0" w:color="B9B2A5"/>
+              <w:left w:val="single" w:sz="6" w:space="0" w:color="B9B2A5"/>
+              <w:right w:val="single" w:sz="6" w:space="0" w:color="B9B2A5"/>
             </w:tcBorders>
-            <w:shd w:val="clear" w:color="auto" w:fill="F9FAFB"/>
+            <w:shd w:val="clear" w:color="auto" w:fill="F2EFE6"/>
             <w:tcMar>
-              <w:top w:w="96" w:type="dxa"/>
-              <w:bottom w:w="96" w:type="dxa"/>
-              <w:left w:w="144" w:type="dxa"/>
-              <w:right w:w="144" w:type="dxa"/>
+              <w:top w:w="60" w:type="dxa"/>
+              <w:bottom w:w="60" w:type="dxa"/>
+              <w:left w:w="100" w:type="dxa"/>
+              <w:right w:w="100" w:type="dxa"/>
             </w:tcMar>
           </w:tcPr>
           <w:p>
             <w:pPr>
-              <w:jc w:val="left"/>
-              <w:spacing w:line="240" w:lineRule="auto" w:before="55" w:after="55"/>
+              <w:spacing w:line="240" w:lineRule="auto" w:before="60" w:after="60"/>
             </w:pPr>
             <w:r>
               <w:rPr>
+                <w:rFonts w:ascii="黑体" w:hAnsi="黑体" w:eastAsia="黑体" w:hint="eastAsia"/>
                 <w:b/>
-                <w:sz w:val="22"/>
               </w:rPr>
               <w:t>学生的活动</w:t>
             </w:r>
@@ -1969,28 +1701,27 @@
             <w:tcW w:type="dxa" w:w="1728"/>
             <w:vAlign w:val="center"/>
             <w:tcBorders>
-              <w:top w:val="single" w:sz="6" w:space="0" w:color="E5E7EB"/>
-              <w:bottom w:val="single" w:sz="6" w:space="0" w:color="E5E7EB"/>
-              <w:left w:val="single" w:sz="6" w:space="0" w:color="E5E7EB"/>
-              <w:right w:val="single" w:sz="6" w:space="0" w:color="E5E7EB"/>
+              <w:top w:val="single" w:sz="6" w:space="0" w:color="B9B2A5"/>
+              <w:bottom w:val="single" w:sz="6" w:space="0" w:color="B9B2A5"/>
+              <w:left w:val="single" w:sz="6" w:space="0" w:color="B9B2A5"/>
+              <w:right w:val="single" w:sz="6" w:space="0" w:color="B9B2A5"/>
             </w:tcBorders>
-            <w:shd w:val="clear" w:color="auto" w:fill="F9FAFB"/>
+            <w:shd w:val="clear" w:color="auto" w:fill="F2EFE6"/>
             <w:tcMar>
-              <w:top w:w="96" w:type="dxa"/>
-              <w:bottom w:w="96" w:type="dxa"/>
-              <w:left w:w="144" w:type="dxa"/>
-              <w:right w:w="144" w:type="dxa"/>
+              <w:top w:w="60" w:type="dxa"/>
+              <w:bottom w:w="60" w:type="dxa"/>
+              <w:left w:w="100" w:type="dxa"/>
+              <w:right w:w="100" w:type="dxa"/>
             </w:tcMar>
           </w:tcPr>
           <w:p>
             <w:pPr>
-              <w:jc w:val="left"/>
-              <w:spacing w:line="240" w:lineRule="auto" w:before="55" w:after="55"/>
+              <w:spacing w:line="240" w:lineRule="auto" w:before="60" w:after="60"/>
             </w:pPr>
             <w:r>
               <w:rPr>
+                <w:rFonts w:ascii="黑体" w:hAnsi="黑体" w:eastAsia="黑体" w:hint="eastAsia"/>
                 <w:b/>
-                <w:sz w:val="22"/>
               </w:rPr>
               <w:t>设计意图</w:t>
             </w:r>
@@ -2003,28 +1734,35 @@
             <w:tcW w:type="dxa" w:w="1728"/>
             <w:vAlign w:val="center"/>
             <w:tcBorders>
-              <w:top w:val="single" w:sz="6" w:space="0" w:color="E5E7EB"/>
-              <w:bottom w:val="single" w:sz="6" w:space="0" w:color="E5E7EB"/>
-              <w:left w:val="single" w:sz="6" w:space="0" w:color="E5E7EB"/>
-              <w:right w:val="single" w:sz="6" w:space="0" w:color="E5E7EB"/>
+              <w:top w:val="single" w:sz="6" w:space="0" w:color="B9B2A5"/>
+              <w:bottom w:val="single" w:sz="6" w:space="0" w:color="B9B2A5"/>
+              <w:left w:val="single" w:sz="6" w:space="0" w:color="B9B2A5"/>
+              <w:right w:val="single" w:sz="6" w:space="0" w:color="B9B2A5"/>
             </w:tcBorders>
             <w:tcMar>
-              <w:top w:w="96" w:type="dxa"/>
-              <w:bottom w:w="96" w:type="dxa"/>
-              <w:left w:w="144" w:type="dxa"/>
-              <w:right w:w="144" w:type="dxa"/>
+              <w:top w:w="60" w:type="dxa"/>
+              <w:bottom w:w="60" w:type="dxa"/>
+              <w:left w:w="100" w:type="dxa"/>
+              <w:right w:w="100" w:type="dxa"/>
             </w:tcMar>
           </w:tcPr>
           <w:p>
             <w:pPr>
-              <w:jc w:val="left"/>
-              <w:spacing w:line="240" w:lineRule="auto" w:before="55" w:after="55"/>
+              <w:spacing w:line="240" w:lineRule="auto" w:before="60" w:after="60"/>
             </w:pPr>
             <w:r>
+              <w:t xml:space="preserve">台阶二（上）四处「假于物」 </w:t>
+              <w:br/>
+            </w:r>
+            <w:r>
+              <w:t xml:space="preserve"> </w:t>
+            </w:r>
+            <w:r>
               <w:rPr>
-                <w:sz w:val="22"/>
+                <w:color w:val="4B463F"/>
+                <w:sz w:val="21"/>
               </w:rPr>
-              <w:t>台阶二（上）四处「假于物」</w:t>
+              <w:t>20 min</w:t>
             </w:r>
           </w:p>
         </w:tc>
@@ -2033,28 +1771,28 @@
             <w:tcW w:type="dxa" w:w="1728"/>
             <w:vAlign w:val="center"/>
             <w:tcBorders>
-              <w:top w:val="single" w:sz="6" w:space="0" w:color="E5E7EB"/>
-              <w:bottom w:val="single" w:sz="6" w:space="0" w:color="E5E7EB"/>
-              <w:left w:val="single" w:sz="6" w:space="0" w:color="E5E7EB"/>
-              <w:right w:val="single" w:sz="6" w:space="0" w:color="E5E7EB"/>
+              <w:top w:val="single" w:sz="6" w:space="0" w:color="B9B2A5"/>
+              <w:bottom w:val="single" w:sz="6" w:space="0" w:color="B9B2A5"/>
+              <w:left w:val="single" w:sz="6" w:space="0" w:color="B9B2A5"/>
+              <w:right w:val="single" w:sz="6" w:space="0" w:color="B9B2A5"/>
             </w:tcBorders>
             <w:tcMar>
-              <w:top w:w="96" w:type="dxa"/>
-              <w:bottom w:w="96" w:type="dxa"/>
-              <w:left w:w="144" w:type="dxa"/>
-              <w:right w:w="144" w:type="dxa"/>
+              <w:top w:w="60" w:type="dxa"/>
+              <w:bottom w:w="60" w:type="dxa"/>
+              <w:left w:w="100" w:type="dxa"/>
+              <w:right w:w="100" w:type="dxa"/>
             </w:tcMar>
           </w:tcPr>
           <w:p>
             <w:pPr>
-              <w:jc w:val="left"/>
-              <w:spacing w:line="240" w:lineRule="auto" w:before="55" w:after="55"/>
+              <w:spacing w:line="240" w:lineRule="auto" w:before="60" w:after="60"/>
             </w:pPr>
             <w:r>
               <w:rPr>
-                <w:sz w:val="22"/>
+                <w:color w:val="4B463F"/>
+                <w:sz w:val="21"/>
               </w:rPr>
-              <w:t>20 min</w:t>
+              <w:t>独立阅读 2 ／ 讨论 4 ／ 汇报 6（3 组×2）／ 教师回应 2 ／ 书写 3 ／ 切换 1 ／ 讲授·机动 2 ＝ 20</w:t>
             </w:r>
           </w:p>
         </w:tc>
@@ -2063,27 +1801,23 @@
             <w:tcW w:type="dxa" w:w="1728"/>
             <w:vAlign w:val="center"/>
             <w:tcBorders>
-              <w:top w:val="single" w:sz="6" w:space="0" w:color="E5E7EB"/>
-              <w:bottom w:val="single" w:sz="6" w:space="0" w:color="E5E7EB"/>
-              <w:left w:val="single" w:sz="6" w:space="0" w:color="E5E7EB"/>
-              <w:right w:val="single" w:sz="6" w:space="0" w:color="E5E7EB"/>
+              <w:top w:val="single" w:sz="6" w:space="0" w:color="B9B2A5"/>
+              <w:bottom w:val="single" w:sz="6" w:space="0" w:color="B9B2A5"/>
+              <w:left w:val="single" w:sz="6" w:space="0" w:color="B9B2A5"/>
+              <w:right w:val="single" w:sz="6" w:space="0" w:color="B9B2A5"/>
             </w:tcBorders>
             <w:tcMar>
-              <w:top w:w="96" w:type="dxa"/>
-              <w:bottom w:w="96" w:type="dxa"/>
-              <w:left w:w="144" w:type="dxa"/>
-              <w:right w:w="144" w:type="dxa"/>
+              <w:top w:w="60" w:type="dxa"/>
+              <w:bottom w:w="60" w:type="dxa"/>
+              <w:left w:w="100" w:type="dxa"/>
+              <w:right w:w="100" w:type="dxa"/>
             </w:tcMar>
           </w:tcPr>
           <w:p>
             <w:pPr>
-              <w:jc w:val="left"/>
-              <w:spacing w:line="240" w:lineRule="auto" w:before="55" w:after="55"/>
+              <w:spacing w:line="240" w:lineRule="auto" w:before="60" w:after="60"/>
             </w:pPr>
             <w:r>
-              <w:rPr>
-                <w:sz w:val="22"/>
-              </w:rPr>
               <w:t>出示第二段，只问一句：这一段里哪些是「假于物」的例子？</w:t>
             </w:r>
           </w:p>
@@ -2093,52 +1827,36 @@
             <w:tcW w:type="dxa" w:w="1728"/>
             <w:vAlign w:val="center"/>
             <w:tcBorders>
-              <w:top w:val="single" w:sz="6" w:space="0" w:color="E5E7EB"/>
-              <w:bottom w:val="single" w:sz="6" w:space="0" w:color="E5E7EB"/>
-              <w:left w:val="single" w:sz="6" w:space="0" w:color="E5E7EB"/>
-              <w:right w:val="single" w:sz="6" w:space="0" w:color="E5E7EB"/>
+              <w:top w:val="single" w:sz="6" w:space="0" w:color="B9B2A5"/>
+              <w:bottom w:val="single" w:sz="6" w:space="0" w:color="B9B2A5"/>
+              <w:left w:val="single" w:sz="6" w:space="0" w:color="B9B2A5"/>
+              <w:right w:val="single" w:sz="6" w:space="0" w:color="B9B2A5"/>
             </w:tcBorders>
             <w:tcMar>
-              <w:top w:w="96" w:type="dxa"/>
-              <w:bottom w:w="96" w:type="dxa"/>
-              <w:left w:w="144" w:type="dxa"/>
-              <w:right w:w="144" w:type="dxa"/>
+              <w:top w:w="60" w:type="dxa"/>
+              <w:bottom w:w="60" w:type="dxa"/>
+              <w:left w:w="100" w:type="dxa"/>
+              <w:right w:w="100" w:type="dxa"/>
             </w:tcMar>
           </w:tcPr>
           <w:p>
             <w:pPr>
-              <w:jc w:val="left"/>
-              <w:spacing w:line="240" w:lineRule="auto" w:before="55" w:after="55"/>
+              <w:spacing w:line="240" w:lineRule="auto" w:before="60" w:after="60"/>
             </w:pPr>
             <w:r>
-              <w:rPr>
-                <w:sz w:val="22"/>
-              </w:rPr>
-              <w:t>找出登高、顺风、舆马、舟楫四处；填「借什么</w:t>
-            </w:r>
-            <w:r>
-              <w:rPr>
-                <w:sz w:val="22"/>
-              </w:rPr>
+              <w:t>找出登高、顺风、舆马、舟楫四处，填一张「借什么</w:t>
+            </w:r>
+            <w:r>
               <w:t xml:space="preserve"> </w:t>
             </w:r>
             <w:r>
-              <w:rPr>
-                <w:sz w:val="22"/>
-              </w:rPr>
               <w:t>—</w:t>
             </w:r>
             <w:r>
-              <w:rPr>
-                <w:sz w:val="22"/>
-              </w:rPr>
               <w:t xml:space="preserve"> </w:t>
             </w:r>
             <w:r>
-              <w:rPr>
-                <w:sz w:val="22"/>
-              </w:rPr>
-              <w:t>得什么」对照表；归纳「人没变、借的东西变了」</w:t>
+              <w:t>得什么」对照表，同桌互说后归纳「人没变、借的东西变了」</w:t>
             </w:r>
           </w:p>
         </w:tc>
@@ -2147,28 +1865,36 @@
             <w:tcW w:type="dxa" w:w="1728"/>
             <w:vAlign w:val="center"/>
             <w:tcBorders>
-              <w:top w:val="single" w:sz="6" w:space="0" w:color="E5E7EB"/>
-              <w:bottom w:val="single" w:sz="6" w:space="0" w:color="E5E7EB"/>
-              <w:left w:val="single" w:sz="6" w:space="0" w:color="E5E7EB"/>
-              <w:right w:val="single" w:sz="6" w:space="0" w:color="E5E7EB"/>
+              <w:top w:val="single" w:sz="6" w:space="0" w:color="B9B2A5"/>
+              <w:bottom w:val="single" w:sz="6" w:space="0" w:color="B9B2A5"/>
+              <w:left w:val="single" w:sz="6" w:space="0" w:color="B9B2A5"/>
+              <w:right w:val="single" w:sz="6" w:space="0" w:color="B9B2A5"/>
             </w:tcBorders>
             <w:tcMar>
-              <w:top w:w="96" w:type="dxa"/>
-              <w:bottom w:w="96" w:type="dxa"/>
-              <w:left w:w="144" w:type="dxa"/>
-              <w:right w:w="144" w:type="dxa"/>
+              <w:top w:w="60" w:type="dxa"/>
+              <w:bottom w:w="60" w:type="dxa"/>
+              <w:left w:w="100" w:type="dxa"/>
+              <w:right w:w="100" w:type="dxa"/>
             </w:tcMar>
           </w:tcPr>
           <w:p>
             <w:pPr>
-              <w:jc w:val="left"/>
-              <w:spacing w:line="240" w:lineRule="auto" w:before="55" w:after="55"/>
+              <w:spacing w:line="240" w:lineRule="auto" w:before="60" w:after="60"/>
             </w:pPr>
             <w:r>
-              <w:rPr>
-                <w:sz w:val="22"/>
-              </w:rPr>
-              <w:t>把「假」从字义落到例证</w:t>
+              <w:t>把「假」从字义落到例证，完成教学点</w:t>
+            </w:r>
+            <w:r>
+              <w:t xml:space="preserve"> </w:t>
+            </w:r>
+            <w:r>
+              <w:t xml:space="preserve"> 2 </w:t>
+            </w:r>
+            <w:r>
+              <w:t xml:space="preserve"> </w:t>
+            </w:r>
+            <w:r>
+              <w:t>的证据链</w:t>
             </w:r>
           </w:p>
         </w:tc>
@@ -2179,28 +1905,35 @@
             <w:tcW w:type="dxa" w:w="1728"/>
             <w:vAlign w:val="center"/>
             <w:tcBorders>
-              <w:top w:val="single" w:sz="6" w:space="0" w:color="E5E7EB"/>
-              <w:bottom w:val="single" w:sz="6" w:space="0" w:color="E5E7EB"/>
-              <w:left w:val="single" w:sz="6" w:space="0" w:color="E5E7EB"/>
-              <w:right w:val="single" w:sz="6" w:space="0" w:color="E5E7EB"/>
+              <w:top w:val="single" w:sz="6" w:space="0" w:color="B9B2A5"/>
+              <w:bottom w:val="single" w:sz="6" w:space="0" w:color="B9B2A5"/>
+              <w:left w:val="single" w:sz="6" w:space="0" w:color="B9B2A5"/>
+              <w:right w:val="single" w:sz="6" w:space="0" w:color="B9B2A5"/>
             </w:tcBorders>
             <w:tcMar>
-              <w:top w:w="96" w:type="dxa"/>
-              <w:bottom w:w="96" w:type="dxa"/>
-              <w:left w:w="144" w:type="dxa"/>
-              <w:right w:w="144" w:type="dxa"/>
+              <w:top w:w="60" w:type="dxa"/>
+              <w:bottom w:w="60" w:type="dxa"/>
+              <w:left w:w="100" w:type="dxa"/>
+              <w:right w:w="100" w:type="dxa"/>
             </w:tcMar>
           </w:tcPr>
           <w:p>
             <w:pPr>
-              <w:jc w:val="left"/>
-              <w:spacing w:line="240" w:lineRule="auto" w:before="55" w:after="55"/>
+              <w:spacing w:line="240" w:lineRule="auto" w:before="60" w:after="60"/>
             </w:pPr>
             <w:r>
+              <w:t xml:space="preserve">台阶二（下）「生非异」的锋芒 </w:t>
+              <w:br/>
+            </w:r>
+            <w:r>
+              <w:t xml:space="preserve"> </w:t>
+            </w:r>
+            <w:r>
               <w:rPr>
-                <w:sz w:val="22"/>
+                <w:color w:val="4B463F"/>
+                <w:sz w:val="21"/>
               </w:rPr>
-              <w:t>台阶二（下）「生非异」的锋芒</w:t>
+              <w:t>20 min</w:t>
             </w:r>
           </w:p>
         </w:tc>
@@ -2209,28 +1942,28 @@
             <w:tcW w:type="dxa" w:w="1728"/>
             <w:vAlign w:val="center"/>
             <w:tcBorders>
-              <w:top w:val="single" w:sz="6" w:space="0" w:color="E5E7EB"/>
-              <w:bottom w:val="single" w:sz="6" w:space="0" w:color="E5E7EB"/>
-              <w:left w:val="single" w:sz="6" w:space="0" w:color="E5E7EB"/>
-              <w:right w:val="single" w:sz="6" w:space="0" w:color="E5E7EB"/>
+              <w:top w:val="single" w:sz="6" w:space="0" w:color="B9B2A5"/>
+              <w:bottom w:val="single" w:sz="6" w:space="0" w:color="B9B2A5"/>
+              <w:left w:val="single" w:sz="6" w:space="0" w:color="B9B2A5"/>
+              <w:right w:val="single" w:sz="6" w:space="0" w:color="B9B2A5"/>
             </w:tcBorders>
             <w:tcMar>
-              <w:top w:w="96" w:type="dxa"/>
-              <w:bottom w:w="96" w:type="dxa"/>
-              <w:left w:w="144" w:type="dxa"/>
-              <w:right w:w="144" w:type="dxa"/>
+              <w:top w:w="60" w:type="dxa"/>
+              <w:bottom w:w="60" w:type="dxa"/>
+              <w:left w:w="100" w:type="dxa"/>
+              <w:right w:w="100" w:type="dxa"/>
             </w:tcMar>
           </w:tcPr>
           <w:p>
             <w:pPr>
-              <w:jc w:val="left"/>
-              <w:spacing w:line="240" w:lineRule="auto" w:before="55" w:after="55"/>
+              <w:spacing w:line="240" w:lineRule="auto" w:before="60" w:after="60"/>
             </w:pPr>
             <w:r>
               <w:rPr>
-                <w:sz w:val="22"/>
+                <w:color w:val="4B463F"/>
+                <w:sz w:val="21"/>
               </w:rPr>
-              <w:t>20 min</w:t>
+              <w:t>独立阅读 2 ／ 讨论 5 ／ 汇报 6（3 组×2）／ 教师回应 3 ／ 书写 2 ／ 切换 1 ／ 讲授·机动 1 ＝ 20</w:t>
             </w:r>
           </w:p>
         </w:tc>
@@ -2239,27 +1972,23 @@
             <w:tcW w:type="dxa" w:w="1728"/>
             <w:vAlign w:val="center"/>
             <w:tcBorders>
-              <w:top w:val="single" w:sz="6" w:space="0" w:color="E5E7EB"/>
-              <w:bottom w:val="single" w:sz="6" w:space="0" w:color="E5E7EB"/>
-              <w:left w:val="single" w:sz="6" w:space="0" w:color="E5E7EB"/>
-              <w:right w:val="single" w:sz="6" w:space="0" w:color="E5E7EB"/>
+              <w:top w:val="single" w:sz="6" w:space="0" w:color="B9B2A5"/>
+              <w:bottom w:val="single" w:sz="6" w:space="0" w:color="B9B2A5"/>
+              <w:left w:val="single" w:sz="6" w:space="0" w:color="B9B2A5"/>
+              <w:right w:val="single" w:sz="6" w:space="0" w:color="B9B2A5"/>
             </w:tcBorders>
             <w:tcMar>
-              <w:top w:w="96" w:type="dxa"/>
-              <w:bottom w:w="96" w:type="dxa"/>
-              <w:left w:w="144" w:type="dxa"/>
-              <w:right w:w="144" w:type="dxa"/>
+              <w:top w:w="60" w:type="dxa"/>
+              <w:bottom w:w="60" w:type="dxa"/>
+              <w:left w:w="100" w:type="dxa"/>
+              <w:right w:w="100" w:type="dxa"/>
             </w:tcMar>
           </w:tcPr>
           <w:p>
             <w:pPr>
-              <w:jc w:val="left"/>
-              <w:spacing w:line="240" w:lineRule="auto" w:before="55" w:after="55"/>
+              <w:spacing w:line="240" w:lineRule="auto" w:before="60" w:after="60"/>
             </w:pPr>
             <w:r>
-              <w:rPr>
-                <w:sz w:val="22"/>
-              </w:rPr>
               <w:t>出示「君子生非异也」，追问：这句话在反驳谁？如果人生来就分高下，「学」还有必要吗？</w:t>
             </w:r>
           </w:p>
@@ -2269,27 +1998,23 @@
             <w:tcW w:type="dxa" w:w="1728"/>
             <w:vAlign w:val="center"/>
             <w:tcBorders>
-              <w:top w:val="single" w:sz="6" w:space="0" w:color="E5E7EB"/>
-              <w:bottom w:val="single" w:sz="6" w:space="0" w:color="E5E7EB"/>
-              <w:left w:val="single" w:sz="6" w:space="0" w:color="E5E7EB"/>
-              <w:right w:val="single" w:sz="6" w:space="0" w:color="E5E7EB"/>
+              <w:top w:val="single" w:sz="6" w:space="0" w:color="B9B2A5"/>
+              <w:bottom w:val="single" w:sz="6" w:space="0" w:color="B9B2A5"/>
+              <w:left w:val="single" w:sz="6" w:space="0" w:color="B9B2A5"/>
+              <w:right w:val="single" w:sz="6" w:space="0" w:color="B9B2A5"/>
             </w:tcBorders>
             <w:tcMar>
-              <w:top w:w="96" w:type="dxa"/>
-              <w:bottom w:w="96" w:type="dxa"/>
-              <w:left w:w="144" w:type="dxa"/>
-              <w:right w:w="144" w:type="dxa"/>
+              <w:top w:w="60" w:type="dxa"/>
+              <w:bottom w:w="60" w:type="dxa"/>
+              <w:left w:w="100" w:type="dxa"/>
+              <w:right w:w="100" w:type="dxa"/>
             </w:tcMar>
           </w:tcPr>
           <w:p>
             <w:pPr>
-              <w:jc w:val="left"/>
-              <w:spacing w:line="240" w:lineRule="auto" w:before="55" w:after="55"/>
+              <w:spacing w:line="240" w:lineRule="auto" w:before="60" w:after="60"/>
             </w:pPr>
             <w:r>
-              <w:rPr>
-                <w:sz w:val="22"/>
-              </w:rPr>
               <w:t>两人讨论后先写一句话再发言；对照「博学而日参省乎己」讨论「学」是向外借力还是向内反省</w:t>
             </w:r>
           </w:p>
@@ -2299,28 +2024,24 @@
             <w:tcW w:type="dxa" w:w="1728"/>
             <w:vAlign w:val="center"/>
             <w:tcBorders>
-              <w:top w:val="single" w:sz="6" w:space="0" w:color="E5E7EB"/>
-              <w:bottom w:val="single" w:sz="6" w:space="0" w:color="E5E7EB"/>
-              <w:left w:val="single" w:sz="6" w:space="0" w:color="E5E7EB"/>
-              <w:right w:val="single" w:sz="6" w:space="0" w:color="E5E7EB"/>
+              <w:top w:val="single" w:sz="6" w:space="0" w:color="B9B2A5"/>
+              <w:bottom w:val="single" w:sz="6" w:space="0" w:color="B9B2A5"/>
+              <w:left w:val="single" w:sz="6" w:space="0" w:color="B9B2A5"/>
+              <w:right w:val="single" w:sz="6" w:space="0" w:color="B9B2A5"/>
             </w:tcBorders>
             <w:tcMar>
-              <w:top w:w="96" w:type="dxa"/>
-              <w:bottom w:w="96" w:type="dxa"/>
-              <w:left w:w="144" w:type="dxa"/>
-              <w:right w:w="144" w:type="dxa"/>
+              <w:top w:w="60" w:type="dxa"/>
+              <w:bottom w:w="60" w:type="dxa"/>
+              <w:left w:w="100" w:type="dxa"/>
+              <w:right w:w="100" w:type="dxa"/>
             </w:tcMar>
           </w:tcPr>
           <w:p>
             <w:pPr>
-              <w:jc w:val="left"/>
-              <w:spacing w:line="240" w:lineRule="auto" w:before="55" w:after="55"/>
+              <w:spacing w:line="240" w:lineRule="auto" w:before="60" w:after="60"/>
             </w:pPr>
             <w:r>
-              <w:rPr>
-                <w:sz w:val="22"/>
-              </w:rPr>
-              <w:t>攻难点：荀子否定天赋差异，「学」才是人人可走的路</w:t>
+              <w:t>攻本课难点：荀子否定天赋差异，所以「学」是人人可走的路</w:t>
             </w:r>
           </w:p>
         </w:tc>
@@ -2331,28 +2052,35 @@
             <w:tcW w:type="dxa" w:w="1728"/>
             <w:vAlign w:val="center"/>
             <w:tcBorders>
-              <w:top w:val="single" w:sz="6" w:space="0" w:color="E5E7EB"/>
-              <w:bottom w:val="single" w:sz="6" w:space="0" w:color="E5E7EB"/>
-              <w:left w:val="single" w:sz="6" w:space="0" w:color="E5E7EB"/>
-              <w:right w:val="single" w:sz="6" w:space="0" w:color="E5E7EB"/>
+              <w:top w:val="single" w:sz="6" w:space="0" w:color="B9B2A5"/>
+              <w:bottom w:val="single" w:sz="6" w:space="0" w:color="B9B2A5"/>
+              <w:left w:val="single" w:sz="6" w:space="0" w:color="B9B2A5"/>
+              <w:right w:val="single" w:sz="6" w:space="0" w:color="B9B2A5"/>
             </w:tcBorders>
             <w:tcMar>
-              <w:top w:w="96" w:type="dxa"/>
-              <w:bottom w:w="96" w:type="dxa"/>
-              <w:left w:w="144" w:type="dxa"/>
-              <w:right w:w="144" w:type="dxa"/>
+              <w:top w:w="60" w:type="dxa"/>
+              <w:bottom w:w="60" w:type="dxa"/>
+              <w:left w:w="100" w:type="dxa"/>
+              <w:right w:w="100" w:type="dxa"/>
             </w:tcMar>
           </w:tcPr>
           <w:p>
             <w:pPr>
-              <w:jc w:val="left"/>
-              <w:spacing w:line="240" w:lineRule="auto" w:before="55" w:after="55"/>
+              <w:spacing w:line="240" w:lineRule="auto" w:before="60" w:after="60"/>
             </w:pPr>
             <w:r>
+              <w:t xml:space="preserve">小结与背诵 </w:t>
+              <w:br/>
+            </w:r>
+            <w:r>
+              <w:t xml:space="preserve"> </w:t>
+            </w:r>
+            <w:r>
               <w:rPr>
-                <w:sz w:val="22"/>
+                <w:color w:val="4B463F"/>
+                <w:sz w:val="21"/>
               </w:rPr>
-              <w:t>小结与背诵</w:t>
+              <w:t>5 min</w:t>
             </w:r>
           </w:p>
         </w:tc>
@@ -2361,28 +2089,28 @@
             <w:tcW w:type="dxa" w:w="1728"/>
             <w:vAlign w:val="center"/>
             <w:tcBorders>
-              <w:top w:val="single" w:sz="6" w:space="0" w:color="E5E7EB"/>
-              <w:bottom w:val="single" w:sz="6" w:space="0" w:color="E5E7EB"/>
-              <w:left w:val="single" w:sz="6" w:space="0" w:color="E5E7EB"/>
-              <w:right w:val="single" w:sz="6" w:space="0" w:color="E5E7EB"/>
+              <w:top w:val="single" w:sz="6" w:space="0" w:color="B9B2A5"/>
+              <w:bottom w:val="single" w:sz="6" w:space="0" w:color="B9B2A5"/>
+              <w:left w:val="single" w:sz="6" w:space="0" w:color="B9B2A5"/>
+              <w:right w:val="single" w:sz="6" w:space="0" w:color="B9B2A5"/>
             </w:tcBorders>
             <w:tcMar>
-              <w:top w:w="96" w:type="dxa"/>
-              <w:bottom w:w="96" w:type="dxa"/>
-              <w:left w:w="144" w:type="dxa"/>
-              <w:right w:w="144" w:type="dxa"/>
+              <w:top w:w="60" w:type="dxa"/>
+              <w:bottom w:w="60" w:type="dxa"/>
+              <w:left w:w="100" w:type="dxa"/>
+              <w:right w:w="100" w:type="dxa"/>
             </w:tcMar>
           </w:tcPr>
           <w:p>
             <w:pPr>
-              <w:jc w:val="left"/>
-              <w:spacing w:line="240" w:lineRule="auto" w:before="55" w:after="55"/>
+              <w:spacing w:line="240" w:lineRule="auto" w:before="60" w:after="60"/>
             </w:pPr>
             <w:r>
               <w:rPr>
-                <w:sz w:val="22"/>
+                <w:color w:val="4B463F"/>
+                <w:sz w:val="21"/>
               </w:rPr>
-              <w:t>5 min</w:t>
+              <w:t>讲授·机动（齐背 + 记作业）5 ＝ 5</w:t>
             </w:r>
           </w:p>
         </w:tc>
@@ -2391,27 +2119,23 @@
             <w:tcW w:type="dxa" w:w="1728"/>
             <w:vAlign w:val="center"/>
             <w:tcBorders>
-              <w:top w:val="single" w:sz="6" w:space="0" w:color="E5E7EB"/>
-              <w:bottom w:val="single" w:sz="6" w:space="0" w:color="E5E7EB"/>
-              <w:left w:val="single" w:sz="6" w:space="0" w:color="E5E7EB"/>
-              <w:right w:val="single" w:sz="6" w:space="0" w:color="E5E7EB"/>
+              <w:top w:val="single" w:sz="6" w:space="0" w:color="B9B2A5"/>
+              <w:bottom w:val="single" w:sz="6" w:space="0" w:color="B9B2A5"/>
+              <w:left w:val="single" w:sz="6" w:space="0" w:color="B9B2A5"/>
+              <w:right w:val="single" w:sz="6" w:space="0" w:color="B9B2A5"/>
             </w:tcBorders>
             <w:tcMar>
-              <w:top w:w="96" w:type="dxa"/>
-              <w:bottom w:w="96" w:type="dxa"/>
-              <w:left w:w="144" w:type="dxa"/>
-              <w:right w:w="144" w:type="dxa"/>
+              <w:top w:w="60" w:type="dxa"/>
+              <w:bottom w:w="60" w:type="dxa"/>
+              <w:left w:w="100" w:type="dxa"/>
+              <w:right w:w="100" w:type="dxa"/>
             </w:tcMar>
           </w:tcPr>
           <w:p>
             <w:pPr>
-              <w:jc w:val="left"/>
-              <w:spacing w:line="240" w:lineRule="auto" w:before="55" w:after="55"/>
+              <w:spacing w:line="240" w:lineRule="auto" w:before="60" w:after="60"/>
             </w:pPr>
             <w:r>
-              <w:rPr>
-                <w:sz w:val="22"/>
-              </w:rPr>
               <w:t>回扣「学不可以已」，不作总结性讲解</w:t>
             </w:r>
           </w:p>
@@ -2421,28 +2145,24 @@
             <w:tcW w:type="dxa" w:w="1728"/>
             <w:vAlign w:val="center"/>
             <w:tcBorders>
-              <w:top w:val="single" w:sz="6" w:space="0" w:color="E5E7EB"/>
-              <w:bottom w:val="single" w:sz="6" w:space="0" w:color="E5E7EB"/>
-              <w:left w:val="single" w:sz="6" w:space="0" w:color="E5E7EB"/>
-              <w:right w:val="single" w:sz="6" w:space="0" w:color="E5E7EB"/>
+              <w:top w:val="single" w:sz="6" w:space="0" w:color="B9B2A5"/>
+              <w:bottom w:val="single" w:sz="6" w:space="0" w:color="B9B2A5"/>
+              <w:left w:val="single" w:sz="6" w:space="0" w:color="B9B2A5"/>
+              <w:right w:val="single" w:sz="6" w:space="0" w:color="B9B2A5"/>
             </w:tcBorders>
             <w:tcMar>
-              <w:top w:w="96" w:type="dxa"/>
-              <w:bottom w:w="96" w:type="dxa"/>
-              <w:left w:w="144" w:type="dxa"/>
-              <w:right w:w="144" w:type="dxa"/>
+              <w:top w:w="60" w:type="dxa"/>
+              <w:bottom w:w="60" w:type="dxa"/>
+              <w:left w:w="100" w:type="dxa"/>
+              <w:right w:w="100" w:type="dxa"/>
             </w:tcMar>
           </w:tcPr>
           <w:p>
             <w:pPr>
-              <w:jc w:val="left"/>
-              <w:spacing w:line="240" w:lineRule="auto" w:before="55" w:after="55"/>
+              <w:spacing w:line="240" w:lineRule="auto" w:before="60" w:after="60"/>
             </w:pPr>
             <w:r>
-              <w:rPr>
-                <w:sz w:val="22"/>
-              </w:rPr>
-              <w:t>齐背第二段；记录作业</w:t>
+              <w:t>齐背第二段，记录作业</w:t>
             </w:r>
           </w:p>
         </w:tc>
@@ -2451,27 +2171,23 @@
             <w:tcW w:type="dxa" w:w="1728"/>
             <w:vAlign w:val="center"/>
             <w:tcBorders>
-              <w:top w:val="single" w:sz="6" w:space="0" w:color="E5E7EB"/>
-              <w:bottom w:val="single" w:sz="6" w:space="0" w:color="E5E7EB"/>
-              <w:left w:val="single" w:sz="6" w:space="0" w:color="E5E7EB"/>
-              <w:right w:val="single" w:sz="6" w:space="0" w:color="E5E7EB"/>
+              <w:top w:val="single" w:sz="6" w:space="0" w:color="B9B2A5"/>
+              <w:bottom w:val="single" w:sz="6" w:space="0" w:color="B9B2A5"/>
+              <w:left w:val="single" w:sz="6" w:space="0" w:color="B9B2A5"/>
+              <w:right w:val="single" w:sz="6" w:space="0" w:color="B9B2A5"/>
             </w:tcBorders>
             <w:tcMar>
-              <w:top w:w="96" w:type="dxa"/>
-              <w:bottom w:w="96" w:type="dxa"/>
-              <w:left w:w="144" w:type="dxa"/>
-              <w:right w:w="144" w:type="dxa"/>
+              <w:top w:w="60" w:type="dxa"/>
+              <w:bottom w:w="60" w:type="dxa"/>
+              <w:left w:w="100" w:type="dxa"/>
+              <w:right w:w="100" w:type="dxa"/>
             </w:tcMar>
           </w:tcPr>
           <w:p>
             <w:pPr>
-              <w:jc w:val="left"/>
-              <w:spacing w:line="240" w:lineRule="auto" w:before="55" w:after="55"/>
+              <w:spacing w:line="240" w:lineRule="auto" w:before="60" w:after="60"/>
             </w:pPr>
             <w:r>
-              <w:rPr>
-                <w:sz w:val="22"/>
-              </w:rPr>
               <w:t>闭环</w:t>
             </w:r>
           </w:p>
@@ -2479,21 +2195,21 @@
       </w:tr>
     </w:tbl>
     <w:p>
+      <w:r/>
+    </w:p>
+    <w:p>
       <w:pPr>
         <w:pStyle w:val="Heading3"/>
-        <w:spacing w:line="312" w:lineRule="auto"/>
-        <w:jc w:val="left"/>
       </w:pPr>
       <w:r>
         <w:rPr>
-          <w:rFonts w:ascii="微软雅黑" w:hAnsi="微软雅黑" w:eastAsia="微软雅黑" w:cs="微软雅黑" w:hint="eastAsia"/>
-          <w:b w:val="0"/>
-          <w:color w:val="111827"/>
-          <w:sz w:val="30"/>
+          <w:rFonts w:ascii="宋体" w:hAnsi="宋体" w:eastAsia="宋体" w:cs="宋体" w:hint="eastAsia"/>
+          <w:sz w:val="24"/>
           <w:lang w:eastAsia="zh-CN"/>
         </w:rPr>
         <w:t>第 3 课时（45 分钟）· 对照与积累</w:t>
       </w:r>
+      <w:r/>
     </w:p>
     <w:tbl>
       <w:tblPr>
@@ -2514,28 +2230,27 @@
             <w:tcW w:type="dxa" w:w="1728"/>
             <w:vAlign w:val="center"/>
             <w:tcBorders>
-              <w:top w:val="single" w:sz="6" w:space="0" w:color="E5E7EB"/>
-              <w:bottom w:val="single" w:sz="6" w:space="0" w:color="E5E7EB"/>
-              <w:left w:val="single" w:sz="6" w:space="0" w:color="E5E7EB"/>
-              <w:right w:val="single" w:sz="6" w:space="0" w:color="E5E7EB"/>
+              <w:top w:val="single" w:sz="6" w:space="0" w:color="B9B2A5"/>
+              <w:bottom w:val="single" w:sz="6" w:space="0" w:color="B9B2A5"/>
+              <w:left w:val="single" w:sz="6" w:space="0" w:color="B9B2A5"/>
+              <w:right w:val="single" w:sz="6" w:space="0" w:color="B9B2A5"/>
             </w:tcBorders>
-            <w:shd w:val="clear" w:color="auto" w:fill="F9FAFB"/>
+            <w:shd w:val="clear" w:color="auto" w:fill="F2EFE6"/>
             <w:tcMar>
-              <w:top w:w="96" w:type="dxa"/>
-              <w:bottom w:w="96" w:type="dxa"/>
-              <w:left w:w="144" w:type="dxa"/>
-              <w:right w:w="144" w:type="dxa"/>
+              <w:top w:w="60" w:type="dxa"/>
+              <w:bottom w:w="60" w:type="dxa"/>
+              <w:left w:w="100" w:type="dxa"/>
+              <w:right w:w="100" w:type="dxa"/>
             </w:tcMar>
           </w:tcPr>
           <w:p>
             <w:pPr>
-              <w:jc w:val="left"/>
-              <w:spacing w:line="240" w:lineRule="auto" w:before="55" w:after="55"/>
+              <w:spacing w:line="240" w:lineRule="auto" w:before="60" w:after="60"/>
             </w:pPr>
             <w:r>
               <w:rPr>
+                <w:rFonts w:ascii="黑体" w:hAnsi="黑体" w:eastAsia="黑体" w:hint="eastAsia"/>
                 <w:b/>
-                <w:sz w:val="22"/>
               </w:rPr>
               <w:t>环节</w:t>
             </w:r>
@@ -2546,30 +2261,29 @@
             <w:tcW w:type="dxa" w:w="1728"/>
             <w:vAlign w:val="center"/>
             <w:tcBorders>
-              <w:top w:val="single" w:sz="6" w:space="0" w:color="E5E7EB"/>
-              <w:bottom w:val="single" w:sz="6" w:space="0" w:color="E5E7EB"/>
-              <w:left w:val="single" w:sz="6" w:space="0" w:color="E5E7EB"/>
-              <w:right w:val="single" w:sz="6" w:space="0" w:color="E5E7EB"/>
+              <w:top w:val="single" w:sz="6" w:space="0" w:color="B9B2A5"/>
+              <w:bottom w:val="single" w:sz="6" w:space="0" w:color="B9B2A5"/>
+              <w:left w:val="single" w:sz="6" w:space="0" w:color="B9B2A5"/>
+              <w:right w:val="single" w:sz="6" w:space="0" w:color="B9B2A5"/>
             </w:tcBorders>
-            <w:shd w:val="clear" w:color="auto" w:fill="F9FAFB"/>
+            <w:shd w:val="clear" w:color="auto" w:fill="F2EFE6"/>
             <w:tcMar>
-              <w:top w:w="96" w:type="dxa"/>
-              <w:bottom w:w="96" w:type="dxa"/>
-              <w:left w:w="144" w:type="dxa"/>
-              <w:right w:w="144" w:type="dxa"/>
+              <w:top w:w="60" w:type="dxa"/>
+              <w:bottom w:w="60" w:type="dxa"/>
+              <w:left w:w="100" w:type="dxa"/>
+              <w:right w:w="100" w:type="dxa"/>
             </w:tcMar>
           </w:tcPr>
           <w:p>
             <w:pPr>
-              <w:jc w:val="left"/>
-              <w:spacing w:line="240" w:lineRule="auto" w:before="55" w:after="55"/>
+              <w:spacing w:line="240" w:lineRule="auto" w:before="60" w:after="60"/>
             </w:pPr>
             <w:r>
               <w:rPr>
+                <w:rFonts w:ascii="黑体" w:hAnsi="黑体" w:eastAsia="黑体" w:hint="eastAsia"/>
                 <w:b/>
-                <w:sz w:val="22"/>
               </w:rPr>
-              <w:t>时长</w:t>
+              <w:t>时间项与时长</w:t>
             </w:r>
           </w:p>
         </w:tc>
@@ -2578,28 +2292,27 @@
             <w:tcW w:type="dxa" w:w="1728"/>
             <w:vAlign w:val="center"/>
             <w:tcBorders>
-              <w:top w:val="single" w:sz="6" w:space="0" w:color="E5E7EB"/>
-              <w:bottom w:val="single" w:sz="6" w:space="0" w:color="E5E7EB"/>
-              <w:left w:val="single" w:sz="6" w:space="0" w:color="E5E7EB"/>
-              <w:right w:val="single" w:sz="6" w:space="0" w:color="E5E7EB"/>
+              <w:top w:val="single" w:sz="6" w:space="0" w:color="B9B2A5"/>
+              <w:bottom w:val="single" w:sz="6" w:space="0" w:color="B9B2A5"/>
+              <w:left w:val="single" w:sz="6" w:space="0" w:color="B9B2A5"/>
+              <w:right w:val="single" w:sz="6" w:space="0" w:color="B9B2A5"/>
             </w:tcBorders>
-            <w:shd w:val="clear" w:color="auto" w:fill="F9FAFB"/>
+            <w:shd w:val="clear" w:color="auto" w:fill="F2EFE6"/>
             <w:tcMar>
-              <w:top w:w="96" w:type="dxa"/>
-              <w:bottom w:w="96" w:type="dxa"/>
-              <w:left w:w="144" w:type="dxa"/>
-              <w:right w:w="144" w:type="dxa"/>
+              <w:top w:w="60" w:type="dxa"/>
+              <w:bottom w:w="60" w:type="dxa"/>
+              <w:left w:w="100" w:type="dxa"/>
+              <w:right w:w="100" w:type="dxa"/>
             </w:tcMar>
           </w:tcPr>
           <w:p>
             <w:pPr>
-              <w:jc w:val="left"/>
-              <w:spacing w:line="240" w:lineRule="auto" w:before="55" w:after="55"/>
+              <w:spacing w:line="240" w:lineRule="auto" w:before="60" w:after="60"/>
             </w:pPr>
             <w:r>
               <w:rPr>
+                <w:rFonts w:ascii="黑体" w:hAnsi="黑体" w:eastAsia="黑体" w:hint="eastAsia"/>
                 <w:b/>
-                <w:sz w:val="22"/>
               </w:rPr>
               <w:t>教师活动</w:t>
             </w:r>
@@ -2610,28 +2323,27 @@
             <w:tcW w:type="dxa" w:w="1728"/>
             <w:vAlign w:val="center"/>
             <w:tcBorders>
-              <w:top w:val="single" w:sz="6" w:space="0" w:color="E5E7EB"/>
-              <w:bottom w:val="single" w:sz="6" w:space="0" w:color="E5E7EB"/>
-              <w:left w:val="single" w:sz="6" w:space="0" w:color="E5E7EB"/>
-              <w:right w:val="single" w:sz="6" w:space="0" w:color="E5E7EB"/>
+              <w:top w:val="single" w:sz="6" w:space="0" w:color="B9B2A5"/>
+              <w:bottom w:val="single" w:sz="6" w:space="0" w:color="B9B2A5"/>
+              <w:left w:val="single" w:sz="6" w:space="0" w:color="B9B2A5"/>
+              <w:right w:val="single" w:sz="6" w:space="0" w:color="B9B2A5"/>
             </w:tcBorders>
-            <w:shd w:val="clear" w:color="auto" w:fill="F9FAFB"/>
+            <w:shd w:val="clear" w:color="auto" w:fill="F2EFE6"/>
             <w:tcMar>
-              <w:top w:w="96" w:type="dxa"/>
-              <w:bottom w:w="96" w:type="dxa"/>
-              <w:left w:w="144" w:type="dxa"/>
-              <w:right w:w="144" w:type="dxa"/>
+              <w:top w:w="60" w:type="dxa"/>
+              <w:bottom w:w="60" w:type="dxa"/>
+              <w:left w:w="100" w:type="dxa"/>
+              <w:right w:w="100" w:type="dxa"/>
             </w:tcMar>
           </w:tcPr>
           <w:p>
             <w:pPr>
-              <w:jc w:val="left"/>
-              <w:spacing w:line="240" w:lineRule="auto" w:before="55" w:after="55"/>
+              <w:spacing w:line="240" w:lineRule="auto" w:before="60" w:after="60"/>
             </w:pPr>
             <w:r>
               <w:rPr>
+                <w:rFonts w:ascii="黑体" w:hAnsi="黑体" w:eastAsia="黑体" w:hint="eastAsia"/>
                 <w:b/>
-                <w:sz w:val="22"/>
               </w:rPr>
               <w:t>学生的活动</w:t>
             </w:r>
@@ -2642,28 +2354,27 @@
             <w:tcW w:type="dxa" w:w="1728"/>
             <w:vAlign w:val="center"/>
             <w:tcBorders>
-              <w:top w:val="single" w:sz="6" w:space="0" w:color="E5E7EB"/>
-              <w:bottom w:val="single" w:sz="6" w:space="0" w:color="E5E7EB"/>
-              <w:left w:val="single" w:sz="6" w:space="0" w:color="E5E7EB"/>
-              <w:right w:val="single" w:sz="6" w:space="0" w:color="E5E7EB"/>
+              <w:top w:val="single" w:sz="6" w:space="0" w:color="B9B2A5"/>
+              <w:bottom w:val="single" w:sz="6" w:space="0" w:color="B9B2A5"/>
+              <w:left w:val="single" w:sz="6" w:space="0" w:color="B9B2A5"/>
+              <w:right w:val="single" w:sz="6" w:space="0" w:color="B9B2A5"/>
             </w:tcBorders>
-            <w:shd w:val="clear" w:color="auto" w:fill="F9FAFB"/>
+            <w:shd w:val="clear" w:color="auto" w:fill="F2EFE6"/>
             <w:tcMar>
-              <w:top w:w="96" w:type="dxa"/>
-              <w:bottom w:w="96" w:type="dxa"/>
-              <w:left w:w="144" w:type="dxa"/>
-              <w:right w:w="144" w:type="dxa"/>
+              <w:top w:w="60" w:type="dxa"/>
+              <w:bottom w:w="60" w:type="dxa"/>
+              <w:left w:w="100" w:type="dxa"/>
+              <w:right w:w="100" w:type="dxa"/>
             </w:tcMar>
           </w:tcPr>
           <w:p>
             <w:pPr>
-              <w:jc w:val="left"/>
-              <w:spacing w:line="240" w:lineRule="auto" w:before="55" w:after="55"/>
+              <w:spacing w:line="240" w:lineRule="auto" w:before="60" w:after="60"/>
             </w:pPr>
             <w:r>
               <w:rPr>
+                <w:rFonts w:ascii="黑体" w:hAnsi="黑体" w:eastAsia="黑体" w:hint="eastAsia"/>
                 <w:b/>
-                <w:sz w:val="22"/>
               </w:rPr>
               <w:t>设计意图</w:t>
             </w:r>
@@ -2676,28 +2387,35 @@
             <w:tcW w:type="dxa" w:w="1728"/>
             <w:vAlign w:val="center"/>
             <w:tcBorders>
-              <w:top w:val="single" w:sz="6" w:space="0" w:color="E5E7EB"/>
-              <w:bottom w:val="single" w:sz="6" w:space="0" w:color="E5E7EB"/>
-              <w:left w:val="single" w:sz="6" w:space="0" w:color="E5E7EB"/>
-              <w:right w:val="single" w:sz="6" w:space="0" w:color="E5E7EB"/>
+              <w:top w:val="single" w:sz="6" w:space="0" w:color="B9B2A5"/>
+              <w:bottom w:val="single" w:sz="6" w:space="0" w:color="B9B2A5"/>
+              <w:left w:val="single" w:sz="6" w:space="0" w:color="B9B2A5"/>
+              <w:right w:val="single" w:sz="6" w:space="0" w:color="B9B2A5"/>
             </w:tcBorders>
             <w:tcMar>
-              <w:top w:w="96" w:type="dxa"/>
-              <w:bottom w:w="96" w:type="dxa"/>
-              <w:left w:w="144" w:type="dxa"/>
-              <w:right w:w="144" w:type="dxa"/>
+              <w:top w:w="60" w:type="dxa"/>
+              <w:bottom w:w="60" w:type="dxa"/>
+              <w:left w:w="100" w:type="dxa"/>
+              <w:right w:w="100" w:type="dxa"/>
             </w:tcMar>
           </w:tcPr>
           <w:p>
             <w:pPr>
-              <w:jc w:val="left"/>
-              <w:spacing w:line="240" w:lineRule="auto" w:before="55" w:after="55"/>
+              <w:spacing w:line="240" w:lineRule="auto" w:before="60" w:after="60"/>
             </w:pPr>
             <w:r>
+              <w:t xml:space="preserve">台阶三（上）三组正反对照 </w:t>
+              <w:br/>
+            </w:r>
+            <w:r>
+              <w:t xml:space="preserve"> </w:t>
+            </w:r>
+            <w:r>
               <w:rPr>
-                <w:sz w:val="22"/>
+                <w:color w:val="4B463F"/>
+                <w:sz w:val="21"/>
               </w:rPr>
-              <w:t>台阶三（上）三组正反对照</w:t>
+              <w:t>20 min</w:t>
             </w:r>
           </w:p>
         </w:tc>
@@ -2706,28 +2424,28 @@
             <w:tcW w:type="dxa" w:w="1728"/>
             <w:vAlign w:val="center"/>
             <w:tcBorders>
-              <w:top w:val="single" w:sz="6" w:space="0" w:color="E5E7EB"/>
-              <w:bottom w:val="single" w:sz="6" w:space="0" w:color="E5E7EB"/>
-              <w:left w:val="single" w:sz="6" w:space="0" w:color="E5E7EB"/>
-              <w:right w:val="single" w:sz="6" w:space="0" w:color="E5E7EB"/>
+              <w:top w:val="single" w:sz="6" w:space="0" w:color="B9B2A5"/>
+              <w:bottom w:val="single" w:sz="6" w:space="0" w:color="B9B2A5"/>
+              <w:left w:val="single" w:sz="6" w:space="0" w:color="B9B2A5"/>
+              <w:right w:val="single" w:sz="6" w:space="0" w:color="B9B2A5"/>
             </w:tcBorders>
             <w:tcMar>
-              <w:top w:w="96" w:type="dxa"/>
-              <w:bottom w:w="96" w:type="dxa"/>
-              <w:left w:w="144" w:type="dxa"/>
-              <w:right w:w="144" w:type="dxa"/>
+              <w:top w:w="60" w:type="dxa"/>
+              <w:bottom w:w="60" w:type="dxa"/>
+              <w:left w:w="100" w:type="dxa"/>
+              <w:right w:w="100" w:type="dxa"/>
             </w:tcMar>
           </w:tcPr>
           <w:p>
             <w:pPr>
-              <w:jc w:val="left"/>
-              <w:spacing w:line="240" w:lineRule="auto" w:before="55" w:after="55"/>
+              <w:spacing w:line="240" w:lineRule="auto" w:before="60" w:after="60"/>
             </w:pPr>
             <w:r>
               <w:rPr>
-                <w:sz w:val="22"/>
+                <w:color w:val="4B463F"/>
+                <w:sz w:val="21"/>
               </w:rPr>
-              <w:t>20 min</w:t>
+              <w:t>独立阅读 3 ／ 讨论 4 ／ 汇报 6（3 组×2）／ 教师回应 2 ／ 书写 3 ／ 切换 1 ／ 讲授·机动 1 ＝ 20</w:t>
             </w:r>
           </w:p>
         </w:tc>
@@ -2736,28 +2454,24 @@
             <w:tcW w:type="dxa" w:w="1728"/>
             <w:vAlign w:val="center"/>
             <w:tcBorders>
-              <w:top w:val="single" w:sz="6" w:space="0" w:color="E5E7EB"/>
-              <w:bottom w:val="single" w:sz="6" w:space="0" w:color="E5E7EB"/>
-              <w:left w:val="single" w:sz="6" w:space="0" w:color="E5E7EB"/>
-              <w:right w:val="single" w:sz="6" w:space="0" w:color="E5E7EB"/>
+              <w:top w:val="single" w:sz="6" w:space="0" w:color="B9B2A5"/>
+              <w:bottom w:val="single" w:sz="6" w:space="0" w:color="B9B2A5"/>
+              <w:left w:val="single" w:sz="6" w:space="0" w:color="B9B2A5"/>
+              <w:right w:val="single" w:sz="6" w:space="0" w:color="B9B2A5"/>
             </w:tcBorders>
             <w:tcMar>
-              <w:top w:w="96" w:type="dxa"/>
-              <w:bottom w:w="96" w:type="dxa"/>
-              <w:left w:w="144" w:type="dxa"/>
-              <w:right w:w="144" w:type="dxa"/>
+              <w:top w:w="60" w:type="dxa"/>
+              <w:bottom w:w="60" w:type="dxa"/>
+              <w:left w:w="100" w:type="dxa"/>
+              <w:right w:w="100" w:type="dxa"/>
             </w:tcMar>
           </w:tcPr>
           <w:p>
             <w:pPr>
-              <w:jc w:val="left"/>
-              <w:spacing w:line="240" w:lineRule="auto" w:before="55" w:after="55"/>
+              <w:spacing w:line="240" w:lineRule="auto" w:before="60" w:after="60"/>
             </w:pPr>
             <w:r>
-              <w:rPr>
-                <w:sz w:val="22"/>
-              </w:rPr>
-              <w:t>出示第三段，只问：哪些是正面的、哪些是反面的？为什么把好坏放在一起说？</w:t>
+              <w:t>出示第三段，只问：哪些是正面的、哪些是反面的？为什么要把好坏放在一起说？</w:t>
             </w:r>
           </w:p>
         </w:tc>
@@ -2766,52 +2480,72 @@
             <w:tcW w:type="dxa" w:w="1728"/>
             <w:vAlign w:val="center"/>
             <w:tcBorders>
-              <w:top w:val="single" w:sz="6" w:space="0" w:color="E5E7EB"/>
-              <w:bottom w:val="single" w:sz="6" w:space="0" w:color="E5E7EB"/>
-              <w:left w:val="single" w:sz="6" w:space="0" w:color="E5E7EB"/>
-              <w:right w:val="single" w:sz="6" w:space="0" w:color="E5E7EB"/>
+              <w:top w:val="single" w:sz="6" w:space="0" w:color="B9B2A5"/>
+              <w:bottom w:val="single" w:sz="6" w:space="0" w:color="B9B2A5"/>
+              <w:left w:val="single" w:sz="6" w:space="0" w:color="B9B2A5"/>
+              <w:right w:val="single" w:sz="6" w:space="0" w:color="B9B2A5"/>
             </w:tcBorders>
             <w:tcMar>
-              <w:top w:w="96" w:type="dxa"/>
-              <w:bottom w:w="96" w:type="dxa"/>
-              <w:left w:w="144" w:type="dxa"/>
-              <w:right w:w="144" w:type="dxa"/>
+              <w:top w:w="60" w:type="dxa"/>
+              <w:bottom w:w="60" w:type="dxa"/>
+              <w:left w:w="100" w:type="dxa"/>
+              <w:right w:w="100" w:type="dxa"/>
             </w:tcMar>
           </w:tcPr>
           <w:p>
             <w:pPr>
-              <w:jc w:val="left"/>
-              <w:spacing w:line="240" w:lineRule="auto" w:before="55" w:after="55"/>
+              <w:spacing w:line="240" w:lineRule="auto" w:before="60" w:after="60"/>
             </w:pPr>
             <w:r>
-              <w:rPr>
-                <w:sz w:val="22"/>
-              </w:rPr>
               <w:t>两人一组填「正</w:t>
             </w:r>
             <w:r>
-              <w:rPr>
-                <w:sz w:val="22"/>
-              </w:rPr>
               <w:t xml:space="preserve"> </w:t>
             </w:r>
             <w:r>
-              <w:rPr>
-                <w:sz w:val="22"/>
-              </w:rPr>
               <w:t>—</w:t>
             </w:r>
             <w:r>
-              <w:rPr>
-                <w:sz w:val="22"/>
-              </w:rPr>
               <w:t xml:space="preserve"> </w:t>
             </w:r>
             <w:r>
-              <w:rPr>
-                <w:sz w:val="22"/>
-              </w:rPr>
-              <w:t>反」对照表（骐骥／驽马、锲而舍之／锲而不舍、蚓／蟹），说出每组对立的焦点词（舍、一、躁）</w:t>
+              <w:t>反」对照表（骐骥</w:t>
+            </w:r>
+            <w:r>
+              <w:t xml:space="preserve"> </w:t>
+            </w:r>
+            <w:r>
+              <w:t>/</w:t>
+            </w:r>
+            <w:r>
+              <w:t xml:space="preserve"> </w:t>
+            </w:r>
+            <w:r>
+              <w:t>驽马、锲而舍之</w:t>
+            </w:r>
+            <w:r>
+              <w:t xml:space="preserve"> </w:t>
+            </w:r>
+            <w:r>
+              <w:t>/</w:t>
+            </w:r>
+            <w:r>
+              <w:t xml:space="preserve"> </w:t>
+            </w:r>
+            <w:r>
+              <w:t>锲而不舍、蚓</w:t>
+            </w:r>
+            <w:r>
+              <w:t xml:space="preserve"> </w:t>
+            </w:r>
+            <w:r>
+              <w:t>/</w:t>
+            </w:r>
+            <w:r>
+              <w:t xml:space="preserve"> </w:t>
+            </w:r>
+            <w:r>
+              <w:t>蟹），说出每组对立的焦点词（舍、一、躁）</w:t>
             </w:r>
           </w:p>
         </w:tc>
@@ -2820,28 +2554,36 @@
             <w:tcW w:type="dxa" w:w="1728"/>
             <w:vAlign w:val="center"/>
             <w:tcBorders>
-              <w:top w:val="single" w:sz="6" w:space="0" w:color="E5E7EB"/>
-              <w:bottom w:val="single" w:sz="6" w:space="0" w:color="E5E7EB"/>
-              <w:left w:val="single" w:sz="6" w:space="0" w:color="E5E7EB"/>
-              <w:right w:val="single" w:sz="6" w:space="0" w:color="E5E7EB"/>
+              <w:top w:val="single" w:sz="6" w:space="0" w:color="B9B2A5"/>
+              <w:bottom w:val="single" w:sz="6" w:space="0" w:color="B9B2A5"/>
+              <w:left w:val="single" w:sz="6" w:space="0" w:color="B9B2A5"/>
+              <w:right w:val="single" w:sz="6" w:space="0" w:color="B9B2A5"/>
             </w:tcBorders>
             <w:tcMar>
-              <w:top w:w="96" w:type="dxa"/>
-              <w:bottom w:w="96" w:type="dxa"/>
-              <w:left w:w="144" w:type="dxa"/>
-              <w:right w:w="144" w:type="dxa"/>
+              <w:top w:w="60" w:type="dxa"/>
+              <w:bottom w:w="60" w:type="dxa"/>
+              <w:left w:w="100" w:type="dxa"/>
+              <w:right w:w="100" w:type="dxa"/>
             </w:tcMar>
           </w:tcPr>
           <w:p>
             <w:pPr>
-              <w:jc w:val="left"/>
-              <w:spacing w:line="240" w:lineRule="auto" w:before="55" w:after="55"/>
+              <w:spacing w:line="240" w:lineRule="auto" w:before="60" w:after="60"/>
             </w:pPr>
             <w:r>
-              <w:rPr>
-                <w:sz w:val="22"/>
-              </w:rPr>
-              <w:t>读出「反面论证」的分量</w:t>
+              <w:t>完成教学点</w:t>
+            </w:r>
+            <w:r>
+              <w:t xml:space="preserve"> </w:t>
+            </w:r>
+            <w:r>
+              <w:t xml:space="preserve"> 3</w:t>
+            </w:r>
+            <w:r>
+              <w:t xml:space="preserve"> </w:t>
+            </w:r>
+            <w:r>
+              <w:t>；读出「反面论证」的分量</w:t>
             </w:r>
           </w:p>
         </w:tc>
@@ -2852,28 +2594,35 @@
             <w:tcW w:type="dxa" w:w="1728"/>
             <w:vAlign w:val="center"/>
             <w:tcBorders>
-              <w:top w:val="single" w:sz="6" w:space="0" w:color="E5E7EB"/>
-              <w:bottom w:val="single" w:sz="6" w:space="0" w:color="E5E7EB"/>
-              <w:left w:val="single" w:sz="6" w:space="0" w:color="E5E7EB"/>
-              <w:right w:val="single" w:sz="6" w:space="0" w:color="E5E7EB"/>
+              <w:top w:val="single" w:sz="6" w:space="0" w:color="B9B2A5"/>
+              <w:bottom w:val="single" w:sz="6" w:space="0" w:color="B9B2A5"/>
+              <w:left w:val="single" w:sz="6" w:space="0" w:color="B9B2A5"/>
+              <w:right w:val="single" w:sz="6" w:space="0" w:color="B9B2A5"/>
             </w:tcBorders>
             <w:tcMar>
-              <w:top w:w="96" w:type="dxa"/>
-              <w:bottom w:w="96" w:type="dxa"/>
-              <w:left w:w="144" w:type="dxa"/>
-              <w:right w:w="144" w:type="dxa"/>
+              <w:top w:w="60" w:type="dxa"/>
+              <w:bottom w:w="60" w:type="dxa"/>
+              <w:left w:w="100" w:type="dxa"/>
+              <w:right w:w="100" w:type="dxa"/>
             </w:tcMar>
           </w:tcPr>
           <w:p>
             <w:pPr>
-              <w:jc w:val="left"/>
-              <w:spacing w:line="240" w:lineRule="auto" w:before="55" w:after="55"/>
+              <w:spacing w:line="240" w:lineRule="auto" w:before="60" w:after="60"/>
             </w:pPr>
             <w:r>
+              <w:t xml:space="preserve">台阶三（下）由物及人 </w:t>
+              <w:br/>
+            </w:r>
+            <w:r>
+              <w:t xml:space="preserve"> </w:t>
+            </w:r>
+            <w:r>
               <w:rPr>
-                <w:sz w:val="22"/>
+                <w:color w:val="4B463F"/>
+                <w:sz w:val="21"/>
               </w:rPr>
-              <w:t>台阶三（下）由物及人</w:t>
+              <w:t>15 min</w:t>
             </w:r>
           </w:p>
         </w:tc>
@@ -2882,28 +2631,28 @@
             <w:tcW w:type="dxa" w:w="1728"/>
             <w:vAlign w:val="center"/>
             <w:tcBorders>
-              <w:top w:val="single" w:sz="6" w:space="0" w:color="E5E7EB"/>
-              <w:bottom w:val="single" w:sz="6" w:space="0" w:color="E5E7EB"/>
-              <w:left w:val="single" w:sz="6" w:space="0" w:color="E5E7EB"/>
-              <w:right w:val="single" w:sz="6" w:space="0" w:color="E5E7EB"/>
+              <w:top w:val="single" w:sz="6" w:space="0" w:color="B9B2A5"/>
+              <w:bottom w:val="single" w:sz="6" w:space="0" w:color="B9B2A5"/>
+              <w:left w:val="single" w:sz="6" w:space="0" w:color="B9B2A5"/>
+              <w:right w:val="single" w:sz="6" w:space="0" w:color="B9B2A5"/>
             </w:tcBorders>
             <w:tcMar>
-              <w:top w:w="96" w:type="dxa"/>
-              <w:bottom w:w="96" w:type="dxa"/>
-              <w:left w:w="144" w:type="dxa"/>
-              <w:right w:w="144" w:type="dxa"/>
+              <w:top w:w="60" w:type="dxa"/>
+              <w:bottom w:w="60" w:type="dxa"/>
+              <w:left w:w="100" w:type="dxa"/>
+              <w:right w:w="100" w:type="dxa"/>
             </w:tcMar>
           </w:tcPr>
           <w:p>
             <w:pPr>
-              <w:jc w:val="left"/>
-              <w:spacing w:line="240" w:lineRule="auto" w:before="55" w:after="55"/>
+              <w:spacing w:line="240" w:lineRule="auto" w:before="60" w:after="60"/>
             </w:pPr>
             <w:r>
               <w:rPr>
-                <w:sz w:val="22"/>
+                <w:color w:val="4B463F"/>
+                <w:sz w:val="21"/>
               </w:rPr>
-              <w:t>15 min</w:t>
+              <w:t>独立阅读 2 ／ 讨论 2 ／ 汇报 4（2 组×2）／ 教师回应 2 ／ 书写 3 ／ 切换 1 ／ 讲授·机动 1 ＝ 15</w:t>
             </w:r>
           </w:p>
         </w:tc>
@@ -2912,51 +2661,35 @@
             <w:tcW w:type="dxa" w:w="1728"/>
             <w:vAlign w:val="center"/>
             <w:tcBorders>
-              <w:top w:val="single" w:sz="6" w:space="0" w:color="E5E7EB"/>
-              <w:bottom w:val="single" w:sz="6" w:space="0" w:color="E5E7EB"/>
-              <w:left w:val="single" w:sz="6" w:space="0" w:color="E5E7EB"/>
-              <w:right w:val="single" w:sz="6" w:space="0" w:color="E5E7EB"/>
+              <w:top w:val="single" w:sz="6" w:space="0" w:color="B9B2A5"/>
+              <w:bottom w:val="single" w:sz="6" w:space="0" w:color="B9B2A5"/>
+              <w:left w:val="single" w:sz="6" w:space="0" w:color="B9B2A5"/>
+              <w:right w:val="single" w:sz="6" w:space="0" w:color="B9B2A5"/>
             </w:tcBorders>
             <w:tcMar>
-              <w:top w:w="96" w:type="dxa"/>
-              <w:bottom w:w="96" w:type="dxa"/>
-              <w:left w:w="144" w:type="dxa"/>
-              <w:right w:w="144" w:type="dxa"/>
+              <w:top w:w="60" w:type="dxa"/>
+              <w:bottom w:w="60" w:type="dxa"/>
+              <w:left w:w="100" w:type="dxa"/>
+              <w:right w:w="100" w:type="dxa"/>
             </w:tcMar>
           </w:tcPr>
           <w:p>
             <w:pPr>
-              <w:jc w:val="left"/>
-              <w:spacing w:line="240" w:lineRule="auto" w:before="55" w:after="55"/>
+              <w:spacing w:line="240" w:lineRule="auto" w:before="60" w:after="60"/>
             </w:pPr>
             <w:r>
-              <w:rPr>
-                <w:sz w:val="22"/>
-              </w:rPr>
               <w:t>出示「积土成山</w:t>
             </w:r>
             <w:r>
-              <w:rPr>
-                <w:sz w:val="22"/>
-              </w:rPr>
               <w:t xml:space="preserve"> </w:t>
             </w:r>
             <w:r>
-              <w:rPr>
-                <w:sz w:val="22"/>
-              </w:rPr>
               <w:t>……</w:t>
             </w:r>
             <w:r>
-              <w:rPr>
-                <w:sz w:val="22"/>
-              </w:rPr>
               <w:t xml:space="preserve"> </w:t>
             </w:r>
             <w:r>
-              <w:rPr>
-                <w:sz w:val="22"/>
-              </w:rPr>
               <w:t>积善成德」，只问：这三句的顺序能不能换？</w:t>
             </w:r>
           </w:p>
@@ -2966,75 +2699,47 @@
             <w:tcW w:type="dxa" w:w="1728"/>
             <w:vAlign w:val="center"/>
             <w:tcBorders>
-              <w:top w:val="single" w:sz="6" w:space="0" w:color="E5E7EB"/>
-              <w:bottom w:val="single" w:sz="6" w:space="0" w:color="E5E7EB"/>
-              <w:left w:val="single" w:sz="6" w:space="0" w:color="E5E7EB"/>
-              <w:right w:val="single" w:sz="6" w:space="0" w:color="E5E7EB"/>
+              <w:top w:val="single" w:sz="6" w:space="0" w:color="B9B2A5"/>
+              <w:bottom w:val="single" w:sz="6" w:space="0" w:color="B9B2A5"/>
+              <w:left w:val="single" w:sz="6" w:space="0" w:color="B9B2A5"/>
+              <w:right w:val="single" w:sz="6" w:space="0" w:color="B9B2A5"/>
             </w:tcBorders>
             <w:tcMar>
-              <w:top w:w="96" w:type="dxa"/>
-              <w:bottom w:w="96" w:type="dxa"/>
-              <w:left w:w="144" w:type="dxa"/>
-              <w:right w:w="144" w:type="dxa"/>
+              <w:top w:w="60" w:type="dxa"/>
+              <w:bottom w:w="60" w:type="dxa"/>
+              <w:left w:w="100" w:type="dxa"/>
+              <w:right w:w="100" w:type="dxa"/>
             </w:tcMar>
           </w:tcPr>
           <w:p>
             <w:pPr>
-              <w:jc w:val="left"/>
-              <w:spacing w:line="240" w:lineRule="auto" w:before="55" w:after="55"/>
+              <w:spacing w:line="240" w:lineRule="auto" w:before="60" w:after="60"/>
             </w:pPr>
             <w:r>
-              <w:rPr>
-                <w:sz w:val="22"/>
-              </w:rPr>
-              <w:t>说出「物</w:t>
-            </w:r>
-            <w:r>
-              <w:rPr>
-                <w:sz w:val="22"/>
-              </w:rPr>
+              <w:t>两人互说后说出「物</w:t>
+            </w:r>
+            <w:r>
               <w:t xml:space="preserve"> </w:t>
             </w:r>
             <w:r>
-              <w:rPr>
-                <w:sz w:val="22"/>
-              </w:rPr>
               <w:t>→</w:t>
             </w:r>
             <w:r>
-              <w:rPr>
-                <w:sz w:val="22"/>
-              </w:rPr>
               <w:t xml:space="preserve"> </w:t>
             </w:r>
             <w:r>
-              <w:rPr>
-                <w:sz w:val="22"/>
-              </w:rPr>
               <w:t>物</w:t>
             </w:r>
             <w:r>
-              <w:rPr>
-                <w:sz w:val="22"/>
-              </w:rPr>
               <w:t xml:space="preserve"> </w:t>
             </w:r>
             <w:r>
-              <w:rPr>
-                <w:sz w:val="22"/>
-              </w:rPr>
               <w:t>→</w:t>
             </w:r>
             <w:r>
-              <w:rPr>
-                <w:sz w:val="22"/>
-              </w:rPr>
               <w:t xml:space="preserve"> </w:t>
             </w:r>
             <w:r>
-              <w:rPr>
-                <w:sz w:val="22"/>
-              </w:rPr>
               <w:t>人」的递进；书面回答主问题</w:t>
             </w:r>
           </w:p>
@@ -3044,28 +2749,24 @@
             <w:tcW w:type="dxa" w:w="1728"/>
             <w:vAlign w:val="center"/>
             <w:tcBorders>
-              <w:top w:val="single" w:sz="6" w:space="0" w:color="E5E7EB"/>
-              <w:bottom w:val="single" w:sz="6" w:space="0" w:color="E5E7EB"/>
-              <w:left w:val="single" w:sz="6" w:space="0" w:color="E5E7EB"/>
-              <w:right w:val="single" w:sz="6" w:space="0" w:color="E5E7EB"/>
+              <w:top w:val="single" w:sz="6" w:space="0" w:color="B9B2A5"/>
+              <w:bottom w:val="single" w:sz="6" w:space="0" w:color="B9B2A5"/>
+              <w:left w:val="single" w:sz="6" w:space="0" w:color="B9B2A5"/>
+              <w:right w:val="single" w:sz="6" w:space="0" w:color="B9B2A5"/>
             </w:tcBorders>
             <w:tcMar>
-              <w:top w:w="96" w:type="dxa"/>
-              <w:bottom w:w="96" w:type="dxa"/>
-              <w:left w:w="144" w:type="dxa"/>
-              <w:right w:w="144" w:type="dxa"/>
+              <w:top w:w="60" w:type="dxa"/>
+              <w:bottom w:w="60" w:type="dxa"/>
+              <w:left w:w="100" w:type="dxa"/>
+              <w:right w:w="100" w:type="dxa"/>
             </w:tcMar>
           </w:tcPr>
           <w:p>
             <w:pPr>
-              <w:jc w:val="left"/>
-              <w:spacing w:line="240" w:lineRule="auto" w:before="55" w:after="55"/>
+              <w:spacing w:line="240" w:lineRule="auto" w:before="60" w:after="60"/>
             </w:pPr>
             <w:r>
-              <w:rPr>
-                <w:sz w:val="22"/>
-              </w:rPr>
-              <w:t>从「物」的比喻收束到「人」的德性</w:t>
+              <w:t>从「物」的比喻收束到「人」的德性，落回中心论点</w:t>
             </w:r>
           </w:p>
         </w:tc>
@@ -3076,28 +2777,35 @@
             <w:tcW w:type="dxa" w:w="1728"/>
             <w:vAlign w:val="center"/>
             <w:tcBorders>
-              <w:top w:val="single" w:sz="6" w:space="0" w:color="E5E7EB"/>
-              <w:bottom w:val="single" w:sz="6" w:space="0" w:color="E5E7EB"/>
-              <w:left w:val="single" w:sz="6" w:space="0" w:color="E5E7EB"/>
-              <w:right w:val="single" w:sz="6" w:space="0" w:color="E5E7EB"/>
+              <w:top w:val="single" w:sz="6" w:space="0" w:color="B9B2A5"/>
+              <w:bottom w:val="single" w:sz="6" w:space="0" w:color="B9B2A5"/>
+              <w:left w:val="single" w:sz="6" w:space="0" w:color="B9B2A5"/>
+              <w:right w:val="single" w:sz="6" w:space="0" w:color="B9B2A5"/>
             </w:tcBorders>
             <w:tcMar>
-              <w:top w:w="96" w:type="dxa"/>
-              <w:bottom w:w="96" w:type="dxa"/>
-              <w:left w:w="144" w:type="dxa"/>
-              <w:right w:w="144" w:type="dxa"/>
+              <w:top w:w="60" w:type="dxa"/>
+              <w:bottom w:w="60" w:type="dxa"/>
+              <w:left w:w="100" w:type="dxa"/>
+              <w:right w:w="100" w:type="dxa"/>
             </w:tcMar>
           </w:tcPr>
           <w:p>
             <w:pPr>
-              <w:jc w:val="left"/>
-              <w:spacing w:line="240" w:lineRule="auto" w:before="55" w:after="55"/>
+              <w:spacing w:line="240" w:lineRule="auto" w:before="60" w:after="60"/>
             </w:pPr>
             <w:r>
+              <w:t xml:space="preserve">检测与作业 </w:t>
+              <w:br/>
+            </w:r>
+            <w:r>
+              <w:t xml:space="preserve"> </w:t>
+            </w:r>
+            <w:r>
               <w:rPr>
-                <w:sz w:val="22"/>
+                <w:color w:val="4B463F"/>
+                <w:sz w:val="21"/>
               </w:rPr>
-              <w:t>检测与作业</w:t>
+              <w:t>10 min</w:t>
             </w:r>
           </w:p>
         </w:tc>
@@ -3106,28 +2814,28 @@
             <w:tcW w:type="dxa" w:w="1728"/>
             <w:vAlign w:val="center"/>
             <w:tcBorders>
-              <w:top w:val="single" w:sz="6" w:space="0" w:color="E5E7EB"/>
-              <w:bottom w:val="single" w:sz="6" w:space="0" w:color="E5E7EB"/>
-              <w:left w:val="single" w:sz="6" w:space="0" w:color="E5E7EB"/>
-              <w:right w:val="single" w:sz="6" w:space="0" w:color="E5E7EB"/>
+              <w:top w:val="single" w:sz="6" w:space="0" w:color="B9B2A5"/>
+              <w:bottom w:val="single" w:sz="6" w:space="0" w:color="B9B2A5"/>
+              <w:left w:val="single" w:sz="6" w:space="0" w:color="B9B2A5"/>
+              <w:right w:val="single" w:sz="6" w:space="0" w:color="B9B2A5"/>
             </w:tcBorders>
             <w:tcMar>
-              <w:top w:w="96" w:type="dxa"/>
-              <w:bottom w:w="96" w:type="dxa"/>
-              <w:left w:w="144" w:type="dxa"/>
-              <w:right w:w="144" w:type="dxa"/>
+              <w:top w:w="60" w:type="dxa"/>
+              <w:bottom w:w="60" w:type="dxa"/>
+              <w:left w:w="100" w:type="dxa"/>
+              <w:right w:w="100" w:type="dxa"/>
             </w:tcMar>
           </w:tcPr>
           <w:p>
             <w:pPr>
-              <w:jc w:val="left"/>
-              <w:spacing w:line="240" w:lineRule="auto" w:before="55" w:after="55"/>
+              <w:spacing w:line="240" w:lineRule="auto" w:before="60" w:after="60"/>
             </w:pPr>
             <w:r>
               <w:rPr>
-                <w:sz w:val="22"/>
+                <w:color w:val="4B463F"/>
+                <w:sz w:val="21"/>
               </w:rPr>
-              <w:t>10 min</w:t>
+              <w:t>教师回应 3 ／ 书写 5 ／ 切换 1 ／ 讲授·机动 1 ＝ 10</w:t>
             </w:r>
           </w:p>
         </w:tc>
@@ -3136,27 +2844,23 @@
             <w:tcW w:type="dxa" w:w="1728"/>
             <w:vAlign w:val="center"/>
             <w:tcBorders>
-              <w:top w:val="single" w:sz="6" w:space="0" w:color="E5E7EB"/>
-              <w:bottom w:val="single" w:sz="6" w:space="0" w:color="E5E7EB"/>
-              <w:left w:val="single" w:sz="6" w:space="0" w:color="E5E7EB"/>
-              <w:right w:val="single" w:sz="6" w:space="0" w:color="E5E7EB"/>
+              <w:top w:val="single" w:sz="6" w:space="0" w:color="B9B2A5"/>
+              <w:bottom w:val="single" w:sz="6" w:space="0" w:color="B9B2A5"/>
+              <w:left w:val="single" w:sz="6" w:space="0" w:color="B9B2A5"/>
+              <w:right w:val="single" w:sz="6" w:space="0" w:color="B9B2A5"/>
             </w:tcBorders>
             <w:tcMar>
-              <w:top w:w="96" w:type="dxa"/>
-              <w:bottom w:w="96" w:type="dxa"/>
-              <w:left w:w="144" w:type="dxa"/>
-              <w:right w:w="144" w:type="dxa"/>
+              <w:top w:w="60" w:type="dxa"/>
+              <w:bottom w:w="60" w:type="dxa"/>
+              <w:left w:w="100" w:type="dxa"/>
+              <w:right w:w="100" w:type="dxa"/>
             </w:tcMar>
           </w:tcPr>
           <w:p>
             <w:pPr>
-              <w:jc w:val="left"/>
-              <w:spacing w:line="240" w:lineRule="auto" w:before="55" w:after="55"/>
+              <w:spacing w:line="240" w:lineRule="auto" w:before="60" w:after="60"/>
             </w:pPr>
             <w:r>
-              <w:rPr>
-                <w:sz w:val="22"/>
-              </w:rPr>
               <w:t>布置检测任务三，当堂回收</w:t>
             </w:r>
           </w:p>
@@ -3166,28 +2870,24 @@
             <w:tcW w:type="dxa" w:w="1728"/>
             <w:vAlign w:val="center"/>
             <w:tcBorders>
-              <w:top w:val="single" w:sz="6" w:space="0" w:color="E5E7EB"/>
-              <w:bottom w:val="single" w:sz="6" w:space="0" w:color="E5E7EB"/>
-              <w:left w:val="single" w:sz="6" w:space="0" w:color="E5E7EB"/>
-              <w:right w:val="single" w:sz="6" w:space="0" w:color="E5E7EB"/>
+              <w:top w:val="single" w:sz="6" w:space="0" w:color="B9B2A5"/>
+              <w:bottom w:val="single" w:sz="6" w:space="0" w:color="B9B2A5"/>
+              <w:left w:val="single" w:sz="6" w:space="0" w:color="B9B2A5"/>
+              <w:right w:val="single" w:sz="6" w:space="0" w:color="B9B2A5"/>
             </w:tcBorders>
             <w:tcMar>
-              <w:top w:w="96" w:type="dxa"/>
-              <w:bottom w:w="96" w:type="dxa"/>
-              <w:left w:w="144" w:type="dxa"/>
-              <w:right w:w="144" w:type="dxa"/>
+              <w:top w:w="60" w:type="dxa"/>
+              <w:bottom w:w="60" w:type="dxa"/>
+              <w:left w:w="100" w:type="dxa"/>
+              <w:right w:w="100" w:type="dxa"/>
             </w:tcMar>
           </w:tcPr>
           <w:p>
             <w:pPr>
-              <w:jc w:val="left"/>
-              <w:spacing w:line="240" w:lineRule="auto" w:before="55" w:after="55"/>
+              <w:spacing w:line="240" w:lineRule="auto" w:before="60" w:after="60"/>
             </w:pPr>
             <w:r>
-              <w:rPr>
-                <w:sz w:val="22"/>
-              </w:rPr>
-              <w:t>写；同桌交换，按量规互评一处</w:t>
+              <w:t>写，同桌交换，按量规互评一处</w:t>
             </w:r>
           </w:p>
         </w:tc>
@@ -3196,27 +2896,23 @@
             <w:tcW w:type="dxa" w:w="1728"/>
             <w:vAlign w:val="center"/>
             <w:tcBorders>
-              <w:top w:val="single" w:sz="6" w:space="0" w:color="E5E7EB"/>
-              <w:bottom w:val="single" w:sz="6" w:space="0" w:color="E5E7EB"/>
-              <w:left w:val="single" w:sz="6" w:space="0" w:color="E5E7EB"/>
-              <w:right w:val="single" w:sz="6" w:space="0" w:color="E5E7EB"/>
+              <w:top w:val="single" w:sz="6" w:space="0" w:color="B9B2A5"/>
+              <w:bottom w:val="single" w:sz="6" w:space="0" w:color="B9B2A5"/>
+              <w:left w:val="single" w:sz="6" w:space="0" w:color="B9B2A5"/>
+              <w:right w:val="single" w:sz="6" w:space="0" w:color="B9B2A5"/>
             </w:tcBorders>
             <w:tcMar>
-              <w:top w:w="96" w:type="dxa"/>
-              <w:bottom w:w="96" w:type="dxa"/>
-              <w:left w:w="144" w:type="dxa"/>
-              <w:right w:w="144" w:type="dxa"/>
+              <w:top w:w="60" w:type="dxa"/>
+              <w:bottom w:w="60" w:type="dxa"/>
+              <w:left w:w="100" w:type="dxa"/>
+              <w:right w:w="100" w:type="dxa"/>
             </w:tcMar>
           </w:tcPr>
           <w:p>
             <w:pPr>
-              <w:jc w:val="left"/>
-              <w:spacing w:line="240" w:lineRule="auto" w:before="55" w:after="55"/>
+              <w:spacing w:line="240" w:lineRule="auto" w:before="60" w:after="60"/>
             </w:pPr>
             <w:r>
-              <w:rPr>
-                <w:sz w:val="22"/>
-              </w:rPr>
               <w:t>闭环；让个体作答成为全班的讨论对象</w:t>
             </w:r>
           </w:p>
@@ -3224,42 +2920,1082 @@
       </w:tr>
     </w:tbl>
     <w:p>
+      <w:r/>
+    </w:p>
+    <w:tbl>
+      <w:tblPr>
+        <w:tblW w:type="pct" w:w="5000"/>
+        <w:tblLook w:firstColumn="1" w:firstRow="1" w:lastColumn="0" w:lastRow="0" w:noHBand="0" w:noVBand="1" w:val="04A0"/>
+        <w:tblLayout w:type="autofit"/>
+      </w:tblPr>
+      <w:tblGrid>
+        <w:gridCol w:w="960"/>
+        <w:gridCol w:w="960"/>
+        <w:gridCol w:w="960"/>
+        <w:gridCol w:w="960"/>
+        <w:gridCol w:w="960"/>
+        <w:gridCol w:w="960"/>
+        <w:gridCol w:w="960"/>
+        <w:gridCol w:w="960"/>
+        <w:gridCol w:w="960"/>
+      </w:tblGrid>
+      <w:tr>
+        <w:tc>
+          <w:tcPr>
+            <w:tcW w:type="dxa" w:w="960"/>
+            <w:vAlign w:val="center"/>
+            <w:tcBorders>
+              <w:top w:val="single" w:sz="6" w:space="0" w:color="B9B2A5"/>
+              <w:bottom w:val="single" w:sz="6" w:space="0" w:color="B9B2A5"/>
+              <w:left w:val="single" w:sz="6" w:space="0" w:color="B9B2A5"/>
+              <w:right w:val="single" w:sz="6" w:space="0" w:color="B9B2A5"/>
+            </w:tcBorders>
+            <w:shd w:val="clear" w:color="auto" w:fill="F2EFE6"/>
+            <w:tcMar>
+              <w:top w:w="60" w:type="dxa"/>
+              <w:bottom w:w="60" w:type="dxa"/>
+              <w:left w:w="100" w:type="dxa"/>
+              <w:right w:w="100" w:type="dxa"/>
+            </w:tcMar>
+          </w:tcPr>
+          <w:p>
+            <w:pPr>
+              <w:spacing w:line="240" w:lineRule="auto" w:before="60" w:after="60"/>
+            </w:pPr>
+            <w:r>
+              <w:rPr>
+                <w:rFonts w:ascii="黑体" w:hAnsi="黑体" w:eastAsia="黑体" w:hint="eastAsia"/>
+                <w:b/>
+              </w:rPr>
+              <w:t>三课时合计</w:t>
+            </w:r>
+          </w:p>
+        </w:tc>
+        <w:tc>
+          <w:tcPr>
+            <w:tcW w:type="dxa" w:w="960"/>
+            <w:vAlign w:val="center"/>
+            <w:tcBorders>
+              <w:top w:val="single" w:sz="6" w:space="0" w:color="B9B2A5"/>
+              <w:bottom w:val="single" w:sz="6" w:space="0" w:color="B9B2A5"/>
+              <w:left w:val="single" w:sz="6" w:space="0" w:color="B9B2A5"/>
+              <w:right w:val="single" w:sz="6" w:space="0" w:color="B9B2A5"/>
+            </w:tcBorders>
+            <w:shd w:val="clear" w:color="auto" w:fill="F2EFE6"/>
+            <w:tcMar>
+              <w:top w:w="60" w:type="dxa"/>
+              <w:bottom w:w="60" w:type="dxa"/>
+              <w:left w:w="100" w:type="dxa"/>
+              <w:right w:w="100" w:type="dxa"/>
+            </w:tcMar>
+          </w:tcPr>
+          <w:p>
+            <w:pPr>
+              <w:spacing w:line="240" w:lineRule="auto" w:before="60" w:after="60"/>
+            </w:pPr>
+            <w:r>
+              <w:rPr>
+                <w:rFonts w:ascii="黑体" w:hAnsi="黑体" w:eastAsia="黑体" w:hint="eastAsia"/>
+                <w:b/>
+              </w:rPr>
+              <w:t>独立阅读</w:t>
+            </w:r>
+          </w:p>
+        </w:tc>
+        <w:tc>
+          <w:tcPr>
+            <w:tcW w:type="dxa" w:w="960"/>
+            <w:vAlign w:val="center"/>
+            <w:tcBorders>
+              <w:top w:val="single" w:sz="6" w:space="0" w:color="B9B2A5"/>
+              <w:bottom w:val="single" w:sz="6" w:space="0" w:color="B9B2A5"/>
+              <w:left w:val="single" w:sz="6" w:space="0" w:color="B9B2A5"/>
+              <w:right w:val="single" w:sz="6" w:space="0" w:color="B9B2A5"/>
+            </w:tcBorders>
+            <w:shd w:val="clear" w:color="auto" w:fill="F2EFE6"/>
+            <w:tcMar>
+              <w:top w:w="60" w:type="dxa"/>
+              <w:bottom w:w="60" w:type="dxa"/>
+              <w:left w:w="100" w:type="dxa"/>
+              <w:right w:w="100" w:type="dxa"/>
+            </w:tcMar>
+          </w:tcPr>
+          <w:p>
+            <w:pPr>
+              <w:spacing w:line="240" w:lineRule="auto" w:before="60" w:after="60"/>
+            </w:pPr>
+            <w:r>
+              <w:rPr>
+                <w:rFonts w:ascii="黑体" w:hAnsi="黑体" w:eastAsia="黑体" w:hint="eastAsia"/>
+                <w:b/>
+              </w:rPr>
+              <w:t>小组讨论</w:t>
+            </w:r>
+          </w:p>
+        </w:tc>
+        <w:tc>
+          <w:tcPr>
+            <w:tcW w:type="dxa" w:w="960"/>
+            <w:vAlign w:val="center"/>
+            <w:tcBorders>
+              <w:top w:val="single" w:sz="6" w:space="0" w:color="B9B2A5"/>
+              <w:bottom w:val="single" w:sz="6" w:space="0" w:color="B9B2A5"/>
+              <w:left w:val="single" w:sz="6" w:space="0" w:color="B9B2A5"/>
+              <w:right w:val="single" w:sz="6" w:space="0" w:color="B9B2A5"/>
+            </w:tcBorders>
+            <w:shd w:val="clear" w:color="auto" w:fill="F2EFE6"/>
+            <w:tcMar>
+              <w:top w:w="60" w:type="dxa"/>
+              <w:bottom w:w="60" w:type="dxa"/>
+              <w:left w:w="100" w:type="dxa"/>
+              <w:right w:w="100" w:type="dxa"/>
+            </w:tcMar>
+          </w:tcPr>
+          <w:p>
+            <w:pPr>
+              <w:spacing w:line="240" w:lineRule="auto" w:before="60" w:after="60"/>
+            </w:pPr>
+            <w:r>
+              <w:rPr>
+                <w:rFonts w:ascii="黑体" w:hAnsi="黑体" w:eastAsia="黑体" w:hint="eastAsia"/>
+                <w:b/>
+              </w:rPr>
+              <w:t>汇报</w:t>
+            </w:r>
+            <w:r>
+              <w:rPr>
+                <w:rFonts w:ascii="黑体" w:hAnsi="黑体" w:eastAsia="黑体" w:hint="eastAsia"/>
+                <w:b/>
+              </w:rPr>
+              <w:t xml:space="preserve"> </w:t>
+            </w:r>
+            <w:r>
+              <w:rPr>
+                <w:rFonts w:ascii="黑体" w:hAnsi="黑体" w:eastAsia="黑体" w:hint="eastAsia"/>
+                <w:b/>
+              </w:rPr>
+              <w:t>×</w:t>
+            </w:r>
+            <w:r>
+              <w:rPr>
+                <w:rFonts w:ascii="黑体" w:hAnsi="黑体" w:eastAsia="黑体" w:hint="eastAsia"/>
+                <w:b/>
+              </w:rPr>
+              <w:t xml:space="preserve"> </w:t>
+            </w:r>
+            <w:r>
+              <w:rPr>
+                <w:rFonts w:ascii="黑体" w:hAnsi="黑体" w:eastAsia="黑体" w:hint="eastAsia"/>
+                <w:b/>
+              </w:rPr>
+              <w:t>组数</w:t>
+            </w:r>
+          </w:p>
+        </w:tc>
+        <w:tc>
+          <w:tcPr>
+            <w:tcW w:type="dxa" w:w="960"/>
+            <w:vAlign w:val="center"/>
+            <w:tcBorders>
+              <w:top w:val="single" w:sz="6" w:space="0" w:color="B9B2A5"/>
+              <w:bottom w:val="single" w:sz="6" w:space="0" w:color="B9B2A5"/>
+              <w:left w:val="single" w:sz="6" w:space="0" w:color="B9B2A5"/>
+              <w:right w:val="single" w:sz="6" w:space="0" w:color="B9B2A5"/>
+            </w:tcBorders>
+            <w:shd w:val="clear" w:color="auto" w:fill="F2EFE6"/>
+            <w:tcMar>
+              <w:top w:w="60" w:type="dxa"/>
+              <w:bottom w:w="60" w:type="dxa"/>
+              <w:left w:w="100" w:type="dxa"/>
+              <w:right w:w="100" w:type="dxa"/>
+            </w:tcMar>
+          </w:tcPr>
+          <w:p>
+            <w:pPr>
+              <w:spacing w:line="240" w:lineRule="auto" w:before="60" w:after="60"/>
+            </w:pPr>
+            <w:r>
+              <w:rPr>
+                <w:rFonts w:ascii="黑体" w:hAnsi="黑体" w:eastAsia="黑体" w:hint="eastAsia"/>
+                <w:b/>
+              </w:rPr>
+              <w:t>教师回应</w:t>
+            </w:r>
+          </w:p>
+        </w:tc>
+        <w:tc>
+          <w:tcPr>
+            <w:tcW w:type="dxa" w:w="960"/>
+            <w:vAlign w:val="center"/>
+            <w:tcBorders>
+              <w:top w:val="single" w:sz="6" w:space="0" w:color="B9B2A5"/>
+              <w:bottom w:val="single" w:sz="6" w:space="0" w:color="B9B2A5"/>
+              <w:left w:val="single" w:sz="6" w:space="0" w:color="B9B2A5"/>
+              <w:right w:val="single" w:sz="6" w:space="0" w:color="B9B2A5"/>
+            </w:tcBorders>
+            <w:shd w:val="clear" w:color="auto" w:fill="F2EFE6"/>
+            <w:tcMar>
+              <w:top w:w="60" w:type="dxa"/>
+              <w:bottom w:w="60" w:type="dxa"/>
+              <w:left w:w="100" w:type="dxa"/>
+              <w:right w:w="100" w:type="dxa"/>
+            </w:tcMar>
+          </w:tcPr>
+          <w:p>
+            <w:pPr>
+              <w:spacing w:line="240" w:lineRule="auto" w:before="60" w:after="60"/>
+            </w:pPr>
+            <w:r>
+              <w:rPr>
+                <w:rFonts w:ascii="黑体" w:hAnsi="黑体" w:eastAsia="黑体" w:hint="eastAsia"/>
+                <w:b/>
+              </w:rPr>
+              <w:t>书写</w:t>
+            </w:r>
+          </w:p>
+        </w:tc>
+        <w:tc>
+          <w:tcPr>
+            <w:tcW w:type="dxa" w:w="960"/>
+            <w:vAlign w:val="center"/>
+            <w:tcBorders>
+              <w:top w:val="single" w:sz="6" w:space="0" w:color="B9B2A5"/>
+              <w:bottom w:val="single" w:sz="6" w:space="0" w:color="B9B2A5"/>
+              <w:left w:val="single" w:sz="6" w:space="0" w:color="B9B2A5"/>
+              <w:right w:val="single" w:sz="6" w:space="0" w:color="B9B2A5"/>
+            </w:tcBorders>
+            <w:shd w:val="clear" w:color="auto" w:fill="F2EFE6"/>
+            <w:tcMar>
+              <w:top w:w="60" w:type="dxa"/>
+              <w:bottom w:w="60" w:type="dxa"/>
+              <w:left w:w="100" w:type="dxa"/>
+              <w:right w:w="100" w:type="dxa"/>
+            </w:tcMar>
+          </w:tcPr>
+          <w:p>
+            <w:pPr>
+              <w:spacing w:line="240" w:lineRule="auto" w:before="60" w:after="60"/>
+            </w:pPr>
+            <w:r>
+              <w:rPr>
+                <w:rFonts w:ascii="黑体" w:hAnsi="黑体" w:eastAsia="黑体" w:hint="eastAsia"/>
+                <w:b/>
+              </w:rPr>
+              <w:t>切换组织</w:t>
+            </w:r>
+          </w:p>
+        </w:tc>
+        <w:tc>
+          <w:tcPr>
+            <w:tcW w:type="dxa" w:w="960"/>
+            <w:vAlign w:val="center"/>
+            <w:tcBorders>
+              <w:top w:val="single" w:sz="6" w:space="0" w:color="B9B2A5"/>
+              <w:bottom w:val="single" w:sz="6" w:space="0" w:color="B9B2A5"/>
+              <w:left w:val="single" w:sz="6" w:space="0" w:color="B9B2A5"/>
+              <w:right w:val="single" w:sz="6" w:space="0" w:color="B9B2A5"/>
+            </w:tcBorders>
+            <w:shd w:val="clear" w:color="auto" w:fill="F2EFE6"/>
+            <w:tcMar>
+              <w:top w:w="60" w:type="dxa"/>
+              <w:bottom w:w="60" w:type="dxa"/>
+              <w:left w:w="100" w:type="dxa"/>
+              <w:right w:w="100" w:type="dxa"/>
+            </w:tcMar>
+          </w:tcPr>
+          <w:p>
+            <w:pPr>
+              <w:spacing w:line="240" w:lineRule="auto" w:before="60" w:after="60"/>
+            </w:pPr>
+            <w:r>
+              <w:rPr>
+                <w:rFonts w:ascii="黑体" w:hAnsi="黑体" w:eastAsia="黑体" w:hint="eastAsia"/>
+                <w:b/>
+              </w:rPr>
+              <w:t>教师讲授</w:t>
+            </w:r>
+            <w:r>
+              <w:rPr>
+                <w:rFonts w:ascii="黑体" w:hAnsi="黑体" w:eastAsia="黑体" w:hint="eastAsia"/>
+                <w:b/>
+              </w:rPr>
+              <w:t xml:space="preserve"> </w:t>
+            </w:r>
+            <w:r>
+              <w:rPr>
+                <w:rFonts w:ascii="黑体" w:hAnsi="黑体" w:eastAsia="黑体" w:hint="eastAsia"/>
+                <w:b/>
+              </w:rPr>
+              <w:t>·</w:t>
+            </w:r>
+            <w:r>
+              <w:rPr>
+                <w:rFonts w:ascii="黑体" w:hAnsi="黑体" w:eastAsia="黑体" w:hint="eastAsia"/>
+                <w:b/>
+              </w:rPr>
+              <w:t xml:space="preserve"> </w:t>
+            </w:r>
+            <w:r>
+              <w:rPr>
+                <w:rFonts w:ascii="黑体" w:hAnsi="黑体" w:eastAsia="黑体" w:hint="eastAsia"/>
+                <w:b/>
+              </w:rPr>
+              <w:t>齐读</w:t>
+            </w:r>
+            <w:r>
+              <w:rPr>
+                <w:rFonts w:ascii="黑体" w:hAnsi="黑体" w:eastAsia="黑体" w:hint="eastAsia"/>
+                <w:b/>
+              </w:rPr>
+              <w:t xml:space="preserve"> </w:t>
+            </w:r>
+            <w:r>
+              <w:rPr>
+                <w:rFonts w:ascii="黑体" w:hAnsi="黑体" w:eastAsia="黑体" w:hint="eastAsia"/>
+                <w:b/>
+              </w:rPr>
+              <w:t>·</w:t>
+            </w:r>
+            <w:r>
+              <w:rPr>
+                <w:rFonts w:ascii="黑体" w:hAnsi="黑体" w:eastAsia="黑体" w:hint="eastAsia"/>
+                <w:b/>
+              </w:rPr>
+              <w:t xml:space="preserve"> </w:t>
+            </w:r>
+            <w:r>
+              <w:rPr>
+                <w:rFonts w:ascii="黑体" w:hAnsi="黑体" w:eastAsia="黑体" w:hint="eastAsia"/>
+                <w:b/>
+              </w:rPr>
+              <w:t>机动</w:t>
+            </w:r>
+          </w:p>
+        </w:tc>
+        <w:tc>
+          <w:tcPr>
+            <w:tcW w:type="dxa" w:w="960"/>
+            <w:vAlign w:val="center"/>
+            <w:tcBorders>
+              <w:top w:val="single" w:sz="6" w:space="0" w:color="B9B2A5"/>
+              <w:bottom w:val="single" w:sz="6" w:space="0" w:color="B9B2A5"/>
+              <w:left w:val="single" w:sz="6" w:space="0" w:color="B9B2A5"/>
+              <w:right w:val="single" w:sz="6" w:space="0" w:color="B9B2A5"/>
+            </w:tcBorders>
+            <w:shd w:val="clear" w:color="auto" w:fill="F2EFE6"/>
+            <w:tcMar>
+              <w:top w:w="60" w:type="dxa"/>
+              <w:bottom w:w="60" w:type="dxa"/>
+              <w:left w:w="100" w:type="dxa"/>
+              <w:right w:w="100" w:type="dxa"/>
+            </w:tcMar>
+          </w:tcPr>
+          <w:p>
+            <w:pPr>
+              <w:spacing w:line="240" w:lineRule="auto" w:before="60" w:after="60"/>
+            </w:pPr>
+            <w:r>
+              <w:rPr>
+                <w:rFonts w:ascii="黑体" w:hAnsi="黑体" w:eastAsia="黑体" w:hint="eastAsia"/>
+                <w:b/>
+              </w:rPr>
+              <w:t>总计</w:t>
+            </w:r>
+          </w:p>
+        </w:tc>
+      </w:tr>
+      <w:tr>
+        <w:tc>
+          <w:tcPr>
+            <w:tcW w:type="dxa" w:w="960"/>
+            <w:vAlign w:val="center"/>
+            <w:tcBorders>
+              <w:top w:val="single" w:sz="6" w:space="0" w:color="B9B2A5"/>
+              <w:bottom w:val="single" w:sz="6" w:space="0" w:color="B9B2A5"/>
+              <w:left w:val="single" w:sz="6" w:space="0" w:color="B9B2A5"/>
+              <w:right w:val="single" w:sz="6" w:space="0" w:color="B9B2A5"/>
+            </w:tcBorders>
+            <w:tcMar>
+              <w:top w:w="60" w:type="dxa"/>
+              <w:bottom w:w="60" w:type="dxa"/>
+              <w:left w:w="100" w:type="dxa"/>
+              <w:right w:w="100" w:type="dxa"/>
+            </w:tcMar>
+          </w:tcPr>
+          <w:p>
+            <w:pPr>
+              <w:spacing w:line="240" w:lineRule="auto" w:before="60" w:after="60"/>
+            </w:pPr>
+            <w:r>
+              <w:t>分钟</w:t>
+            </w:r>
+          </w:p>
+        </w:tc>
+        <w:tc>
+          <w:tcPr>
+            <w:tcW w:type="dxa" w:w="960"/>
+            <w:vAlign w:val="center"/>
+            <w:tcBorders>
+              <w:top w:val="single" w:sz="6" w:space="0" w:color="B9B2A5"/>
+              <w:bottom w:val="single" w:sz="6" w:space="0" w:color="B9B2A5"/>
+              <w:left w:val="single" w:sz="6" w:space="0" w:color="B9B2A5"/>
+              <w:right w:val="single" w:sz="6" w:space="0" w:color="B9B2A5"/>
+            </w:tcBorders>
+            <w:tcMar>
+              <w:top w:w="60" w:type="dxa"/>
+              <w:bottom w:w="60" w:type="dxa"/>
+              <w:left w:w="100" w:type="dxa"/>
+              <w:right w:w="100" w:type="dxa"/>
+            </w:tcMar>
+          </w:tcPr>
+          <w:p>
+            <w:pPr>
+              <w:spacing w:line="240" w:lineRule="auto" w:before="60" w:after="60"/>
+            </w:pPr>
+            <w:r>
+              <w:t>21</w:t>
+            </w:r>
+          </w:p>
+        </w:tc>
+        <w:tc>
+          <w:tcPr>
+            <w:tcW w:type="dxa" w:w="960"/>
+            <w:vAlign w:val="center"/>
+            <w:tcBorders>
+              <w:top w:val="single" w:sz="6" w:space="0" w:color="B9B2A5"/>
+              <w:bottom w:val="single" w:sz="6" w:space="0" w:color="B9B2A5"/>
+              <w:left w:val="single" w:sz="6" w:space="0" w:color="B9B2A5"/>
+              <w:right w:val="single" w:sz="6" w:space="0" w:color="B9B2A5"/>
+            </w:tcBorders>
+            <w:tcMar>
+              <w:top w:w="60" w:type="dxa"/>
+              <w:bottom w:w="60" w:type="dxa"/>
+              <w:left w:w="100" w:type="dxa"/>
+              <w:right w:w="100" w:type="dxa"/>
+            </w:tcMar>
+          </w:tcPr>
+          <w:p>
+            <w:pPr>
+              <w:spacing w:line="240" w:lineRule="auto" w:before="60" w:after="60"/>
+            </w:pPr>
+            <w:r>
+              <w:t>18</w:t>
+            </w:r>
+          </w:p>
+        </w:tc>
+        <w:tc>
+          <w:tcPr>
+            <w:tcW w:type="dxa" w:w="960"/>
+            <w:vAlign w:val="center"/>
+            <w:tcBorders>
+              <w:top w:val="single" w:sz="6" w:space="0" w:color="B9B2A5"/>
+              <w:bottom w:val="single" w:sz="6" w:space="0" w:color="B9B2A5"/>
+              <w:left w:val="single" w:sz="6" w:space="0" w:color="B9B2A5"/>
+              <w:right w:val="single" w:sz="6" w:space="0" w:color="B9B2A5"/>
+            </w:tcBorders>
+            <w:tcMar>
+              <w:top w:w="60" w:type="dxa"/>
+              <w:bottom w:w="60" w:type="dxa"/>
+              <w:left w:w="100" w:type="dxa"/>
+              <w:right w:w="100" w:type="dxa"/>
+            </w:tcMar>
+          </w:tcPr>
+          <w:p>
+            <w:pPr>
+              <w:spacing w:line="240" w:lineRule="auto" w:before="60" w:after="60"/>
+            </w:pPr>
+            <w:r>
+              <w:t>28</w:t>
+            </w:r>
+          </w:p>
+        </w:tc>
+        <w:tc>
+          <w:tcPr>
+            <w:tcW w:type="dxa" w:w="960"/>
+            <w:vAlign w:val="center"/>
+            <w:tcBorders>
+              <w:top w:val="single" w:sz="6" w:space="0" w:color="B9B2A5"/>
+              <w:bottom w:val="single" w:sz="6" w:space="0" w:color="B9B2A5"/>
+              <w:left w:val="single" w:sz="6" w:space="0" w:color="B9B2A5"/>
+              <w:right w:val="single" w:sz="6" w:space="0" w:color="B9B2A5"/>
+            </w:tcBorders>
+            <w:tcMar>
+              <w:top w:w="60" w:type="dxa"/>
+              <w:bottom w:w="60" w:type="dxa"/>
+              <w:left w:w="100" w:type="dxa"/>
+              <w:right w:w="100" w:type="dxa"/>
+            </w:tcMar>
+          </w:tcPr>
+          <w:p>
+            <w:pPr>
+              <w:spacing w:line="240" w:lineRule="auto" w:before="60" w:after="60"/>
+            </w:pPr>
+            <w:r>
+              <w:t>16</w:t>
+            </w:r>
+          </w:p>
+        </w:tc>
+        <w:tc>
+          <w:tcPr>
+            <w:tcW w:type="dxa" w:w="960"/>
+            <w:vAlign w:val="center"/>
+            <w:tcBorders>
+              <w:top w:val="single" w:sz="6" w:space="0" w:color="B9B2A5"/>
+              <w:bottom w:val="single" w:sz="6" w:space="0" w:color="B9B2A5"/>
+              <w:left w:val="single" w:sz="6" w:space="0" w:color="B9B2A5"/>
+              <w:right w:val="single" w:sz="6" w:space="0" w:color="B9B2A5"/>
+            </w:tcBorders>
+            <w:tcMar>
+              <w:top w:w="60" w:type="dxa"/>
+              <w:bottom w:w="60" w:type="dxa"/>
+              <w:left w:w="100" w:type="dxa"/>
+              <w:right w:w="100" w:type="dxa"/>
+            </w:tcMar>
+          </w:tcPr>
+          <w:p>
+            <w:pPr>
+              <w:spacing w:line="240" w:lineRule="auto" w:before="60" w:after="60"/>
+            </w:pPr>
+            <w:r>
+              <w:t>21</w:t>
+            </w:r>
+          </w:p>
+        </w:tc>
+        <w:tc>
+          <w:tcPr>
+            <w:tcW w:type="dxa" w:w="960"/>
+            <w:vAlign w:val="center"/>
+            <w:tcBorders>
+              <w:top w:val="single" w:sz="6" w:space="0" w:color="B9B2A5"/>
+              <w:bottom w:val="single" w:sz="6" w:space="0" w:color="B9B2A5"/>
+              <w:left w:val="single" w:sz="6" w:space="0" w:color="B9B2A5"/>
+              <w:right w:val="single" w:sz="6" w:space="0" w:color="B9B2A5"/>
+            </w:tcBorders>
+            <w:tcMar>
+              <w:top w:w="60" w:type="dxa"/>
+              <w:bottom w:w="60" w:type="dxa"/>
+              <w:left w:w="100" w:type="dxa"/>
+              <w:right w:w="100" w:type="dxa"/>
+            </w:tcMar>
+          </w:tcPr>
+          <w:p>
+            <w:pPr>
+              <w:spacing w:line="240" w:lineRule="auto" w:before="60" w:after="60"/>
+            </w:pPr>
+            <w:r>
+              <w:t>7</w:t>
+            </w:r>
+          </w:p>
+        </w:tc>
+        <w:tc>
+          <w:tcPr>
+            <w:tcW w:type="dxa" w:w="960"/>
+            <w:vAlign w:val="center"/>
+            <w:tcBorders>
+              <w:top w:val="single" w:sz="6" w:space="0" w:color="B9B2A5"/>
+              <w:bottom w:val="single" w:sz="6" w:space="0" w:color="B9B2A5"/>
+              <w:left w:val="single" w:sz="6" w:space="0" w:color="B9B2A5"/>
+              <w:right w:val="single" w:sz="6" w:space="0" w:color="B9B2A5"/>
+            </w:tcBorders>
+            <w:tcMar>
+              <w:top w:w="60" w:type="dxa"/>
+              <w:bottom w:w="60" w:type="dxa"/>
+              <w:left w:w="100" w:type="dxa"/>
+              <w:right w:w="100" w:type="dxa"/>
+            </w:tcMar>
+          </w:tcPr>
+          <w:p>
+            <w:pPr>
+              <w:spacing w:line="240" w:lineRule="auto" w:before="60" w:after="60"/>
+            </w:pPr>
+            <w:r>
+              <w:t>24</w:t>
+            </w:r>
+          </w:p>
+        </w:tc>
+        <w:tc>
+          <w:tcPr>
+            <w:tcW w:type="dxa" w:w="960"/>
+            <w:vAlign w:val="center"/>
+            <w:tcBorders>
+              <w:top w:val="single" w:sz="6" w:space="0" w:color="B9B2A5"/>
+              <w:bottom w:val="single" w:sz="6" w:space="0" w:color="B9B2A5"/>
+              <w:left w:val="single" w:sz="6" w:space="0" w:color="B9B2A5"/>
+              <w:right w:val="single" w:sz="6" w:space="0" w:color="B9B2A5"/>
+            </w:tcBorders>
+            <w:tcMar>
+              <w:top w:w="60" w:type="dxa"/>
+              <w:bottom w:w="60" w:type="dxa"/>
+              <w:left w:w="100" w:type="dxa"/>
+              <w:right w:w="100" w:type="dxa"/>
+            </w:tcMar>
+          </w:tcPr>
+          <w:p>
+            <w:pPr>
+              <w:spacing w:line="240" w:lineRule="auto" w:before="60" w:after="60"/>
+            </w:pPr>
+            <w:r>
+              <w:t>135</w:t>
+            </w:r>
+          </w:p>
+        </w:tc>
+      </w:tr>
+      <w:tr>
+        <w:tc>
+          <w:tcPr>
+            <w:tcW w:type="dxa" w:w="960"/>
+            <w:vAlign w:val="center"/>
+            <w:tcBorders>
+              <w:top w:val="single" w:sz="6" w:space="0" w:color="B9B2A5"/>
+              <w:bottom w:val="single" w:sz="6" w:space="0" w:color="B9B2A5"/>
+              <w:left w:val="single" w:sz="6" w:space="0" w:color="B9B2A5"/>
+              <w:right w:val="single" w:sz="6" w:space="0" w:color="B9B2A5"/>
+            </w:tcBorders>
+            <w:tcMar>
+              <w:top w:w="60" w:type="dxa"/>
+              <w:bottom w:w="60" w:type="dxa"/>
+              <w:left w:w="100" w:type="dxa"/>
+              <w:right w:w="100" w:type="dxa"/>
+            </w:tcMar>
+          </w:tcPr>
+          <w:p>
+            <w:pPr>
+              <w:spacing w:line="240" w:lineRule="auto" w:before="60" w:after="60"/>
+            </w:pPr>
+            <w:r>
+              <w:t>占比</w:t>
+            </w:r>
+          </w:p>
+        </w:tc>
+        <w:tc>
+          <w:tcPr>
+            <w:tcW w:type="dxa" w:w="960"/>
+            <w:vAlign w:val="center"/>
+            <w:tcBorders>
+              <w:top w:val="single" w:sz="6" w:space="0" w:color="B9B2A5"/>
+              <w:bottom w:val="single" w:sz="6" w:space="0" w:color="B9B2A5"/>
+              <w:left w:val="single" w:sz="6" w:space="0" w:color="B9B2A5"/>
+              <w:right w:val="single" w:sz="6" w:space="0" w:color="B9B2A5"/>
+            </w:tcBorders>
+            <w:tcMar>
+              <w:top w:w="60" w:type="dxa"/>
+              <w:bottom w:w="60" w:type="dxa"/>
+              <w:left w:w="100" w:type="dxa"/>
+              <w:right w:w="100" w:type="dxa"/>
+            </w:tcMar>
+          </w:tcPr>
+          <w:p>
+            <w:pPr>
+              <w:spacing w:line="240" w:lineRule="auto" w:before="60" w:after="60"/>
+            </w:pPr>
+            <w:r>
+              <w:t>15.6%</w:t>
+            </w:r>
+          </w:p>
+        </w:tc>
+        <w:tc>
+          <w:tcPr>
+            <w:tcW w:type="dxa" w:w="960"/>
+            <w:vAlign w:val="center"/>
+            <w:tcBorders>
+              <w:top w:val="single" w:sz="6" w:space="0" w:color="B9B2A5"/>
+              <w:bottom w:val="single" w:sz="6" w:space="0" w:color="B9B2A5"/>
+              <w:left w:val="single" w:sz="6" w:space="0" w:color="B9B2A5"/>
+              <w:right w:val="single" w:sz="6" w:space="0" w:color="B9B2A5"/>
+            </w:tcBorders>
+            <w:tcMar>
+              <w:top w:w="60" w:type="dxa"/>
+              <w:bottom w:w="60" w:type="dxa"/>
+              <w:left w:w="100" w:type="dxa"/>
+              <w:right w:w="100" w:type="dxa"/>
+            </w:tcMar>
+          </w:tcPr>
+          <w:p>
+            <w:pPr>
+              <w:spacing w:line="240" w:lineRule="auto" w:before="60" w:after="60"/>
+            </w:pPr>
+            <w:r>
+              <w:t>13.3%</w:t>
+            </w:r>
+          </w:p>
+        </w:tc>
+        <w:tc>
+          <w:tcPr>
+            <w:tcW w:type="dxa" w:w="960"/>
+            <w:vAlign w:val="center"/>
+            <w:tcBorders>
+              <w:top w:val="single" w:sz="6" w:space="0" w:color="B9B2A5"/>
+              <w:bottom w:val="single" w:sz="6" w:space="0" w:color="B9B2A5"/>
+              <w:left w:val="single" w:sz="6" w:space="0" w:color="B9B2A5"/>
+              <w:right w:val="single" w:sz="6" w:space="0" w:color="B9B2A5"/>
+            </w:tcBorders>
+            <w:tcMar>
+              <w:top w:w="60" w:type="dxa"/>
+              <w:bottom w:w="60" w:type="dxa"/>
+              <w:left w:w="100" w:type="dxa"/>
+              <w:right w:w="100" w:type="dxa"/>
+            </w:tcMar>
+          </w:tcPr>
+          <w:p>
+            <w:pPr>
+              <w:spacing w:line="240" w:lineRule="auto" w:before="60" w:after="60"/>
+            </w:pPr>
+            <w:r>
+              <w:t>20.7%</w:t>
+            </w:r>
+          </w:p>
+        </w:tc>
+        <w:tc>
+          <w:tcPr>
+            <w:tcW w:type="dxa" w:w="960"/>
+            <w:vAlign w:val="center"/>
+            <w:tcBorders>
+              <w:top w:val="single" w:sz="6" w:space="0" w:color="B9B2A5"/>
+              <w:bottom w:val="single" w:sz="6" w:space="0" w:color="B9B2A5"/>
+              <w:left w:val="single" w:sz="6" w:space="0" w:color="B9B2A5"/>
+              <w:right w:val="single" w:sz="6" w:space="0" w:color="B9B2A5"/>
+            </w:tcBorders>
+            <w:tcMar>
+              <w:top w:w="60" w:type="dxa"/>
+              <w:bottom w:w="60" w:type="dxa"/>
+              <w:left w:w="100" w:type="dxa"/>
+              <w:right w:w="100" w:type="dxa"/>
+            </w:tcMar>
+          </w:tcPr>
+          <w:p>
+            <w:pPr>
+              <w:spacing w:line="240" w:lineRule="auto" w:before="60" w:after="60"/>
+            </w:pPr>
+            <w:r>
+              <w:t>11.9%</w:t>
+            </w:r>
+          </w:p>
+        </w:tc>
+        <w:tc>
+          <w:tcPr>
+            <w:tcW w:type="dxa" w:w="960"/>
+            <w:vAlign w:val="center"/>
+            <w:tcBorders>
+              <w:top w:val="single" w:sz="6" w:space="0" w:color="B9B2A5"/>
+              <w:bottom w:val="single" w:sz="6" w:space="0" w:color="B9B2A5"/>
+              <w:left w:val="single" w:sz="6" w:space="0" w:color="B9B2A5"/>
+              <w:right w:val="single" w:sz="6" w:space="0" w:color="B9B2A5"/>
+            </w:tcBorders>
+            <w:tcMar>
+              <w:top w:w="60" w:type="dxa"/>
+              <w:bottom w:w="60" w:type="dxa"/>
+              <w:left w:w="100" w:type="dxa"/>
+              <w:right w:w="100" w:type="dxa"/>
+            </w:tcMar>
+          </w:tcPr>
+          <w:p>
+            <w:pPr>
+              <w:spacing w:line="240" w:lineRule="auto" w:before="60" w:after="60"/>
+            </w:pPr>
+            <w:r>
+              <w:t>15.6%</w:t>
+            </w:r>
+          </w:p>
+        </w:tc>
+        <w:tc>
+          <w:tcPr>
+            <w:tcW w:type="dxa" w:w="960"/>
+            <w:vAlign w:val="center"/>
+            <w:tcBorders>
+              <w:top w:val="single" w:sz="6" w:space="0" w:color="B9B2A5"/>
+              <w:bottom w:val="single" w:sz="6" w:space="0" w:color="B9B2A5"/>
+              <w:left w:val="single" w:sz="6" w:space="0" w:color="B9B2A5"/>
+              <w:right w:val="single" w:sz="6" w:space="0" w:color="B9B2A5"/>
+            </w:tcBorders>
+            <w:tcMar>
+              <w:top w:w="60" w:type="dxa"/>
+              <w:bottom w:w="60" w:type="dxa"/>
+              <w:left w:w="100" w:type="dxa"/>
+              <w:right w:w="100" w:type="dxa"/>
+            </w:tcMar>
+          </w:tcPr>
+          <w:p>
+            <w:pPr>
+              <w:spacing w:line="240" w:lineRule="auto" w:before="60" w:after="60"/>
+            </w:pPr>
+            <w:r>
+              <w:t>5.2%</w:t>
+            </w:r>
+          </w:p>
+        </w:tc>
+        <w:tc>
+          <w:tcPr>
+            <w:tcW w:type="dxa" w:w="960"/>
+            <w:vAlign w:val="center"/>
+            <w:tcBorders>
+              <w:top w:val="single" w:sz="6" w:space="0" w:color="B9B2A5"/>
+              <w:bottom w:val="single" w:sz="6" w:space="0" w:color="B9B2A5"/>
+              <w:left w:val="single" w:sz="6" w:space="0" w:color="B9B2A5"/>
+              <w:right w:val="single" w:sz="6" w:space="0" w:color="B9B2A5"/>
+            </w:tcBorders>
+            <w:tcMar>
+              <w:top w:w="60" w:type="dxa"/>
+              <w:bottom w:w="60" w:type="dxa"/>
+              <w:left w:w="100" w:type="dxa"/>
+              <w:right w:w="100" w:type="dxa"/>
+            </w:tcMar>
+          </w:tcPr>
+          <w:p>
+            <w:pPr>
+              <w:spacing w:line="240" w:lineRule="auto" w:before="60" w:after="60"/>
+            </w:pPr>
+            <w:r>
+              <w:t>17.8%</w:t>
+            </w:r>
+          </w:p>
+        </w:tc>
+        <w:tc>
+          <w:tcPr>
+            <w:tcW w:type="dxa" w:w="960"/>
+            <w:vAlign w:val="center"/>
+            <w:tcBorders>
+              <w:top w:val="single" w:sz="6" w:space="0" w:color="B9B2A5"/>
+              <w:bottom w:val="single" w:sz="6" w:space="0" w:color="B9B2A5"/>
+              <w:left w:val="single" w:sz="6" w:space="0" w:color="B9B2A5"/>
+              <w:right w:val="single" w:sz="6" w:space="0" w:color="B9B2A5"/>
+            </w:tcBorders>
+            <w:tcMar>
+              <w:top w:w="60" w:type="dxa"/>
+              <w:bottom w:w="60" w:type="dxa"/>
+              <w:left w:w="100" w:type="dxa"/>
+              <w:right w:w="100" w:type="dxa"/>
+            </w:tcMar>
+          </w:tcPr>
+          <w:p>
+            <w:pPr>
+              <w:spacing w:line="240" w:lineRule="auto" w:before="60" w:after="60"/>
+            </w:pPr>
+            <w:r>
+              <w:t>100%</w:t>
+            </w:r>
+          </w:p>
+        </w:tc>
+      </w:tr>
+    </w:tbl>
+    <w:p>
+      <w:r/>
+    </w:p>
+    <w:p>
+      <w:pPr/>
+      <w:r>
+        <w:rPr>
+          <w:rFonts w:ascii="宋体" w:eastAsia="宋体" w:hAnsi="宋体" w:cs="宋体" w:hint="eastAsia"/>
+          <w:color w:val="4B463F"/>
+          <w:sz w:val="21"/>
+          <w:lang w:eastAsia="zh-CN"/>
+        </w:rPr>
+        <w:t>学生动笔与发声的时间（独立阅读</w:t>
+      </w:r>
+      <w:r>
+        <w:rPr>
+          <w:color w:val="4B463F"/>
+          <w:sz w:val="21"/>
+        </w:rPr>
+        <w:t xml:space="preserve"> + </w:t>
+      </w:r>
+      <w:r>
+        <w:rPr>
+          <w:rFonts w:ascii="宋体" w:eastAsia="宋体" w:hAnsi="宋体" w:cs="宋体" w:hint="eastAsia"/>
+          <w:color w:val="4B463F"/>
+          <w:sz w:val="21"/>
+          <w:lang w:eastAsia="zh-CN"/>
+        </w:rPr>
+        <w:t>讨论</w:t>
+      </w:r>
+      <w:r>
+        <w:rPr>
+          <w:color w:val="4B463F"/>
+          <w:sz w:val="21"/>
+        </w:rPr>
+        <w:t xml:space="preserve"> + </w:t>
+      </w:r>
+      <w:r>
+        <w:rPr>
+          <w:rFonts w:ascii="宋体" w:eastAsia="宋体" w:hAnsi="宋体" w:cs="宋体" w:hint="eastAsia"/>
+          <w:color w:val="4B463F"/>
+          <w:sz w:val="21"/>
+          <w:lang w:eastAsia="zh-CN"/>
+        </w:rPr>
+        <w:t>汇报</w:t>
+      </w:r>
+      <w:r>
+        <w:rPr>
+          <w:color w:val="4B463F"/>
+          <w:sz w:val="21"/>
+        </w:rPr>
+        <w:t xml:space="preserve"> + </w:t>
+      </w:r>
+      <w:r>
+        <w:rPr>
+          <w:rFonts w:ascii="宋体" w:eastAsia="宋体" w:hAnsi="宋体" w:cs="宋体" w:hint="eastAsia"/>
+          <w:color w:val="4B463F"/>
+          <w:sz w:val="21"/>
+          <w:lang w:eastAsia="zh-CN"/>
+        </w:rPr>
+        <w:t>书写）＝</w:t>
+      </w:r>
+      <w:r>
+        <w:rPr>
+          <w:color w:val="4B463F"/>
+          <w:sz w:val="21"/>
+        </w:rPr>
+        <w:t xml:space="preserve"> 88 </w:t>
+      </w:r>
+      <w:r>
+        <w:rPr>
+          <w:rFonts w:ascii="宋体" w:eastAsia="宋体" w:hAnsi="宋体" w:cs="宋体" w:hint="eastAsia"/>
+          <w:color w:val="4B463F"/>
+          <w:sz w:val="21"/>
+          <w:lang w:eastAsia="zh-CN"/>
+        </w:rPr>
+        <w:t>分钟，占</w:t>
+      </w:r>
+      <w:r>
+        <w:rPr>
+          <w:color w:val="4B463F"/>
+          <w:sz w:val="21"/>
+        </w:rPr>
+        <w:t xml:space="preserve"> 65.2%</w:t>
+      </w:r>
+      <w:r>
+        <w:rPr>
+          <w:rFonts w:ascii="宋体" w:eastAsia="宋体" w:hAnsi="宋体" w:cs="宋体" w:hint="eastAsia"/>
+          <w:color w:val="4B463F"/>
+          <w:sz w:val="21"/>
+          <w:lang w:eastAsia="zh-CN"/>
+        </w:rPr>
+        <w:t>。「汇报</w:t>
+      </w:r>
+      <w:r>
+        <w:rPr>
+          <w:color w:val="4B463F"/>
+          <w:sz w:val="21"/>
+        </w:rPr>
+        <w:t xml:space="preserve"> × </w:t>
+      </w:r>
+      <w:r>
+        <w:rPr>
+          <w:rFonts w:ascii="宋体" w:eastAsia="宋体" w:hAnsi="宋体" w:cs="宋体" w:hint="eastAsia"/>
+          <w:color w:val="4B463F"/>
+          <w:sz w:val="21"/>
+          <w:lang w:eastAsia="zh-CN"/>
+        </w:rPr>
+        <w:t>组数」是最大单项（</w:t>
+      </w:r>
+      <w:r>
+        <w:rPr>
+          <w:color w:val="4B463F"/>
+          <w:sz w:val="21"/>
+        </w:rPr>
+        <w:t xml:space="preserve">28 </w:t>
+      </w:r>
+      <w:r>
+        <w:rPr>
+          <w:rFonts w:ascii="宋体" w:eastAsia="宋体" w:hAnsi="宋体" w:cs="宋体" w:hint="eastAsia"/>
+          <w:color w:val="4B463F"/>
+          <w:sz w:val="21"/>
+          <w:lang w:eastAsia="zh-CN"/>
+        </w:rPr>
+        <w:t>分钟）</w:t>
+      </w:r>
+      <w:r>
+        <w:rPr>
+          <w:color w:val="4B463F"/>
+          <w:sz w:val="21"/>
+        </w:rPr>
+        <w:t>——</w:t>
+      </w:r>
+      <w:r>
+        <w:rPr>
+          <w:rFonts w:ascii="宋体" w:eastAsia="宋体" w:hAnsi="宋体" w:cs="宋体" w:hint="eastAsia"/>
+          <w:color w:val="4B463F"/>
+          <w:sz w:val="21"/>
+          <w:lang w:eastAsia="zh-CN"/>
+        </w:rPr>
+        <w:t>旧写法若把汇报一律记作「</w:t>
+      </w:r>
+      <w:r>
+        <w:rPr>
+          <w:color w:val="4B463F"/>
+          <w:sz w:val="21"/>
+        </w:rPr>
+        <w:t xml:space="preserve">2 </w:t>
+      </w:r>
+      <w:r>
+        <w:rPr>
+          <w:rFonts w:ascii="宋体" w:eastAsia="宋体" w:hAnsi="宋体" w:cs="宋体" w:hint="eastAsia"/>
+          <w:color w:val="4B463F"/>
+          <w:sz w:val="21"/>
+          <w:lang w:eastAsia="zh-CN"/>
+        </w:rPr>
+        <w:t>分钟」，会被写成</w:t>
+      </w:r>
+      <w:r>
+        <w:rPr>
+          <w:color w:val="4B463F"/>
+          <w:sz w:val="21"/>
+        </w:rPr>
+        <w:t xml:space="preserve"> 6 </w:t>
+      </w:r>
+      <w:r>
+        <w:rPr>
+          <w:rFonts w:ascii="宋体" w:eastAsia="宋体" w:hAnsi="宋体" w:cs="宋体" w:hint="eastAsia"/>
+          <w:color w:val="4B463F"/>
+          <w:sz w:val="21"/>
+          <w:lang w:eastAsia="zh-CN"/>
+        </w:rPr>
+        <w:t>分钟，凭空少掉</w:t>
+      </w:r>
+      <w:r>
+        <w:rPr>
+          <w:color w:val="4B463F"/>
+          <w:sz w:val="21"/>
+        </w:rPr>
+        <w:t xml:space="preserve"> 22 </w:t>
+      </w:r>
+      <w:r>
+        <w:rPr>
+          <w:rFonts w:ascii="宋体" w:eastAsia="宋体" w:hAnsi="宋体" w:cs="宋体" w:hint="eastAsia"/>
+          <w:color w:val="4B463F"/>
+          <w:sz w:val="21"/>
+          <w:lang w:eastAsia="zh-CN"/>
+        </w:rPr>
+        <w:t>分钟。</w:t>
+      </w:r>
+      <w:r/>
+    </w:p>
+    <w:p>
       <w:pPr>
         <w:pStyle w:val="Heading2"/>
-        <w:spacing w:line="312" w:lineRule="auto"/>
-        <w:jc w:val="left"/>
       </w:pPr>
       <w:r>
         <w:rPr>
-          <w:rFonts w:ascii="微软雅黑" w:hAnsi="微软雅黑" w:eastAsia="微软雅黑" w:cs="微软雅黑" w:hint="eastAsia"/>
-          <w:b w:val="0"/>
-          <w:color w:val="111827"/>
-          <w:sz w:val="36"/>
+          <w:rFonts w:ascii="宋体" w:hAnsi="宋体" w:eastAsia="宋体" w:cs="宋体" w:hint="eastAsia"/>
+          <w:sz w:val="28"/>
           <w:lang w:eastAsia="zh-CN"/>
         </w:rPr>
         <w:t>五、主问题与追问链</w:t>
       </w:r>
+      <w:r/>
     </w:p>
     <w:p>
-      <w:pPr>
-        <w:jc w:val="left"/>
-      </w:pPr>
+      <w:pPr/>
       <w:r>
         <w:rPr>
-          <w:rFonts w:ascii="微软雅黑" w:eastAsia="微软雅黑" w:hAnsi="微软雅黑" w:cs="微软雅黑" w:hint="eastAsia"/>
-          <w:b/>
+          <w:rFonts w:ascii="宋体" w:hAnsi="宋体" w:eastAsia="宋体" w:cs="宋体" w:hint="eastAsia"/>
           <w:lang w:eastAsia="zh-CN"/>
         </w:rPr>
         <w:t>主问题（全课唯一）</w:t>
       </w:r>
-    </w:p>
-    <w:p>
-      <w:pPr>
-        <w:jc w:val="left"/>
-      </w:pPr>
+      <w:r/>
       <w:r>
         <w:rPr>
-          <w:rFonts w:ascii="微软雅黑" w:eastAsia="微软雅黑" w:hAnsi="微软雅黑" w:cs="微软雅黑" w:hint="eastAsia"/>
+          <w:rFonts w:ascii="宋体" w:eastAsia="宋体" w:hAnsi="宋体" w:cs="宋体" w:hint="eastAsia"/>
           <w:lang w:eastAsia="zh-CN"/>
         </w:rPr>
         <w:t>谈「学」却只写自然物象</w:t>
@@ -3269,24 +4005,58 @@
       </w:r>
       <w:r>
         <w:rPr>
-          <w:rFonts w:ascii="微软雅黑" w:eastAsia="微软雅黑" w:hAnsi="微软雅黑" w:cs="微软雅黑" w:hint="eastAsia"/>
+          <w:rFonts w:ascii="宋体" w:eastAsia="宋体" w:hAnsi="宋体" w:cs="宋体" w:hint="eastAsia"/>
           <w:lang w:eastAsia="zh-CN"/>
         </w:rPr>
         <w:t>这样的「劝」，为什么更有说服力？</w:t>
       </w:r>
+      <w:r/>
+      <w:r>
+        <w:rPr>
+          <w:rFonts w:ascii="宋体" w:hAnsi="宋体" w:eastAsia="宋体" w:cs="宋体" w:hint="eastAsia"/>
+          <w:lang w:eastAsia="zh-CN"/>
+        </w:rPr>
+        <w:t>方向备注</w:t>
+      </w:r>
+      <w:r>
+        <w:rPr>
+          <w:rFonts w:ascii="宋体" w:eastAsia="宋体" w:hAnsi="宋体" w:cs="宋体" w:hint="eastAsia"/>
+          <w:lang w:eastAsia="zh-CN"/>
+        </w:rPr>
+        <w:t>：基础型问「这三个比喻分别说了什么，合起来说了什么」；思辨型问「删掉这三个比喻只留最后一句观点，说服力会有什么变化」；高考型问「这种『博喻</w:t>
+      </w:r>
+      <w:r>
+        <w:t xml:space="preserve"> + </w:t>
+      </w:r>
+      <w:r>
+        <w:rPr>
+          <w:rFonts w:ascii="宋体" w:eastAsia="宋体" w:hAnsi="宋体" w:cs="宋体" w:hint="eastAsia"/>
+          <w:lang w:eastAsia="zh-CN"/>
+        </w:rPr>
+        <w:t>层递』的论证结构在议论文里怎么认、怎么仿写一段」。</w:t>
+        <w:br/>
+      </w:r>
+      <w:r>
+        <w:rPr>
+          <w:rFonts w:ascii="宋体" w:eastAsia="宋体" w:hAnsi="宋体" w:cs="宋体" w:hint="eastAsia"/>
+          <w:color w:val="4B463F"/>
+          <w:sz w:val="21"/>
+          <w:lang w:eastAsia="zh-CN"/>
+        </w:rPr>
+        <w:t>（本稿主版本走思辨型；备注只提示差异，不展开成三份教案。）</w:t>
+      </w:r>
+      <w:r/>
     </w:p>
     <w:p>
-      <w:pPr>
-        <w:jc w:val="left"/>
-      </w:pPr>
+      <w:pPr/>
       <w:r>
         <w:rPr>
-          <w:rFonts w:ascii="微软雅黑" w:eastAsia="微软雅黑" w:hAnsi="微软雅黑" w:cs="微软雅黑" w:hint="eastAsia"/>
-          <w:b/>
+          <w:rFonts w:ascii="宋体" w:hAnsi="宋体" w:eastAsia="宋体" w:cs="宋体" w:hint="eastAsia"/>
           <w:lang w:eastAsia="zh-CN"/>
         </w:rPr>
-        <w:t>追问链</w:t>
+        <w:t>追问链（其余一律是追问）</w:t>
       </w:r>
+      <w:r/>
     </w:p>
     <w:p>
       <w:pPr>
@@ -3295,12 +4065,10 @@
           <w:ilvl w:val="0"/>
           <w:numId w:val="11"/>
         </w:numPr>
-        <w:spacing w:after="96"/>
-        <w:jc w:val="left"/>
       </w:pPr>
       <w:r>
         <w:rPr>
-          <w:rFonts w:ascii="微软雅黑" w:eastAsia="微软雅黑" w:hAnsi="微软雅黑" w:cs="微软雅黑" w:hint="eastAsia"/>
+          <w:rFonts w:ascii="宋体" w:eastAsia="宋体" w:hAnsi="宋体" w:cs="宋体" w:hint="eastAsia"/>
           <w:lang w:eastAsia="zh-CN"/>
         </w:rPr>
         <w:t>「青，取之于蓝，而青于蓝」</w:t>
@@ -3310,7 +4078,7 @@
       </w:r>
       <w:r>
         <w:rPr>
-          <w:rFonts w:ascii="微软雅黑" w:eastAsia="微软雅黑" w:hAnsi="微软雅黑" w:cs="微软雅黑" w:hint="eastAsia"/>
+          <w:rFonts w:ascii="宋体" w:eastAsia="宋体" w:hAnsi="宋体" w:cs="宋体" w:hint="eastAsia"/>
           <w:lang w:eastAsia="zh-CN"/>
         </w:rPr>
         <w:t>他是在说靛青，还是在说人？如果是说人，「蓝」和「青」各指什么？删掉「而青于蓝」，或改成「学习能使人进步」，会失去什么？</w:t>
@@ -3323,12 +4091,10 @@
           <w:ilvl w:val="0"/>
           <w:numId w:val="11"/>
         </w:numPr>
-        <w:spacing w:after="96"/>
-        <w:jc w:val="left"/>
       </w:pPr>
       <w:r>
         <w:rPr>
-          <w:rFonts w:ascii="微软雅黑" w:eastAsia="微软雅黑" w:hAnsi="微软雅黑" w:cs="微软雅黑" w:hint="eastAsia"/>
+          <w:rFonts w:ascii="宋体" w:eastAsia="宋体" w:hAnsi="宋体" w:cs="宋体" w:hint="eastAsia"/>
           <w:lang w:eastAsia="zh-CN"/>
         </w:rPr>
         <w:t>「君子生非异也，善假于物也」</w:t>
@@ -3338,7 +4104,7 @@
       </w:r>
       <w:r>
         <w:rPr>
-          <w:rFonts w:ascii="微软雅黑" w:eastAsia="微软雅黑" w:hAnsi="微软雅黑" w:cs="微软雅黑" w:hint="eastAsia"/>
+          <w:rFonts w:ascii="宋体" w:eastAsia="宋体" w:hAnsi="宋体" w:cs="宋体" w:hint="eastAsia"/>
           <w:lang w:eastAsia="zh-CN"/>
         </w:rPr>
         <w:t>「假」字今天常作「虚假」讲，这里是什么意思？文中哪几处是「假于物」的例子？「舆马」「舟楫」借的是物，那「君子」借的到底是什么？</w:t>
@@ -3351,12 +4117,10 @@
           <w:ilvl w:val="0"/>
           <w:numId w:val="11"/>
         </w:numPr>
-        <w:spacing w:after="96"/>
-        <w:jc w:val="left"/>
       </w:pPr>
       <w:r>
         <w:rPr>
-          <w:rFonts w:ascii="微软雅黑" w:eastAsia="微软雅黑" w:hAnsi="微软雅黑" w:cs="微软雅黑" w:hint="eastAsia"/>
+          <w:rFonts w:ascii="宋体" w:eastAsia="宋体" w:hAnsi="宋体" w:cs="宋体" w:hint="eastAsia"/>
           <w:lang w:eastAsia="zh-CN"/>
         </w:rPr>
         <w:t>第三段里，骐骥与驽马、锲而舍之与锲而不舍、蚓与蟹</w:t>
@@ -3366,28 +4130,1526 @@
       </w:r>
       <w:r>
         <w:rPr>
-          <w:rFonts w:ascii="微软雅黑" w:eastAsia="微软雅黑" w:hAnsi="微软雅黑" w:cs="微软雅黑" w:hint="eastAsia"/>
+          <w:rFonts w:ascii="宋体" w:eastAsia="宋体" w:hAnsi="宋体" w:cs="宋体" w:hint="eastAsia"/>
           <w:lang w:eastAsia="zh-CN"/>
         </w:rPr>
         <w:t>为什么偏要把好的和坏的放在一起说？</w:t>
       </w:r>
+      <w:r/>
     </w:p>
     <w:p>
       <w:pPr>
         <w:pStyle w:val="Heading2"/>
-        <w:spacing w:line="312" w:lineRule="auto"/>
-        <w:jc w:val="left"/>
       </w:pPr>
       <w:r>
         <w:rPr>
-          <w:rFonts w:ascii="微软雅黑" w:hAnsi="微软雅黑" w:eastAsia="微软雅黑" w:cs="微软雅黑" w:hint="eastAsia"/>
-          <w:b w:val="0"/>
-          <w:color w:val="111827"/>
-          <w:sz w:val="36"/>
+          <w:rFonts w:ascii="宋体" w:hAnsi="宋体" w:eastAsia="宋体" w:cs="宋体" w:hint="eastAsia"/>
+          <w:sz w:val="28"/>
           <w:lang w:eastAsia="zh-CN"/>
         </w:rPr>
-        <w:t>六、板书设计（层级结构）</w:t>
+        <w:t>六、板书设计（层级化，随讲解逐步出现）</w:t>
       </w:r>
+      <w:r/>
+    </w:p>
+    <w:tbl>
+      <w:tblPr>
+        <w:tblW w:type="pct" w:w="5000"/>
+        <w:tblLook w:firstColumn="1" w:firstRow="1" w:lastColumn="0" w:lastRow="0" w:noHBand="0" w:noVBand="1" w:val="04A0"/>
+        <w:tblLayout w:type="autofit"/>
+      </w:tblPr>
+      <w:tblGrid>
+        <w:gridCol w:w="2160"/>
+        <w:gridCol w:w="2160"/>
+        <w:gridCol w:w="2160"/>
+        <w:gridCol w:w="2160"/>
+      </w:tblGrid>
+      <w:tr>
+        <w:tc>
+          <w:tcPr>
+            <w:tcW w:type="dxa" w:w="2160"/>
+            <w:vAlign w:val="center"/>
+            <w:tcBorders>
+              <w:top w:val="single" w:sz="6" w:space="0" w:color="B9B2A5"/>
+              <w:bottom w:val="single" w:sz="6" w:space="0" w:color="B9B2A5"/>
+              <w:left w:val="single" w:sz="6" w:space="0" w:color="B9B2A5"/>
+              <w:right w:val="single" w:sz="6" w:space="0" w:color="B9B2A5"/>
+            </w:tcBorders>
+            <w:shd w:val="clear" w:color="auto" w:fill="F2EFE6"/>
+            <w:tcMar>
+              <w:top w:w="60" w:type="dxa"/>
+              <w:bottom w:w="60" w:type="dxa"/>
+              <w:left w:w="100" w:type="dxa"/>
+              <w:right w:w="100" w:type="dxa"/>
+            </w:tcMar>
+          </w:tcPr>
+          <w:p>
+            <w:pPr>
+              <w:spacing w:line="240" w:lineRule="auto" w:before="60" w:after="60"/>
+            </w:pPr>
+            <w:r>
+              <w:rPr>
+                <w:rFonts w:ascii="黑体" w:hAnsi="黑体" w:eastAsia="黑体" w:hint="eastAsia"/>
+                <w:b/>
+              </w:rPr>
+              <w:t>出现顺序</w:t>
+            </w:r>
+          </w:p>
+        </w:tc>
+        <w:tc>
+          <w:tcPr>
+            <w:tcW w:type="dxa" w:w="2160"/>
+            <w:vAlign w:val="center"/>
+            <w:tcBorders>
+              <w:top w:val="single" w:sz="6" w:space="0" w:color="B9B2A5"/>
+              <w:bottom w:val="single" w:sz="6" w:space="0" w:color="B9B2A5"/>
+              <w:left w:val="single" w:sz="6" w:space="0" w:color="B9B2A5"/>
+              <w:right w:val="single" w:sz="6" w:space="0" w:color="B9B2A5"/>
+            </w:tcBorders>
+            <w:shd w:val="clear" w:color="auto" w:fill="F2EFE6"/>
+            <w:tcMar>
+              <w:top w:w="60" w:type="dxa"/>
+              <w:bottom w:w="60" w:type="dxa"/>
+              <w:left w:w="100" w:type="dxa"/>
+              <w:right w:w="100" w:type="dxa"/>
+            </w:tcMar>
+          </w:tcPr>
+          <w:p>
+            <w:pPr>
+              <w:spacing w:line="240" w:lineRule="auto" w:before="60" w:after="60"/>
+            </w:pPr>
+            <w:r>
+              <w:rPr>
+                <w:rFonts w:ascii="黑体" w:hAnsi="黑体" w:eastAsia="黑体" w:hint="eastAsia"/>
+                <w:b/>
+              </w:rPr>
+              <w:t>层级一</w:t>
+            </w:r>
+          </w:p>
+        </w:tc>
+        <w:tc>
+          <w:tcPr>
+            <w:tcW w:type="dxa" w:w="2160"/>
+            <w:vAlign w:val="center"/>
+            <w:tcBorders>
+              <w:top w:val="single" w:sz="6" w:space="0" w:color="B9B2A5"/>
+              <w:bottom w:val="single" w:sz="6" w:space="0" w:color="B9B2A5"/>
+              <w:left w:val="single" w:sz="6" w:space="0" w:color="B9B2A5"/>
+              <w:right w:val="single" w:sz="6" w:space="0" w:color="B9B2A5"/>
+            </w:tcBorders>
+            <w:shd w:val="clear" w:color="auto" w:fill="F2EFE6"/>
+            <w:tcMar>
+              <w:top w:w="60" w:type="dxa"/>
+              <w:bottom w:w="60" w:type="dxa"/>
+              <w:left w:w="100" w:type="dxa"/>
+              <w:right w:w="100" w:type="dxa"/>
+            </w:tcMar>
+          </w:tcPr>
+          <w:p>
+            <w:pPr>
+              <w:spacing w:line="240" w:lineRule="auto" w:before="60" w:after="60"/>
+            </w:pPr>
+            <w:r>
+              <w:rPr>
+                <w:rFonts w:ascii="黑体" w:hAnsi="黑体" w:eastAsia="黑体" w:hint="eastAsia"/>
+                <w:b/>
+              </w:rPr>
+              <w:t>层级二</w:t>
+            </w:r>
+          </w:p>
+        </w:tc>
+        <w:tc>
+          <w:tcPr>
+            <w:tcW w:type="dxa" w:w="2160"/>
+            <w:vAlign w:val="center"/>
+            <w:tcBorders>
+              <w:top w:val="single" w:sz="6" w:space="0" w:color="B9B2A5"/>
+              <w:bottom w:val="single" w:sz="6" w:space="0" w:color="B9B2A5"/>
+              <w:left w:val="single" w:sz="6" w:space="0" w:color="B9B2A5"/>
+              <w:right w:val="single" w:sz="6" w:space="0" w:color="B9B2A5"/>
+            </w:tcBorders>
+            <w:shd w:val="clear" w:color="auto" w:fill="F2EFE6"/>
+            <w:tcMar>
+              <w:top w:w="60" w:type="dxa"/>
+              <w:bottom w:w="60" w:type="dxa"/>
+              <w:left w:w="100" w:type="dxa"/>
+              <w:right w:w="100" w:type="dxa"/>
+            </w:tcMar>
+          </w:tcPr>
+          <w:p>
+            <w:pPr>
+              <w:spacing w:line="240" w:lineRule="auto" w:before="60" w:after="60"/>
+            </w:pPr>
+            <w:r>
+              <w:rPr>
+                <w:rFonts w:ascii="黑体" w:hAnsi="黑体" w:eastAsia="黑体" w:hint="eastAsia"/>
+                <w:b/>
+              </w:rPr>
+              <w:t>内容</w:t>
+            </w:r>
+          </w:p>
+        </w:tc>
+      </w:tr>
+      <w:tr>
+        <w:tc>
+          <w:tcPr>
+            <w:tcW w:type="dxa" w:w="2160"/>
+            <w:vAlign w:val="center"/>
+            <w:tcBorders>
+              <w:top w:val="single" w:sz="6" w:space="0" w:color="B9B2A5"/>
+              <w:bottom w:val="single" w:sz="6" w:space="0" w:color="B9B2A5"/>
+              <w:left w:val="single" w:sz="6" w:space="0" w:color="B9B2A5"/>
+              <w:right w:val="single" w:sz="6" w:space="0" w:color="B9B2A5"/>
+            </w:tcBorders>
+            <w:tcMar>
+              <w:top w:w="60" w:type="dxa"/>
+              <w:bottom w:w="60" w:type="dxa"/>
+              <w:left w:w="100" w:type="dxa"/>
+              <w:right w:w="100" w:type="dxa"/>
+            </w:tcMar>
+          </w:tcPr>
+          <w:p>
+            <w:pPr>
+              <w:spacing w:line="240" w:lineRule="auto" w:before="60" w:after="60"/>
+            </w:pPr>
+            <w:r>
+              <w:t>1</w:t>
+            </w:r>
+            <w:r>
+              <w:t xml:space="preserve"> </w:t>
+            </w:r>
+            <w:r>
+              <w:t>（导入后）</w:t>
+            </w:r>
+          </w:p>
+        </w:tc>
+        <w:tc>
+          <w:tcPr>
+            <w:tcW w:type="dxa" w:w="2160"/>
+            <w:vAlign w:val="center"/>
+            <w:tcBorders>
+              <w:top w:val="single" w:sz="6" w:space="0" w:color="B9B2A5"/>
+              <w:bottom w:val="single" w:sz="6" w:space="0" w:color="B9B2A5"/>
+              <w:left w:val="single" w:sz="6" w:space="0" w:color="B9B2A5"/>
+              <w:right w:val="single" w:sz="6" w:space="0" w:color="B9B2A5"/>
+            </w:tcBorders>
+            <w:tcMar>
+              <w:top w:w="60" w:type="dxa"/>
+              <w:bottom w:w="60" w:type="dxa"/>
+              <w:left w:w="100" w:type="dxa"/>
+              <w:right w:w="100" w:type="dxa"/>
+            </w:tcMar>
+          </w:tcPr>
+          <w:p>
+            <w:pPr>
+              <w:spacing w:line="240" w:lineRule="auto" w:before="60" w:after="60"/>
+            </w:pPr>
+            <w:r>
+              <w:t>中心</w:t>
+            </w:r>
+          </w:p>
+        </w:tc>
+        <w:tc>
+          <w:tcPr>
+            <w:tcW w:type="dxa" w:w="2160"/>
+            <w:vAlign w:val="center"/>
+            <w:tcBorders>
+              <w:top w:val="single" w:sz="6" w:space="0" w:color="B9B2A5"/>
+              <w:bottom w:val="single" w:sz="6" w:space="0" w:color="B9B2A5"/>
+              <w:left w:val="single" w:sz="6" w:space="0" w:color="B9B2A5"/>
+              <w:right w:val="single" w:sz="6" w:space="0" w:color="B9B2A5"/>
+            </w:tcBorders>
+            <w:tcMar>
+              <w:top w:w="60" w:type="dxa"/>
+              <w:bottom w:w="60" w:type="dxa"/>
+              <w:left w:w="100" w:type="dxa"/>
+              <w:right w:w="100" w:type="dxa"/>
+            </w:tcMar>
+          </w:tcPr>
+          <w:p>
+            <w:pPr>
+              <w:spacing w:line="240" w:lineRule="auto" w:before="60" w:after="60"/>
+            </w:pPr>
+            <w:r>
+              <w:t>—</w:t>
+            </w:r>
+          </w:p>
+        </w:tc>
+        <w:tc>
+          <w:tcPr>
+            <w:tcW w:type="dxa" w:w="2160"/>
+            <w:vAlign w:val="center"/>
+            <w:tcBorders>
+              <w:top w:val="single" w:sz="6" w:space="0" w:color="B9B2A5"/>
+              <w:bottom w:val="single" w:sz="6" w:space="0" w:color="B9B2A5"/>
+              <w:left w:val="single" w:sz="6" w:space="0" w:color="B9B2A5"/>
+              <w:right w:val="single" w:sz="6" w:space="0" w:color="B9B2A5"/>
+            </w:tcBorders>
+            <w:tcMar>
+              <w:top w:w="60" w:type="dxa"/>
+              <w:bottom w:w="60" w:type="dxa"/>
+              <w:left w:w="100" w:type="dxa"/>
+              <w:right w:w="100" w:type="dxa"/>
+            </w:tcMar>
+          </w:tcPr>
+          <w:p>
+            <w:pPr>
+              <w:spacing w:line="240" w:lineRule="auto" w:before="60" w:after="60"/>
+            </w:pPr>
+            <w:r>
+              <w:t>劝学</w:t>
+            </w:r>
+            <w:r>
+              <w:t xml:space="preserve"> </w:t>
+            </w:r>
+            <w:r>
+              <w:t xml:space="preserve"> · </w:t>
+            </w:r>
+            <w:r>
+              <w:t xml:space="preserve"> </w:t>
+            </w:r>
+            <w:r>
+              <w:t>荀子　｜　「学不可以已」</w:t>
+            </w:r>
+            <w:r>
+              <w:t xml:space="preserve"> </w:t>
+            </w:r>
+            <w:r>
+              <w:t>——</w:t>
+            </w:r>
+            <w:r>
+              <w:t xml:space="preserve"> </w:t>
+            </w:r>
+            <w:r>
+              <w:t>他是怎么「劝」的？</w:t>
+            </w:r>
+          </w:p>
+        </w:tc>
+      </w:tr>
+      <w:tr>
+        <w:tc>
+          <w:tcPr>
+            <w:tcW w:type="dxa" w:w="2160"/>
+            <w:vAlign w:val="center"/>
+            <w:tcBorders>
+              <w:top w:val="single" w:sz="6" w:space="0" w:color="B9B2A5"/>
+              <w:bottom w:val="single" w:sz="6" w:space="0" w:color="B9B2A5"/>
+              <w:left w:val="single" w:sz="6" w:space="0" w:color="B9B2A5"/>
+              <w:right w:val="single" w:sz="6" w:space="0" w:color="B9B2A5"/>
+            </w:tcBorders>
+            <w:tcMar>
+              <w:top w:w="60" w:type="dxa"/>
+              <w:bottom w:w="60" w:type="dxa"/>
+              <w:left w:w="100" w:type="dxa"/>
+              <w:right w:w="100" w:type="dxa"/>
+            </w:tcMar>
+          </w:tcPr>
+          <w:p>
+            <w:pPr>
+              <w:spacing w:line="240" w:lineRule="auto" w:before="60" w:after="60"/>
+            </w:pPr>
+            <w:r>
+              <w:t>2</w:t>
+            </w:r>
+            <w:r>
+              <w:t xml:space="preserve"> </w:t>
+            </w:r>
+            <w:r>
+              <w:t>（学生答完导入）</w:t>
+            </w:r>
+          </w:p>
+        </w:tc>
+        <w:tc>
+          <w:tcPr>
+            <w:tcW w:type="dxa" w:w="2160"/>
+            <w:vAlign w:val="center"/>
+            <w:tcBorders>
+              <w:top w:val="single" w:sz="6" w:space="0" w:color="B9B2A5"/>
+              <w:bottom w:val="single" w:sz="6" w:space="0" w:color="B9B2A5"/>
+              <w:left w:val="single" w:sz="6" w:space="0" w:color="B9B2A5"/>
+              <w:right w:val="single" w:sz="6" w:space="0" w:color="B9B2A5"/>
+            </w:tcBorders>
+            <w:tcMar>
+              <w:top w:w="60" w:type="dxa"/>
+              <w:bottom w:w="60" w:type="dxa"/>
+              <w:left w:w="100" w:type="dxa"/>
+              <w:right w:w="100" w:type="dxa"/>
+            </w:tcMar>
+          </w:tcPr>
+          <w:p>
+            <w:pPr>
+              <w:spacing w:line="240" w:lineRule="auto" w:before="60" w:after="60"/>
+            </w:pPr>
+            <w:r>
+              <w:t>一望而知</w:t>
+            </w:r>
+          </w:p>
+        </w:tc>
+        <w:tc>
+          <w:tcPr>
+            <w:tcW w:type="dxa" w:w="2160"/>
+            <w:vAlign w:val="center"/>
+            <w:tcBorders>
+              <w:top w:val="single" w:sz="6" w:space="0" w:color="B9B2A5"/>
+              <w:bottom w:val="single" w:sz="6" w:space="0" w:color="B9B2A5"/>
+              <w:left w:val="single" w:sz="6" w:space="0" w:color="B9B2A5"/>
+              <w:right w:val="single" w:sz="6" w:space="0" w:color="B9B2A5"/>
+            </w:tcBorders>
+            <w:tcMar>
+              <w:top w:w="60" w:type="dxa"/>
+              <w:bottom w:w="60" w:type="dxa"/>
+              <w:left w:w="100" w:type="dxa"/>
+              <w:right w:w="100" w:type="dxa"/>
+            </w:tcMar>
+          </w:tcPr>
+          <w:p>
+            <w:pPr>
+              <w:spacing w:line="240" w:lineRule="auto" w:before="60" w:after="60"/>
+            </w:pPr>
+            <w:r>
+              <w:t>—</w:t>
+            </w:r>
+          </w:p>
+        </w:tc>
+        <w:tc>
+          <w:tcPr>
+            <w:tcW w:type="dxa" w:w="2160"/>
+            <w:vAlign w:val="center"/>
+            <w:tcBorders>
+              <w:top w:val="single" w:sz="6" w:space="0" w:color="B9B2A5"/>
+              <w:bottom w:val="single" w:sz="6" w:space="0" w:color="B9B2A5"/>
+              <w:left w:val="single" w:sz="6" w:space="0" w:color="B9B2A5"/>
+              <w:right w:val="single" w:sz="6" w:space="0" w:color="B9B2A5"/>
+            </w:tcBorders>
+            <w:tcMar>
+              <w:top w:w="60" w:type="dxa"/>
+              <w:bottom w:w="60" w:type="dxa"/>
+              <w:left w:w="100" w:type="dxa"/>
+              <w:right w:w="100" w:type="dxa"/>
+            </w:tcMar>
+          </w:tcPr>
+          <w:p>
+            <w:pPr>
+              <w:spacing w:line="240" w:lineRule="auto" w:before="60" w:after="60"/>
+            </w:pPr>
+            <w:r>
+              <w:t>用了很多比喻，讲学习要积累、要坚持</w:t>
+            </w:r>
+          </w:p>
+        </w:tc>
+      </w:tr>
+      <w:tr>
+        <w:tc>
+          <w:tcPr>
+            <w:tcW w:type="dxa" w:w="2160"/>
+            <w:vAlign w:val="center"/>
+            <w:tcBorders>
+              <w:top w:val="single" w:sz="6" w:space="0" w:color="B9B2A5"/>
+              <w:bottom w:val="single" w:sz="6" w:space="0" w:color="B9B2A5"/>
+              <w:left w:val="single" w:sz="6" w:space="0" w:color="B9B2A5"/>
+              <w:right w:val="single" w:sz="6" w:space="0" w:color="B9B2A5"/>
+            </w:tcBorders>
+            <w:tcMar>
+              <w:top w:w="60" w:type="dxa"/>
+              <w:bottom w:w="60" w:type="dxa"/>
+              <w:left w:w="100" w:type="dxa"/>
+              <w:right w:w="100" w:type="dxa"/>
+            </w:tcMar>
+          </w:tcPr>
+          <w:p>
+            <w:pPr>
+              <w:spacing w:line="240" w:lineRule="auto" w:before="60" w:after="60"/>
+            </w:pPr>
+            <w:r>
+              <w:t>3</w:t>
+            </w:r>
+            <w:r>
+              <w:t xml:space="preserve"> </w:t>
+            </w:r>
+            <w:r>
+              <w:t>（台阶一）</w:t>
+            </w:r>
+          </w:p>
+        </w:tc>
+        <w:tc>
+          <w:tcPr>
+            <w:tcW w:type="dxa" w:w="2160"/>
+            <w:vAlign w:val="center"/>
+            <w:tcBorders>
+              <w:top w:val="single" w:sz="6" w:space="0" w:color="B9B2A5"/>
+              <w:bottom w:val="single" w:sz="6" w:space="0" w:color="B9B2A5"/>
+              <w:left w:val="single" w:sz="6" w:space="0" w:color="B9B2A5"/>
+              <w:right w:val="single" w:sz="6" w:space="0" w:color="B9B2A5"/>
+            </w:tcBorders>
+            <w:tcMar>
+              <w:top w:w="60" w:type="dxa"/>
+              <w:bottom w:w="60" w:type="dxa"/>
+              <w:left w:w="100" w:type="dxa"/>
+              <w:right w:w="100" w:type="dxa"/>
+            </w:tcMar>
+          </w:tcPr>
+          <w:p>
+            <w:pPr>
+              <w:spacing w:line="240" w:lineRule="auto" w:before="60" w:after="60"/>
+            </w:pPr>
+            <w:r>
+              <w:t>探究：喻体为什么都取自自然物</w:t>
+            </w:r>
+          </w:p>
+        </w:tc>
+        <w:tc>
+          <w:tcPr>
+            <w:tcW w:type="dxa" w:w="2160"/>
+            <w:vAlign w:val="center"/>
+            <w:tcBorders>
+              <w:top w:val="single" w:sz="6" w:space="0" w:color="B9B2A5"/>
+              <w:bottom w:val="single" w:sz="6" w:space="0" w:color="B9B2A5"/>
+              <w:left w:val="single" w:sz="6" w:space="0" w:color="B9B2A5"/>
+              <w:right w:val="single" w:sz="6" w:space="0" w:color="B9B2A5"/>
+            </w:tcBorders>
+            <w:tcMar>
+              <w:top w:w="60" w:type="dxa"/>
+              <w:bottom w:w="60" w:type="dxa"/>
+              <w:left w:w="100" w:type="dxa"/>
+              <w:right w:w="100" w:type="dxa"/>
+            </w:tcMar>
+          </w:tcPr>
+          <w:p>
+            <w:pPr>
+              <w:spacing w:line="240" w:lineRule="auto" w:before="60" w:after="60"/>
+            </w:pPr>
+            <w:r>
+              <w:t>取象</w:t>
+            </w:r>
+          </w:p>
+        </w:tc>
+        <w:tc>
+          <w:tcPr>
+            <w:tcW w:type="dxa" w:w="2160"/>
+            <w:vAlign w:val="center"/>
+            <w:tcBorders>
+              <w:top w:val="single" w:sz="6" w:space="0" w:color="B9B2A5"/>
+              <w:bottom w:val="single" w:sz="6" w:space="0" w:color="B9B2A5"/>
+              <w:left w:val="single" w:sz="6" w:space="0" w:color="B9B2A5"/>
+              <w:right w:val="single" w:sz="6" w:space="0" w:color="B9B2A5"/>
+            </w:tcBorders>
+            <w:tcMar>
+              <w:top w:w="60" w:type="dxa"/>
+              <w:bottom w:w="60" w:type="dxa"/>
+              <w:left w:w="100" w:type="dxa"/>
+              <w:right w:w="100" w:type="dxa"/>
+            </w:tcMar>
+          </w:tcPr>
+          <w:p>
+            <w:pPr>
+              <w:spacing w:line="240" w:lineRule="auto" w:before="60" w:after="60"/>
+            </w:pPr>
+            <w:r>
+              <w:t>青</w:t>
+            </w:r>
+            <w:r>
+              <w:t xml:space="preserve"> </w:t>
+            </w:r>
+            <w:r>
+              <w:t xml:space="preserve"> · </w:t>
+            </w:r>
+            <w:r>
+              <w:t xml:space="preserve"> </w:t>
+            </w:r>
+            <w:r>
+              <w:t>冰</w:t>
+            </w:r>
+            <w:r>
+              <w:t xml:space="preserve"> </w:t>
+            </w:r>
+            <w:r>
+              <w:t xml:space="preserve"> · </w:t>
+            </w:r>
+            <w:r>
+              <w:t xml:space="preserve"> </w:t>
+            </w:r>
+            <w:r>
+              <w:t>木</w:t>
+            </w:r>
+            <w:r>
+              <w:t xml:space="preserve"> </w:t>
+            </w:r>
+            <w:r>
+              <w:t xml:space="preserve"> · </w:t>
+            </w:r>
+            <w:r>
+              <w:t xml:space="preserve"> </w:t>
+            </w:r>
+            <w:r>
+              <w:t xml:space="preserve">金　</w:t>
+            </w:r>
+            <w:r>
+              <w:t xml:space="preserve"> </w:t>
+            </w:r>
+            <w:r>
+              <w:t>→</w:t>
+            </w:r>
+            <w:r>
+              <w:t xml:space="preserve"> </w:t>
+            </w:r>
+            <w:r>
+              <w:t xml:space="preserve">　青于蓝</w:t>
+            </w:r>
+            <w:r>
+              <w:t xml:space="preserve"> </w:t>
+            </w:r>
+            <w:r>
+              <w:t xml:space="preserve"> · </w:t>
+            </w:r>
+            <w:r>
+              <w:t xml:space="preserve"> </w:t>
+            </w:r>
+            <w:r>
+              <w:t>寒于水</w:t>
+            </w:r>
+            <w:r>
+              <w:t xml:space="preserve"> </w:t>
+            </w:r>
+            <w:r>
+              <w:t xml:space="preserve"> · </w:t>
+            </w:r>
+            <w:r>
+              <w:t xml:space="preserve"> </w:t>
+            </w:r>
+            <w:r>
+              <w:t>中规</w:t>
+            </w:r>
+            <w:r>
+              <w:t xml:space="preserve"> </w:t>
+            </w:r>
+            <w:r>
+              <w:t xml:space="preserve"> · </w:t>
+            </w:r>
+            <w:r>
+              <w:t xml:space="preserve"> </w:t>
+            </w:r>
+            <w:r>
+              <w:t>直</w:t>
+            </w:r>
+            <w:r>
+              <w:t xml:space="preserve"> </w:t>
+            </w:r>
+            <w:r>
+              <w:t xml:space="preserve"> · </w:t>
+            </w:r>
+            <w:r>
+              <w:t xml:space="preserve"> </w:t>
+            </w:r>
+            <w:r>
+              <w:t xml:space="preserve">利　</w:t>
+            </w:r>
+            <w:r>
+              <w:t xml:space="preserve"> </w:t>
+            </w:r>
+            <w:r>
+              <w:t>→</w:t>
+            </w:r>
+            <w:r>
+              <w:t xml:space="preserve"> </w:t>
+            </w:r>
+            <w:r>
+              <w:t xml:space="preserve">　共同点「变」；变靠什么</w:t>
+            </w:r>
+            <w:r>
+              <w:t xml:space="preserve"> </w:t>
+            </w:r>
+            <w:r>
+              <w:t xml:space="preserve"> → </w:t>
+            </w:r>
+            <w:r>
+              <w:t xml:space="preserve"> </w:t>
+            </w:r>
+            <w:r>
+              <w:t>輮</w:t>
+            </w:r>
+            <w:r>
+              <w:t xml:space="preserve"> </w:t>
+            </w:r>
+            <w:r>
+              <w:t xml:space="preserve"> · </w:t>
+            </w:r>
+            <w:r>
+              <w:t xml:space="preserve"> </w:t>
+            </w:r>
+            <w:r>
+              <w:t>绳</w:t>
+            </w:r>
+            <w:r>
+              <w:t xml:space="preserve"> </w:t>
+            </w:r>
+            <w:r>
+              <w:t xml:space="preserve"> · </w:t>
+            </w:r>
+            <w:r>
+              <w:t xml:space="preserve"> </w:t>
+            </w:r>
+            <w:r>
+              <w:t>砺（外力）</w:t>
+            </w:r>
+          </w:p>
+        </w:tc>
+      </w:tr>
+      <w:tr>
+        <w:tc>
+          <w:tcPr>
+            <w:tcW w:type="dxa" w:w="2160"/>
+            <w:vAlign w:val="center"/>
+            <w:tcBorders>
+              <w:top w:val="single" w:sz="6" w:space="0" w:color="B9B2A5"/>
+              <w:bottom w:val="single" w:sz="6" w:space="0" w:color="B9B2A5"/>
+              <w:left w:val="single" w:sz="6" w:space="0" w:color="B9B2A5"/>
+              <w:right w:val="single" w:sz="6" w:space="0" w:color="B9B2A5"/>
+            </w:tcBorders>
+            <w:tcMar>
+              <w:top w:w="60" w:type="dxa"/>
+              <w:bottom w:w="60" w:type="dxa"/>
+              <w:left w:w="100" w:type="dxa"/>
+              <w:right w:w="100" w:type="dxa"/>
+            </w:tcMar>
+          </w:tcPr>
+          <w:p>
+            <w:pPr>
+              <w:spacing w:line="240" w:lineRule="auto" w:before="60" w:after="60"/>
+            </w:pPr>
+            <w:r>
+              <w:t>4</w:t>
+            </w:r>
+            <w:r>
+              <w:t xml:space="preserve"> </w:t>
+            </w:r>
+            <w:r>
+              <w:t>（台阶二上）</w:t>
+            </w:r>
+          </w:p>
+        </w:tc>
+        <w:tc>
+          <w:tcPr>
+            <w:tcW w:type="dxa" w:w="2160"/>
+            <w:vAlign w:val="center"/>
+            <w:tcBorders>
+              <w:top w:val="single" w:sz="6" w:space="0" w:color="B9B2A5"/>
+              <w:bottom w:val="single" w:sz="6" w:space="0" w:color="B9B2A5"/>
+              <w:left w:val="single" w:sz="6" w:space="0" w:color="B9B2A5"/>
+              <w:right w:val="single" w:sz="6" w:space="0" w:color="B9B2A5"/>
+            </w:tcBorders>
+            <w:tcMar>
+              <w:top w:w="60" w:type="dxa"/>
+              <w:bottom w:w="60" w:type="dxa"/>
+              <w:left w:w="100" w:type="dxa"/>
+              <w:right w:w="100" w:type="dxa"/>
+            </w:tcMar>
+          </w:tcPr>
+          <w:p>
+            <w:pPr>
+              <w:spacing w:line="240" w:lineRule="auto" w:before="60" w:after="60"/>
+            </w:pPr>
+            <w:r>
+              <w:t>探究：学的本质是什么</w:t>
+            </w:r>
+          </w:p>
+        </w:tc>
+        <w:tc>
+          <w:tcPr>
+            <w:tcW w:type="dxa" w:w="2160"/>
+            <w:vAlign w:val="center"/>
+            <w:tcBorders>
+              <w:top w:val="single" w:sz="6" w:space="0" w:color="B9B2A5"/>
+              <w:bottom w:val="single" w:sz="6" w:space="0" w:color="B9B2A5"/>
+              <w:left w:val="single" w:sz="6" w:space="0" w:color="B9B2A5"/>
+              <w:right w:val="single" w:sz="6" w:space="0" w:color="B9B2A5"/>
+            </w:tcBorders>
+            <w:tcMar>
+              <w:top w:w="60" w:type="dxa"/>
+              <w:bottom w:w="60" w:type="dxa"/>
+              <w:left w:w="100" w:type="dxa"/>
+              <w:right w:w="100" w:type="dxa"/>
+            </w:tcMar>
+          </w:tcPr>
+          <w:p>
+            <w:pPr>
+              <w:spacing w:line="240" w:lineRule="auto" w:before="60" w:after="60"/>
+            </w:pPr>
+            <w:r>
+              <w:t>假于物</w:t>
+            </w:r>
+          </w:p>
+        </w:tc>
+        <w:tc>
+          <w:tcPr>
+            <w:tcW w:type="dxa" w:w="2160"/>
+            <w:vAlign w:val="center"/>
+            <w:tcBorders>
+              <w:top w:val="single" w:sz="6" w:space="0" w:color="B9B2A5"/>
+              <w:bottom w:val="single" w:sz="6" w:space="0" w:color="B9B2A5"/>
+              <w:left w:val="single" w:sz="6" w:space="0" w:color="B9B2A5"/>
+              <w:right w:val="single" w:sz="6" w:space="0" w:color="B9B2A5"/>
+            </w:tcBorders>
+            <w:tcMar>
+              <w:top w:w="60" w:type="dxa"/>
+              <w:bottom w:w="60" w:type="dxa"/>
+              <w:left w:w="100" w:type="dxa"/>
+              <w:right w:w="100" w:type="dxa"/>
+            </w:tcMar>
+          </w:tcPr>
+          <w:p>
+            <w:pPr>
+              <w:spacing w:line="240" w:lineRule="auto" w:before="60" w:after="60"/>
+            </w:pPr>
+            <w:r>
+              <w:t>登高</w:t>
+            </w:r>
+            <w:r>
+              <w:t xml:space="preserve"> </w:t>
+            </w:r>
+            <w:r>
+              <w:t xml:space="preserve"> · </w:t>
+            </w:r>
+            <w:r>
+              <w:t xml:space="preserve"> </w:t>
+            </w:r>
+            <w:r>
+              <w:t>顺风</w:t>
+            </w:r>
+            <w:r>
+              <w:t xml:space="preserve"> </w:t>
+            </w:r>
+            <w:r>
+              <w:t xml:space="preserve"> · </w:t>
+            </w:r>
+            <w:r>
+              <w:t xml:space="preserve"> </w:t>
+            </w:r>
+            <w:r>
+              <w:t>舆马</w:t>
+            </w:r>
+            <w:r>
+              <w:t xml:space="preserve"> </w:t>
+            </w:r>
+            <w:r>
+              <w:t xml:space="preserve"> · </w:t>
+            </w:r>
+            <w:r>
+              <w:t xml:space="preserve"> </w:t>
+            </w:r>
+            <w:r>
+              <w:t xml:space="preserve">舟楫　</w:t>
+            </w:r>
+            <w:r>
+              <w:t xml:space="preserve"> </w:t>
+            </w:r>
+            <w:r>
+              <w:t>→</w:t>
+            </w:r>
+            <w:r>
+              <w:t xml:space="preserve"> </w:t>
+            </w:r>
+            <w:r>
+              <w:t xml:space="preserve">　借力；「君子生非异也」</w:t>
+            </w:r>
+            <w:r>
+              <w:t xml:space="preserve"> </w:t>
+            </w:r>
+            <w:r>
+              <w:t>——</w:t>
+            </w:r>
+            <w:r>
+              <w:t xml:space="preserve"> </w:t>
+            </w:r>
+            <w:r>
+              <w:t>否定天赋</w:t>
+            </w:r>
+          </w:p>
+        </w:tc>
+      </w:tr>
+      <w:tr>
+        <w:tc>
+          <w:tcPr>
+            <w:tcW w:type="dxa" w:w="2160"/>
+            <w:vAlign w:val="center"/>
+            <w:tcBorders>
+              <w:top w:val="single" w:sz="6" w:space="0" w:color="B9B2A5"/>
+              <w:bottom w:val="single" w:sz="6" w:space="0" w:color="B9B2A5"/>
+              <w:left w:val="single" w:sz="6" w:space="0" w:color="B9B2A5"/>
+              <w:right w:val="single" w:sz="6" w:space="0" w:color="B9B2A5"/>
+            </w:tcBorders>
+            <w:tcMar>
+              <w:top w:w="60" w:type="dxa"/>
+              <w:bottom w:w="60" w:type="dxa"/>
+              <w:left w:w="100" w:type="dxa"/>
+              <w:right w:w="100" w:type="dxa"/>
+            </w:tcMar>
+          </w:tcPr>
+          <w:p>
+            <w:pPr>
+              <w:spacing w:line="240" w:lineRule="auto" w:before="60" w:after="60"/>
+            </w:pPr>
+            <w:r>
+              <w:t>5</w:t>
+            </w:r>
+            <w:r>
+              <w:t xml:space="preserve"> </w:t>
+            </w:r>
+            <w:r>
+              <w:t>（台阶三上）</w:t>
+            </w:r>
+          </w:p>
+        </w:tc>
+        <w:tc>
+          <w:tcPr>
+            <w:tcW w:type="dxa" w:w="2160"/>
+            <w:vAlign w:val="center"/>
+            <w:tcBorders>
+              <w:top w:val="single" w:sz="6" w:space="0" w:color="B9B2A5"/>
+              <w:bottom w:val="single" w:sz="6" w:space="0" w:color="B9B2A5"/>
+              <w:left w:val="single" w:sz="6" w:space="0" w:color="B9B2A5"/>
+              <w:right w:val="single" w:sz="6" w:space="0" w:color="B9B2A5"/>
+            </w:tcBorders>
+            <w:tcMar>
+              <w:top w:w="60" w:type="dxa"/>
+              <w:bottom w:w="60" w:type="dxa"/>
+              <w:left w:w="100" w:type="dxa"/>
+              <w:right w:w="100" w:type="dxa"/>
+            </w:tcMar>
+          </w:tcPr>
+          <w:p>
+            <w:pPr>
+              <w:spacing w:line="240" w:lineRule="auto" w:before="60" w:after="60"/>
+            </w:pPr>
+            <w:r>
+              <w:t>探究：学不到会怎样</w:t>
+            </w:r>
+          </w:p>
+        </w:tc>
+        <w:tc>
+          <w:tcPr>
+            <w:tcW w:type="dxa" w:w="2160"/>
+            <w:vAlign w:val="center"/>
+            <w:tcBorders>
+              <w:top w:val="single" w:sz="6" w:space="0" w:color="B9B2A5"/>
+              <w:bottom w:val="single" w:sz="6" w:space="0" w:color="B9B2A5"/>
+              <w:left w:val="single" w:sz="6" w:space="0" w:color="B9B2A5"/>
+              <w:right w:val="single" w:sz="6" w:space="0" w:color="B9B2A5"/>
+            </w:tcBorders>
+            <w:tcMar>
+              <w:top w:w="60" w:type="dxa"/>
+              <w:bottom w:w="60" w:type="dxa"/>
+              <w:left w:w="100" w:type="dxa"/>
+              <w:right w:w="100" w:type="dxa"/>
+            </w:tcMar>
+          </w:tcPr>
+          <w:p>
+            <w:pPr>
+              <w:spacing w:line="240" w:lineRule="auto" w:before="60" w:after="60"/>
+            </w:pPr>
+            <w:r>
+              <w:t>正反对照</w:t>
+            </w:r>
+          </w:p>
+        </w:tc>
+        <w:tc>
+          <w:tcPr>
+            <w:tcW w:type="dxa" w:w="2160"/>
+            <w:vAlign w:val="center"/>
+            <w:tcBorders>
+              <w:top w:val="single" w:sz="6" w:space="0" w:color="B9B2A5"/>
+              <w:bottom w:val="single" w:sz="6" w:space="0" w:color="B9B2A5"/>
+              <w:left w:val="single" w:sz="6" w:space="0" w:color="B9B2A5"/>
+              <w:right w:val="single" w:sz="6" w:space="0" w:color="B9B2A5"/>
+            </w:tcBorders>
+            <w:tcMar>
+              <w:top w:w="60" w:type="dxa"/>
+              <w:bottom w:w="60" w:type="dxa"/>
+              <w:left w:w="100" w:type="dxa"/>
+              <w:right w:w="100" w:type="dxa"/>
+            </w:tcMar>
+          </w:tcPr>
+          <w:p>
+            <w:pPr>
+              <w:spacing w:line="240" w:lineRule="auto" w:before="60" w:after="60"/>
+            </w:pPr>
+            <w:r>
+              <w:t>骐骥</w:t>
+            </w:r>
+            <w:r>
+              <w:t xml:space="preserve"> </w:t>
+            </w:r>
+            <w:r>
+              <w:t xml:space="preserve"> ↔ </w:t>
+            </w:r>
+            <w:r>
+              <w:t xml:space="preserve"> </w:t>
+            </w:r>
+            <w:r>
+              <w:t>驽马（功在不舍）；锲而舍</w:t>
+            </w:r>
+            <w:r>
+              <w:t xml:space="preserve"> </w:t>
+            </w:r>
+            <w:r>
+              <w:t xml:space="preserve"> ↔ </w:t>
+            </w:r>
+            <w:r>
+              <w:t xml:space="preserve"> </w:t>
+            </w:r>
+            <w:r>
+              <w:t>锲而不舍（金石可镂）；蚓（一）</w:t>
+            </w:r>
+            <w:r>
+              <w:t xml:space="preserve"> </w:t>
+            </w:r>
+            <w:r>
+              <w:t xml:space="preserve">↔ </w:t>
+            </w:r>
+            <w:r>
+              <w:t xml:space="preserve"> </w:t>
+            </w:r>
+            <w:r>
+              <w:t>蟹（躁）</w:t>
+            </w:r>
+            <w:r>
+              <w:t xml:space="preserve"> </w:t>
+            </w:r>
+            <w:r>
+              <w:t>——</w:t>
+            </w:r>
+            <w:r>
+              <w:t xml:space="preserve"> </w:t>
+            </w:r>
+            <w:r>
+              <w:t>用心一也</w:t>
+            </w:r>
+          </w:p>
+        </w:tc>
+      </w:tr>
+      <w:tr>
+        <w:tc>
+          <w:tcPr>
+            <w:tcW w:type="dxa" w:w="2160"/>
+            <w:vAlign w:val="center"/>
+            <w:tcBorders>
+              <w:top w:val="single" w:sz="6" w:space="0" w:color="B9B2A5"/>
+              <w:bottom w:val="single" w:sz="6" w:space="0" w:color="B9B2A5"/>
+              <w:left w:val="single" w:sz="6" w:space="0" w:color="B9B2A5"/>
+              <w:right w:val="single" w:sz="6" w:space="0" w:color="B9B2A5"/>
+            </w:tcBorders>
+            <w:tcMar>
+              <w:top w:w="60" w:type="dxa"/>
+              <w:bottom w:w="60" w:type="dxa"/>
+              <w:left w:w="100" w:type="dxa"/>
+              <w:right w:w="100" w:type="dxa"/>
+            </w:tcMar>
+          </w:tcPr>
+          <w:p>
+            <w:pPr>
+              <w:spacing w:line="240" w:lineRule="auto" w:before="60" w:after="60"/>
+            </w:pPr>
+            <w:r>
+              <w:t>6</w:t>
+            </w:r>
+            <w:r>
+              <w:t xml:space="preserve"> </w:t>
+            </w:r>
+            <w:r>
+              <w:t>（收束）</w:t>
+            </w:r>
+          </w:p>
+        </w:tc>
+        <w:tc>
+          <w:tcPr>
+            <w:tcW w:type="dxa" w:w="2160"/>
+            <w:vAlign w:val="center"/>
+            <w:tcBorders>
+              <w:top w:val="single" w:sz="6" w:space="0" w:color="B9B2A5"/>
+              <w:bottom w:val="single" w:sz="6" w:space="0" w:color="B9B2A5"/>
+              <w:left w:val="single" w:sz="6" w:space="0" w:color="B9B2A5"/>
+              <w:right w:val="single" w:sz="6" w:space="0" w:color="B9B2A5"/>
+            </w:tcBorders>
+            <w:tcMar>
+              <w:top w:w="60" w:type="dxa"/>
+              <w:bottom w:w="60" w:type="dxa"/>
+              <w:left w:w="100" w:type="dxa"/>
+              <w:right w:w="100" w:type="dxa"/>
+            </w:tcMar>
+          </w:tcPr>
+          <w:p>
+            <w:pPr>
+              <w:spacing w:line="240" w:lineRule="auto" w:before="60" w:after="60"/>
+            </w:pPr>
+            <w:r>
+              <w:t>收束</w:t>
+            </w:r>
+          </w:p>
+        </w:tc>
+        <w:tc>
+          <w:tcPr>
+            <w:tcW w:type="dxa" w:w="2160"/>
+            <w:vAlign w:val="center"/>
+            <w:tcBorders>
+              <w:top w:val="single" w:sz="6" w:space="0" w:color="B9B2A5"/>
+              <w:bottom w:val="single" w:sz="6" w:space="0" w:color="B9B2A5"/>
+              <w:left w:val="single" w:sz="6" w:space="0" w:color="B9B2A5"/>
+              <w:right w:val="single" w:sz="6" w:space="0" w:color="B9B2A5"/>
+            </w:tcBorders>
+            <w:tcMar>
+              <w:top w:w="60" w:type="dxa"/>
+              <w:bottom w:w="60" w:type="dxa"/>
+              <w:left w:w="100" w:type="dxa"/>
+              <w:right w:w="100" w:type="dxa"/>
+            </w:tcMar>
+          </w:tcPr>
+          <w:p>
+            <w:pPr>
+              <w:spacing w:line="240" w:lineRule="auto" w:before="60" w:after="60"/>
+            </w:pPr>
+            <w:r>
+              <w:t>由物及人</w:t>
+            </w:r>
+          </w:p>
+        </w:tc>
+        <w:tc>
+          <w:tcPr>
+            <w:tcW w:type="dxa" w:w="2160"/>
+            <w:vAlign w:val="center"/>
+            <w:tcBorders>
+              <w:top w:val="single" w:sz="6" w:space="0" w:color="B9B2A5"/>
+              <w:bottom w:val="single" w:sz="6" w:space="0" w:color="B9B2A5"/>
+              <w:left w:val="single" w:sz="6" w:space="0" w:color="B9B2A5"/>
+              <w:right w:val="single" w:sz="6" w:space="0" w:color="B9B2A5"/>
+            </w:tcBorders>
+            <w:tcMar>
+              <w:top w:w="60" w:type="dxa"/>
+              <w:bottom w:w="60" w:type="dxa"/>
+              <w:left w:w="100" w:type="dxa"/>
+              <w:right w:w="100" w:type="dxa"/>
+            </w:tcMar>
+          </w:tcPr>
+          <w:p>
+            <w:pPr>
+              <w:spacing w:line="240" w:lineRule="auto" w:before="60" w:after="60"/>
+            </w:pPr>
+            <w:r>
+              <w:t>积土成山</w:t>
+            </w:r>
+            <w:r>
+              <w:t xml:space="preserve"> </w:t>
+            </w:r>
+            <w:r>
+              <w:t xml:space="preserve"> · </w:t>
+            </w:r>
+            <w:r>
+              <w:t xml:space="preserve"> </w:t>
+            </w:r>
+            <w:r>
+              <w:t>积水成渊</w:t>
+            </w:r>
+            <w:r>
+              <w:t xml:space="preserve"> </w:t>
+            </w:r>
+            <w:r>
+              <w:t xml:space="preserve"> · </w:t>
+            </w:r>
+            <w:r>
+              <w:t xml:space="preserve"> </w:t>
+            </w:r>
+            <w:r>
+              <w:t xml:space="preserve">积善成德　</w:t>
+            </w:r>
+            <w:r>
+              <w:t xml:space="preserve"> </w:t>
+            </w:r>
+            <w:r>
+              <w:t>→</w:t>
+            </w:r>
+            <w:r>
+              <w:t xml:space="preserve"> </w:t>
+            </w:r>
+            <w:r>
+              <w:t xml:space="preserve">　不写一个「学」的场景，却处处在说「学」；借自然之理，说人事之道</w:t>
+            </w:r>
+          </w:p>
+        </w:tc>
+      </w:tr>
+    </w:tbl>
+    <w:p>
+      <w:r/>
+    </w:p>
+    <w:p>
+      <w:pPr/>
+      <w:r>
+        <w:rPr>
+          <w:rFonts w:ascii="宋体" w:eastAsia="宋体" w:hAnsi="宋体" w:cs="宋体" w:hint="eastAsia"/>
+          <w:color w:val="4B463F"/>
+          <w:sz w:val="21"/>
+          <w:lang w:eastAsia="zh-CN"/>
+        </w:rPr>
+        <w:t>学生找到的物象与例子直接写进对应栏，让个体的发现成为全班可见的成果。</w:t>
+      </w:r>
+      <w:r/>
+    </w:p>
+    <w:p>
+      <w:pPr>
+        <w:pStyle w:val="Heading2"/>
+      </w:pPr>
+      <w:r>
+        <w:rPr>
+          <w:rFonts w:ascii="宋体" w:hAnsi="宋体" w:eastAsia="宋体" w:cs="宋体" w:hint="eastAsia"/>
+          <w:sz w:val="28"/>
+          <w:lang w:eastAsia="zh-CN"/>
+        </w:rPr>
+        <w:t>七、教学风险点与应对（三段式）</w:t>
+      </w:r>
+      <w:r/>
+    </w:p>
+    <w:p>
+      <w:pPr>
+        <w:pStyle w:val="Heading3"/>
+      </w:pPr>
+      <w:r>
+        <w:rPr>
+          <w:rFonts w:ascii="宋体" w:hAnsi="宋体" w:eastAsia="宋体" w:cs="宋体" w:hint="eastAsia"/>
+          <w:sz w:val="24"/>
+          <w:lang w:eastAsia="zh-CN"/>
+        </w:rPr>
+        <w:t>风险 1｜停在修辞层说「很生动」</w:t>
+      </w:r>
+      <w:r/>
+    </w:p>
+    <w:p>
+      <w:pPr/>
+      <w:r>
+        <w:t xml:space="preserve">① </w:t>
+      </w:r>
+      <w:r>
+        <w:rPr>
+          <w:rFonts w:ascii="宋体" w:eastAsia="宋体" w:hAnsi="宋体" w:cs="宋体" w:hint="eastAsia"/>
+          <w:lang w:eastAsia="zh-CN"/>
+        </w:rPr>
+        <w:t>可能怎么想错：直接说出「用了比喻，很生动。」</w:t>
+      </w:r>
+      <w:r/>
+    </w:p>
+    <w:p>
+      <w:pPr/>
+      <w:r>
+        <w:t xml:space="preserve">② </w:t>
+      </w:r>
+      <w:r>
+        <w:rPr>
+          <w:rFonts w:ascii="宋体" w:eastAsia="宋体" w:hAnsi="宋体" w:cs="宋体" w:hint="eastAsia"/>
+          <w:lang w:eastAsia="zh-CN"/>
+        </w:rPr>
+        <w:t>错在哪：把比喻当成修辞手法（效果层），没看到它是论证方式（功能层）</w:t>
+      </w:r>
+      <w:r>
+        <w:t>——</w:t>
+      </w:r>
+      <w:r>
+        <w:rPr>
+          <w:rFonts w:ascii="宋体" w:eastAsia="宋体" w:hAnsi="宋体" w:cs="宋体" w:hint="eastAsia"/>
+          <w:lang w:eastAsia="zh-CN"/>
+        </w:rPr>
+        <w:t>「生动」是效果，不是理由。</w:t>
+      </w:r>
+      <w:r/>
+    </w:p>
+    <w:p>
+      <w:pPr/>
+      <w:r>
+        <w:t xml:space="preserve">③ </w:t>
+      </w:r>
+      <w:r>
+        <w:rPr>
+          <w:rFonts w:ascii="宋体" w:eastAsia="宋体" w:hAnsi="宋体" w:cs="宋体" w:hint="eastAsia"/>
+          <w:lang w:eastAsia="zh-CN"/>
+        </w:rPr>
+        <w:t>追问语（可照读）：「把『青，取之于蓝，而青于蓝』换成『学习能使人进步』，哪一个更能让人信服？为什么说得越具体反而越像真的？」</w:t>
+      </w:r>
+      <w:r/>
+    </w:p>
+    <w:p>
+      <w:pPr>
+        <w:pStyle w:val="Heading3"/>
+      </w:pPr>
+      <w:r>
+        <w:rPr>
+          <w:rFonts w:ascii="宋体" w:hAnsi="宋体" w:eastAsia="宋体" w:cs="宋体" w:hint="eastAsia"/>
+          <w:sz w:val="24"/>
+          <w:lang w:eastAsia="zh-CN"/>
+        </w:rPr>
+        <w:t>风险 2｜用结论回答结论</w:t>
+      </w:r>
+      <w:r/>
+    </w:p>
+    <w:p>
+      <w:pPr/>
+      <w:r>
+        <w:t xml:space="preserve">① </w:t>
+      </w:r>
+      <w:r>
+        <w:rPr>
+          <w:rFonts w:ascii="宋体" w:eastAsia="宋体" w:hAnsi="宋体" w:cs="宋体" w:hint="eastAsia"/>
+          <w:lang w:eastAsia="zh-CN"/>
+        </w:rPr>
+        <w:t>可能怎么想错：答「说明学习很重要、要坚持。」</w:t>
+      </w:r>
+      <w:r/>
+    </w:p>
+    <w:p>
+      <w:pPr/>
+      <w:r>
+        <w:t xml:space="preserve">② </w:t>
+      </w:r>
+      <w:r>
+        <w:rPr>
+          <w:rFonts w:ascii="宋体" w:eastAsia="宋体" w:hAnsi="宋体" w:cs="宋体" w:hint="eastAsia"/>
+          <w:lang w:eastAsia="zh-CN"/>
+        </w:rPr>
+        <w:t>错在哪：把结论当成论证</w:t>
+      </w:r>
+      <w:r>
+        <w:t>——</w:t>
+      </w:r>
+      <w:r>
+        <w:rPr>
+          <w:rFonts w:ascii="宋体" w:eastAsia="宋体" w:hAnsi="宋体" w:cs="宋体" w:hint="eastAsia"/>
+          <w:lang w:eastAsia="zh-CN"/>
+        </w:rPr>
+        <w:t>这个结论第一句「学不可以已」已经说完了，学生等于把问题重复一遍。</w:t>
+      </w:r>
+      <w:r/>
+    </w:p>
+    <w:p>
+      <w:pPr/>
+      <w:r>
+        <w:t xml:space="preserve">③ </w:t>
+      </w:r>
+      <w:r>
+        <w:rPr>
+          <w:rFonts w:ascii="宋体" w:eastAsia="宋体" w:hAnsi="宋体" w:cs="宋体" w:hint="eastAsia"/>
+          <w:lang w:eastAsia="zh-CN"/>
+        </w:rPr>
+        <w:t>追问语（可照读）：「这个结论第一句已经说完了。如果只要这一句，后面两段的比喻是不是多余的？」</w:t>
+      </w:r>
+      <w:r/>
+    </w:p>
+    <w:p>
+      <w:pPr>
+        <w:pStyle w:val="Heading3"/>
+      </w:pPr>
+      <w:r>
+        <w:rPr>
+          <w:rFonts w:ascii="宋体" w:hAnsi="宋体" w:eastAsia="宋体" w:cs="宋体" w:hint="eastAsia"/>
+          <w:sz w:val="24"/>
+          <w:lang w:eastAsia="zh-CN"/>
+        </w:rPr>
+        <w:t>风险 3｜把「借力」读成日常行为</w:t>
+      </w:r>
+      <w:r/>
+    </w:p>
+    <w:p>
+      <w:pPr/>
+      <w:r>
+        <w:t xml:space="preserve">① </w:t>
+      </w:r>
+      <w:r>
+        <w:rPr>
+          <w:rFonts w:ascii="宋体" w:eastAsia="宋体" w:hAnsi="宋体" w:cs="宋体" w:hint="eastAsia"/>
+          <w:lang w:eastAsia="zh-CN"/>
+        </w:rPr>
+        <w:t>可能怎么想错：「荀子说要善于借助外力，就是多问老师、多查资料。」</w:t>
+      </w:r>
+      <w:r/>
+    </w:p>
+    <w:p>
+      <w:pPr/>
+      <w:r>
+        <w:t xml:space="preserve">② </w:t>
+      </w:r>
+      <w:r>
+        <w:rPr>
+          <w:rFonts w:ascii="宋体" w:eastAsia="宋体" w:hAnsi="宋体" w:cs="宋体" w:hint="eastAsia"/>
+          <w:lang w:eastAsia="zh-CN"/>
+        </w:rPr>
+        <w:t>错在哪：用今天的经验替换文本内部的对应关系</w:t>
+      </w:r>
+      <w:r>
+        <w:t>——</w:t>
+      </w:r>
+      <w:r>
+        <w:rPr>
+          <w:rFonts w:ascii="宋体" w:eastAsia="宋体" w:hAnsi="宋体" w:cs="宋体" w:hint="eastAsia"/>
+          <w:lang w:eastAsia="zh-CN"/>
+        </w:rPr>
+        <w:t>「假舆马」借的是物，而「参省乎己」明明是向内反省。</w:t>
+      </w:r>
+      <w:r/>
+    </w:p>
+    <w:p>
+      <w:pPr/>
+      <w:r>
+        <w:t xml:space="preserve">③ </w:t>
+      </w:r>
+      <w:r>
+        <w:rPr>
+          <w:rFonts w:ascii="宋体" w:eastAsia="宋体" w:hAnsi="宋体" w:cs="宋体" w:hint="eastAsia"/>
+          <w:lang w:eastAsia="zh-CN"/>
+        </w:rPr>
+        <w:t>追问语（可照读）：「『假舆马者』借的是物；可『参省乎己』明明是向内反省。荀子的『学』，到底向外还是向内？两者矛盾吗？」</w:t>
+      </w:r>
+      <w:r/>
+    </w:p>
+    <w:p>
+      <w:pPr>
+        <w:pStyle w:val="Heading2"/>
+      </w:pPr>
+      <w:r>
+        <w:rPr>
+          <w:rFonts w:ascii="宋体" w:hAnsi="宋体" w:eastAsia="宋体" w:cs="宋体" w:hint="eastAsia"/>
+          <w:sz w:val="28"/>
+          <w:lang w:eastAsia="zh-CN"/>
+        </w:rPr>
+        <w:t>八、作业布置</w:t>
+      </w:r>
+      <w:r/>
+    </w:p>
+    <w:p>
+      <w:pPr/>
+      <w:r>
+        <w:rPr>
+          <w:rFonts w:ascii="宋体" w:hAnsi="宋体" w:eastAsia="宋体" w:cs="宋体" w:hint="eastAsia"/>
+          <w:lang w:eastAsia="zh-CN"/>
+        </w:rPr>
+        <w:t>基础（必做）</w:t>
+      </w:r>
+      <w:r>
+        <w:rPr>
+          <w:rFonts w:ascii="宋体" w:eastAsia="宋体" w:hAnsi="宋体" w:cs="宋体" w:hint="eastAsia"/>
+          <w:lang w:eastAsia="zh-CN"/>
+        </w:rPr>
+        <w:t xml:space="preserve">　三处通假字（「有」「知」「生」）连同所在整句抄写一遍，旁注通哪个字、在本句中什么意思。约</w:t>
+      </w:r>
+      <w:r>
+        <w:t xml:space="preserve"> 10 </w:t>
+      </w:r>
+      <w:r>
+        <w:rPr>
+          <w:rFonts w:ascii="宋体" w:eastAsia="宋体" w:hAnsi="宋体" w:cs="宋体" w:hint="eastAsia"/>
+          <w:lang w:eastAsia="zh-CN"/>
+        </w:rPr>
+        <w:t>分钟。</w:t>
+      </w:r>
+      <w:r>
+        <w:rPr>
+          <w:rFonts w:ascii="宋体" w:eastAsia="宋体" w:hAnsi="宋体" w:cs="宋体" w:hint="eastAsia"/>
+          <w:color w:val="4B463F"/>
+          <w:sz w:val="21"/>
+          <w:lang w:eastAsia="zh-CN"/>
+        </w:rPr>
+        <w:t>（题目正文在学案）</w:t>
+      </w:r>
+      <w:r/>
+    </w:p>
+    <w:p>
+      <w:pPr/>
+      <w:r>
+        <w:rPr>
+          <w:rFonts w:ascii="宋体" w:hAnsi="宋体" w:eastAsia="宋体" w:cs="宋体" w:hint="eastAsia"/>
+          <w:lang w:eastAsia="zh-CN"/>
+        </w:rPr>
+        <w:t>提高（选做）</w:t>
+      </w:r>
+      <w:r>
+        <w:rPr>
+          <w:rFonts w:ascii="宋体" w:eastAsia="宋体" w:hAnsi="宋体" w:cs="宋体" w:hint="eastAsia"/>
+          <w:lang w:eastAsia="zh-CN"/>
+        </w:rPr>
+        <w:t xml:space="preserve">　以「把《劝学》讲给初一同学听」为题写</w:t>
+      </w:r>
+      <w:r>
+        <w:t xml:space="preserve"> 150 </w:t>
+      </w:r>
+      <w:r>
+        <w:rPr>
+          <w:rFonts w:ascii="宋体" w:eastAsia="宋体" w:hAnsi="宋体" w:cs="宋体" w:hint="eastAsia"/>
+          <w:lang w:eastAsia="zh-CN"/>
+        </w:rPr>
+        <w:t>字讲稿，举出至少两处比喻并说明各讲「变」还是「借力」。约</w:t>
+      </w:r>
+      <w:r>
+        <w:t xml:space="preserve"> 20 </w:t>
+      </w:r>
+      <w:r>
+        <w:rPr>
+          <w:rFonts w:ascii="宋体" w:eastAsia="宋体" w:hAnsi="宋体" w:cs="宋体" w:hint="eastAsia"/>
+          <w:lang w:eastAsia="zh-CN"/>
+        </w:rPr>
+        <w:t>分钟。</w:t>
+      </w:r>
+      <w:r>
+        <w:rPr>
+          <w:rFonts w:ascii="宋体" w:eastAsia="宋体" w:hAnsi="宋体" w:cs="宋体" w:hint="eastAsia"/>
+          <w:color w:val="4B463F"/>
+          <w:sz w:val="21"/>
+          <w:lang w:eastAsia="zh-CN"/>
+        </w:rPr>
+        <w:t>（题目正文在学案）</w:t>
+      </w:r>
+      <w:r/>
+    </w:p>
+    <w:p>
+      <w:pPr/>
+      <w:r>
+        <w:rPr>
+          <w:rFonts w:ascii="宋体" w:hAnsi="宋体" w:eastAsia="宋体" w:cs="宋体" w:hint="eastAsia"/>
+          <w:lang w:eastAsia="zh-CN"/>
+        </w:rPr>
+        <w:t>拓展（学有余力）</w:t>
+      </w:r>
+      <w:r>
+        <w:rPr>
+          <w:rFonts w:ascii="宋体" w:eastAsia="宋体" w:hAnsi="宋体" w:cs="宋体" w:hint="eastAsia"/>
+          <w:lang w:eastAsia="zh-CN"/>
+        </w:rPr>
+        <w:t xml:space="preserve">　比较《劝学》与《师说》对「人怎样才能进步」的回答，各引两处原文，写</w:t>
+      </w:r>
+      <w:r>
+        <w:t xml:space="preserve"> 300 </w:t>
+      </w:r>
+      <w:r>
+        <w:rPr>
+          <w:rFonts w:ascii="宋体" w:eastAsia="宋体" w:hAnsi="宋体" w:cs="宋体" w:hint="eastAsia"/>
+          <w:lang w:eastAsia="zh-CN"/>
+        </w:rPr>
+        <w:t>字。</w:t>
+      </w:r>
+      <w:r>
+        <w:rPr>
+          <w:rFonts w:ascii="宋体" w:eastAsia="宋体" w:hAnsi="宋体" w:cs="宋体" w:hint="eastAsia"/>
+          <w:color w:val="4B463F"/>
+          <w:sz w:val="21"/>
+          <w:lang w:eastAsia="zh-CN"/>
+        </w:rPr>
+        <w:t>（题目正文在学案）</w:t>
+      </w:r>
+      <w:r/>
+    </w:p>
+    <w:p>
+      <w:pPr>
+        <w:pStyle w:val="Heading2"/>
+      </w:pPr>
+      <w:r>
+        <w:rPr>
+          <w:rFonts w:ascii="宋体" w:hAnsi="宋体" w:eastAsia="宋体" w:cs="宋体" w:hint="eastAsia"/>
+          <w:sz w:val="28"/>
+          <w:lang w:eastAsia="zh-CN"/>
+        </w:rPr>
+        <w:t>九、教具与资源</w:t>
+      </w:r>
+      <w:r/>
     </w:p>
     <w:tbl>
       <w:tblPr>
@@ -3405,30 +5667,29 @@
             <w:tcW w:type="dxa" w:w="4320"/>
             <w:vAlign w:val="center"/>
             <w:tcBorders>
-              <w:top w:val="single" w:sz="6" w:space="0" w:color="E5E7EB"/>
-              <w:bottom w:val="single" w:sz="6" w:space="0" w:color="E5E7EB"/>
-              <w:left w:val="single" w:sz="6" w:space="0" w:color="E5E7EB"/>
-              <w:right w:val="single" w:sz="6" w:space="0" w:color="E5E7EB"/>
+              <w:top w:val="single" w:sz="6" w:space="0" w:color="B9B2A5"/>
+              <w:bottom w:val="single" w:sz="6" w:space="0" w:color="B9B2A5"/>
+              <w:left w:val="single" w:sz="6" w:space="0" w:color="B9B2A5"/>
+              <w:right w:val="single" w:sz="6" w:space="0" w:color="B9B2A5"/>
             </w:tcBorders>
-            <w:shd w:val="clear" w:color="auto" w:fill="F9FAFB"/>
+            <w:shd w:val="clear" w:color="auto" w:fill="F2EFE6"/>
             <w:tcMar>
-              <w:top w:w="96" w:type="dxa"/>
-              <w:bottom w:w="96" w:type="dxa"/>
-              <w:left w:w="144" w:type="dxa"/>
-              <w:right w:w="144" w:type="dxa"/>
+              <w:top w:w="60" w:type="dxa"/>
+              <w:bottom w:w="60" w:type="dxa"/>
+              <w:left w:w="100" w:type="dxa"/>
+              <w:right w:w="100" w:type="dxa"/>
             </w:tcMar>
           </w:tcPr>
           <w:p>
             <w:pPr>
-              <w:jc w:val="left"/>
-              <w:spacing w:line="240" w:lineRule="auto" w:before="55" w:after="55"/>
+              <w:spacing w:line="240" w:lineRule="auto" w:before="60" w:after="60"/>
             </w:pPr>
             <w:r>
               <w:rPr>
+                <w:rFonts w:ascii="黑体" w:hAnsi="黑体" w:eastAsia="黑体" w:hint="eastAsia"/>
                 <w:b/>
-                <w:sz w:val="22"/>
               </w:rPr>
-              <w:t>层级</w:t>
+              <w:t>项</w:t>
             </w:r>
           </w:p>
         </w:tc>
@@ -3437,30 +5698,29 @@
             <w:tcW w:type="dxa" w:w="4320"/>
             <w:vAlign w:val="center"/>
             <w:tcBorders>
-              <w:top w:val="single" w:sz="6" w:space="0" w:color="E5E7EB"/>
-              <w:bottom w:val="single" w:sz="6" w:space="0" w:color="E5E7EB"/>
-              <w:left w:val="single" w:sz="6" w:space="0" w:color="E5E7EB"/>
-              <w:right w:val="single" w:sz="6" w:space="0" w:color="E5E7EB"/>
+              <w:top w:val="single" w:sz="6" w:space="0" w:color="B9B2A5"/>
+              <w:bottom w:val="single" w:sz="6" w:space="0" w:color="B9B2A5"/>
+              <w:left w:val="single" w:sz="6" w:space="0" w:color="B9B2A5"/>
+              <w:right w:val="single" w:sz="6" w:space="0" w:color="B9B2A5"/>
             </w:tcBorders>
-            <w:shd w:val="clear" w:color="auto" w:fill="F9FAFB"/>
+            <w:shd w:val="clear" w:color="auto" w:fill="F2EFE6"/>
             <w:tcMar>
-              <w:top w:w="96" w:type="dxa"/>
-              <w:bottom w:w="96" w:type="dxa"/>
-              <w:left w:w="144" w:type="dxa"/>
-              <w:right w:w="144" w:type="dxa"/>
+              <w:top w:w="60" w:type="dxa"/>
+              <w:bottom w:w="60" w:type="dxa"/>
+              <w:left w:w="100" w:type="dxa"/>
+              <w:right w:w="100" w:type="dxa"/>
             </w:tcMar>
           </w:tcPr>
           <w:p>
             <w:pPr>
-              <w:jc w:val="left"/>
-              <w:spacing w:line="240" w:lineRule="auto" w:before="55" w:after="55"/>
+              <w:spacing w:line="240" w:lineRule="auto" w:before="60" w:after="60"/>
             </w:pPr>
             <w:r>
               <w:rPr>
+                <w:rFonts w:ascii="黑体" w:hAnsi="黑体" w:eastAsia="黑体" w:hint="eastAsia"/>
                 <w:b/>
-                <w:sz w:val="22"/>
               </w:rPr>
-              <w:t>板书内容</w:t>
+              <w:t>内容</w:t>
             </w:r>
           </w:p>
         </w:tc>
@@ -3471,28 +5731,24 @@
             <w:tcW w:type="dxa" w:w="4320"/>
             <w:vAlign w:val="center"/>
             <w:tcBorders>
-              <w:top w:val="single" w:sz="6" w:space="0" w:color="E5E7EB"/>
-              <w:bottom w:val="single" w:sz="6" w:space="0" w:color="E5E7EB"/>
-              <w:left w:val="single" w:sz="6" w:space="0" w:color="E5E7EB"/>
-              <w:right w:val="single" w:sz="6" w:space="0" w:color="E5E7EB"/>
+              <w:top w:val="single" w:sz="6" w:space="0" w:color="B9B2A5"/>
+              <w:bottom w:val="single" w:sz="6" w:space="0" w:color="B9B2A5"/>
+              <w:left w:val="single" w:sz="6" w:space="0" w:color="B9B2A5"/>
+              <w:right w:val="single" w:sz="6" w:space="0" w:color="B9B2A5"/>
             </w:tcBorders>
             <w:tcMar>
-              <w:top w:w="96" w:type="dxa"/>
-              <w:bottom w:w="96" w:type="dxa"/>
-              <w:left w:w="144" w:type="dxa"/>
-              <w:right w:w="144" w:type="dxa"/>
+              <w:top w:w="60" w:type="dxa"/>
+              <w:bottom w:w="60" w:type="dxa"/>
+              <w:left w:w="100" w:type="dxa"/>
+              <w:right w:w="100" w:type="dxa"/>
             </w:tcMar>
           </w:tcPr>
           <w:p>
             <w:pPr>
-              <w:jc w:val="left"/>
-              <w:spacing w:line="240" w:lineRule="auto" w:before="55" w:after="55"/>
+              <w:spacing w:line="240" w:lineRule="auto" w:before="60" w:after="60"/>
             </w:pPr>
             <w:r>
-              <w:rPr>
-                <w:sz w:val="22"/>
-              </w:rPr>
-              <w:t>中心论点</w:t>
+              <w:t>课件</w:t>
             </w:r>
           </w:p>
         </w:tc>
@@ -3501,28 +5757,48 @@
             <w:tcW w:type="dxa" w:w="4320"/>
             <w:vAlign w:val="center"/>
             <w:tcBorders>
-              <w:top w:val="single" w:sz="6" w:space="0" w:color="E5E7EB"/>
-              <w:bottom w:val="single" w:sz="6" w:space="0" w:color="E5E7EB"/>
-              <w:left w:val="single" w:sz="6" w:space="0" w:color="E5E7EB"/>
-              <w:right w:val="single" w:sz="6" w:space="0" w:color="E5E7EB"/>
+              <w:top w:val="single" w:sz="6" w:space="0" w:color="B9B2A5"/>
+              <w:bottom w:val="single" w:sz="6" w:space="0" w:color="B9B2A5"/>
+              <w:left w:val="single" w:sz="6" w:space="0" w:color="B9B2A5"/>
+              <w:right w:val="single" w:sz="6" w:space="0" w:color="B9B2A5"/>
             </w:tcBorders>
             <w:tcMar>
-              <w:top w:w="96" w:type="dxa"/>
-              <w:bottom w:w="96" w:type="dxa"/>
-              <w:left w:w="144" w:type="dxa"/>
-              <w:right w:w="144" w:type="dxa"/>
+              <w:top w:w="60" w:type="dxa"/>
+              <w:bottom w:w="60" w:type="dxa"/>
+              <w:left w:w="100" w:type="dxa"/>
+              <w:right w:w="100" w:type="dxa"/>
             </w:tcMar>
           </w:tcPr>
           <w:p>
             <w:pPr>
-              <w:jc w:val="left"/>
-              <w:spacing w:line="240" w:lineRule="auto" w:before="55" w:after="55"/>
+              <w:spacing w:line="240" w:lineRule="auto" w:before="60" w:after="60"/>
             </w:pPr>
             <w:r>
-              <w:rPr>
-                <w:sz w:val="22"/>
-              </w:rPr>
-              <w:t>学不可以已</w:t>
+              <w:t>《劝学》课件</w:t>
+            </w:r>
+            <w:r>
+              <w:t xml:space="preserve"> </w:t>
+            </w:r>
+            <w:r>
+              <w:t xml:space="preserve"> 17 </w:t>
+            </w:r>
+            <w:r>
+              <w:t xml:space="preserve"> </w:t>
+            </w:r>
+            <w:r>
+              <w:t>页（投给学生用，不含教学目标与设计意图）</w:t>
+            </w:r>
+            <w:r>
+              <w:t xml:space="preserve"> </w:t>
+            </w:r>
+            <w:r>
+              <w:t>——</w:t>
+            </w:r>
+            <w:r>
+              <w:t xml:space="preserve"> </w:t>
+            </w:r>
+            <w:r>
+              <w:t>对照页次：主问题页、取象页、假于物页、正反对照页、板书页</w:t>
             </w:r>
           </w:p>
         </w:tc>
@@ -3533,28 +5809,24 @@
             <w:tcW w:type="dxa" w:w="4320"/>
             <w:vAlign w:val="center"/>
             <w:tcBorders>
-              <w:top w:val="single" w:sz="6" w:space="0" w:color="E5E7EB"/>
-              <w:bottom w:val="single" w:sz="6" w:space="0" w:color="E5E7EB"/>
-              <w:left w:val="single" w:sz="6" w:space="0" w:color="E5E7EB"/>
-              <w:right w:val="single" w:sz="6" w:space="0" w:color="E5E7EB"/>
+              <w:top w:val="single" w:sz="6" w:space="0" w:color="B9B2A5"/>
+              <w:bottom w:val="single" w:sz="6" w:space="0" w:color="B9B2A5"/>
+              <w:left w:val="single" w:sz="6" w:space="0" w:color="B9B2A5"/>
+              <w:right w:val="single" w:sz="6" w:space="0" w:color="B9B2A5"/>
             </w:tcBorders>
             <w:tcMar>
-              <w:top w:w="96" w:type="dxa"/>
-              <w:bottom w:w="96" w:type="dxa"/>
-              <w:left w:w="144" w:type="dxa"/>
-              <w:right w:w="144" w:type="dxa"/>
+              <w:top w:w="60" w:type="dxa"/>
+              <w:bottom w:w="60" w:type="dxa"/>
+              <w:left w:w="100" w:type="dxa"/>
+              <w:right w:w="100" w:type="dxa"/>
             </w:tcMar>
           </w:tcPr>
           <w:p>
             <w:pPr>
-              <w:jc w:val="left"/>
-              <w:spacing w:line="240" w:lineRule="auto" w:before="55" w:after="55"/>
+              <w:spacing w:line="240" w:lineRule="auto" w:before="60" w:after="60"/>
             </w:pPr>
             <w:r>
-              <w:rPr>
-                <w:sz w:val="22"/>
-              </w:rPr>
-              <w:t>一望而知</w:t>
+              <w:t>学案</w:t>
             </w:r>
           </w:p>
         </w:tc>
@@ -3563,28 +5835,24 @@
             <w:tcW w:type="dxa" w:w="4320"/>
             <w:vAlign w:val="center"/>
             <w:tcBorders>
-              <w:top w:val="single" w:sz="6" w:space="0" w:color="E5E7EB"/>
-              <w:bottom w:val="single" w:sz="6" w:space="0" w:color="E5E7EB"/>
-              <w:left w:val="single" w:sz="6" w:space="0" w:color="E5E7EB"/>
-              <w:right w:val="single" w:sz="6" w:space="0" w:color="E5E7EB"/>
+              <w:top w:val="single" w:sz="6" w:space="0" w:color="B9B2A5"/>
+              <w:bottom w:val="single" w:sz="6" w:space="0" w:color="B9B2A5"/>
+              <w:left w:val="single" w:sz="6" w:space="0" w:color="B9B2A5"/>
+              <w:right w:val="single" w:sz="6" w:space="0" w:color="B9B2A5"/>
             </w:tcBorders>
             <w:tcMar>
-              <w:top w:w="96" w:type="dxa"/>
-              <w:bottom w:w="96" w:type="dxa"/>
-              <w:left w:w="144" w:type="dxa"/>
-              <w:right w:w="144" w:type="dxa"/>
+              <w:top w:w="60" w:type="dxa"/>
+              <w:bottom w:w="60" w:type="dxa"/>
+              <w:left w:w="100" w:type="dxa"/>
+              <w:right w:w="100" w:type="dxa"/>
             </w:tcMar>
           </w:tcPr>
           <w:p>
             <w:pPr>
-              <w:jc w:val="left"/>
-              <w:spacing w:line="240" w:lineRule="auto" w:before="55" w:after="55"/>
+              <w:spacing w:line="240" w:lineRule="auto" w:before="60" w:after="60"/>
             </w:pPr>
             <w:r>
-              <w:rPr>
-                <w:sz w:val="22"/>
-              </w:rPr>
-              <w:t>用了很多比喻，讲学习要积累、要坚持</w:t>
+              <w:t>《劝学》学案（学生用）：文言知识卡、三张待填表、当堂检测、学后反思栏</w:t>
             </w:r>
           </w:p>
         </w:tc>
@@ -3595,28 +5863,24 @@
             <w:tcW w:type="dxa" w:w="4320"/>
             <w:vAlign w:val="center"/>
             <w:tcBorders>
-              <w:top w:val="single" w:sz="6" w:space="0" w:color="E5E7EB"/>
-              <w:bottom w:val="single" w:sz="6" w:space="0" w:color="E5E7EB"/>
-              <w:left w:val="single" w:sz="6" w:space="0" w:color="E5E7EB"/>
-              <w:right w:val="single" w:sz="6" w:space="0" w:color="E5E7EB"/>
+              <w:top w:val="single" w:sz="6" w:space="0" w:color="B9B2A5"/>
+              <w:bottom w:val="single" w:sz="6" w:space="0" w:color="B9B2A5"/>
+              <w:left w:val="single" w:sz="6" w:space="0" w:color="B9B2A5"/>
+              <w:right w:val="single" w:sz="6" w:space="0" w:color="B9B2A5"/>
             </w:tcBorders>
             <w:tcMar>
-              <w:top w:w="96" w:type="dxa"/>
-              <w:bottom w:w="96" w:type="dxa"/>
-              <w:left w:w="144" w:type="dxa"/>
-              <w:right w:w="144" w:type="dxa"/>
+              <w:top w:w="60" w:type="dxa"/>
+              <w:bottom w:w="60" w:type="dxa"/>
+              <w:left w:w="100" w:type="dxa"/>
+              <w:right w:w="100" w:type="dxa"/>
             </w:tcMar>
           </w:tcPr>
           <w:p>
             <w:pPr>
-              <w:jc w:val="left"/>
-              <w:spacing w:line="240" w:lineRule="auto" w:before="55" w:after="55"/>
+              <w:spacing w:line="240" w:lineRule="auto" w:before="60" w:after="60"/>
             </w:pPr>
             <w:r>
-              <w:rPr>
-                <w:sz w:val="22"/>
-              </w:rPr>
-              <w:t>一、取象</w:t>
+              <w:t>板书</w:t>
             </w:r>
           </w:p>
         </w:tc>
@@ -3625,196 +5889,24 @@
             <w:tcW w:type="dxa" w:w="4320"/>
             <w:vAlign w:val="center"/>
             <w:tcBorders>
-              <w:top w:val="single" w:sz="6" w:space="0" w:color="E5E7EB"/>
-              <w:bottom w:val="single" w:sz="6" w:space="0" w:color="E5E7EB"/>
-              <w:left w:val="single" w:sz="6" w:space="0" w:color="E5E7EB"/>
-              <w:right w:val="single" w:sz="6" w:space="0" w:color="E5E7EB"/>
+              <w:top w:val="single" w:sz="6" w:space="0" w:color="B9B2A5"/>
+              <w:bottom w:val="single" w:sz="6" w:space="0" w:color="B9B2A5"/>
+              <w:left w:val="single" w:sz="6" w:space="0" w:color="B9B2A5"/>
+              <w:right w:val="single" w:sz="6" w:space="0" w:color="B9B2A5"/>
             </w:tcBorders>
             <w:tcMar>
-              <w:top w:w="96" w:type="dxa"/>
-              <w:bottom w:w="96" w:type="dxa"/>
-              <w:left w:w="144" w:type="dxa"/>
-              <w:right w:w="144" w:type="dxa"/>
+              <w:top w:w="60" w:type="dxa"/>
+              <w:bottom w:w="60" w:type="dxa"/>
+              <w:left w:w="100" w:type="dxa"/>
+              <w:right w:w="100" w:type="dxa"/>
             </w:tcMar>
           </w:tcPr>
           <w:p>
             <w:pPr>
-              <w:jc w:val="left"/>
-              <w:spacing w:line="240" w:lineRule="auto" w:before="55" w:after="55"/>
+              <w:spacing w:line="240" w:lineRule="auto" w:before="60" w:after="60"/>
             </w:pPr>
             <w:r>
-              <w:rPr>
-                <w:sz w:val="22"/>
-              </w:rPr>
-              <w:t>青</w:t>
-            </w:r>
-            <w:r>
-              <w:rPr>
-                <w:sz w:val="22"/>
-              </w:rPr>
-              <w:t xml:space="preserve"> </w:t>
-            </w:r>
-            <w:r>
-              <w:rPr>
-                <w:sz w:val="22"/>
-              </w:rPr>
-              <w:t xml:space="preserve"> · </w:t>
-            </w:r>
-            <w:r>
-              <w:rPr>
-                <w:sz w:val="22"/>
-              </w:rPr>
-              <w:t xml:space="preserve"> </w:t>
-            </w:r>
-            <w:r>
-              <w:rPr>
-                <w:sz w:val="22"/>
-              </w:rPr>
-              <w:t>冰</w:t>
-            </w:r>
-            <w:r>
-              <w:rPr>
-                <w:sz w:val="22"/>
-              </w:rPr>
-              <w:t xml:space="preserve"> </w:t>
-            </w:r>
-            <w:r>
-              <w:rPr>
-                <w:sz w:val="22"/>
-              </w:rPr>
-              <w:t xml:space="preserve"> · </w:t>
-            </w:r>
-            <w:r>
-              <w:rPr>
-                <w:sz w:val="22"/>
-              </w:rPr>
-              <w:t xml:space="preserve"> </w:t>
-            </w:r>
-            <w:r>
-              <w:rPr>
-                <w:sz w:val="22"/>
-              </w:rPr>
-              <w:t>木</w:t>
-            </w:r>
-            <w:r>
-              <w:rPr>
-                <w:sz w:val="22"/>
-              </w:rPr>
-              <w:t xml:space="preserve"> </w:t>
-            </w:r>
-            <w:r>
-              <w:rPr>
-                <w:sz w:val="22"/>
-              </w:rPr>
-              <w:t xml:space="preserve"> · </w:t>
-            </w:r>
-            <w:r>
-              <w:rPr>
-                <w:sz w:val="22"/>
-              </w:rPr>
-              <w:t xml:space="preserve"> </w:t>
-            </w:r>
-            <w:r>
-              <w:rPr>
-                <w:sz w:val="22"/>
-              </w:rPr>
-              <w:t>金</w:t>
-            </w:r>
-            <w:r>
-              <w:rPr>
-                <w:sz w:val="22"/>
-              </w:rPr>
-              <w:t xml:space="preserve"> </w:t>
-            </w:r>
-            <w:r>
-              <w:rPr>
-                <w:sz w:val="22"/>
-              </w:rPr>
-              <w:t xml:space="preserve"> → </w:t>
-            </w:r>
-            <w:r>
-              <w:rPr>
-                <w:sz w:val="22"/>
-              </w:rPr>
-              <w:t xml:space="preserve"> </w:t>
-            </w:r>
-            <w:r>
-              <w:rPr>
-                <w:sz w:val="22"/>
-              </w:rPr>
-              <w:t>青于蓝／寒于水／中规／直／利</w:t>
-            </w:r>
-            <w:r>
-              <w:rPr>
-                <w:sz w:val="22"/>
-              </w:rPr>
-              <w:t xml:space="preserve"> </w:t>
-            </w:r>
-            <w:r>
-              <w:rPr>
-                <w:sz w:val="22"/>
-              </w:rPr>
-              <w:t xml:space="preserve"> → </w:t>
-            </w:r>
-            <w:r>
-              <w:rPr>
-                <w:sz w:val="22"/>
-              </w:rPr>
-              <w:t xml:space="preserve"> </w:t>
-            </w:r>
-            <w:r>
-              <w:rPr>
-                <w:sz w:val="22"/>
-              </w:rPr>
-              <w:t>共同点「变」；变靠什么：輮</w:t>
-            </w:r>
-            <w:r>
-              <w:rPr>
-                <w:sz w:val="22"/>
-              </w:rPr>
-              <w:t xml:space="preserve"> </w:t>
-            </w:r>
-            <w:r>
-              <w:rPr>
-                <w:sz w:val="22"/>
-              </w:rPr>
-              <w:t xml:space="preserve"> · </w:t>
-            </w:r>
-            <w:r>
-              <w:rPr>
-                <w:sz w:val="22"/>
-              </w:rPr>
-              <w:t xml:space="preserve"> </w:t>
-            </w:r>
-            <w:r>
-              <w:rPr>
-                <w:sz w:val="22"/>
-              </w:rPr>
-              <w:t>绳</w:t>
-            </w:r>
-            <w:r>
-              <w:rPr>
-                <w:sz w:val="22"/>
-              </w:rPr>
-              <w:t xml:space="preserve"> </w:t>
-            </w:r>
-            <w:r>
-              <w:rPr>
-                <w:sz w:val="22"/>
-              </w:rPr>
-              <w:t xml:space="preserve"> · </w:t>
-            </w:r>
-            <w:r>
-              <w:rPr>
-                <w:sz w:val="22"/>
-              </w:rPr>
-              <w:t xml:space="preserve"> </w:t>
-            </w:r>
-            <w:r>
-              <w:rPr>
-                <w:sz w:val="22"/>
-              </w:rPr>
-              <w:t>砺（外力）</w:t>
+              <w:t>层级表格（随讲解逐步出现，出现顺序见第六节）</w:t>
             </w:r>
           </w:p>
         </w:tc>
@@ -3825,28 +5917,24 @@
             <w:tcW w:type="dxa" w:w="4320"/>
             <w:vAlign w:val="center"/>
             <w:tcBorders>
-              <w:top w:val="single" w:sz="6" w:space="0" w:color="E5E7EB"/>
-              <w:bottom w:val="single" w:sz="6" w:space="0" w:color="E5E7EB"/>
-              <w:left w:val="single" w:sz="6" w:space="0" w:color="E5E7EB"/>
-              <w:right w:val="single" w:sz="6" w:space="0" w:color="E5E7EB"/>
+              <w:top w:val="single" w:sz="6" w:space="0" w:color="B9B2A5"/>
+              <w:bottom w:val="single" w:sz="6" w:space="0" w:color="B9B2A5"/>
+              <w:left w:val="single" w:sz="6" w:space="0" w:color="B9B2A5"/>
+              <w:right w:val="single" w:sz="6" w:space="0" w:color="B9B2A5"/>
             </w:tcBorders>
             <w:tcMar>
-              <w:top w:w="96" w:type="dxa"/>
-              <w:bottom w:w="96" w:type="dxa"/>
-              <w:left w:w="144" w:type="dxa"/>
-              <w:right w:w="144" w:type="dxa"/>
+              <w:top w:w="60" w:type="dxa"/>
+              <w:bottom w:w="60" w:type="dxa"/>
+              <w:left w:w="100" w:type="dxa"/>
+              <w:right w:w="100" w:type="dxa"/>
             </w:tcMar>
           </w:tcPr>
           <w:p>
             <w:pPr>
-              <w:jc w:val="left"/>
-              <w:spacing w:line="240" w:lineRule="auto" w:before="55" w:after="55"/>
+              <w:spacing w:line="240" w:lineRule="auto" w:before="60" w:after="60"/>
             </w:pPr>
             <w:r>
-              <w:rPr>
-                <w:sz w:val="22"/>
-              </w:rPr>
-              <w:t>二、假于物</w:t>
+              <w:t>朗读</w:t>
             </w:r>
           </w:p>
         </w:tc>
@@ -3855,124 +5943,24 @@
             <w:tcW w:type="dxa" w:w="4320"/>
             <w:vAlign w:val="center"/>
             <w:tcBorders>
-              <w:top w:val="single" w:sz="6" w:space="0" w:color="E5E7EB"/>
-              <w:bottom w:val="single" w:sz="6" w:space="0" w:color="E5E7EB"/>
-              <w:left w:val="single" w:sz="6" w:space="0" w:color="E5E7EB"/>
-              <w:right w:val="single" w:sz="6" w:space="0" w:color="E5E7EB"/>
+              <w:top w:val="single" w:sz="6" w:space="0" w:color="B9B2A5"/>
+              <w:bottom w:val="single" w:sz="6" w:space="0" w:color="B9B2A5"/>
+              <w:left w:val="single" w:sz="6" w:space="0" w:color="B9B2A5"/>
+              <w:right w:val="single" w:sz="6" w:space="0" w:color="B9B2A5"/>
             </w:tcBorders>
             <w:tcMar>
-              <w:top w:w="96" w:type="dxa"/>
-              <w:bottom w:w="96" w:type="dxa"/>
-              <w:left w:w="144" w:type="dxa"/>
-              <w:right w:w="144" w:type="dxa"/>
+              <w:top w:w="60" w:type="dxa"/>
+              <w:bottom w:w="60" w:type="dxa"/>
+              <w:left w:w="100" w:type="dxa"/>
+              <w:right w:w="100" w:type="dxa"/>
             </w:tcMar>
           </w:tcPr>
           <w:p>
             <w:pPr>
-              <w:jc w:val="left"/>
-              <w:spacing w:line="240" w:lineRule="auto" w:before="55" w:after="55"/>
+              <w:spacing w:line="240" w:lineRule="auto" w:before="60" w:after="60"/>
             </w:pPr>
             <w:r>
-              <w:rPr>
-                <w:sz w:val="22"/>
-              </w:rPr>
-              <w:t>登高</w:t>
-            </w:r>
-            <w:r>
-              <w:rPr>
-                <w:sz w:val="22"/>
-              </w:rPr>
-              <w:t xml:space="preserve"> </w:t>
-            </w:r>
-            <w:r>
-              <w:rPr>
-                <w:sz w:val="22"/>
-              </w:rPr>
-              <w:t xml:space="preserve"> · </w:t>
-            </w:r>
-            <w:r>
-              <w:rPr>
-                <w:sz w:val="22"/>
-              </w:rPr>
-              <w:t xml:space="preserve"> </w:t>
-            </w:r>
-            <w:r>
-              <w:rPr>
-                <w:sz w:val="22"/>
-              </w:rPr>
-              <w:t>顺风</w:t>
-            </w:r>
-            <w:r>
-              <w:rPr>
-                <w:sz w:val="22"/>
-              </w:rPr>
-              <w:t xml:space="preserve"> </w:t>
-            </w:r>
-            <w:r>
-              <w:rPr>
-                <w:sz w:val="22"/>
-              </w:rPr>
-              <w:t xml:space="preserve"> · </w:t>
-            </w:r>
-            <w:r>
-              <w:rPr>
-                <w:sz w:val="22"/>
-              </w:rPr>
-              <w:t xml:space="preserve"> </w:t>
-            </w:r>
-            <w:r>
-              <w:rPr>
-                <w:sz w:val="22"/>
-              </w:rPr>
-              <w:t>舆马</w:t>
-            </w:r>
-            <w:r>
-              <w:rPr>
-                <w:sz w:val="22"/>
-              </w:rPr>
-              <w:t xml:space="preserve"> </w:t>
-            </w:r>
-            <w:r>
-              <w:rPr>
-                <w:sz w:val="22"/>
-              </w:rPr>
-              <w:t xml:space="preserve"> · </w:t>
-            </w:r>
-            <w:r>
-              <w:rPr>
-                <w:sz w:val="22"/>
-              </w:rPr>
-              <w:t xml:space="preserve"> </w:t>
-            </w:r>
-            <w:r>
-              <w:rPr>
-                <w:sz w:val="22"/>
-              </w:rPr>
-              <w:t>舟楫</w:t>
-            </w:r>
-            <w:r>
-              <w:rPr>
-                <w:sz w:val="22"/>
-              </w:rPr>
-              <w:t xml:space="preserve"> </w:t>
-            </w:r>
-            <w:r>
-              <w:rPr>
-                <w:sz w:val="22"/>
-              </w:rPr>
-              <w:t xml:space="preserve"> → </w:t>
-            </w:r>
-            <w:r>
-              <w:rPr>
-                <w:sz w:val="22"/>
-              </w:rPr>
-              <w:t xml:space="preserve"> </w:t>
-            </w:r>
-            <w:r>
-              <w:rPr>
-                <w:sz w:val="22"/>
-              </w:rPr>
-              <w:t>借力；「君子生非异也」＝否定天赋</w:t>
+              <w:t>三次朗读：第一段（取象句）、第二段（「生非异」句）、第三段（三组对照）；每次朗读的停顿与重音依据见母本第七节</w:t>
             </w:r>
           </w:p>
         </w:tc>
@@ -3983,28 +5971,24 @@
             <w:tcW w:type="dxa" w:w="4320"/>
             <w:vAlign w:val="center"/>
             <w:tcBorders>
-              <w:top w:val="single" w:sz="6" w:space="0" w:color="E5E7EB"/>
-              <w:bottom w:val="single" w:sz="6" w:space="0" w:color="E5E7EB"/>
-              <w:left w:val="single" w:sz="6" w:space="0" w:color="E5E7EB"/>
-              <w:right w:val="single" w:sz="6" w:space="0" w:color="E5E7EB"/>
+              <w:top w:val="single" w:sz="6" w:space="0" w:color="B9B2A5"/>
+              <w:bottom w:val="single" w:sz="6" w:space="0" w:color="B9B2A5"/>
+              <w:left w:val="single" w:sz="6" w:space="0" w:color="B9B2A5"/>
+              <w:right w:val="single" w:sz="6" w:space="0" w:color="B9B2A5"/>
             </w:tcBorders>
             <w:tcMar>
-              <w:top w:w="96" w:type="dxa"/>
-              <w:bottom w:w="96" w:type="dxa"/>
-              <w:left w:w="144" w:type="dxa"/>
-              <w:right w:w="144" w:type="dxa"/>
+              <w:top w:w="60" w:type="dxa"/>
+              <w:bottom w:w="60" w:type="dxa"/>
+              <w:left w:w="100" w:type="dxa"/>
+              <w:right w:w="100" w:type="dxa"/>
             </w:tcMar>
           </w:tcPr>
           <w:p>
             <w:pPr>
-              <w:jc w:val="left"/>
-              <w:spacing w:line="240" w:lineRule="auto" w:before="55" w:after="55"/>
+              <w:spacing w:line="240" w:lineRule="auto" w:before="60" w:after="60"/>
             </w:pPr>
             <w:r>
-              <w:rPr>
-                <w:sz w:val="22"/>
-              </w:rPr>
-              <w:t>三、正反对照</w:t>
+              <w:t>拓展材料</w:t>
             </w:r>
           </w:p>
         </w:tc>
@@ -4013,980 +5997,148 @@
             <w:tcW w:type="dxa" w:w="4320"/>
             <w:vAlign w:val="center"/>
             <w:tcBorders>
-              <w:top w:val="single" w:sz="6" w:space="0" w:color="E5E7EB"/>
-              <w:bottom w:val="single" w:sz="6" w:space="0" w:color="E5E7EB"/>
-              <w:left w:val="single" w:sz="6" w:space="0" w:color="E5E7EB"/>
-              <w:right w:val="single" w:sz="6" w:space="0" w:color="E5E7EB"/>
+              <w:top w:val="single" w:sz="6" w:space="0" w:color="B9B2A5"/>
+              <w:bottom w:val="single" w:sz="6" w:space="0" w:color="B9B2A5"/>
+              <w:left w:val="single" w:sz="6" w:space="0" w:color="B9B2A5"/>
+              <w:right w:val="single" w:sz="6" w:space="0" w:color="B9B2A5"/>
             </w:tcBorders>
             <w:tcMar>
-              <w:top w:w="96" w:type="dxa"/>
-              <w:bottom w:w="96" w:type="dxa"/>
-              <w:left w:w="144" w:type="dxa"/>
-              <w:right w:w="144" w:type="dxa"/>
+              <w:top w:w="60" w:type="dxa"/>
+              <w:bottom w:w="60" w:type="dxa"/>
+              <w:left w:w="100" w:type="dxa"/>
+              <w:right w:w="100" w:type="dxa"/>
             </w:tcMar>
           </w:tcPr>
           <w:p>
             <w:pPr>
-              <w:jc w:val="left"/>
-              <w:spacing w:line="240" w:lineRule="auto" w:before="55" w:after="55"/>
+              <w:spacing w:line="240" w:lineRule="auto" w:before="60" w:after="60"/>
             </w:pPr>
             <w:r>
-              <w:rPr>
-                <w:sz w:val="22"/>
-              </w:rPr>
-              <w:t>骐骥</w:t>
-            </w:r>
-            <w:r>
-              <w:rPr>
-                <w:sz w:val="22"/>
-              </w:rPr>
+              <w:t>《荀子</w:t>
+            </w:r>
+            <w:r>
               <w:t xml:space="preserve"> </w:t>
             </w:r>
             <w:r>
-              <w:rPr>
-                <w:sz w:val="22"/>
-              </w:rPr>
-              <w:t xml:space="preserve"> ↔ </w:t>
-            </w:r>
-            <w:r>
-              <w:rPr>
-                <w:sz w:val="22"/>
-              </w:rPr>
+              <w:t>·</w:t>
+            </w:r>
+            <w:r>
               <w:t xml:space="preserve"> </w:t>
             </w:r>
             <w:r>
-              <w:rPr>
-                <w:sz w:val="22"/>
-              </w:rPr>
-              <w:t>驽马（功在不舍）；锲而舍之</w:t>
-            </w:r>
-            <w:r>
-              <w:rPr>
-                <w:sz w:val="22"/>
-              </w:rPr>
-              <w:t xml:space="preserve"> </w:t>
-            </w:r>
-            <w:r>
-              <w:rPr>
-                <w:sz w:val="22"/>
-              </w:rPr>
-              <w:t xml:space="preserve"> ↔ </w:t>
-            </w:r>
-            <w:r>
-              <w:rPr>
-                <w:sz w:val="22"/>
-              </w:rPr>
-              <w:t xml:space="preserve"> </w:t>
-            </w:r>
-            <w:r>
-              <w:rPr>
-                <w:sz w:val="22"/>
-              </w:rPr>
-              <w:t>锲而不舍（金石可镂）；蚓（用心一）</w:t>
-            </w:r>
-            <w:r>
-              <w:rPr>
-                <w:sz w:val="22"/>
-              </w:rPr>
-              <w:t xml:space="preserve"> </w:t>
-            </w:r>
-            <w:r>
-              <w:rPr>
-                <w:sz w:val="22"/>
-              </w:rPr>
-              <w:t xml:space="preserve">↔ </w:t>
-            </w:r>
-            <w:r>
-              <w:rPr>
-                <w:sz w:val="22"/>
-              </w:rPr>
-              <w:t xml:space="preserve"> </w:t>
-            </w:r>
-            <w:r>
-              <w:rPr>
-                <w:sz w:val="22"/>
-              </w:rPr>
-              <w:t>蟹（用心躁）</w:t>
-            </w:r>
-          </w:p>
-        </w:tc>
-      </w:tr>
-      <w:tr>
-        <w:tc>
-          <w:tcPr>
-            <w:tcW w:type="dxa" w:w="4320"/>
-            <w:vAlign w:val="center"/>
-            <w:tcBorders>
-              <w:top w:val="single" w:sz="6" w:space="0" w:color="E5E7EB"/>
-              <w:bottom w:val="single" w:sz="6" w:space="0" w:color="E5E7EB"/>
-              <w:left w:val="single" w:sz="6" w:space="0" w:color="E5E7EB"/>
-              <w:right w:val="single" w:sz="6" w:space="0" w:color="E5E7EB"/>
-            </w:tcBorders>
-            <w:tcMar>
-              <w:top w:w="96" w:type="dxa"/>
-              <w:bottom w:w="96" w:type="dxa"/>
-              <w:left w:w="144" w:type="dxa"/>
-              <w:right w:w="144" w:type="dxa"/>
-            </w:tcMar>
-          </w:tcPr>
-          <w:p>
-            <w:pPr>
-              <w:jc w:val="left"/>
-              <w:spacing w:line="240" w:lineRule="auto" w:before="55" w:after="55"/>
-            </w:pPr>
-            <w:r>
-              <w:rPr>
-                <w:sz w:val="22"/>
-              </w:rPr>
-              <w:t>由物及人</w:t>
-            </w:r>
-          </w:p>
-        </w:tc>
-        <w:tc>
-          <w:tcPr>
-            <w:tcW w:type="dxa" w:w="4320"/>
-            <w:vAlign w:val="center"/>
-            <w:tcBorders>
-              <w:top w:val="single" w:sz="6" w:space="0" w:color="E5E7EB"/>
-              <w:bottom w:val="single" w:sz="6" w:space="0" w:color="E5E7EB"/>
-              <w:left w:val="single" w:sz="6" w:space="0" w:color="E5E7EB"/>
-              <w:right w:val="single" w:sz="6" w:space="0" w:color="E5E7EB"/>
-            </w:tcBorders>
-            <w:tcMar>
-              <w:top w:w="96" w:type="dxa"/>
-              <w:bottom w:w="96" w:type="dxa"/>
-              <w:left w:w="144" w:type="dxa"/>
-              <w:right w:w="144" w:type="dxa"/>
-            </w:tcMar>
-          </w:tcPr>
-          <w:p>
-            <w:pPr>
-              <w:jc w:val="left"/>
-              <w:spacing w:line="240" w:lineRule="auto" w:before="55" w:after="55"/>
-            </w:pPr>
-            <w:r>
-              <w:rPr>
-                <w:sz w:val="22"/>
-              </w:rPr>
-              <w:t>积土成山</w:t>
-            </w:r>
-            <w:r>
-              <w:rPr>
-                <w:sz w:val="22"/>
-              </w:rPr>
-              <w:t xml:space="preserve"> </w:t>
-            </w:r>
-            <w:r>
-              <w:rPr>
-                <w:sz w:val="22"/>
-              </w:rPr>
-              <w:t xml:space="preserve"> · </w:t>
-            </w:r>
-            <w:r>
-              <w:rPr>
-                <w:sz w:val="22"/>
-              </w:rPr>
-              <w:t xml:space="preserve"> </w:t>
-            </w:r>
-            <w:r>
-              <w:rPr>
-                <w:sz w:val="22"/>
-              </w:rPr>
-              <w:t>积水成渊</w:t>
-            </w:r>
-            <w:r>
-              <w:rPr>
-                <w:sz w:val="22"/>
-              </w:rPr>
-              <w:t xml:space="preserve"> </w:t>
-            </w:r>
-            <w:r>
-              <w:rPr>
-                <w:sz w:val="22"/>
-              </w:rPr>
-              <w:t xml:space="preserve"> · </w:t>
-            </w:r>
-            <w:r>
-              <w:rPr>
-                <w:sz w:val="22"/>
-              </w:rPr>
-              <w:t xml:space="preserve"> </w:t>
-            </w:r>
-            <w:r>
-              <w:rPr>
-                <w:sz w:val="22"/>
-              </w:rPr>
-              <w:t>积善成德</w:t>
-            </w:r>
-          </w:p>
-        </w:tc>
-      </w:tr>
-      <w:tr>
-        <w:tc>
-          <w:tcPr>
-            <w:tcW w:type="dxa" w:w="4320"/>
-            <w:vAlign w:val="center"/>
-            <w:tcBorders>
-              <w:top w:val="single" w:sz="6" w:space="0" w:color="E5E7EB"/>
-              <w:bottom w:val="single" w:sz="6" w:space="0" w:color="E5E7EB"/>
-              <w:left w:val="single" w:sz="6" w:space="0" w:color="E5E7EB"/>
-              <w:right w:val="single" w:sz="6" w:space="0" w:color="E5E7EB"/>
-            </w:tcBorders>
-            <w:tcMar>
-              <w:top w:w="96" w:type="dxa"/>
-              <w:bottom w:w="96" w:type="dxa"/>
-              <w:left w:w="144" w:type="dxa"/>
-              <w:right w:w="144" w:type="dxa"/>
-            </w:tcMar>
-          </w:tcPr>
-          <w:p>
-            <w:pPr>
-              <w:jc w:val="left"/>
-              <w:spacing w:line="240" w:lineRule="auto" w:before="55" w:after="55"/>
-            </w:pPr>
-            <w:r>
-              <w:rPr>
-                <w:sz w:val="22"/>
-              </w:rPr>
-              <w:t>落点</w:t>
-            </w:r>
-          </w:p>
-        </w:tc>
-        <w:tc>
-          <w:tcPr>
-            <w:tcW w:type="dxa" w:w="4320"/>
-            <w:vAlign w:val="center"/>
-            <w:tcBorders>
-              <w:top w:val="single" w:sz="6" w:space="0" w:color="E5E7EB"/>
-              <w:bottom w:val="single" w:sz="6" w:space="0" w:color="E5E7EB"/>
-              <w:left w:val="single" w:sz="6" w:space="0" w:color="E5E7EB"/>
-              <w:right w:val="single" w:sz="6" w:space="0" w:color="E5E7EB"/>
-            </w:tcBorders>
-            <w:tcMar>
-              <w:top w:w="96" w:type="dxa"/>
-              <w:bottom w:w="96" w:type="dxa"/>
-              <w:left w:w="144" w:type="dxa"/>
-              <w:right w:w="144" w:type="dxa"/>
-            </w:tcMar>
-          </w:tcPr>
-          <w:p>
-            <w:pPr>
-              <w:jc w:val="left"/>
-              <w:spacing w:line="240" w:lineRule="auto" w:before="55" w:after="55"/>
-            </w:pPr>
-            <w:r>
-              <w:rPr>
-                <w:sz w:val="22"/>
-              </w:rPr>
-              <w:t>不写一个「学」的场景，却处处在说「学」</w:t>
-            </w:r>
-            <w:r>
-              <w:rPr>
-                <w:sz w:val="22"/>
-              </w:rPr>
-              <w:t xml:space="preserve"> </w:t>
-            </w:r>
-            <w:r>
-              <w:rPr>
-                <w:sz w:val="22"/>
-              </w:rPr>
-              <w:t>——</w:t>
-            </w:r>
-            <w:r>
-              <w:rPr>
-                <w:sz w:val="22"/>
-              </w:rPr>
-              <w:t xml:space="preserve"> </w:t>
-            </w:r>
-            <w:r>
-              <w:rPr>
-                <w:sz w:val="22"/>
-              </w:rPr>
-              <w:t>借自然之理，说人事之道</w:t>
+              <w:t>性恶》节录（台阶二下「价值还原」用，仅重点校版）；《师说》开篇段（拓展作业与高考型迁移用）</w:t>
             </w:r>
           </w:p>
         </w:tc>
       </w:tr>
     </w:tbl>
     <w:p>
-      <w:pPr>
-        <w:pStyle w:val="Heading2"/>
-        <w:spacing w:line="312" w:lineRule="auto"/>
-        <w:jc w:val="left"/>
-      </w:pPr>
+      <w:r/>
+    </w:p>
+    <w:p>
+      <w:pPr/>
       <w:r>
         <w:rPr>
-          <w:rFonts w:ascii="微软雅黑" w:hAnsi="微软雅黑" w:eastAsia="微软雅黑" w:cs="微软雅黑" w:hint="eastAsia"/>
-          <w:b w:val="0"/>
-          <w:color w:val="111827"/>
-          <w:sz w:val="36"/>
+          <w:rFonts w:ascii="宋体" w:eastAsia="宋体" w:hAnsi="宋体" w:cs="宋体" w:hint="eastAsia"/>
+          <w:color w:val="4B463F"/>
+          <w:sz w:val="21"/>
           <w:lang w:eastAsia="zh-CN"/>
         </w:rPr>
-        <w:t>七、教学预设与应对</w:t>
-      </w:r>
-    </w:p>
-    <w:tbl>
-      <w:tblPr>
-        <w:tblW w:type="pct" w:w="5000"/>
-        <w:tblLook w:firstColumn="1" w:firstRow="1" w:lastColumn="0" w:lastRow="0" w:noHBand="0" w:noVBand="1" w:val="04A0"/>
-        <w:tblLayout w:type="autofit"/>
-      </w:tblPr>
-      <w:tblGrid>
-        <w:gridCol w:w="2880"/>
-        <w:gridCol w:w="2880"/>
-        <w:gridCol w:w="2880"/>
-      </w:tblGrid>
-      <w:tr>
-        <w:tc>
-          <w:tcPr>
-            <w:tcW w:type="dxa" w:w="2880"/>
-            <w:vAlign w:val="center"/>
-            <w:tcBorders>
-              <w:top w:val="single" w:sz="6" w:space="0" w:color="E5E7EB"/>
-              <w:bottom w:val="single" w:sz="6" w:space="0" w:color="E5E7EB"/>
-              <w:left w:val="single" w:sz="6" w:space="0" w:color="E5E7EB"/>
-              <w:right w:val="single" w:sz="6" w:space="0" w:color="E5E7EB"/>
-            </w:tcBorders>
-            <w:shd w:val="clear" w:color="auto" w:fill="F9FAFB"/>
-            <w:tcMar>
-              <w:top w:w="96" w:type="dxa"/>
-              <w:bottom w:w="96" w:type="dxa"/>
-              <w:left w:w="144" w:type="dxa"/>
-              <w:right w:w="144" w:type="dxa"/>
-            </w:tcMar>
-          </w:tcPr>
-          <w:p>
-            <w:pPr>
-              <w:jc w:val="left"/>
-              <w:spacing w:line="240" w:lineRule="auto" w:before="55" w:after="55"/>
-            </w:pPr>
-            <w:r>
-              <w:rPr>
-                <w:b/>
-                <w:sz w:val="22"/>
-              </w:rPr>
-              <w:t>序号</w:t>
-            </w:r>
-          </w:p>
-        </w:tc>
-        <w:tc>
-          <w:tcPr>
-            <w:tcW w:type="dxa" w:w="2880"/>
-            <w:vAlign w:val="center"/>
-            <w:tcBorders>
-              <w:top w:val="single" w:sz="6" w:space="0" w:color="E5E7EB"/>
-              <w:bottom w:val="single" w:sz="6" w:space="0" w:color="E5E7EB"/>
-              <w:left w:val="single" w:sz="6" w:space="0" w:color="E5E7EB"/>
-              <w:right w:val="single" w:sz="6" w:space="0" w:color="E5E7EB"/>
-            </w:tcBorders>
-            <w:shd w:val="clear" w:color="auto" w:fill="F9FAFB"/>
-            <w:tcMar>
-              <w:top w:w="96" w:type="dxa"/>
-              <w:bottom w:w="96" w:type="dxa"/>
-              <w:left w:w="144" w:type="dxa"/>
-              <w:right w:w="144" w:type="dxa"/>
-            </w:tcMar>
-          </w:tcPr>
-          <w:p>
-            <w:pPr>
-              <w:jc w:val="left"/>
-              <w:spacing w:line="240" w:lineRule="auto" w:before="55" w:after="55"/>
-            </w:pPr>
-            <w:r>
-              <w:rPr>
-                <w:b/>
-                <w:sz w:val="22"/>
-              </w:rPr>
-              <w:t>学生可能答偏</w:t>
-            </w:r>
-          </w:p>
-        </w:tc>
-        <w:tc>
-          <w:tcPr>
-            <w:tcW w:type="dxa" w:w="2880"/>
-            <w:vAlign w:val="center"/>
-            <w:tcBorders>
-              <w:top w:val="single" w:sz="6" w:space="0" w:color="E5E7EB"/>
-              <w:bottom w:val="single" w:sz="6" w:space="0" w:color="E5E7EB"/>
-              <w:left w:val="single" w:sz="6" w:space="0" w:color="E5E7EB"/>
-              <w:right w:val="single" w:sz="6" w:space="0" w:color="E5E7EB"/>
-            </w:tcBorders>
-            <w:shd w:val="clear" w:color="auto" w:fill="F9FAFB"/>
-            <w:tcMar>
-              <w:top w:w="96" w:type="dxa"/>
-              <w:bottom w:w="96" w:type="dxa"/>
-              <w:left w:w="144" w:type="dxa"/>
-              <w:right w:w="144" w:type="dxa"/>
-            </w:tcMar>
-          </w:tcPr>
-          <w:p>
-            <w:pPr>
-              <w:jc w:val="left"/>
-              <w:spacing w:line="240" w:lineRule="auto" w:before="55" w:after="55"/>
-            </w:pPr>
-            <w:r>
-              <w:rPr>
-                <w:b/>
-                <w:sz w:val="22"/>
-              </w:rPr>
-              <w:t>教师的追问方向（顺着走，不直接否定）</w:t>
-            </w:r>
-          </w:p>
-        </w:tc>
-      </w:tr>
-      <w:tr>
-        <w:tc>
-          <w:tcPr>
-            <w:tcW w:type="dxa" w:w="2880"/>
-            <w:vAlign w:val="center"/>
-            <w:tcBorders>
-              <w:top w:val="single" w:sz="6" w:space="0" w:color="E5E7EB"/>
-              <w:bottom w:val="single" w:sz="6" w:space="0" w:color="E5E7EB"/>
-              <w:left w:val="single" w:sz="6" w:space="0" w:color="E5E7EB"/>
-              <w:right w:val="single" w:sz="6" w:space="0" w:color="E5E7EB"/>
-            </w:tcBorders>
-            <w:tcMar>
-              <w:top w:w="96" w:type="dxa"/>
-              <w:bottom w:w="96" w:type="dxa"/>
-              <w:left w:w="144" w:type="dxa"/>
-              <w:right w:w="144" w:type="dxa"/>
-            </w:tcMar>
-          </w:tcPr>
-          <w:p>
-            <w:pPr>
-              <w:jc w:val="left"/>
-              <w:spacing w:line="240" w:lineRule="auto" w:before="55" w:after="55"/>
-            </w:pPr>
-            <w:r>
-              <w:rPr>
-                <w:sz w:val="22"/>
-              </w:rPr>
-              <w:t>1</w:t>
-            </w:r>
-          </w:p>
-        </w:tc>
-        <w:tc>
-          <w:tcPr>
-            <w:tcW w:type="dxa" w:w="2880"/>
-            <w:vAlign w:val="center"/>
-            <w:tcBorders>
-              <w:top w:val="single" w:sz="6" w:space="0" w:color="E5E7EB"/>
-              <w:bottom w:val="single" w:sz="6" w:space="0" w:color="E5E7EB"/>
-              <w:left w:val="single" w:sz="6" w:space="0" w:color="E5E7EB"/>
-              <w:right w:val="single" w:sz="6" w:space="0" w:color="E5E7EB"/>
-            </w:tcBorders>
-            <w:tcMar>
-              <w:top w:w="96" w:type="dxa"/>
-              <w:bottom w:w="96" w:type="dxa"/>
-              <w:left w:w="144" w:type="dxa"/>
-              <w:right w:w="144" w:type="dxa"/>
-            </w:tcMar>
-          </w:tcPr>
-          <w:p>
-            <w:pPr>
-              <w:jc w:val="left"/>
-              <w:spacing w:line="240" w:lineRule="auto" w:before="55" w:after="55"/>
-            </w:pPr>
-            <w:r>
-              <w:rPr>
-                <w:sz w:val="22"/>
-              </w:rPr>
-              <w:t>「用了比喻，很生动。」</w:t>
-            </w:r>
-          </w:p>
-        </w:tc>
-        <w:tc>
-          <w:tcPr>
-            <w:tcW w:type="dxa" w:w="2880"/>
-            <w:vAlign w:val="center"/>
-            <w:tcBorders>
-              <w:top w:val="single" w:sz="6" w:space="0" w:color="E5E7EB"/>
-              <w:bottom w:val="single" w:sz="6" w:space="0" w:color="E5E7EB"/>
-              <w:left w:val="single" w:sz="6" w:space="0" w:color="E5E7EB"/>
-              <w:right w:val="single" w:sz="6" w:space="0" w:color="E5E7EB"/>
-            </w:tcBorders>
-            <w:tcMar>
-              <w:top w:w="96" w:type="dxa"/>
-              <w:bottom w:w="96" w:type="dxa"/>
-              <w:left w:w="144" w:type="dxa"/>
-              <w:right w:w="144" w:type="dxa"/>
-            </w:tcMar>
-          </w:tcPr>
-          <w:p>
-            <w:pPr>
-              <w:jc w:val="left"/>
-              <w:spacing w:line="240" w:lineRule="auto" w:before="55" w:after="55"/>
-            </w:pPr>
-            <w:r>
-              <w:rPr>
-                <w:sz w:val="22"/>
-              </w:rPr>
-              <w:t>承认比喻确实生动，再追：「生动」是效果，不是理由。把「青，取之于蓝，而青于蓝」换成「学习能使人进步」，哪一个更能让人信服？为什么说得越具体反而越像真的？</w:t>
-            </w:r>
-          </w:p>
-        </w:tc>
-      </w:tr>
-      <w:tr>
-        <w:tc>
-          <w:tcPr>
-            <w:tcW w:type="dxa" w:w="2880"/>
-            <w:vAlign w:val="center"/>
-            <w:tcBorders>
-              <w:top w:val="single" w:sz="6" w:space="0" w:color="E5E7EB"/>
-              <w:bottom w:val="single" w:sz="6" w:space="0" w:color="E5E7EB"/>
-              <w:left w:val="single" w:sz="6" w:space="0" w:color="E5E7EB"/>
-              <w:right w:val="single" w:sz="6" w:space="0" w:color="E5E7EB"/>
-            </w:tcBorders>
-            <w:tcMar>
-              <w:top w:w="96" w:type="dxa"/>
-              <w:bottom w:w="96" w:type="dxa"/>
-              <w:left w:w="144" w:type="dxa"/>
-              <w:right w:w="144" w:type="dxa"/>
-            </w:tcMar>
-          </w:tcPr>
-          <w:p>
-            <w:pPr>
-              <w:jc w:val="left"/>
-              <w:spacing w:line="240" w:lineRule="auto" w:before="55" w:after="55"/>
-            </w:pPr>
-            <w:r>
-              <w:rPr>
-                <w:sz w:val="22"/>
-              </w:rPr>
-              <w:t>2</w:t>
-            </w:r>
-          </w:p>
-        </w:tc>
-        <w:tc>
-          <w:tcPr>
-            <w:tcW w:type="dxa" w:w="2880"/>
-            <w:vAlign w:val="center"/>
-            <w:tcBorders>
-              <w:top w:val="single" w:sz="6" w:space="0" w:color="E5E7EB"/>
-              <w:bottom w:val="single" w:sz="6" w:space="0" w:color="E5E7EB"/>
-              <w:left w:val="single" w:sz="6" w:space="0" w:color="E5E7EB"/>
-              <w:right w:val="single" w:sz="6" w:space="0" w:color="E5E7EB"/>
-            </w:tcBorders>
-            <w:tcMar>
-              <w:top w:w="96" w:type="dxa"/>
-              <w:bottom w:w="96" w:type="dxa"/>
-              <w:left w:w="144" w:type="dxa"/>
-              <w:right w:w="144" w:type="dxa"/>
-            </w:tcMar>
-          </w:tcPr>
-          <w:p>
-            <w:pPr>
-              <w:jc w:val="left"/>
-              <w:spacing w:line="240" w:lineRule="auto" w:before="55" w:after="55"/>
-            </w:pPr>
-            <w:r>
-              <w:rPr>
-                <w:sz w:val="22"/>
-              </w:rPr>
-              <w:t>「说明学习很重要、要坚持。」</w:t>
-            </w:r>
-          </w:p>
-        </w:tc>
-        <w:tc>
-          <w:tcPr>
-            <w:tcW w:type="dxa" w:w="2880"/>
-            <w:vAlign w:val="center"/>
-            <w:tcBorders>
-              <w:top w:val="single" w:sz="6" w:space="0" w:color="E5E7EB"/>
-              <w:bottom w:val="single" w:sz="6" w:space="0" w:color="E5E7EB"/>
-              <w:left w:val="single" w:sz="6" w:space="0" w:color="E5E7EB"/>
-              <w:right w:val="single" w:sz="6" w:space="0" w:color="E5E7EB"/>
-            </w:tcBorders>
-            <w:tcMar>
-              <w:top w:w="96" w:type="dxa"/>
-              <w:bottom w:w="96" w:type="dxa"/>
-              <w:left w:w="144" w:type="dxa"/>
-              <w:right w:w="144" w:type="dxa"/>
-            </w:tcMar>
-          </w:tcPr>
-          <w:p>
-            <w:pPr>
-              <w:jc w:val="left"/>
-              <w:spacing w:line="240" w:lineRule="auto" w:before="55" w:after="55"/>
-            </w:pPr>
-            <w:r>
-              <w:rPr>
-                <w:sz w:val="22"/>
-              </w:rPr>
-              <w:t>追：这个结论第一句「学不可以已」已经说完了。如果只要这一句，后面两段的比喻是不是多余的？</w:t>
-            </w:r>
-            <w:r>
-              <w:rPr>
-                <w:sz w:val="22"/>
-              </w:rPr>
-              <w:t xml:space="preserve"> </w:t>
-            </w:r>
-            <w:r>
-              <w:rPr>
-                <w:sz w:val="22"/>
-              </w:rPr>
-              <w:t>——</w:t>
-            </w:r>
-            <w:r>
-              <w:rPr>
-                <w:sz w:val="22"/>
-              </w:rPr>
-              <w:t xml:space="preserve"> </w:t>
-            </w:r>
-            <w:r>
-              <w:rPr>
-                <w:sz w:val="22"/>
-              </w:rPr>
-              <w:t>逼学生承认荀子要论证的正是「为什么不可以已」。</w:t>
-            </w:r>
-          </w:p>
-        </w:tc>
-      </w:tr>
-      <w:tr>
-        <w:tc>
-          <w:tcPr>
-            <w:tcW w:type="dxa" w:w="2880"/>
-            <w:vAlign w:val="center"/>
-            <w:tcBorders>
-              <w:top w:val="single" w:sz="6" w:space="0" w:color="E5E7EB"/>
-              <w:bottom w:val="single" w:sz="6" w:space="0" w:color="E5E7EB"/>
-              <w:left w:val="single" w:sz="6" w:space="0" w:color="E5E7EB"/>
-              <w:right w:val="single" w:sz="6" w:space="0" w:color="E5E7EB"/>
-            </w:tcBorders>
-            <w:tcMar>
-              <w:top w:w="96" w:type="dxa"/>
-              <w:bottom w:w="96" w:type="dxa"/>
-              <w:left w:w="144" w:type="dxa"/>
-              <w:right w:w="144" w:type="dxa"/>
-            </w:tcMar>
-          </w:tcPr>
-          <w:p>
-            <w:pPr>
-              <w:jc w:val="left"/>
-              <w:spacing w:line="240" w:lineRule="auto" w:before="55" w:after="55"/>
-            </w:pPr>
-            <w:r>
-              <w:rPr>
-                <w:sz w:val="22"/>
-              </w:rPr>
-              <w:t>3</w:t>
-            </w:r>
-          </w:p>
-        </w:tc>
-        <w:tc>
-          <w:tcPr>
-            <w:tcW w:type="dxa" w:w="2880"/>
-            <w:vAlign w:val="center"/>
-            <w:tcBorders>
-              <w:top w:val="single" w:sz="6" w:space="0" w:color="E5E7EB"/>
-              <w:bottom w:val="single" w:sz="6" w:space="0" w:color="E5E7EB"/>
-              <w:left w:val="single" w:sz="6" w:space="0" w:color="E5E7EB"/>
-              <w:right w:val="single" w:sz="6" w:space="0" w:color="E5E7EB"/>
-            </w:tcBorders>
-            <w:tcMar>
-              <w:top w:w="96" w:type="dxa"/>
-              <w:bottom w:w="96" w:type="dxa"/>
-              <w:left w:w="144" w:type="dxa"/>
-              <w:right w:w="144" w:type="dxa"/>
-            </w:tcMar>
-          </w:tcPr>
-          <w:p>
-            <w:pPr>
-              <w:jc w:val="left"/>
-              <w:spacing w:line="240" w:lineRule="auto" w:before="55" w:after="55"/>
-            </w:pPr>
-            <w:r>
-              <w:rPr>
-                <w:sz w:val="22"/>
-              </w:rPr>
-              <w:t>「荀子说要善于借助外力，就是多问老师、多查资料。」</w:t>
-            </w:r>
-          </w:p>
-        </w:tc>
-        <w:tc>
-          <w:tcPr>
-            <w:tcW w:type="dxa" w:w="2880"/>
-            <w:vAlign w:val="center"/>
-            <w:tcBorders>
-              <w:top w:val="single" w:sz="6" w:space="0" w:color="E5E7EB"/>
-              <w:bottom w:val="single" w:sz="6" w:space="0" w:color="E5E7EB"/>
-              <w:left w:val="single" w:sz="6" w:space="0" w:color="E5E7EB"/>
-              <w:right w:val="single" w:sz="6" w:space="0" w:color="E5E7EB"/>
-            </w:tcBorders>
-            <w:tcMar>
-              <w:top w:w="96" w:type="dxa"/>
-              <w:bottom w:w="96" w:type="dxa"/>
-              <w:left w:w="144" w:type="dxa"/>
-              <w:right w:w="144" w:type="dxa"/>
-            </w:tcMar>
-          </w:tcPr>
-          <w:p>
-            <w:pPr>
-              <w:jc w:val="left"/>
-              <w:spacing w:line="240" w:lineRule="auto" w:before="55" w:after="55"/>
-            </w:pPr>
-            <w:r>
-              <w:rPr>
-                <w:sz w:val="22"/>
-              </w:rPr>
-              <w:t>先肯定这是今天的延伸，再拉回文本：「假舆马者」「假舟楫者」借的是物；可第一段又说「君子博学而日参省乎己」</w:t>
-            </w:r>
-            <w:r>
-              <w:rPr>
-                <w:sz w:val="22"/>
-              </w:rPr>
-              <w:t xml:space="preserve"> </w:t>
-            </w:r>
-            <w:r>
-              <w:rPr>
-                <w:sz w:val="22"/>
-              </w:rPr>
-              <w:t>——</w:t>
-            </w:r>
-            <w:r>
-              <w:rPr>
-                <w:sz w:val="22"/>
-              </w:rPr>
-              <w:t xml:space="preserve"> </w:t>
-            </w:r>
-            <w:r>
-              <w:rPr>
-                <w:sz w:val="22"/>
-              </w:rPr>
-              <w:t>「参省乎己」明明是向内反省。荀子的「学」到底向外还是向内？两者矛盾吗？</w:t>
-            </w:r>
-          </w:p>
-        </w:tc>
-      </w:tr>
-    </w:tbl>
-    <w:p>
-      <w:pPr>
-        <w:pStyle w:val="Heading2"/>
-        <w:spacing w:line="312" w:lineRule="auto"/>
-        <w:jc w:val="left"/>
-      </w:pPr>
-      <w:r>
-        <w:rPr>
-          <w:rFonts w:ascii="微软雅黑" w:hAnsi="微软雅黑" w:eastAsia="微软雅黑" w:cs="微软雅黑" w:hint="eastAsia"/>
-          <w:b w:val="0"/>
-          <w:color w:val="111827"/>
-          <w:sz w:val="36"/>
-          <w:lang w:eastAsia="zh-CN"/>
-        </w:rPr>
-        <w:t>八、作业布置</w:t>
-      </w:r>
-    </w:p>
-    <w:p>
-      <w:pPr>
-        <w:pStyle w:val="ListBullet"/>
-        <w:spacing w:after="96"/>
-        <w:jc w:val="left"/>
-      </w:pPr>
-      <w:r>
-        <w:rPr>
-          <w:rFonts w:ascii="微软雅黑" w:eastAsia="微软雅黑" w:hAnsi="微软雅黑" w:cs="微软雅黑" w:hint="eastAsia"/>
-          <w:b/>
-          <w:lang w:eastAsia="zh-CN"/>
-        </w:rPr>
-        <w:t>基础（必做）</w:t>
+        <w:t>说明：本教案不含文本解读的推导过程、评分量规的三档描写、教学方向</w:t>
       </w:r>
       <w:r>
         <w:rPr>
-          <w:rFonts w:ascii="微软雅黑" w:eastAsia="微软雅黑" w:hAnsi="微软雅黑" w:cs="微软雅黑" w:hint="eastAsia"/>
-          <w:lang w:eastAsia="zh-CN"/>
+          <w:color w:val="4B463F"/>
+          <w:sz w:val="21"/>
         </w:rPr>
-        <w:t>：找出文中三处通假字（「有」＝又、「知」＝智、「生」＝性），连同所在整句抄写，并旁注它通哪个字、在本句中什么意思。</w:t>
-      </w:r>
-    </w:p>
-    <w:p>
-      <w:pPr>
-        <w:pStyle w:val="ListBullet"/>
-        <w:spacing w:after="96"/>
-        <w:jc w:val="left"/>
-      </w:pPr>
-      <w:r>
-        <w:rPr>
-          <w:rFonts w:ascii="微软雅黑" w:eastAsia="微软雅黑" w:hAnsi="微软雅黑" w:cs="微软雅黑" w:hint="eastAsia"/>
-          <w:b/>
-          <w:lang w:eastAsia="zh-CN"/>
-        </w:rPr>
-        <w:t>提高（选做）</w:t>
+        <w:t xml:space="preserve"> × </w:t>
       </w:r>
       <w:r>
         <w:rPr>
-          <w:rFonts w:ascii="微软雅黑" w:eastAsia="微软雅黑" w:hAnsi="微软雅黑" w:cs="微软雅黑" w:hint="eastAsia"/>
+          <w:rFonts w:ascii="宋体" w:eastAsia="宋体" w:hAnsi="宋体" w:cs="宋体" w:hint="eastAsia"/>
+          <w:color w:val="4B463F"/>
+          <w:sz w:val="21"/>
           <w:lang w:eastAsia="zh-CN"/>
         </w:rPr>
-        <w:t>：为「诸子说理」读书角写一段</w:t>
-      </w:r>
-      <w:r>
-        <w:t xml:space="preserve"> 150 </w:t>
+        <w:t>学情与教师适配的论证</w:t>
       </w:r>
       <w:r>
         <w:rPr>
-          <w:rFonts w:ascii="微软雅黑" w:eastAsia="微软雅黑" w:hAnsi="微软雅黑" w:cs="微软雅黑" w:hint="eastAsia"/>
-          <w:lang w:eastAsia="zh-CN"/>
+          <w:color w:val="4B463F"/>
+          <w:sz w:val="21"/>
         </w:rPr>
-        <w:t>字左右的《劝学》讲稿，至少举两处比喻，并说明它们分别在讲「变」还是「借力」。</w:t>
-      </w:r>
-    </w:p>
-    <w:p>
-      <w:pPr>
-        <w:pStyle w:val="ListBullet"/>
-        <w:spacing w:after="96"/>
-        <w:jc w:val="left"/>
-      </w:pPr>
-      <w:r>
-        <w:rPr>
-          <w:rFonts w:ascii="微软雅黑" w:eastAsia="微软雅黑" w:hAnsi="微软雅黑" w:cs="微软雅黑" w:hint="eastAsia"/>
-          <w:b/>
-          <w:lang w:eastAsia="zh-CN"/>
-        </w:rPr>
-        <w:t>拓展（重点校全员必做，对标水平三）</w:t>
+        <w:t>——</w:t>
       </w:r>
       <w:r>
         <w:rPr>
-          <w:rFonts w:ascii="微软雅黑" w:eastAsia="微软雅黑" w:hAnsi="微软雅黑" w:cs="微软雅黑" w:hint="eastAsia"/>
+          <w:rFonts w:ascii="宋体" w:eastAsia="宋体" w:hAnsi="宋体" w:cs="宋体" w:hint="eastAsia"/>
+          <w:color w:val="4B463F"/>
+          <w:sz w:val="21"/>
           <w:lang w:eastAsia="zh-CN"/>
         </w:rPr>
-        <w:t>：比较《劝学》与《师说》对「人怎样才能进步」的回答有何不同，各引两处原文，写</w:t>
+        <w:t>这些在《劝学》教学设计（母本）里。</w:t>
       </w:r>
-      <w:r>
-        <w:t xml:space="preserve"> 300 </w:t>
-      </w:r>
-      <w:r>
-        <w:rPr>
-          <w:rFonts w:ascii="微软雅黑" w:eastAsia="微软雅黑" w:hAnsi="微软雅黑" w:cs="微软雅黑" w:hint="eastAsia"/>
-          <w:lang w:eastAsia="zh-CN"/>
-        </w:rPr>
-        <w:t>字。</w:t>
-      </w:r>
-    </w:p>
-    <w:p>
-      <w:pPr>
-        <w:pStyle w:val="Heading2"/>
-        <w:spacing w:line="312" w:lineRule="auto"/>
-        <w:jc w:val="left"/>
-      </w:pPr>
-      <w:r>
-        <w:rPr>
-          <w:rFonts w:ascii="微软雅黑" w:hAnsi="微软雅黑" w:eastAsia="微软雅黑" w:cs="微软雅黑" w:hint="eastAsia"/>
-          <w:b w:val="0"/>
-          <w:color w:val="111827"/>
-          <w:sz w:val="36"/>
-          <w:lang w:eastAsia="zh-CN"/>
-        </w:rPr>
-        <w:t>九、教具与资源</w:t>
-      </w:r>
-    </w:p>
-    <w:p>
-      <w:pPr>
-        <w:pStyle w:val="ListBullet"/>
-        <w:spacing w:after="96"/>
-        <w:jc w:val="left"/>
-      </w:pPr>
-      <w:r>
-        <w:rPr>
-          <w:rFonts w:ascii="微软雅黑" w:eastAsia="微软雅黑" w:hAnsi="微软雅黑" w:cs="微软雅黑" w:hint="eastAsia"/>
-          <w:lang w:eastAsia="zh-CN"/>
-        </w:rPr>
-        <w:t>教材、注释本；不另发全文译文（重点校版本）</w:t>
-      </w:r>
-    </w:p>
-    <w:p>
-      <w:pPr>
-        <w:pStyle w:val="ListBullet"/>
-        <w:spacing w:after="96"/>
-        <w:jc w:val="left"/>
-      </w:pPr>
-      <w:r>
-        <w:rPr>
-          <w:rFonts w:ascii="微软雅黑" w:eastAsia="微软雅黑" w:hAnsi="微软雅黑" w:cs="微软雅黑" w:hint="eastAsia"/>
-          <w:lang w:eastAsia="zh-CN"/>
-        </w:rPr>
-        <w:t>三张学习单（「物象</w:t>
-      </w:r>
-      <w:r>
-        <w:t>—</w:t>
-      </w:r>
-      <w:r>
-        <w:rPr>
-          <w:rFonts w:ascii="微软雅黑" w:eastAsia="微软雅黑" w:hAnsi="微软雅黑" w:cs="微软雅黑" w:hint="eastAsia"/>
-          <w:lang w:eastAsia="zh-CN"/>
-        </w:rPr>
-        <w:t>变化」表／「借</w:t>
-      </w:r>
-      <w:r>
-        <w:t>—</w:t>
-      </w:r>
-      <w:r>
-        <w:rPr>
-          <w:rFonts w:ascii="微软雅黑" w:eastAsia="微软雅黑" w:hAnsi="微软雅黑" w:cs="微软雅黑" w:hint="eastAsia"/>
-          <w:lang w:eastAsia="zh-CN"/>
-        </w:rPr>
-        <w:t>得」表／「正</w:t>
-      </w:r>
-      <w:r>
-        <w:t>—</w:t>
-      </w:r>
-      <w:r>
-        <w:rPr>
-          <w:rFonts w:ascii="微软雅黑" w:eastAsia="微软雅黑" w:hAnsi="微软雅黑" w:cs="微软雅黑" w:hint="eastAsia"/>
-          <w:lang w:eastAsia="zh-CN"/>
-        </w:rPr>
-        <w:t>反」对照表），每课时一张</w:t>
-      </w:r>
-    </w:p>
-    <w:p>
-      <w:pPr>
-        <w:pStyle w:val="ListBullet"/>
-        <w:spacing w:after="96"/>
-        <w:jc w:val="left"/>
-      </w:pPr>
-      <w:r>
-        <w:rPr>
-          <w:rFonts w:ascii="微软雅黑" w:eastAsia="微软雅黑" w:hAnsi="微软雅黑" w:cs="微软雅黑" w:hint="eastAsia"/>
-          <w:lang w:eastAsia="zh-CN"/>
-        </w:rPr>
-        <w:t>板书用原生框架逐层呈现；不使用现成的《劝学》赏析课件</w:t>
-      </w:r>
-    </w:p>
-    <w:p>
-      <w:pPr>
-        <w:pStyle w:val="ListBullet"/>
-        <w:spacing w:after="96"/>
-        <w:jc w:val="left"/>
-      </w:pPr>
-      <w:r>
-        <w:rPr>
-          <w:rFonts w:ascii="微软雅黑" w:eastAsia="微软雅黑" w:hAnsi="微软雅黑" w:cs="微软雅黑" w:hint="eastAsia"/>
-          <w:lang w:eastAsia="zh-CN"/>
-        </w:rPr>
-        <w:t>教师备查：《荀子</w:t>
-      </w:r>
-      <w:r>
-        <w:t>·</w:t>
-      </w:r>
-      <w:r>
-        <w:rPr>
-          <w:rFonts w:ascii="微软雅黑" w:eastAsia="微软雅黑" w:hAnsi="微软雅黑" w:cs="微软雅黑" w:hint="eastAsia"/>
-          <w:lang w:eastAsia="zh-CN"/>
-        </w:rPr>
-        <w:t>性恶》节录一段（台阶二「价值还原」用，给重点校班）</w:t>
-      </w:r>
-      <w:r/>
       <w:r/>
       <w:r/>
     </w:p>
     <w:sectPr>
+      <w:headerReference w:type="default" r:id="rId9"/>
+      <w:footerReference w:type="default" r:id="rId10"/>
       <w:pgSz w:w="11906" w:h="16838"/>
-      <w:pgMar w:top="1440" w:right="1797" w:bottom="1440" w:left="1797" w:header="720" w:footer="720" w:gutter="0"/>
+      <w:pgMar w:top="1417" w:right="1417" w:bottom="1417" w:left="1417" w:header="720" w:footer="720" w:gutter="0"/>
       <w:cols w:space="720"/>
       <w:docGrid w:linePitch="360"/>
-      <w:pgNumType w:start="1"/>
     </w:sectPr>
   </w:body>
 </w:document>
+</file>
+
+<file path=word/footer1.xml><?xml version="1.0" encoding="utf-8"?>
+<w:ftr xmlns:m="http://schemas.openxmlformats.org/officeDocument/2006/math" xmlns:mc="http://schemas.openxmlformats.org/markup-compatibility/2006" xmlns:mo="http://schemas.microsoft.com/office/mac/office/2008/main" xmlns:mv="urn:schemas-microsoft-com:mac:vml" xmlns:o="urn:schemas-microsoft-com:office:office" xmlns:r="http://schemas.openxmlformats.org/officeDocument/2006/relationships" xmlns:v="urn:schemas-microsoft-com:vml" xmlns:w10="urn:schemas-microsoft-com:office:word" xmlns:w14="http://schemas.microsoft.com/office/word/2010/wordml" xmlns:w="http://schemas.openxmlformats.org/wordprocessingml/2006/main" xmlns:wne="http://schemas.microsoft.com/office/word/2006/wordml" xmlns:wp14="http://schemas.microsoft.com/office/word/2010/wordprocessingDrawing" xmlns:wp="http://schemas.openxmlformats.org/drawingml/2006/wordprocessingDrawing" xmlns:wpc="http://schemas.microsoft.com/office/word/2010/wordprocessingCanvas" xmlns:wpg="http://schemas.microsoft.com/office/word/2010/wordprocessingGroup" xmlns:wpi="http://schemas.microsoft.com/office/word/2010/wordprocessingInk" xmlns:wps="http://schemas.microsoft.com/office/word/2010/wordprocessingShape" mc:Ignorable="w14 wp14">
+  <w:p>
+    <w:pPr>
+      <w:pStyle w:val="Footer"/>
+      <w:tabs>
+        <w:tab w:pos="4536" w:val="center"/>
+        <w:tab w:pos="9072" w:val="right"/>
+      </w:tabs>
+    </w:pPr>
+    <w:r>
+      <w:tab/>
+    </w:r>
+    <w:fldSimple w:instr="PAGE">
+      <w:r>
+        <w:t/>
+      </w:r>
+    </w:fldSimple>
+    <w:r>
+      <w:tab/>
+    </w:r>
+  </w:p>
+</w:ftr>
+</file>
+
+<file path=word/header1.xml><?xml version="1.0" encoding="utf-8"?>
+<w:hdr xmlns:m="http://schemas.openxmlformats.org/officeDocument/2006/math" xmlns:mc="http://schemas.openxmlformats.org/markup-compatibility/2006" xmlns:mo="http://schemas.microsoft.com/office/mac/office/2008/main" xmlns:mv="urn:schemas-microsoft-com:mac:vml" xmlns:o="urn:schemas-microsoft-com:office:office" xmlns:r="http://schemas.openxmlformats.org/officeDocument/2006/relationships" xmlns:v="urn:schemas-microsoft-com:vml" xmlns:w10="urn:schemas-microsoft-com:office:word" xmlns:w14="http://schemas.microsoft.com/office/word/2010/wordml" xmlns:w="http://schemas.openxmlformats.org/wordprocessingml/2006/main" xmlns:wne="http://schemas.microsoft.com/office/word/2006/wordml" xmlns:wp14="http://schemas.microsoft.com/office/word/2010/wordprocessingDrawing" xmlns:wp="http://schemas.openxmlformats.org/drawingml/2006/wordprocessingDrawing" xmlns:wpc="http://schemas.microsoft.com/office/word/2010/wordprocessingCanvas" xmlns:wpg="http://schemas.microsoft.com/office/word/2010/wordprocessingGroup" xmlns:wpi="http://schemas.microsoft.com/office/word/2010/wordprocessingInk" xmlns:wps="http://schemas.microsoft.com/office/word/2010/wordprocessingShape" mc:Ignorable="w14 wp14">
+  <w:p>
+    <w:pPr>
+      <w:pStyle w:val="Header"/>
+      <w:tabs>
+        <w:tab w:pos="4536" w:val="center"/>
+        <w:tab w:pos="9072" w:val="right"/>
+      </w:tabs>
+    </w:pPr>
+    <w:r>
+      <w:tab/>
+    </w:r>
+    <w:r>
+      <w:t>《劝学》· 单篇精读 · 3 课时 · 重点校 · 思辨型</w:t>
+    </w:r>
+    <w:r>
+      <w:tab/>
+    </w:r>
+  </w:p>
+</w:hdr>
 </file>
 
 <file path=word/numbering.xml><?xml version="1.0" encoding="utf-8"?>
@@ -5365,13 +6517,12 @@
     <w:qFormat/>
     <w:rsid w:val="00FC693F"/>
     <w:pPr>
-      <w:spacing w:line="347" w:lineRule="auto"/>
-      <w:jc w:val="left"/>
+      <w:spacing w:line="306" w:lineRule="auto"/>
     </w:pPr>
     <w:rPr>
-      <w:rFonts w:ascii="PingFang SC" w:hAnsi="PingFang SC" w:eastAsia="PingFang SC"/>
-      <w:color w:val="111827"/>
-      <w:sz w:val="22"/>
+      <w:rFonts w:ascii="宋体" w:hAnsi="宋体" w:eastAsia="宋体"/>
+      <w:color w:val="1C1A17"/>
+      <w:sz w:val="24"/>
     </w:rPr>
   </w:style>
   <w:style w:type="paragraph" w:styleId="Header">
@@ -5429,16 +6580,16 @@
     <w:pPr>
       <w:keepNext/>
       <w:keepLines/>
-      <w:spacing w:before="480" w:after="0" w:line="286" w:lineRule="auto"/>
+      <w:spacing w:before="480" w:after="0"/>
       <w:jc w:val="center"/>
       <w:outlineLvl w:val="0"/>
     </w:pPr>
     <w:rPr>
-      <w:rFonts w:ascii="PingFang SC" w:hAnsi="PingFang SC" w:eastAsia="PingFang SC"/>
+      <w:rFonts w:ascii="黑体" w:hAnsi="黑体" w:eastAsia="黑体"/>
       <w:b/>
       <w:bCs/>
-      <w:color w:val="111827"/>
-      <w:sz w:val="48"/>
+      <w:color w:val="365F91" w:themeColor="accent1" w:themeShade="BF"/>
+      <w:sz w:val="44"/>
       <w:szCs w:val="28"/>
     </w:rPr>
   </w:style>
@@ -5454,16 +6605,15 @@
     <w:pPr>
       <w:keepNext/>
       <w:keepLines/>
-      <w:spacing w:before="200" w:after="0" w:line="265" w:lineRule="auto"/>
-      <w:jc w:val="left"/>
+      <w:spacing w:before="200" w:after="0"/>
       <w:outlineLvl w:val="1"/>
     </w:pPr>
     <w:rPr>
-      <w:rFonts w:ascii="PingFang SC" w:hAnsi="PingFang SC" w:eastAsia="PingFang SC"/>
+      <w:rFonts w:ascii="黑体" w:hAnsi="黑体" w:eastAsia="黑体"/>
       <w:b/>
       <w:bCs/>
-      <w:color w:val="111827"/>
-      <w:sz w:val="36"/>
+      <w:color w:val="4F81BD" w:themeColor="accent1"/>
+      <w:sz w:val="28"/>
       <w:szCs w:val="26"/>
     </w:rPr>
   </w:style>
@@ -5479,16 +6629,15 @@
     <w:pPr>
       <w:keepNext/>
       <w:keepLines/>
-      <w:spacing w:before="200" w:after="0" w:line="265" w:lineRule="auto"/>
-      <w:jc w:val="left"/>
+      <w:spacing w:before="200" w:after="0"/>
       <w:outlineLvl w:val="2"/>
     </w:pPr>
     <w:rPr>
-      <w:rFonts w:ascii="PingFang SC" w:hAnsi="PingFang SC" w:eastAsia="PingFang SC"/>
+      <w:rFonts w:ascii="黑体" w:hAnsi="黑体" w:eastAsia="黑体"/>
       <w:b/>
       <w:bCs/>
-      <w:color w:val="111827"/>
-      <w:sz w:val="30"/>
+      <w:color w:val="4F81BD" w:themeColor="accent1"/>
+      <w:sz w:val="24"/>
     </w:rPr>
   </w:style>
   <w:style w:type="paragraph" w:styleId="Heading4">
@@ -5505,17 +6654,15 @@
       <w:keepNext/>
       <w:keepLines/>
       <w:spacing w:before="200" w:after="0"/>
-      <w:jc w:val="left"/>
       <w:outlineLvl w:val="3"/>
     </w:pPr>
     <w:rPr>
-      <w:rFonts w:ascii="PingFang SC" w:hAnsi="PingFang SC" w:eastAsia="PingFang SC"/>
+      <w:rFonts w:asciiTheme="majorHAnsi" w:eastAsiaTheme="majorEastAsia" w:hAnsiTheme="majorHAnsi" w:cstheme="majorBidi"/>
       <w:b/>
       <w:bCs/>
       <w:i/>
       <w:iCs/>
-      <w:color w:val="111827"/>
-      <w:sz w:val="26"/>
+      <w:color w:val="4F81BD" w:themeColor="accent1"/>
     </w:rPr>
   </w:style>
   <w:style w:type="paragraph" w:styleId="Heading5">

--- a/examples/劝学/劝学_教案.docx
+++ b/examples/劝学/劝学_教案.docx
@@ -1097,7 +1097,7 @@
                 <w:color w:val="4B463F"/>
                 <w:sz w:val="21"/>
               </w:rPr>
-              <w:t>5 min</w:t>
+              <w:t>5 分钟</w:t>
             </w:r>
           </w:p>
         </w:tc>
@@ -1244,7 +1244,7 @@
                 <w:color w:val="4B463F"/>
                 <w:sz w:val="21"/>
               </w:rPr>
-              <w:t>15 min</w:t>
+              <w:t>15 分钟</w:t>
             </w:r>
           </w:p>
         </w:tc>
@@ -1403,7 +1403,7 @@
                 <w:color w:val="4B463F"/>
                 <w:sz w:val="21"/>
               </w:rPr>
-              <w:t>25 min</w:t>
+              <w:t>25 分钟</w:t>
             </w:r>
           </w:p>
         </w:tc>
@@ -1762,7 +1762,7 @@
                 <w:color w:val="4B463F"/>
                 <w:sz w:val="21"/>
               </w:rPr>
-              <w:t>20 min</w:t>
+              <w:t>20 分钟</w:t>
             </w:r>
           </w:p>
         </w:tc>
@@ -1933,7 +1933,7 @@
                 <w:color w:val="4B463F"/>
                 <w:sz w:val="21"/>
               </w:rPr>
-              <w:t>20 min</w:t>
+              <w:t>20 分钟</w:t>
             </w:r>
           </w:p>
         </w:tc>
@@ -2080,7 +2080,7 @@
                 <w:color w:val="4B463F"/>
                 <w:sz w:val="21"/>
               </w:rPr>
-              <w:t>5 min</w:t>
+              <w:t>5 分钟</w:t>
             </w:r>
           </w:p>
         </w:tc>
@@ -2415,7 +2415,7 @@
                 <w:color w:val="4B463F"/>
                 <w:sz w:val="21"/>
               </w:rPr>
-              <w:t>20 min</w:t>
+              <w:t>20 分钟</w:t>
             </w:r>
           </w:p>
         </w:tc>
@@ -2622,7 +2622,7 @@
                 <w:color w:val="4B463F"/>
                 <w:sz w:val="21"/>
               </w:rPr>
-              <w:t>15 min</w:t>
+              <w:t>15 分钟</w:t>
             </w:r>
           </w:p>
         </w:tc>
@@ -2805,7 +2805,7 @@
                 <w:color w:val="4B463F"/>
                 <w:sz w:val="21"/>
               </w:rPr>
-              <w:t>10 min</w:t>
+              <w:t>10 分钟</w:t>
             </w:r>
           </w:p>
         </w:tc>
